--- a/DOC/N15_3_ApplicationDevelopment_SRS.docx
+++ b/DOC/N15_3_ApplicationDevelopment_SRS.docx
@@ -268,7 +268,7 @@
                   <w:sz w:val="72"/>
                   <w:szCs w:val="72"/>
                 </w:rPr>
-                <w:t>Tên đồ án</w:t>
+                <w:t>Hệ thống quản lý của hàng thú cưng</w:t>
               </w:r>
               <w:r>
                 <w:rPr>
@@ -279,7 +279,40 @@
                   <w:sz w:val="72"/>
                   <w:szCs w:val="72"/>
                 </w:rPr>
-                <w:t xml:space="preserve"> - nhómXX</w:t>
+                <w:t xml:space="preserve"> </w:t>
+              </w:r>
+              <w:r>
+                <w:rPr>
+                  <w:rFonts w:ascii="Times New Roman" w:eastAsiaTheme="majorEastAsia" w:hAnsi="Times New Roman" w:cs="Times New Roman"/>
+                  <w:b/>
+                  <w:caps/>
+                  <w:color w:val="000000" w:themeColor="text1"/>
+                  <w:sz w:val="72"/>
+                  <w:szCs w:val="72"/>
+                </w:rPr>
+                <w:t>–</w:t>
+              </w:r>
+              <w:r>
+                <w:rPr>
+                  <w:rFonts w:ascii="Times New Roman" w:eastAsiaTheme="majorEastAsia" w:hAnsi="Times New Roman" w:cs="Times New Roman"/>
+                  <w:b/>
+                  <w:caps/>
+                  <w:color w:val="000000" w:themeColor="text1"/>
+                  <w:sz w:val="72"/>
+                  <w:szCs w:val="72"/>
+                </w:rPr>
+                <w:t xml:space="preserve"> nhóm</w:t>
+              </w:r>
+              <w:r>
+                <w:rPr>
+                  <w:rFonts w:ascii="Times New Roman" w:eastAsiaTheme="majorEastAsia" w:hAnsi="Times New Roman" w:cs="Times New Roman"/>
+                  <w:b/>
+                  <w:caps/>
+                  <w:color w:val="000000" w:themeColor="text1"/>
+                  <w:sz w:val="72"/>
+                  <w:szCs w:val="72"/>
+                </w:rPr>
+                <w:t>15</w:t>
               </w:r>
             </w:p>
           </w:sdtContent>
@@ -578,7 +611,7 @@
                           <w:sdtContent>
                             <w:p>
                               <w:pPr>
-                                <w:pStyle w:val="KhngDncch"/>
+                                <w:pStyle w:val="NoSpacing"/>
                                 <w:spacing w:after="40"/>
                                 <w:jc w:val="center"/>
                                 <w:rPr>
@@ -614,7 +647,7 @@
                         </w:sdt>
                         <w:p>
                           <w:pPr>
-                            <w:pStyle w:val="KhngDncch"/>
+                            <w:pStyle w:val="NoSpacing"/>
                             <w:jc w:val="center"/>
                             <w:rPr>
                               <w:rFonts w:ascii="Times New Roman" w:hAnsi="Times New Roman" w:cs="Times New Roman"/>
@@ -651,7 +684,7 @@
                         </w:p>
                         <w:p>
                           <w:pPr>
-                            <w:pStyle w:val="KhngDncch"/>
+                            <w:pStyle w:val="NoSpacing"/>
                             <w:jc w:val="center"/>
                             <w:rPr>
                               <w:rFonts w:ascii="Times New Roman" w:hAnsi="Times New Roman" w:cs="Times New Roman"/>
@@ -4489,27 +4522,57 @@
       </w:pPr>
       <w:r>
         <w:rPr>
-          <w:rFonts w:ascii="Times New Roman" w:hAnsi="Times New Roman" w:cs="Times New Roman"/>
-          <w:i/>
-          <w:color w:val="0000FF"/>
-          <w:sz w:val="26"/>
-          <w:szCs w:val="26"/>
-        </w:rPr>
-        <w:t>&lt;Mô hình Use case ở mức tổng quát&gt;.</w:t>
+          <w:noProof/>
+        </w:rPr>
+        <w:drawing>
+          <wp:inline distT="0" distB="0" distL="0" distR="0" wp14:anchorId="2983A1B9" wp14:editId="4D3354D1">
+            <wp:extent cx="6511925" cy="4776470"/>
+            <wp:effectExtent l="0" t="0" r="3175" b="5080"/>
+            <wp:docPr id="1507883606" name="Picture 7"/>
+            <wp:cNvGraphicFramePr>
+              <a:graphicFrameLocks xmlns:a="http://schemas.openxmlformats.org/drawingml/2006/main" noChangeAspect="1"/>
+            </wp:cNvGraphicFramePr>
+            <a:graphic xmlns:a="http://schemas.openxmlformats.org/drawingml/2006/main">
+              <a:graphicData uri="http://schemas.openxmlformats.org/drawingml/2006/picture">
+                <pic:pic xmlns:pic="http://schemas.openxmlformats.org/drawingml/2006/picture">
+                  <pic:nvPicPr>
+                    <pic:cNvPr id="0" name="Picture 1"/>
+                    <pic:cNvPicPr>
+                      <a:picLocks noChangeAspect="1" noChangeArrowheads="1"/>
+                    </pic:cNvPicPr>
+                  </pic:nvPicPr>
+                  <pic:blipFill>
+                    <a:blip r:embed="rId10">
+                      <a:extLst>
+                        <a:ext uri="{28A0092B-C50C-407E-A947-70E740481C1C}">
+                          <a14:useLocalDpi xmlns:a14="http://schemas.microsoft.com/office/drawing/2010/main" val="0"/>
+                        </a:ext>
+                      </a:extLst>
+                    </a:blip>
+                    <a:srcRect/>
+                    <a:stretch>
+                      <a:fillRect/>
+                    </a:stretch>
+                  </pic:blipFill>
+                  <pic:spPr bwMode="auto">
+                    <a:xfrm>
+                      <a:off x="0" y="0"/>
+                      <a:ext cx="6511925" cy="4776470"/>
+                    </a:xfrm>
+                    <a:prstGeom prst="rect">
+                      <a:avLst/>
+                    </a:prstGeom>
+                    <a:noFill/>
+                    <a:ln>
+                      <a:noFill/>
+                    </a:ln>
+                  </pic:spPr>
+                </pic:pic>
+              </a:graphicData>
+            </a:graphic>
+          </wp:inline>
+        </w:drawing>
       </w:r>
-    </w:p>
-    <w:p>
-      <w:pPr>
-        <w:spacing w:after="120" w:line="240" w:lineRule="auto"/>
-        <w:ind w:left="600"/>
-        <w:rPr>
-          <w:rFonts w:ascii="Times New Roman" w:hAnsi="Times New Roman" w:cs="Times New Roman"/>
-          <w:i/>
-          <w:color w:val="0000FF"/>
-          <w:sz w:val="26"/>
-          <w:szCs w:val="26"/>
-        </w:rPr>
-      </w:pPr>
     </w:p>
     <w:p>
       <w:pPr>
@@ -4664,6 +4727,14 @@
                 <w:szCs w:val="26"/>
               </w:rPr>
             </w:pPr>
+            <w:r>
+              <w:rPr>
+                <w:rFonts w:ascii="Times New Roman" w:hAnsi="Times New Roman" w:cs="Times New Roman"/>
+                <w:sz w:val="26"/>
+                <w:szCs w:val="26"/>
+              </w:rPr>
+              <w:t>Nhân viên quản lý</w:t>
+            </w:r>
           </w:p>
         </w:tc>
         <w:tc>
@@ -4679,6 +4750,14 @@
                 <w:szCs w:val="26"/>
               </w:rPr>
             </w:pPr>
+            <w:r>
+              <w:rPr>
+                <w:rFonts w:ascii="Times New Roman" w:hAnsi="Times New Roman" w:cs="Times New Roman"/>
+                <w:sz w:val="26"/>
+                <w:szCs w:val="26"/>
+              </w:rPr>
+              <w:t>Là bộ phận có chức vụ cao nhất, chịu trách nhiệm quản lý tổng thể cửa hàng, quản lý nhân viên, phân ca, phân quyền và theo dõi các báo cáo thống kê doanh thu, hiệu suất.</w:t>
+            </w:r>
           </w:p>
         </w:tc>
         <w:tc>
@@ -4694,6 +4773,14 @@
                 <w:szCs w:val="26"/>
               </w:rPr>
             </w:pPr>
+            <w:r>
+              <w:rPr>
+                <w:rFonts w:ascii="Times New Roman" w:hAnsi="Times New Roman" w:cs="Times New Roman"/>
+                <w:sz w:val="26"/>
+                <w:szCs w:val="26"/>
+              </w:rPr>
+              <w:t>Có quyền hạn cao nhất trong hệ thống và được kế thừa toàn bộ quyền hạn của Thu ngân, Thợ Spa và Nhân viên kho.</w:t>
+            </w:r>
           </w:p>
         </w:tc>
       </w:tr>
@@ -4714,6 +4801,14 @@
                 <w:szCs w:val="26"/>
               </w:rPr>
             </w:pPr>
+            <w:r>
+              <w:rPr>
+                <w:rFonts w:ascii="Times New Roman" w:hAnsi="Times New Roman" w:cs="Times New Roman"/>
+                <w:sz w:val="26"/>
+                <w:szCs w:val="26"/>
+              </w:rPr>
+              <w:t>Nhân viên thu ngân</w:t>
+            </w:r>
           </w:p>
         </w:tc>
         <w:tc>
@@ -4729,6 +4824,22 @@
                 <w:szCs w:val="26"/>
               </w:rPr>
             </w:pPr>
+            <w:r>
+              <w:rPr>
+                <w:rFonts w:ascii="Times New Roman" w:hAnsi="Times New Roman" w:cs="Times New Roman"/>
+                <w:sz w:val="26"/>
+                <w:szCs w:val="26"/>
+              </w:rPr>
+              <w:t>Phụ trách tiếp đón khách hàng, tư vấn dịch vụ, tạo lịch hẹn Spa, lập hóa đơn</w:t>
+            </w:r>
+            <w:r>
+              <w:rPr>
+                <w:rFonts w:ascii="Times New Roman" w:hAnsi="Times New Roman" w:cs="Times New Roman"/>
+                <w:sz w:val="26"/>
+                <w:szCs w:val="26"/>
+              </w:rPr>
+              <w:t>.</w:t>
+            </w:r>
           </w:p>
         </w:tc>
         <w:tc>
@@ -4744,6 +4855,22 @@
                 <w:szCs w:val="26"/>
               </w:rPr>
             </w:pPr>
+            <w:r>
+              <w:rPr>
+                <w:rFonts w:ascii="Times New Roman" w:hAnsi="Times New Roman" w:cs="Times New Roman"/>
+                <w:sz w:val="26"/>
+                <w:szCs w:val="26"/>
+              </w:rPr>
+              <w:t>Tương tác trực tiếp với khách hàng, quản lý phát hành thẻ VIP và tích điểm CRM</w:t>
+            </w:r>
+            <w:r>
+              <w:rPr>
+                <w:rFonts w:ascii="Times New Roman" w:hAnsi="Times New Roman" w:cs="Times New Roman"/>
+                <w:sz w:val="26"/>
+                <w:szCs w:val="26"/>
+              </w:rPr>
+              <w:t>.</w:t>
+            </w:r>
           </w:p>
         </w:tc>
       </w:tr>
@@ -4764,6 +4891,14 @@
                 <w:szCs w:val="26"/>
               </w:rPr>
             </w:pPr>
+            <w:r>
+              <w:rPr>
+                <w:rFonts w:ascii="Times New Roman" w:hAnsi="Times New Roman" w:cs="Times New Roman"/>
+                <w:sz w:val="26"/>
+                <w:szCs w:val="26"/>
+              </w:rPr>
+              <w:t>Thợ Spa</w:t>
+            </w:r>
           </w:p>
         </w:tc>
         <w:tc>
@@ -4779,6 +4914,23 @@
                 <w:szCs w:val="26"/>
               </w:rPr>
             </w:pPr>
+            <w:r>
+              <w:rPr>
+                <w:rFonts w:ascii="Times New Roman" w:hAnsi="Times New Roman" w:cs="Times New Roman"/>
+                <w:sz w:val="26"/>
+                <w:szCs w:val="26"/>
+              </w:rPr>
+              <w:t xml:space="preserve">Người trực tiếp thực hiện các dịch vụ chăm sóc thú cưng (tắm, sấy, cắt tỉa, vệ sinh). Có trách </w:t>
+            </w:r>
+            <w:r>
+              <w:rPr>
+                <w:rFonts w:ascii="Times New Roman" w:hAnsi="Times New Roman" w:cs="Times New Roman"/>
+                <w:sz w:val="26"/>
+                <w:szCs w:val="26"/>
+              </w:rPr>
+              <w:lastRenderedPageBreak/>
+              <w:t>nhiệm xem hồ sơ thú cưng trước khi làm dịch vụ và cập nhật trạng thái các phiếu dịch vụ.</w:t>
+            </w:r>
           </w:p>
         </w:tc>
         <w:tc>
@@ -4794,6 +4946,114 @@
                 <w:szCs w:val="26"/>
               </w:rPr>
             </w:pPr>
+            <w:r>
+              <w:rPr>
+                <w:rFonts w:ascii="Times New Roman" w:hAnsi="Times New Roman" w:cs="Times New Roman"/>
+                <w:sz w:val="26"/>
+                <w:szCs w:val="26"/>
+              </w:rPr>
+              <w:lastRenderedPageBreak/>
+              <w:t xml:space="preserve">Cần đặc biệt chú ý đến phần ghi chú cảnh báo an toàn (tính dữ/hiền, </w:t>
+            </w:r>
+            <w:r>
+              <w:rPr>
+                <w:rFonts w:ascii="Times New Roman" w:hAnsi="Times New Roman" w:cs="Times New Roman"/>
+                <w:sz w:val="26"/>
+                <w:szCs w:val="26"/>
+              </w:rPr>
+              <w:lastRenderedPageBreak/>
+              <w:t>tiền sử dị ứng) của thú cưng.</w:t>
+            </w:r>
+          </w:p>
+        </w:tc>
+      </w:tr>
+      <w:tr>
+        <w:trPr>
+          <w:jc w:val="center"/>
+        </w:trPr>
+        <w:tc>
+          <w:tcPr>
+            <w:tcW w:w="1050" w:type="pct"/>
+          </w:tcPr>
+          <w:p>
+            <w:pPr>
+              <w:spacing w:after="120"/>
+              <w:rPr>
+                <w:rFonts w:ascii="Times New Roman" w:hAnsi="Times New Roman" w:cs="Times New Roman"/>
+                <w:sz w:val="26"/>
+                <w:szCs w:val="26"/>
+              </w:rPr>
+            </w:pPr>
+            <w:r>
+              <w:rPr>
+                <w:rFonts w:ascii="Times New Roman" w:hAnsi="Times New Roman" w:cs="Times New Roman"/>
+                <w:sz w:val="26"/>
+                <w:szCs w:val="26"/>
+              </w:rPr>
+              <w:t>Nhân viên kho</w:t>
+            </w:r>
+          </w:p>
+        </w:tc>
+        <w:tc>
+          <w:tcPr>
+            <w:tcW w:w="2554" w:type="pct"/>
+          </w:tcPr>
+          <w:p>
+            <w:pPr>
+              <w:spacing w:after="120"/>
+              <w:rPr>
+                <w:rFonts w:ascii="Times New Roman" w:hAnsi="Times New Roman" w:cs="Times New Roman"/>
+                <w:sz w:val="26"/>
+                <w:szCs w:val="26"/>
+              </w:rPr>
+            </w:pPr>
+            <w:r>
+              <w:rPr>
+                <w:rFonts w:ascii="Times New Roman" w:hAnsi="Times New Roman" w:cs="Times New Roman"/>
+                <w:sz w:val="26"/>
+                <w:szCs w:val="26"/>
+              </w:rPr>
+              <w:t>Chịu trách nhiệm quản lý hàng hóa, lập phiếu nhập kho, kiểm kê định kỳ và theo dõi hạn sử dụng của</w:t>
+            </w:r>
+            <w:r>
+              <w:rPr>
+                <w:rFonts w:ascii="Times New Roman" w:hAnsi="Times New Roman" w:cs="Times New Roman"/>
+                <w:sz w:val="26"/>
+                <w:szCs w:val="26"/>
+              </w:rPr>
+              <w:t xml:space="preserve"> các</w:t>
+            </w:r>
+            <w:r>
+              <w:rPr>
+                <w:rFonts w:ascii="Times New Roman" w:hAnsi="Times New Roman" w:cs="Times New Roman"/>
+                <w:sz w:val="26"/>
+                <w:szCs w:val="26"/>
+              </w:rPr>
+              <w:t xml:space="preserve"> nhóm danh mục sản phẩm.</w:t>
+            </w:r>
+          </w:p>
+        </w:tc>
+        <w:tc>
+          <w:tcPr>
+            <w:tcW w:w="1396" w:type="pct"/>
+          </w:tcPr>
+          <w:p>
+            <w:pPr>
+              <w:spacing w:after="120"/>
+              <w:rPr>
+                <w:rFonts w:ascii="Times New Roman" w:hAnsi="Times New Roman" w:cs="Times New Roman"/>
+                <w:sz w:val="26"/>
+                <w:szCs w:val="26"/>
+              </w:rPr>
+            </w:pPr>
+            <w:r>
+              <w:rPr>
+                <w:rFonts w:ascii="Times New Roman" w:hAnsi="Times New Roman" w:cs="Times New Roman"/>
+                <w:sz w:val="26"/>
+                <w:szCs w:val="26"/>
+              </w:rPr>
+              <w:t>Phải xử lý kịp thời các cảnh báo tồn kho dưới mức tối thiểu hoặc sản phẩm cận hạn/hết hạn sử dụng</w:t>
+            </w:r>
           </w:p>
         </w:tc>
       </w:tr>
@@ -5091,7 +5351,7 @@
                 <w:sz w:val="26"/>
                 <w:szCs w:val="26"/>
               </w:rPr>
-              <w:t>Người dùng (nhân viên/quản lý) sử dụng tài khoản nội bộ và mật khẩu để truy cập vào hệ thống.</w:t>
+              <w:t>Người dùng đăng nhập bằng tài khoản nội bộ được cấp để vào hệ thống</w:t>
             </w:r>
           </w:p>
         </w:tc>
@@ -5118,7 +5378,7 @@
                 <w:sz w:val="26"/>
                 <w:szCs w:val="26"/>
               </w:rPr>
-              <w:t>1.0 Quản lý Hệ thống &amp; Phân quyền</w:t>
+              <w:t>1.1 Đăng nhập hệ thống</w:t>
             </w:r>
           </w:p>
         </w:tc>
@@ -5165,7 +5425,17 @@
                 <w:sz w:val="26"/>
                 <w:szCs w:val="26"/>
               </w:rPr>
-              <w:t>UC002</w:t>
+              <w:t>UC00</w:t>
+            </w:r>
+            <w:r>
+              <w:rPr>
+                <w:rFonts w:ascii="Times New Roman" w:hAnsi="Times New Roman" w:cs="Times New Roman"/>
+                <w:i/>
+                <w:color w:val="0000FF"/>
+                <w:sz w:val="26"/>
+                <w:szCs w:val="26"/>
+              </w:rPr>
+              <w:t>2</w:t>
             </w:r>
           </w:p>
         </w:tc>
@@ -5224,7 +5494,7 @@
                 <w:sz w:val="26"/>
                 <w:szCs w:val="26"/>
               </w:rPr>
-              <w:t>Quản lý (Chủ cửa hàng) thực hiện thêm mới, cập nhật thông tin, khóa/mở khóa tài khoản nhân viên và phân ca làm việc.</w:t>
+              <w:t>Thêm mới, cập nhật thông tin, khóa hoặc mở khóa tài khoản nhân viên.</w:t>
             </w:r>
           </w:p>
         </w:tc>
@@ -5251,7 +5521,7 @@
                 <w:sz w:val="26"/>
                 <w:szCs w:val="26"/>
               </w:rPr>
-              <w:t>1.0 Quản lý Hệ thống &amp; Phân quyền</w:t>
+              <w:t>1.2 Quản lý tài khoản nội bộ</w:t>
             </w:r>
           </w:p>
         </w:tc>
@@ -5298,7 +5568,17 @@
                 <w:sz w:val="26"/>
                 <w:szCs w:val="26"/>
               </w:rPr>
-              <w:t>UC003</w:t>
+              <w:t>UC00</w:t>
+            </w:r>
+            <w:r>
+              <w:rPr>
+                <w:rFonts w:ascii="Times New Roman" w:hAnsi="Times New Roman" w:cs="Times New Roman"/>
+                <w:i/>
+                <w:color w:val="0000FF"/>
+                <w:sz w:val="26"/>
+                <w:szCs w:val="26"/>
+              </w:rPr>
+              <w:t>3</w:t>
             </w:r>
           </w:p>
         </w:tc>
@@ -5325,7 +5605,17 @@
                 <w:sz w:val="26"/>
                 <w:szCs w:val="26"/>
               </w:rPr>
-              <w:t>Phân quyền hệ thống</w:t>
+              <w:t>Quản lý p</w:t>
+            </w:r>
+            <w:r>
+              <w:rPr>
+                <w:rFonts w:ascii="Times New Roman" w:hAnsi="Times New Roman" w:cs="Times New Roman"/>
+                <w:i/>
+                <w:color w:val="0000FF"/>
+                <w:sz w:val="26"/>
+                <w:szCs w:val="26"/>
+              </w:rPr>
+              <w:t>hân ca</w:t>
             </w:r>
           </w:p>
         </w:tc>
@@ -5357,7 +5647,19 @@
                 <w:sz w:val="26"/>
                 <w:szCs w:val="26"/>
               </w:rPr>
-              <w:t>Cấu hình giới hạn quyền truy cập theo từng nhóm vai trò (Chủ cửa hàng, Quản lý, Thu ngân, Thợ Spa).</w:t>
+              <w:t>Thiết lập ca làm việc</w:t>
+            </w:r>
+            <w:r>
+              <w:rPr>
+                <w:rFonts w:ascii="Times New Roman" w:hAnsi="Times New Roman"/>
+                <w:b w:val="0"/>
+                <w:bCs w:val="0"/>
+                <w:i/>
+                <w:color w:val="0000FF"/>
+                <w:sz w:val="26"/>
+                <w:szCs w:val="26"/>
+              </w:rPr>
+              <w:t>,chỉnh xửa thời gian ca và xoá cả làm việc của nhân viên</w:t>
             </w:r>
           </w:p>
         </w:tc>
@@ -5384,7 +5686,7 @@
                 <w:sz w:val="26"/>
                 <w:szCs w:val="26"/>
               </w:rPr>
-              <w:t>1.0 Quản lý Hệ thống &amp; Phân quyền</w:t>
+              <w:t>1.2.4 Phân ca làm việc và chấm công</w:t>
             </w:r>
           </w:p>
         </w:tc>
@@ -5401,14 +5703,6 @@
                 <w:szCs w:val="26"/>
               </w:rPr>
             </w:pPr>
-            <w:r>
-              <w:rPr>
-                <w:rFonts w:ascii="Times New Roman" w:hAnsi="Times New Roman" w:cs="Times New Roman"/>
-                <w:sz w:val="26"/>
-                <w:szCs w:val="26"/>
-              </w:rPr>
-              <w:t>Nhân viên thường không được xem báo cáo tài chính</w:t>
-            </w:r>
           </w:p>
         </w:tc>
       </w:tr>
@@ -5439,7 +5733,17 @@
                 <w:sz w:val="26"/>
                 <w:szCs w:val="26"/>
               </w:rPr>
-              <w:t>UC004</w:t>
+              <w:t>UC00</w:t>
+            </w:r>
+            <w:r>
+              <w:rPr>
+                <w:rFonts w:ascii="Times New Roman" w:hAnsi="Times New Roman" w:cs="Times New Roman"/>
+                <w:i/>
+                <w:color w:val="0000FF"/>
+                <w:sz w:val="26"/>
+                <w:szCs w:val="26"/>
+              </w:rPr>
+              <w:t>4</w:t>
             </w:r>
           </w:p>
         </w:tc>
@@ -5466,7 +5770,7 @@
                 <w:sz w:val="26"/>
                 <w:szCs w:val="26"/>
               </w:rPr>
-              <w:t>Quản lý danh mục &amp; sản phẩm</w:t>
+              <w:t>Phân quyền hệ thống</w:t>
             </w:r>
           </w:p>
         </w:tc>
@@ -5498,7 +5802,7 @@
                 <w:sz w:val="26"/>
                 <w:szCs w:val="26"/>
               </w:rPr>
-              <w:t>Thêm, sửa, xóa thông tin sản phẩm, phân loại theo 5 nhóm danh mục chuyên biệt và tạo/in mã vạch (Barcode/QR Code).</w:t>
+              <w:t>Cấu hình quyền truy cập theo vai trò (Quản lý, Thu ngân, Thợ Spa, NV Kho).</w:t>
             </w:r>
           </w:p>
         </w:tc>
@@ -5525,7 +5829,7 @@
                 <w:sz w:val="26"/>
                 <w:szCs w:val="26"/>
               </w:rPr>
-              <w:t>2.0 Quản lý Kho &amp; Hàng hóa</w:t>
+              <w:t>1.3 Phân quyền hệ thống</w:t>
             </w:r>
           </w:p>
         </w:tc>
@@ -5572,7 +5876,17 @@
                 <w:sz w:val="26"/>
                 <w:szCs w:val="26"/>
               </w:rPr>
-              <w:t>UC005</w:t>
+              <w:t>UC00</w:t>
+            </w:r>
+            <w:r>
+              <w:rPr>
+                <w:rFonts w:ascii="Times New Roman" w:hAnsi="Times New Roman" w:cs="Times New Roman"/>
+                <w:i/>
+                <w:color w:val="0000FF"/>
+                <w:sz w:val="26"/>
+                <w:szCs w:val="26"/>
+              </w:rPr>
+              <w:t>5</w:t>
             </w:r>
           </w:p>
         </w:tc>
@@ -5599,7 +5913,7 @@
                 <w:sz w:val="26"/>
                 <w:szCs w:val="26"/>
               </w:rPr>
-              <w:t>Quản lý nhập kho &amp; nhà cung cấp</w:t>
+              <w:t>Quản lý danh mục &amp; sản phẩm</w:t>
             </w:r>
           </w:p>
         </w:tc>
@@ -5631,7 +5945,7 @@
                 <w:sz w:val="26"/>
                 <w:szCs w:val="26"/>
               </w:rPr>
-              <w:t>Tạo phiếu nhập kho, ghi nhận số lượng, giá nhập, lưu nhà cung cấp, bắt buộc nhập hạn sử dụng (HSD) và tải lên chứng từ.</w:t>
+              <w:t>Thêm, sửa, xóa thông tin sản phẩm theo 5 nhóm danh mục (Thức ăn, Phụ kiện,...)</w:t>
             </w:r>
           </w:p>
         </w:tc>
@@ -5658,7 +5972,7 @@
                 <w:sz w:val="26"/>
                 <w:szCs w:val="26"/>
               </w:rPr>
-              <w:t>2.0 Quản lý Kho &amp; Hàng hóa</w:t>
+              <w:t>2.1 Quản lý danh mục &amp; Mã hàng hóa</w:t>
             </w:r>
           </w:p>
         </w:tc>
@@ -5705,8 +6019,17 @@
                 <w:sz w:val="26"/>
                 <w:szCs w:val="26"/>
               </w:rPr>
-              <w:lastRenderedPageBreak/>
-              <w:t>UC006</w:t>
+              <w:t>UC00</w:t>
+            </w:r>
+            <w:r>
+              <w:rPr>
+                <w:rFonts w:ascii="Times New Roman" w:hAnsi="Times New Roman" w:cs="Times New Roman"/>
+                <w:i/>
+                <w:color w:val="0000FF"/>
+                <w:sz w:val="26"/>
+                <w:szCs w:val="26"/>
+              </w:rPr>
+              <w:t>6</w:t>
             </w:r>
           </w:p>
         </w:tc>
@@ -5733,7 +6056,7 @@
                 <w:sz w:val="26"/>
                 <w:szCs w:val="26"/>
               </w:rPr>
-              <w:t>Quản lý cảnh báo kho</w:t>
+              <w:t>Lập phiếu nhập kho</w:t>
             </w:r>
           </w:p>
         </w:tc>
@@ -5765,7 +6088,7 @@
                 <w:sz w:val="26"/>
                 <w:szCs w:val="26"/>
               </w:rPr>
-              <w:t>Hệ thống tự động phát cảnh báo khi số lượng hàng hóa tồn kho giảm xuống dưới mức tối thiểu (&lt; 5 sản phẩm) hoặc cận/hết hạn sử dụng.</w:t>
+              <w:t>Ghi nhận số lượng, giá nhập, chứng từ, mã lô và Hạn sử dụng (HSD)</w:t>
             </w:r>
           </w:p>
         </w:tc>
@@ -5792,7 +6115,7 @@
                 <w:sz w:val="26"/>
                 <w:szCs w:val="26"/>
               </w:rPr>
-              <w:t>2.0 Quản lý Kho &amp; Hàng hóa</w:t>
+              <w:t>2.2 Quản lý nhập kho</w:t>
             </w:r>
           </w:p>
         </w:tc>
@@ -5839,7 +6162,17 @@
                 <w:sz w:val="26"/>
                 <w:szCs w:val="26"/>
               </w:rPr>
-              <w:t>UC007</w:t>
+              <w:t>UC00</w:t>
+            </w:r>
+            <w:r>
+              <w:rPr>
+                <w:rFonts w:ascii="Times New Roman" w:hAnsi="Times New Roman" w:cs="Times New Roman"/>
+                <w:i/>
+                <w:color w:val="0000FF"/>
+                <w:sz w:val="26"/>
+                <w:szCs w:val="26"/>
+              </w:rPr>
+              <w:t>7</w:t>
             </w:r>
           </w:p>
         </w:tc>
@@ -5866,7 +6199,7 @@
                 <w:sz w:val="26"/>
                 <w:szCs w:val="26"/>
               </w:rPr>
-              <w:t>Quản lý hồ sơ thú cưng</w:t>
+              <w:t>Kiểm kê tồn kho định kỳ</w:t>
             </w:r>
           </w:p>
         </w:tc>
@@ -5898,7 +6231,7 @@
                 <w:sz w:val="26"/>
                 <w:szCs w:val="26"/>
               </w:rPr>
-              <w:t>Lưu trữ thông tin thú cưng (giống, cân nặng), bắt buộc ghi chú đặc điểm an toàn (dị ứng, tính hiền/dữ) và lưu lịch sử dịch vụ.</w:t>
+              <w:t>Đối soát số lượng thực tế tại cửa hàng với dữ liệu trên phần mềm</w:t>
             </w:r>
           </w:p>
         </w:tc>
@@ -5925,27 +6258,7 @@
                 <w:sz w:val="26"/>
                 <w:szCs w:val="26"/>
               </w:rPr>
-              <w:t>3.0 Quản lý</w:t>
-            </w:r>
-            <w:r>
-              <w:rPr>
-                <w:rFonts w:ascii="Times New Roman" w:hAnsi="Times New Roman" w:cs="Times New Roman"/>
-                <w:i/>
-                <w:color w:val="0000FF"/>
-                <w:sz w:val="26"/>
-                <w:szCs w:val="26"/>
-              </w:rPr>
-              <w:t xml:space="preserve"> </w:t>
-            </w:r>
-            <w:r>
-              <w:rPr>
-                <w:rFonts w:ascii="Times New Roman" w:hAnsi="Times New Roman" w:cs="Times New Roman"/>
-                <w:i/>
-                <w:color w:val="0000FF"/>
-                <w:sz w:val="26"/>
-                <w:szCs w:val="26"/>
-              </w:rPr>
-              <w:t>Dịch vụ Spa &amp; Đặt lịch hẹn</w:t>
+              <w:t>2.3.3 Kiểm kê định kỳ</w:t>
             </w:r>
           </w:p>
         </w:tc>
@@ -5962,14 +6275,6 @@
                 <w:szCs w:val="26"/>
               </w:rPr>
             </w:pPr>
-            <w:r>
-              <w:rPr>
-                <w:rFonts w:ascii="Times New Roman" w:hAnsi="Times New Roman" w:cs="Times New Roman"/>
-                <w:sz w:val="26"/>
-                <w:szCs w:val="26"/>
-              </w:rPr>
-              <w:t>Nhằm cảnh báo an toàn cho thợ cắt tỉa/spa trước khi thực hiện.</w:t>
-            </w:r>
           </w:p>
         </w:tc>
       </w:tr>
@@ -6000,7 +6305,17 @@
                 <w:sz w:val="26"/>
                 <w:szCs w:val="26"/>
               </w:rPr>
-              <w:t>UC008</w:t>
+              <w:t>UC00</w:t>
+            </w:r>
+            <w:r>
+              <w:rPr>
+                <w:rFonts w:ascii="Times New Roman" w:hAnsi="Times New Roman" w:cs="Times New Roman"/>
+                <w:i/>
+                <w:color w:val="0000FF"/>
+                <w:sz w:val="26"/>
+                <w:szCs w:val="26"/>
+              </w:rPr>
+              <w:t>8</w:t>
             </w:r>
           </w:p>
         </w:tc>
@@ -6027,7 +6342,7 @@
                 <w:sz w:val="26"/>
                 <w:szCs w:val="26"/>
               </w:rPr>
-              <w:t>Quản lý đặt lịch hẹn Spa</w:t>
+              <w:t>Xem cảnh báo kho</w:t>
             </w:r>
           </w:p>
         </w:tc>
@@ -6059,7 +6374,7 @@
                 <w:sz w:val="26"/>
                 <w:szCs w:val="26"/>
               </w:rPr>
-              <w:t>Tiếp nhận lịch hẹn, chọn thợ phụ trách, kiểm tra lịch trống tự động và xử lý việc hủy/thay đổi lịch hẹn.</w:t>
+              <w:t>Hiển thị cảnh báo khi tồn kho dưới mức tối thiểu (&lt;5) hoặc cận/hết HSD.</w:t>
             </w:r>
           </w:p>
         </w:tc>
@@ -6086,7 +6401,7 @@
                 <w:sz w:val="26"/>
                 <w:szCs w:val="26"/>
               </w:rPr>
-              <w:t>3.0 Quản lý Dịch vụ Spa &amp; Đặt lịch hẹn</w:t>
+              <w:t>2.4 Quản lý cảnh báo kho</w:t>
             </w:r>
           </w:p>
         </w:tc>
@@ -6103,14 +6418,6 @@
                 <w:szCs w:val="26"/>
               </w:rPr>
             </w:pPr>
-            <w:r>
-              <w:rPr>
-                <w:rFonts w:ascii="Times New Roman" w:hAnsi="Times New Roman" w:cs="Times New Roman"/>
-                <w:sz w:val="26"/>
-                <w:szCs w:val="26"/>
-              </w:rPr>
-              <w:t>Khung giờ 06:00 - 22:00, không cho phép xếp trùng 1 nhân viên làm 2 dịch vụ cùng lúc</w:t>
-            </w:r>
           </w:p>
         </w:tc>
       </w:tr>
@@ -6141,7 +6448,18 @@
                 <w:sz w:val="26"/>
                 <w:szCs w:val="26"/>
               </w:rPr>
-              <w:t>UC009</w:t>
+              <w:lastRenderedPageBreak/>
+              <w:t>UC00</w:t>
+            </w:r>
+            <w:r>
+              <w:rPr>
+                <w:rFonts w:ascii="Times New Roman" w:hAnsi="Times New Roman" w:cs="Times New Roman"/>
+                <w:i/>
+                <w:color w:val="0000FF"/>
+                <w:sz w:val="26"/>
+                <w:szCs w:val="26"/>
+              </w:rPr>
+              <w:t>9</w:t>
             </w:r>
           </w:p>
         </w:tc>
@@ -6168,7 +6486,7 @@
                 <w:sz w:val="26"/>
                 <w:szCs w:val="26"/>
               </w:rPr>
-              <w:t>Cập nhật trạng thái dịch vụ</w:t>
+              <w:t>Quản lý hồ sơ thú cưng</w:t>
             </w:r>
           </w:p>
         </w:tc>
@@ -6200,7 +6518,7 @@
                 <w:sz w:val="26"/>
                 <w:szCs w:val="26"/>
               </w:rPr>
-              <w:t>Ghi nhận và chuyển đổi trạng thái dịch vụ (Chờ tiếp nhận -&gt; Đang thực hiện -&gt; Hoàn thành) và ghi chú sau dịch vụ</w:t>
+              <w:t>Lưu trữ tên, giống, tuổi, cân nặng, đặc điểm</w:t>
             </w:r>
           </w:p>
         </w:tc>
@@ -6227,7 +6545,7 @@
                 <w:sz w:val="26"/>
                 <w:szCs w:val="26"/>
               </w:rPr>
-              <w:t>3.0 Quản lý Dịch vụ Spa &amp; Đặt lịch hẹn</w:t>
+              <w:t>3.1 Quản lý hồ sơ thú cưng &amp; Khách hàng</w:t>
             </w:r>
           </w:p>
         </w:tc>
@@ -6244,14 +6562,6 @@
                 <w:szCs w:val="26"/>
               </w:rPr>
             </w:pPr>
-            <w:r>
-              <w:rPr>
-                <w:rFonts w:ascii="Times New Roman" w:hAnsi="Times New Roman" w:cs="Times New Roman"/>
-                <w:sz w:val="26"/>
-                <w:szCs w:val="26"/>
-              </w:rPr>
-              <w:t>Kèm theo ghi nhận lượng mỹ phẩm/sữa tắm đã tiêu hao để trừ kho nội bộ.</w:t>
-            </w:r>
           </w:p>
         </w:tc>
       </w:tr>
@@ -6282,7 +6592,17 @@
                 <w:sz w:val="26"/>
                 <w:szCs w:val="26"/>
               </w:rPr>
-              <w:t>UC010</w:t>
+              <w:t>UC0</w:t>
+            </w:r>
+            <w:r>
+              <w:rPr>
+                <w:rFonts w:ascii="Times New Roman" w:hAnsi="Times New Roman" w:cs="Times New Roman"/>
+                <w:i/>
+                <w:color w:val="0000FF"/>
+                <w:sz w:val="26"/>
+                <w:szCs w:val="26"/>
+              </w:rPr>
+              <w:t>10</w:t>
             </w:r>
           </w:p>
         </w:tc>
@@ -6309,7 +6629,7 @@
                 <w:sz w:val="26"/>
                 <w:szCs w:val="26"/>
               </w:rPr>
-              <w:t>Lập hóa đơn tại quầy (POS)</w:t>
+              <w:t>Đặt lịch hẹn Spa</w:t>
             </w:r>
           </w:p>
         </w:tc>
@@ -6341,7 +6661,7 @@
                 <w:sz w:val="26"/>
                 <w:szCs w:val="26"/>
               </w:rPr>
-              <w:t>Thu ngân quét mã vạch sản phẩm/chọn dịch vụ, áp dụng mã giảm giá, tính chiết khấu VIP và hoàn tất thanh toán.</w:t>
+              <w:t>Ghi nhận lịch hẹn, chọn dịch vụ và chỉ định thợ Spa phụ trách.</w:t>
             </w:r>
           </w:p>
         </w:tc>
@@ -6368,7 +6688,7 @@
                 <w:sz w:val="26"/>
                 <w:szCs w:val="26"/>
               </w:rPr>
-              <w:t>4.0 Quản lý Bán hàng &amp; Đơn hàng</w:t>
+              <w:t>3.2.1, 3.2.2 Đặt lịch hẹn mới</w:t>
             </w:r>
           </w:p>
         </w:tc>
@@ -6385,14 +6705,6 @@
                 <w:szCs w:val="26"/>
               </w:rPr>
             </w:pPr>
-            <w:r>
-              <w:rPr>
-                <w:rFonts w:ascii="Times New Roman" w:hAnsi="Times New Roman" w:cs="Times New Roman"/>
-                <w:sz w:val="26"/>
-                <w:szCs w:val="26"/>
-              </w:rPr>
-              <w:t>Hệ thống tự kiểm tra tính hợp lệ và HSD của mã giảm giá</w:t>
-            </w:r>
           </w:p>
         </w:tc>
       </w:tr>
@@ -6423,7 +6735,17 @@
                 <w:sz w:val="26"/>
                 <w:szCs w:val="26"/>
               </w:rPr>
-              <w:t>UC011</w:t>
+              <w:t>UC0</w:t>
+            </w:r>
+            <w:r>
+              <w:rPr>
+                <w:rFonts w:ascii="Times New Roman" w:hAnsi="Times New Roman" w:cs="Times New Roman"/>
+                <w:i/>
+                <w:color w:val="0000FF"/>
+                <w:sz w:val="26"/>
+                <w:szCs w:val="26"/>
+              </w:rPr>
+              <w:t>11</w:t>
             </w:r>
           </w:p>
         </w:tc>
@@ -6450,7 +6772,7 @@
                 <w:sz w:val="26"/>
                 <w:szCs w:val="26"/>
               </w:rPr>
-              <w:t>Quản lý đơn hàng đa kênh</w:t>
+              <w:t>Hủy / Thay đổi lịch hẹn</w:t>
             </w:r>
           </w:p>
         </w:tc>
@@ -6482,7 +6804,7 @@
                 <w:sz w:val="26"/>
                 <w:szCs w:val="26"/>
               </w:rPr>
-              <w:t>Bắt buộc chọn nguồn đơn hàng (Tại quầy, Facebook, Zalo, Shopee, TikTok) và cập nhật trạng thái đóng gói, giao hàng.</w:t>
+              <w:t>Đổi giờ hoặc hủy lịch hẹn, hệ thống tự động giải phóng khung giờ đó.</w:t>
             </w:r>
           </w:p>
         </w:tc>
@@ -6509,7 +6831,7 @@
                 <w:sz w:val="26"/>
                 <w:szCs w:val="26"/>
               </w:rPr>
-              <w:t>4.0 Quản lý Bán hàng &amp; Đơn hàng</w:t>
+              <w:t>3.2.4 Hủy / Thay đổi lịch hẹn</w:t>
             </w:r>
           </w:p>
         </w:tc>
@@ -6526,14 +6848,6 @@
                 <w:szCs w:val="26"/>
               </w:rPr>
             </w:pPr>
-            <w:r>
-              <w:rPr>
-                <w:rFonts w:ascii="Times New Roman" w:hAnsi="Times New Roman" w:cs="Times New Roman"/>
-                <w:sz w:val="26"/>
-                <w:szCs w:val="26"/>
-              </w:rPr>
-              <w:t>Tích hợp quản lý trạng thái: Đã xác nhận -&gt; Đang đóng gói -&gt; Đang giao -&gt; Hoàn tất.</w:t>
-            </w:r>
           </w:p>
         </w:tc>
       </w:tr>
@@ -6564,7 +6878,27 @@
                 <w:sz w:val="26"/>
                 <w:szCs w:val="26"/>
               </w:rPr>
-              <w:t>UC012</w:t>
+              <w:t>UC0</w:t>
+            </w:r>
+            <w:r>
+              <w:rPr>
+                <w:rFonts w:ascii="Times New Roman" w:hAnsi="Times New Roman" w:cs="Times New Roman"/>
+                <w:i/>
+                <w:color w:val="0000FF"/>
+                <w:sz w:val="26"/>
+                <w:szCs w:val="26"/>
+              </w:rPr>
+              <w:t>1</w:t>
+            </w:r>
+            <w:r>
+              <w:rPr>
+                <w:rFonts w:ascii="Times New Roman" w:hAnsi="Times New Roman" w:cs="Times New Roman"/>
+                <w:i/>
+                <w:color w:val="0000FF"/>
+                <w:sz w:val="26"/>
+                <w:szCs w:val="26"/>
+              </w:rPr>
+              <w:t>2</w:t>
             </w:r>
           </w:p>
         </w:tc>
@@ -6591,7 +6925,7 @@
                 <w:sz w:val="26"/>
                 <w:szCs w:val="26"/>
               </w:rPr>
-              <w:t>Chăm sóc khách hàng (CRM)</w:t>
+              <w:t>Quản lý phiếu dịch vụ Spa</w:t>
             </w:r>
           </w:p>
         </w:tc>
@@ -6623,7 +6957,7 @@
                 <w:sz w:val="26"/>
                 <w:szCs w:val="26"/>
               </w:rPr>
-              <w:t>Tạo thẻ thành viên mới, tự động tích điểm sau giao dịch, nâng hạng thẻ (Bạc, Vàng, Kim Cương) và gửi SMS/Zalo hậu mãi, nhắc lịch.</w:t>
+              <w:t>quản lý các phiếu dịch vụ đang được thực hiện.</w:t>
             </w:r>
           </w:p>
         </w:tc>
@@ -6650,7 +6984,7 @@
                 <w:sz w:val="26"/>
                 <w:szCs w:val="26"/>
               </w:rPr>
-              <w:t>4.0 Quản lý Bán hàng &amp; Đơn hàng</w:t>
+              <w:t>3.3 Theo dõi &amp; Bàn giao dịch vụ</w:t>
             </w:r>
           </w:p>
         </w:tc>
@@ -6667,6 +7001,14 @@
                 <w:szCs w:val="26"/>
               </w:rPr>
             </w:pPr>
+            <w:r>
+              <w:rPr>
+                <w:rFonts w:ascii="Times New Roman" w:hAnsi="Times New Roman" w:cs="Times New Roman"/>
+                <w:sz w:val="26"/>
+                <w:szCs w:val="26"/>
+              </w:rPr>
+              <w:t>Bao gồm các thao tác Thêm, Sửa, Xóa.</w:t>
+            </w:r>
           </w:p>
         </w:tc>
       </w:tr>
@@ -6697,8 +7039,27 @@
                 <w:sz w:val="26"/>
                 <w:szCs w:val="26"/>
               </w:rPr>
-              <w:lastRenderedPageBreak/>
-              <w:t>UC013</w:t>
+              <w:t>UC0</w:t>
+            </w:r>
+            <w:r>
+              <w:rPr>
+                <w:rFonts w:ascii="Times New Roman" w:hAnsi="Times New Roman" w:cs="Times New Roman"/>
+                <w:i/>
+                <w:color w:val="0000FF"/>
+                <w:sz w:val="26"/>
+                <w:szCs w:val="26"/>
+              </w:rPr>
+              <w:t>1</w:t>
+            </w:r>
+            <w:r>
+              <w:rPr>
+                <w:rFonts w:ascii="Times New Roman" w:hAnsi="Times New Roman" w:cs="Times New Roman"/>
+                <w:i/>
+                <w:color w:val="0000FF"/>
+                <w:sz w:val="26"/>
+                <w:szCs w:val="26"/>
+              </w:rPr>
+              <w:t>3</w:t>
             </w:r>
           </w:p>
         </w:tc>
@@ -6725,7 +7086,7 @@
                 <w:sz w:val="26"/>
                 <w:szCs w:val="26"/>
               </w:rPr>
-              <w:t>Xem báo cáo và thống kê</w:t>
+              <w:t>Lập hóa đơn</w:t>
             </w:r>
           </w:p>
         </w:tc>
@@ -6757,7 +7118,7 @@
                 <w:sz w:val="26"/>
                 <w:szCs w:val="26"/>
               </w:rPr>
-              <w:t>Tổng hợp báo cáo doanh thu theo ngày/tháng, theo kênh bán, lợi nhuận, top sản phẩm và hiệu suất từng thợ cắt tỉa.</w:t>
+              <w:t>Quét mã vạch sản phẩm hoặc chọn dịch vụ đã hoàn thành, tính tiền, in hóa đơn.</w:t>
             </w:r>
           </w:p>
         </w:tc>
@@ -6784,7 +7145,7 @@
                 <w:sz w:val="26"/>
                 <w:szCs w:val="26"/>
               </w:rPr>
-              <w:t>5.0 Báo cáo &amp; Thống kê Quản trị</w:t>
+              <w:t>4.1 Xử lý bán hàng tại quầy (POS)</w:t>
             </w:r>
           </w:p>
         </w:tc>
@@ -6801,14 +7162,6 @@
                 <w:szCs w:val="26"/>
               </w:rPr>
             </w:pPr>
-            <w:r>
-              <w:rPr>
-                <w:rFonts w:ascii="Times New Roman" w:hAnsi="Times New Roman" w:cs="Times New Roman"/>
-                <w:sz w:val="26"/>
-                <w:szCs w:val="26"/>
-              </w:rPr>
-              <w:t>Có khả năng xuất dữ liệu báo cáo ra file Excel/PDF.</w:t>
-            </w:r>
           </w:p>
         </w:tc>
       </w:tr>
@@ -6839,7 +7192,27 @@
                 <w:sz w:val="26"/>
                 <w:szCs w:val="26"/>
               </w:rPr>
-              <w:t>UC014</w:t>
+              <w:t>UC0</w:t>
+            </w:r>
+            <w:r>
+              <w:rPr>
+                <w:rFonts w:ascii="Times New Roman" w:hAnsi="Times New Roman" w:cs="Times New Roman"/>
+                <w:i/>
+                <w:color w:val="0000FF"/>
+                <w:sz w:val="26"/>
+                <w:szCs w:val="26"/>
+              </w:rPr>
+              <w:t>1</w:t>
+            </w:r>
+            <w:r>
+              <w:rPr>
+                <w:rFonts w:ascii="Times New Roman" w:hAnsi="Times New Roman" w:cs="Times New Roman"/>
+                <w:i/>
+                <w:color w:val="0000FF"/>
+                <w:sz w:val="26"/>
+                <w:szCs w:val="26"/>
+              </w:rPr>
+              <w:t>4</w:t>
             </w:r>
           </w:p>
         </w:tc>
@@ -6866,7 +7239,17 @@
                 <w:sz w:val="26"/>
                 <w:szCs w:val="26"/>
               </w:rPr>
-              <w:t>Quản lý chương trình khuyến mãi</w:t>
+              <w:t>Áp dụng</w:t>
+            </w:r>
+            <w:r>
+              <w:rPr>
+                <w:rFonts w:ascii="Times New Roman" w:hAnsi="Times New Roman" w:cs="Times New Roman"/>
+                <w:i/>
+                <w:color w:val="0000FF"/>
+                <w:sz w:val="26"/>
+                <w:szCs w:val="26"/>
+              </w:rPr>
+              <w:t xml:space="preserve"> khuyến mãi</w:t>
             </w:r>
           </w:p>
         </w:tc>
@@ -6898,7 +7281,7 @@
                 <w:sz w:val="26"/>
                 <w:szCs w:val="26"/>
               </w:rPr>
-              <w:t>Tạo mới, chỉnh sửa, theo dõi các chương trình khuyến mãi và phát hành mã giảm giá (voucher) cho khách hàng.</w:t>
+              <w:t>Nhập mã giảm giá hoặc tự động áp dụng chiết khấu theo hạng thẻ VIP.</w:t>
             </w:r>
           </w:p>
         </w:tc>
@@ -6925,7 +7308,7 @@
                 <w:sz w:val="26"/>
                 <w:szCs w:val="26"/>
               </w:rPr>
-              <w:t>4.0 Quản lý Bán hàng &amp; Đơn hàng</w:t>
+              <w:t>4.1.3 Áp dụng mã giảm giá / Voucher</w:t>
             </w:r>
           </w:p>
         </w:tc>
@@ -6942,14 +7325,6 @@
                 <w:szCs w:val="26"/>
               </w:rPr>
             </w:pPr>
-            <w:r>
-              <w:rPr>
-                <w:rFonts w:ascii="Times New Roman" w:hAnsi="Times New Roman" w:cs="Times New Roman"/>
-                <w:sz w:val="26"/>
-                <w:szCs w:val="26"/>
-              </w:rPr>
-              <w:t>Hệ thống tự động kiểm tra tính hợp lệ và hạn sử dụng của mã giảm giá trước khi áp dụng trừ tiền vào hóa đơn.</w:t>
-            </w:r>
           </w:p>
         </w:tc>
       </w:tr>
@@ -6980,7 +7355,27 @@
                 <w:sz w:val="26"/>
                 <w:szCs w:val="26"/>
               </w:rPr>
-              <w:t>UC015</w:t>
+              <w:t>UC0</w:t>
+            </w:r>
+            <w:r>
+              <w:rPr>
+                <w:rFonts w:ascii="Times New Roman" w:hAnsi="Times New Roman" w:cs="Times New Roman"/>
+                <w:i/>
+                <w:color w:val="0000FF"/>
+                <w:sz w:val="26"/>
+                <w:szCs w:val="26"/>
+              </w:rPr>
+              <w:t>1</w:t>
+            </w:r>
+            <w:r>
+              <w:rPr>
+                <w:rFonts w:ascii="Times New Roman" w:hAnsi="Times New Roman" w:cs="Times New Roman"/>
+                <w:i/>
+                <w:color w:val="0000FF"/>
+                <w:sz w:val="26"/>
+                <w:szCs w:val="26"/>
+              </w:rPr>
+              <w:t>5</w:t>
             </w:r>
           </w:p>
         </w:tc>
@@ -7007,7 +7402,27 @@
                 <w:sz w:val="26"/>
                 <w:szCs w:val="26"/>
               </w:rPr>
-              <w:t>Quản lý đổi trả hàng</w:t>
+              <w:t>Quản lý</w:t>
+            </w:r>
+            <w:r>
+              <w:rPr>
+                <w:rFonts w:ascii="Times New Roman" w:hAnsi="Times New Roman" w:cs="Times New Roman"/>
+                <w:i/>
+                <w:color w:val="0000FF"/>
+                <w:sz w:val="26"/>
+                <w:szCs w:val="26"/>
+              </w:rPr>
+              <w:t xml:space="preserve"> t</w:t>
+            </w:r>
+            <w:r>
+              <w:rPr>
+                <w:rFonts w:ascii="Times New Roman" w:hAnsi="Times New Roman" w:cs="Times New Roman"/>
+                <w:i/>
+                <w:color w:val="0000FF"/>
+                <w:sz w:val="26"/>
+                <w:szCs w:val="26"/>
+              </w:rPr>
+              <w:t>hẻ thành viên</w:t>
             </w:r>
           </w:p>
         </w:tc>
@@ -7039,7 +7454,7 @@
                 <w:sz w:val="26"/>
                 <w:szCs w:val="26"/>
               </w:rPr>
-              <w:t>Tiếp nhận, kiểm tra hóa đơn cũ và xử lý các yêu cầu đổi trả hàng hóa cho khách hàng sau bán hàng.</w:t>
+              <w:t>Thêm,xoá và chỉnh sửa thông tin trên thẻ thành viên và thứ hạng của thẻ</w:t>
             </w:r>
           </w:p>
         </w:tc>
@@ -7066,7 +7481,7 @@
                 <w:sz w:val="26"/>
                 <w:szCs w:val="26"/>
               </w:rPr>
-              <w:t>4.0 Quản lý Bán hàng &amp; Đơn hàng (Mục 4.3.3)</w:t>
+              <w:t>4.3 Quản lý chăm sóc khách hàng</w:t>
             </w:r>
           </w:p>
         </w:tc>
@@ -7083,14 +7498,322 @@
                 <w:szCs w:val="26"/>
               </w:rPr>
             </w:pPr>
-            <w:r>
-              <w:rPr>
-                <w:rFonts w:ascii="Times New Roman" w:hAnsi="Times New Roman" w:cs="Times New Roman"/>
-                <w:sz w:val="26"/>
-                <w:szCs w:val="26"/>
-              </w:rPr>
-              <w:t>Sau khi hoàn tất đổi trả, hệ thống cần đồng bộ lại chính xác số lượng tồn kho của sản phẩm bị hoàn về.</w:t>
-            </w:r>
+          </w:p>
+        </w:tc>
+      </w:tr>
+      <w:tr>
+        <w:trPr>
+          <w:jc w:val="center"/>
+        </w:trPr>
+        <w:tc>
+          <w:tcPr>
+            <w:tcW w:w="537" w:type="pct"/>
+          </w:tcPr>
+          <w:p>
+            <w:pPr>
+              <w:spacing w:after="120"/>
+              <w:rPr>
+                <w:rFonts w:ascii="Times New Roman" w:hAnsi="Times New Roman" w:cs="Times New Roman"/>
+                <w:i/>
+                <w:color w:val="0000FF"/>
+                <w:sz w:val="26"/>
+                <w:szCs w:val="26"/>
+              </w:rPr>
+            </w:pPr>
+            <w:r>
+              <w:rPr>
+                <w:rFonts w:ascii="Times New Roman" w:hAnsi="Times New Roman" w:cs="Times New Roman"/>
+                <w:i/>
+                <w:color w:val="0000FF"/>
+                <w:sz w:val="26"/>
+                <w:szCs w:val="26"/>
+              </w:rPr>
+              <w:t>UC0</w:t>
+            </w:r>
+            <w:r>
+              <w:rPr>
+                <w:rFonts w:ascii="Times New Roman" w:hAnsi="Times New Roman" w:cs="Times New Roman"/>
+                <w:i/>
+                <w:color w:val="0000FF"/>
+                <w:sz w:val="26"/>
+                <w:szCs w:val="26"/>
+              </w:rPr>
+              <w:t>1</w:t>
+            </w:r>
+            <w:r>
+              <w:rPr>
+                <w:rFonts w:ascii="Times New Roman" w:hAnsi="Times New Roman" w:cs="Times New Roman"/>
+                <w:i/>
+                <w:color w:val="0000FF"/>
+                <w:sz w:val="26"/>
+                <w:szCs w:val="26"/>
+              </w:rPr>
+              <w:t>6</w:t>
+            </w:r>
+          </w:p>
+        </w:tc>
+        <w:tc>
+          <w:tcPr>
+            <w:tcW w:w="942" w:type="pct"/>
+          </w:tcPr>
+          <w:p>
+            <w:pPr>
+              <w:spacing w:after="120"/>
+              <w:rPr>
+                <w:rFonts w:ascii="Times New Roman" w:hAnsi="Times New Roman" w:cs="Times New Roman"/>
+                <w:i/>
+                <w:color w:val="0000FF"/>
+                <w:sz w:val="26"/>
+                <w:szCs w:val="26"/>
+              </w:rPr>
+            </w:pPr>
+            <w:r>
+              <w:rPr>
+                <w:rFonts w:ascii="Times New Roman" w:hAnsi="Times New Roman" w:cs="Times New Roman"/>
+                <w:i/>
+                <w:color w:val="0000FF"/>
+                <w:sz w:val="26"/>
+                <w:szCs w:val="26"/>
+              </w:rPr>
+              <w:t>Xem Báo cáo &amp; Thống kê</w:t>
+            </w:r>
+          </w:p>
+        </w:tc>
+        <w:tc>
+          <w:tcPr>
+            <w:tcW w:w="1742" w:type="pct"/>
+          </w:tcPr>
+          <w:p>
+            <w:pPr>
+              <w:pStyle w:val="StyleTabletextBoldCentered"/>
+              <w:spacing w:before="0" w:line="240" w:lineRule="auto"/>
+              <w:rPr>
+                <w:rFonts w:ascii="Times New Roman" w:hAnsi="Times New Roman"/>
+                <w:b w:val="0"/>
+                <w:bCs w:val="0"/>
+                <w:i/>
+                <w:color w:val="0000FF"/>
+                <w:sz w:val="26"/>
+                <w:szCs w:val="26"/>
+              </w:rPr>
+            </w:pPr>
+            <w:r>
+              <w:rPr>
+                <w:rFonts w:ascii="Times New Roman" w:hAnsi="Times New Roman"/>
+                <w:b w:val="0"/>
+                <w:bCs w:val="0"/>
+                <w:i/>
+                <w:color w:val="0000FF"/>
+                <w:sz w:val="26"/>
+                <w:szCs w:val="26"/>
+              </w:rPr>
+              <w:t>Thống kê doanh thu, lợi nhuận, hiệu suất thợ Spa và top sản phẩm bán chạy.</w:t>
+            </w:r>
+          </w:p>
+        </w:tc>
+        <w:tc>
+          <w:tcPr>
+            <w:tcW w:w="978" w:type="pct"/>
+          </w:tcPr>
+          <w:p>
+            <w:pPr>
+              <w:spacing w:after="120"/>
+              <w:rPr>
+                <w:rFonts w:ascii="Times New Roman" w:hAnsi="Times New Roman" w:cs="Times New Roman"/>
+                <w:i/>
+                <w:color w:val="0000FF"/>
+                <w:sz w:val="26"/>
+                <w:szCs w:val="26"/>
+              </w:rPr>
+            </w:pPr>
+            <w:r>
+              <w:rPr>
+                <w:rFonts w:ascii="Times New Roman" w:hAnsi="Times New Roman" w:cs="Times New Roman"/>
+                <w:i/>
+                <w:color w:val="0000FF"/>
+                <w:sz w:val="26"/>
+                <w:szCs w:val="26"/>
+              </w:rPr>
+              <w:t>5.1, 5.2, 5.3 Báo cáo và Thống kê</w:t>
+            </w:r>
+          </w:p>
+        </w:tc>
+        <w:tc>
+          <w:tcPr>
+            <w:tcW w:w="801" w:type="pct"/>
+          </w:tcPr>
+          <w:p>
+            <w:pPr>
+              <w:spacing w:after="120"/>
+              <w:rPr>
+                <w:rFonts w:ascii="Times New Roman" w:hAnsi="Times New Roman" w:cs="Times New Roman"/>
+                <w:sz w:val="26"/>
+                <w:szCs w:val="26"/>
+              </w:rPr>
+            </w:pPr>
+          </w:p>
+        </w:tc>
+      </w:tr>
+      <w:tr>
+        <w:trPr>
+          <w:jc w:val="center"/>
+        </w:trPr>
+        <w:tc>
+          <w:tcPr>
+            <w:tcW w:w="537" w:type="pct"/>
+          </w:tcPr>
+          <w:p>
+            <w:pPr>
+              <w:spacing w:after="120"/>
+              <w:rPr>
+                <w:rFonts w:ascii="Times New Roman" w:hAnsi="Times New Roman" w:cs="Times New Roman"/>
+                <w:i/>
+                <w:color w:val="0000FF"/>
+                <w:sz w:val="26"/>
+                <w:szCs w:val="26"/>
+              </w:rPr>
+            </w:pPr>
+            <w:r>
+              <w:rPr>
+                <w:rFonts w:ascii="Times New Roman" w:hAnsi="Times New Roman" w:cs="Times New Roman"/>
+                <w:i/>
+                <w:color w:val="0000FF"/>
+                <w:sz w:val="26"/>
+                <w:szCs w:val="26"/>
+              </w:rPr>
+              <w:t>UC0</w:t>
+            </w:r>
+            <w:r>
+              <w:rPr>
+                <w:rFonts w:ascii="Times New Roman" w:hAnsi="Times New Roman" w:cs="Times New Roman"/>
+                <w:i/>
+                <w:color w:val="0000FF"/>
+                <w:sz w:val="26"/>
+                <w:szCs w:val="26"/>
+              </w:rPr>
+              <w:t>1</w:t>
+            </w:r>
+            <w:r>
+              <w:rPr>
+                <w:rFonts w:ascii="Times New Roman" w:hAnsi="Times New Roman" w:cs="Times New Roman"/>
+                <w:i/>
+                <w:color w:val="0000FF"/>
+                <w:sz w:val="26"/>
+                <w:szCs w:val="26"/>
+              </w:rPr>
+              <w:t>7</w:t>
+            </w:r>
+          </w:p>
+        </w:tc>
+        <w:tc>
+          <w:tcPr>
+            <w:tcW w:w="942" w:type="pct"/>
+          </w:tcPr>
+          <w:p>
+            <w:pPr>
+              <w:spacing w:after="120"/>
+              <w:rPr>
+                <w:rFonts w:ascii="Times New Roman" w:hAnsi="Times New Roman" w:cs="Times New Roman"/>
+                <w:i/>
+                <w:color w:val="0000FF"/>
+                <w:sz w:val="26"/>
+                <w:szCs w:val="26"/>
+              </w:rPr>
+            </w:pPr>
+            <w:r>
+              <w:rPr>
+                <w:rFonts w:ascii="Times New Roman" w:hAnsi="Times New Roman" w:cs="Times New Roman"/>
+                <w:i/>
+                <w:color w:val="0000FF"/>
+                <w:sz w:val="26"/>
+                <w:szCs w:val="26"/>
+              </w:rPr>
+              <w:t>In</w:t>
+            </w:r>
+            <w:r>
+              <w:rPr>
+                <w:rFonts w:ascii="Times New Roman" w:hAnsi="Times New Roman" w:cs="Times New Roman"/>
+                <w:i/>
+                <w:color w:val="0000FF"/>
+                <w:sz w:val="26"/>
+                <w:szCs w:val="26"/>
+              </w:rPr>
+              <w:t xml:space="preserve"> báo cáo</w:t>
+            </w:r>
+          </w:p>
+        </w:tc>
+        <w:tc>
+          <w:tcPr>
+            <w:tcW w:w="1742" w:type="pct"/>
+          </w:tcPr>
+          <w:p>
+            <w:pPr>
+              <w:pStyle w:val="StyleTabletextBoldCentered"/>
+              <w:spacing w:before="0" w:line="240" w:lineRule="auto"/>
+              <w:rPr>
+                <w:rFonts w:ascii="Times New Roman" w:hAnsi="Times New Roman"/>
+                <w:b w:val="0"/>
+                <w:bCs w:val="0"/>
+                <w:i/>
+                <w:color w:val="0000FF"/>
+                <w:sz w:val="26"/>
+                <w:szCs w:val="26"/>
+              </w:rPr>
+            </w:pPr>
+            <w:r>
+              <w:rPr>
+                <w:rFonts w:ascii="Times New Roman" w:hAnsi="Times New Roman"/>
+                <w:b w:val="0"/>
+                <w:bCs w:val="0"/>
+                <w:i/>
+                <w:color w:val="0000FF"/>
+                <w:sz w:val="26"/>
+                <w:szCs w:val="26"/>
+              </w:rPr>
+              <w:t>Trích xuất các báo cáo thống kê ra định dạng file Excel hoặc PDF.</w:t>
+            </w:r>
+          </w:p>
+        </w:tc>
+        <w:tc>
+          <w:tcPr>
+            <w:tcW w:w="978" w:type="pct"/>
+          </w:tcPr>
+          <w:p>
+            <w:pPr>
+              <w:spacing w:after="120"/>
+              <w:rPr>
+                <w:rFonts w:ascii="Times New Roman" w:hAnsi="Times New Roman" w:cs="Times New Roman"/>
+                <w:i/>
+                <w:color w:val="0000FF"/>
+                <w:sz w:val="26"/>
+                <w:szCs w:val="26"/>
+              </w:rPr>
+            </w:pPr>
+            <w:r>
+              <w:rPr>
+                <w:rFonts w:ascii="Times New Roman" w:hAnsi="Times New Roman" w:cs="Times New Roman"/>
+                <w:i/>
+                <w:color w:val="0000FF"/>
+                <w:sz w:val="26"/>
+                <w:szCs w:val="26"/>
+              </w:rPr>
+              <w:t>5.3.2 Xuất báo cáo ra file</w:t>
+            </w:r>
+          </w:p>
+        </w:tc>
+        <w:tc>
+          <w:tcPr>
+            <w:tcW w:w="801" w:type="pct"/>
+          </w:tcPr>
+          <w:p>
+            <w:pPr>
+              <w:spacing w:after="120"/>
+              <w:rPr>
+                <w:rFonts w:ascii="Times New Roman" w:hAnsi="Times New Roman" w:cs="Times New Roman"/>
+                <w:sz w:val="26"/>
+                <w:szCs w:val="26"/>
+              </w:rPr>
+            </w:pPr>
           </w:p>
         </w:tc>
       </w:tr>
@@ -9193,7 +9916,7 @@
       </w:pPr>
     </w:p>
     <w:sectPr>
-      <w:footerReference w:type="default" r:id="rId10"/>
+      <w:footerReference w:type="default" r:id="rId11"/>
       <w:pgSz w:w="12240" w:h="15840" w:code="1"/>
       <w:pgMar w:top="851" w:right="851" w:bottom="851" w:left="1134" w:header="567" w:footer="567" w:gutter="0"/>
       <w:pgNumType w:start="0"/>
@@ -11212,21 +11935,19 @@
     <w:rsid w:val="00220CD5"/>
     <w:rsid w:val="002551A2"/>
     <w:rsid w:val="002A48CE"/>
-    <w:rsid w:val="002E60E4"/>
     <w:rsid w:val="00314A2A"/>
     <w:rsid w:val="00416DE4"/>
     <w:rsid w:val="00513297"/>
+    <w:rsid w:val="005F04E9"/>
     <w:rsid w:val="007D4F22"/>
     <w:rsid w:val="008179DC"/>
     <w:rsid w:val="00994E73"/>
-    <w:rsid w:val="00A91BFA"/>
     <w:rsid w:val="00AD256A"/>
     <w:rsid w:val="00B448D8"/>
     <w:rsid w:val="00B73467"/>
     <w:rsid w:val="00BE4664"/>
-    <w:rsid w:val="00CC4851"/>
-    <w:rsid w:val="00D855B1"/>
     <w:rsid w:val="00DD5612"/>
+    <w:rsid w:val="00EA5BB7"/>
     <w:rsid w:val="00F06863"/>
     <w:rsid w:val="00F152FF"/>
   </w:rsids>

--- a/DOC/N15_3_ApplicationDevelopment_SRS.docx
+++ b/DOC/N15_3_ApplicationDevelopment_SRS.docx
@@ -4525,10 +4525,10 @@
           <w:noProof/>
         </w:rPr>
         <w:drawing>
-          <wp:inline distT="0" distB="0" distL="0" distR="0" wp14:anchorId="2983A1B9" wp14:editId="4D3354D1">
-            <wp:extent cx="6511925" cy="4776470"/>
-            <wp:effectExtent l="0" t="0" r="3175" b="5080"/>
-            <wp:docPr id="1507883606" name="Picture 7"/>
+          <wp:inline distT="0" distB="0" distL="0" distR="0" wp14:anchorId="290BFDA2" wp14:editId="5C213653">
+            <wp:extent cx="6507480" cy="5067300"/>
+            <wp:effectExtent l="0" t="0" r="7620" b="0"/>
+            <wp:docPr id="1968780964" name="Picture 8"/>
             <wp:cNvGraphicFramePr>
               <a:graphicFrameLocks xmlns:a="http://schemas.openxmlformats.org/drawingml/2006/main" noChangeAspect="1"/>
             </wp:cNvGraphicFramePr>
@@ -4536,7 +4536,7 @@
               <a:graphicData uri="http://schemas.openxmlformats.org/drawingml/2006/picture">
                 <pic:pic xmlns:pic="http://schemas.openxmlformats.org/drawingml/2006/picture">
                   <pic:nvPicPr>
-                    <pic:cNvPr id="0" name="Picture 1"/>
+                    <pic:cNvPr id="0" name="Picture 2"/>
                     <pic:cNvPicPr>
                       <a:picLocks noChangeAspect="1" noChangeArrowheads="1"/>
                     </pic:cNvPicPr>
@@ -4557,7 +4557,7 @@
                   <pic:spPr bwMode="auto">
                     <a:xfrm>
                       <a:off x="0" y="0"/>
-                      <a:ext cx="6511925" cy="4776470"/>
+                      <a:ext cx="6507480" cy="5067300"/>
                     </a:xfrm>
                     <a:prstGeom prst="rect">
                       <a:avLst/>
@@ -4953,7 +4953,7 @@
                 <w:szCs w:val="26"/>
               </w:rPr>
               <w:lastRenderedPageBreak/>
-              <w:t xml:space="preserve">Cần đặc biệt chú ý đến phần ghi chú cảnh báo an toàn (tính dữ/hiền, </w:t>
+              <w:t xml:space="preserve">Cần đặc biệt chú ý đến phần ghi chú cảnh báo </w:t>
             </w:r>
             <w:r>
               <w:rPr>
@@ -4962,7 +4962,7 @@
                 <w:szCs w:val="26"/>
               </w:rPr>
               <w:lastRenderedPageBreak/>
-              <w:t>tiền sử dị ứng) của thú cưng.</w:t>
+              <w:t>an toàn (tính dữ/hiền, tiền sử dị ứng) của thú cưng.</w:t>
             </w:r>
           </w:p>
         </w:tc>
@@ -4990,6 +4990,7 @@
                 <w:sz w:val="26"/>
                 <w:szCs w:val="26"/>
               </w:rPr>
+              <w:lastRenderedPageBreak/>
               <w:t>Nhân viên kho</w:t>
             </w:r>
           </w:p>
@@ -5659,7 +5660,31 @@
                 <w:sz w:val="26"/>
                 <w:szCs w:val="26"/>
               </w:rPr>
-              <w:t>,chỉnh xửa thời gian ca và xoá cả làm việc của nhân viên</w:t>
+              <w:t>,chỉnh xửa thời gian ca và xoá c</w:t>
+            </w:r>
+            <w:r>
+              <w:rPr>
+                <w:rFonts w:ascii="Times New Roman" w:hAnsi="Times New Roman"/>
+                <w:b w:val="0"/>
+                <w:bCs w:val="0"/>
+                <w:i/>
+                <w:color w:val="0000FF"/>
+                <w:sz w:val="26"/>
+                <w:szCs w:val="26"/>
+              </w:rPr>
+              <w:t>a</w:t>
+            </w:r>
+            <w:r>
+              <w:rPr>
+                <w:rFonts w:ascii="Times New Roman" w:hAnsi="Times New Roman"/>
+                <w:b w:val="0"/>
+                <w:bCs w:val="0"/>
+                <w:i/>
+                <w:color w:val="0000FF"/>
+                <w:sz w:val="26"/>
+                <w:szCs w:val="26"/>
+              </w:rPr>
+              <w:t xml:space="preserve"> làm việc của nhân viên</w:t>
             </w:r>
           </w:p>
         </w:tc>
@@ -5913,7 +5938,7 @@
                 <w:sz w:val="26"/>
                 <w:szCs w:val="26"/>
               </w:rPr>
-              <w:t>Quản lý danh mục &amp; sản phẩm</w:t>
+              <w:t>Quản lý danh mục</w:t>
             </w:r>
           </w:p>
         </w:tc>
@@ -5945,7 +5970,31 @@
                 <w:sz w:val="26"/>
                 <w:szCs w:val="26"/>
               </w:rPr>
-              <w:t>Thêm, sửa, xóa thông tin sản phẩm theo 5 nhóm danh mục (Thức ăn, Phụ kiện,...)</w:t>
+              <w:t xml:space="preserve">Thêm, sửa, xóa </w:t>
+            </w:r>
+            <w:r>
+              <w:rPr>
+                <w:rFonts w:ascii="Times New Roman" w:hAnsi="Times New Roman"/>
+                <w:b w:val="0"/>
+                <w:bCs w:val="0"/>
+                <w:i/>
+                <w:color w:val="0000FF"/>
+                <w:sz w:val="26"/>
+                <w:szCs w:val="26"/>
+              </w:rPr>
+              <w:t>các</w:t>
+            </w:r>
+            <w:r>
+              <w:rPr>
+                <w:rFonts w:ascii="Times New Roman" w:hAnsi="Times New Roman"/>
+                <w:b w:val="0"/>
+                <w:bCs w:val="0"/>
+                <w:i/>
+                <w:color w:val="0000FF"/>
+                <w:sz w:val="26"/>
+                <w:szCs w:val="26"/>
+              </w:rPr>
+              <w:t xml:space="preserve"> nhóm danh mục (Thức ăn, Phụ kiện,...)</w:t>
             </w:r>
           </w:p>
         </w:tc>
@@ -6019,17 +6068,7 @@
                 <w:sz w:val="26"/>
                 <w:szCs w:val="26"/>
               </w:rPr>
-              <w:t>UC00</w:t>
-            </w:r>
-            <w:r>
-              <w:rPr>
-                <w:rFonts w:ascii="Times New Roman" w:hAnsi="Times New Roman" w:cs="Times New Roman"/>
-                <w:i/>
-                <w:color w:val="0000FF"/>
-                <w:sz w:val="26"/>
-                <w:szCs w:val="26"/>
-              </w:rPr>
-              <w:t>6</w:t>
+              <w:t>UC006</w:t>
             </w:r>
           </w:p>
         </w:tc>
@@ -6056,7 +6095,7 @@
                 <w:sz w:val="26"/>
                 <w:szCs w:val="26"/>
               </w:rPr>
-              <w:t>Lập phiếu nhập kho</w:t>
+              <w:t>Quản lý sản phẩm</w:t>
             </w:r>
           </w:p>
         </w:tc>
@@ -6088,7 +6127,19 @@
                 <w:sz w:val="26"/>
                 <w:szCs w:val="26"/>
               </w:rPr>
-              <w:t>Ghi nhận số lượng, giá nhập, chứng từ, mã lô và Hạn sử dụng (HSD)</w:t>
+              <w:t>Thêm, sửa, xóa thông tin sản phẩm</w:t>
+            </w:r>
+            <w:r>
+              <w:rPr>
+                <w:rFonts w:ascii="Times New Roman" w:hAnsi="Times New Roman"/>
+                <w:b w:val="0"/>
+                <w:bCs w:val="0"/>
+                <w:i/>
+                <w:color w:val="0000FF"/>
+                <w:sz w:val="26"/>
+                <w:szCs w:val="26"/>
+              </w:rPr>
+              <w:t>(Tên sản phẩm,HSD,Ngày nhập kho,…)</w:t>
             </w:r>
           </w:p>
         </w:tc>
@@ -6107,16 +6158,6 @@
                 <w:szCs w:val="26"/>
               </w:rPr>
             </w:pPr>
-            <w:r>
-              <w:rPr>
-                <w:rFonts w:ascii="Times New Roman" w:hAnsi="Times New Roman" w:cs="Times New Roman"/>
-                <w:i/>
-                <w:color w:val="0000FF"/>
-                <w:sz w:val="26"/>
-                <w:szCs w:val="26"/>
-              </w:rPr>
-              <w:t>2.2 Quản lý nhập kho</w:t>
-            </w:r>
           </w:p>
         </w:tc>
         <w:tc>
@@ -6199,7 +6240,7 @@
                 <w:sz w:val="26"/>
                 <w:szCs w:val="26"/>
               </w:rPr>
-              <w:t>Kiểm kê tồn kho định kỳ</w:t>
+              <w:t>Lập phiếu nhập kho</w:t>
             </w:r>
           </w:p>
         </w:tc>
@@ -6231,7 +6272,7 @@
                 <w:sz w:val="26"/>
                 <w:szCs w:val="26"/>
               </w:rPr>
-              <w:t>Đối soát số lượng thực tế tại cửa hàng với dữ liệu trên phần mềm</w:t>
+              <w:t>Ghi nhận số lượng, giá nhập, chứng từ, mã lô và Hạn sử dụng (HSD)</w:t>
             </w:r>
           </w:p>
         </w:tc>
@@ -6258,7 +6299,7 @@
                 <w:sz w:val="26"/>
                 <w:szCs w:val="26"/>
               </w:rPr>
-              <w:t>2.3.3 Kiểm kê định kỳ</w:t>
+              <w:t>2.2 Quản lý nhập kho</w:t>
             </w:r>
           </w:p>
         </w:tc>
@@ -6342,7 +6383,7 @@
                 <w:sz w:val="26"/>
                 <w:szCs w:val="26"/>
               </w:rPr>
-              <w:t>Xem cảnh báo kho</w:t>
+              <w:t>Kiểm kê tồn kho định kỳ</w:t>
             </w:r>
           </w:p>
         </w:tc>
@@ -6374,7 +6415,7 @@
                 <w:sz w:val="26"/>
                 <w:szCs w:val="26"/>
               </w:rPr>
-              <w:t>Hiển thị cảnh báo khi tồn kho dưới mức tối thiểu (&lt;5) hoặc cận/hết HSD.</w:t>
+              <w:t>Đối soát số lượng thực tế tại cửa hàng với dữ liệu trên phần mềm</w:t>
             </w:r>
           </w:p>
         </w:tc>
@@ -6401,7 +6442,7 @@
                 <w:sz w:val="26"/>
                 <w:szCs w:val="26"/>
               </w:rPr>
-              <w:t>2.4 Quản lý cảnh báo kho</w:t>
+              <w:t>2.3.3 Kiểm kê định kỳ</w:t>
             </w:r>
           </w:p>
         </w:tc>
@@ -6486,7 +6527,7 @@
                 <w:sz w:val="26"/>
                 <w:szCs w:val="26"/>
               </w:rPr>
-              <w:t>Quản lý hồ sơ thú cưng</w:t>
+              <w:t>Xem cảnh báo kho</w:t>
             </w:r>
           </w:p>
         </w:tc>
@@ -6518,7 +6559,7 @@
                 <w:sz w:val="26"/>
                 <w:szCs w:val="26"/>
               </w:rPr>
-              <w:t>Lưu trữ tên, giống, tuổi, cân nặng, đặc điểm</w:t>
+              <w:t>Hiển thị cảnh báo khi tồn kho dưới mức tối thiểu (&lt;5) hoặc cận/hết HSD.</w:t>
             </w:r>
           </w:p>
         </w:tc>
@@ -6545,7 +6586,7 @@
                 <w:sz w:val="26"/>
                 <w:szCs w:val="26"/>
               </w:rPr>
-              <w:t>3.1 Quản lý hồ sơ thú cưng &amp; Khách hàng</w:t>
+              <w:t>2.4 Quản lý cảnh báo kho</w:t>
             </w:r>
           </w:p>
         </w:tc>
@@ -6629,7 +6670,7 @@
                 <w:sz w:val="26"/>
                 <w:szCs w:val="26"/>
               </w:rPr>
-              <w:t>Đặt lịch hẹn Spa</w:t>
+              <w:t>Thêm hồ sơ thú cưng</w:t>
             </w:r>
           </w:p>
         </w:tc>
@@ -6661,7 +6702,7 @@
                 <w:sz w:val="26"/>
                 <w:szCs w:val="26"/>
               </w:rPr>
-              <w:t>Ghi nhận lịch hẹn, chọn dịch vụ và chỉ định thợ Spa phụ trách.</w:t>
+              <w:t>Lưu trữ tên, giống, tuổi, cân nặng, đặc điểm</w:t>
             </w:r>
           </w:p>
         </w:tc>
@@ -6688,7 +6729,7 @@
                 <w:sz w:val="26"/>
                 <w:szCs w:val="26"/>
               </w:rPr>
-              <w:t>3.2.1, 3.2.2 Đặt lịch hẹn mới</w:t>
+              <w:t>3.1 Quản lý hồ sơ thú cưng &amp; Khách hàng</w:t>
             </w:r>
           </w:p>
         </w:tc>
@@ -6745,7 +6786,17 @@
                 <w:sz w:val="26"/>
                 <w:szCs w:val="26"/>
               </w:rPr>
-              <w:t>11</w:t>
+              <w:t>1</w:t>
+            </w:r>
+            <w:r>
+              <w:rPr>
+                <w:rFonts w:ascii="Times New Roman" w:hAnsi="Times New Roman" w:cs="Times New Roman"/>
+                <w:i/>
+                <w:color w:val="0000FF"/>
+                <w:sz w:val="26"/>
+                <w:szCs w:val="26"/>
+              </w:rPr>
+              <w:t>1</w:t>
             </w:r>
           </w:p>
         </w:tc>
@@ -6772,7 +6823,17 @@
                 <w:sz w:val="26"/>
                 <w:szCs w:val="26"/>
               </w:rPr>
-              <w:t>Hủy / Thay đổi lịch hẹn</w:t>
+              <w:t>Tạo</w:t>
+            </w:r>
+            <w:r>
+              <w:rPr>
+                <w:rFonts w:ascii="Times New Roman" w:hAnsi="Times New Roman" w:cs="Times New Roman"/>
+                <w:i/>
+                <w:color w:val="0000FF"/>
+                <w:sz w:val="26"/>
+                <w:szCs w:val="26"/>
+              </w:rPr>
+              <w:t xml:space="preserve"> lịch hẹn Spa</w:t>
             </w:r>
           </w:p>
         </w:tc>
@@ -6804,7 +6865,31 @@
                 <w:sz w:val="26"/>
                 <w:szCs w:val="26"/>
               </w:rPr>
-              <w:t>Đổi giờ hoặc hủy lịch hẹn, hệ thống tự động giải phóng khung giờ đó.</w:t>
+              <w:t>Ghi nhận lịch hẹn, chọn dịch vụ và chỉ định thợ Spa phụ trách</w:t>
+            </w:r>
+            <w:r>
+              <w:rPr>
+                <w:rFonts w:ascii="Times New Roman" w:hAnsi="Times New Roman"/>
+                <w:b w:val="0"/>
+                <w:bCs w:val="0"/>
+                <w:i/>
+                <w:color w:val="0000FF"/>
+                <w:sz w:val="26"/>
+                <w:szCs w:val="26"/>
+              </w:rPr>
+              <w:t>,có thể đ</w:t>
+            </w:r>
+            <w:r>
+              <w:rPr>
+                <w:rFonts w:ascii="Times New Roman" w:hAnsi="Times New Roman"/>
+                <w:b w:val="0"/>
+                <w:bCs w:val="0"/>
+                <w:i/>
+                <w:color w:val="0000FF"/>
+                <w:sz w:val="26"/>
+                <w:szCs w:val="26"/>
+              </w:rPr>
+              <w:t>ổi giờ hoặc hủy lịch hẹn, hệ thống tự động giải phóng khung giờ đó.</w:t>
             </w:r>
           </w:p>
         </w:tc>
@@ -6831,7 +6916,7 @@
                 <w:sz w:val="26"/>
                 <w:szCs w:val="26"/>
               </w:rPr>
-              <w:t>3.2.4 Hủy / Thay đổi lịch hẹn</w:t>
+              <w:t>3.2.1, 3.2.2 Đặt lịch hẹn mới</w:t>
             </w:r>
           </w:p>
         </w:tc>
@@ -6925,7 +7010,17 @@
                 <w:sz w:val="26"/>
                 <w:szCs w:val="26"/>
               </w:rPr>
-              <w:t>Quản lý phiếu dịch vụ Spa</w:t>
+              <w:t>Quản lý phiếu dịch vụ</w:t>
+            </w:r>
+            <w:r>
+              <w:rPr>
+                <w:rFonts w:ascii="Times New Roman" w:hAnsi="Times New Roman" w:cs="Times New Roman"/>
+                <w:i/>
+                <w:color w:val="0000FF"/>
+                <w:sz w:val="26"/>
+                <w:szCs w:val="26"/>
+              </w:rPr>
+              <w:t>.</w:t>
             </w:r>
           </w:p>
         </w:tc>
@@ -7202,17 +7297,7 @@
                 <w:sz w:val="26"/>
                 <w:szCs w:val="26"/>
               </w:rPr>
-              <w:t>1</w:t>
-            </w:r>
-            <w:r>
-              <w:rPr>
-                <w:rFonts w:ascii="Times New Roman" w:hAnsi="Times New Roman" w:cs="Times New Roman"/>
-                <w:i/>
-                <w:color w:val="0000FF"/>
-                <w:sz w:val="26"/>
-                <w:szCs w:val="26"/>
-              </w:rPr>
-              <w:t>4</w:t>
+              <w:t>14</w:t>
             </w:r>
           </w:p>
         </w:tc>
@@ -7365,17 +7450,7 @@
                 <w:sz w:val="26"/>
                 <w:szCs w:val="26"/>
               </w:rPr>
-              <w:t>1</w:t>
-            </w:r>
-            <w:r>
-              <w:rPr>
-                <w:rFonts w:ascii="Times New Roman" w:hAnsi="Times New Roman" w:cs="Times New Roman"/>
-                <w:i/>
-                <w:color w:val="0000FF"/>
-                <w:sz w:val="26"/>
-                <w:szCs w:val="26"/>
-              </w:rPr>
-              <w:t>5</w:t>
+              <w:t>15</w:t>
             </w:r>
           </w:p>
         </w:tc>
@@ -7538,17 +7613,7 @@
                 <w:sz w:val="26"/>
                 <w:szCs w:val="26"/>
               </w:rPr>
-              <w:t>1</w:t>
-            </w:r>
-            <w:r>
-              <w:rPr>
-                <w:rFonts w:ascii="Times New Roman" w:hAnsi="Times New Roman" w:cs="Times New Roman"/>
-                <w:i/>
-                <w:color w:val="0000FF"/>
-                <w:sz w:val="26"/>
-                <w:szCs w:val="26"/>
-              </w:rPr>
-              <w:t>6</w:t>
+              <w:t>16</w:t>
             </w:r>
           </w:p>
         </w:tc>
@@ -7575,7 +7640,17 @@
                 <w:sz w:val="26"/>
                 <w:szCs w:val="26"/>
               </w:rPr>
-              <w:t>Xem Báo cáo &amp; Thống kê</w:t>
+              <w:t xml:space="preserve">Xem </w:t>
+            </w:r>
+            <w:r>
+              <w:rPr>
+                <w:rFonts w:ascii="Times New Roman" w:hAnsi="Times New Roman" w:cs="Times New Roman"/>
+                <w:i/>
+                <w:color w:val="0000FF"/>
+                <w:sz w:val="26"/>
+                <w:szCs w:val="26"/>
+              </w:rPr>
+              <w:t>Báo cáo</w:t>
             </w:r>
           </w:p>
         </w:tc>
@@ -7691,17 +7766,7 @@
                 <w:sz w:val="26"/>
                 <w:szCs w:val="26"/>
               </w:rPr>
-              <w:t>1</w:t>
-            </w:r>
-            <w:r>
-              <w:rPr>
-                <w:rFonts w:ascii="Times New Roman" w:hAnsi="Times New Roman" w:cs="Times New Roman"/>
-                <w:i/>
-                <w:color w:val="0000FF"/>
-                <w:sz w:val="26"/>
-                <w:szCs w:val="26"/>
-              </w:rPr>
-              <w:t>7</w:t>
+              <w:t>17</w:t>
             </w:r>
           </w:p>
         </w:tc>
@@ -7728,7 +7793,7 @@
                 <w:sz w:val="26"/>
                 <w:szCs w:val="26"/>
               </w:rPr>
-              <w:t>In</w:t>
+              <w:t>Lập</w:t>
             </w:r>
             <w:r>
               <w:rPr>
@@ -11388,6 +11453,7 @@
   <w:style w:type="character" w:default="1" w:styleId="DefaultParagraphFont">
     <w:name w:val="Default Paragraph Font"/>
     <w:uiPriority w:val="1"/>
+    <w:semiHidden/>
     <w:unhideWhenUsed/>
   </w:style>
   <w:style w:type="table" w:default="1" w:styleId="TableNormal">
@@ -11942,6 +12008,7 @@
     <w:rsid w:val="007D4F22"/>
     <w:rsid w:val="008179DC"/>
     <w:rsid w:val="00994E73"/>
+    <w:rsid w:val="009F6473"/>
     <w:rsid w:val="00AD256A"/>
     <w:rsid w:val="00B448D8"/>
     <w:rsid w:val="00B73467"/>
@@ -11950,6 +12017,7 @@
     <w:rsid w:val="00EA5BB7"/>
     <w:rsid w:val="00F06863"/>
     <w:rsid w:val="00F152FF"/>
+    <w:rsid w:val="00FE499A"/>
   </w:rsids>
   <m:mathPr>
     <m:mathFont m:val="Cambria Math"/>

--- a/DOC/N15_3_ApplicationDevelopment_SRS.docx
+++ b/DOC/N15_3_ApplicationDevelopment_SRS.docx
@@ -7967,9 +7967,19 @@
     <w:p>
       <w:pPr>
         <w:pStyle w:val="Heading1"/>
+        <w:rPr>
+          <w:rFonts w:ascii="Times New Roman" w:hAnsi="Times New Roman"/>
+          <w:sz w:val="26"/>
+          <w:szCs w:val="26"/>
+        </w:rPr>
       </w:pPr>
       <w:bookmarkStart w:id="23" w:name="_Toc83627364"/>
       <w:r>
+        <w:rPr>
+          <w:rFonts w:ascii="Times New Roman" w:hAnsi="Times New Roman"/>
+          <w:sz w:val="26"/>
+          <w:szCs w:val="26"/>
+        </w:rPr>
         <w:lastRenderedPageBreak/>
         <w:t>ĐẶC TẢ CÁC YÊU CẦU CHỨC NĂNG (FUNCTIONAL)</w:t>
       </w:r>
@@ -7979,21 +7989,43 @@
     <w:p>
       <w:pPr>
         <w:pStyle w:val="Heading2"/>
+        <w:rPr>
+          <w:rFonts w:ascii="Times New Roman" w:hAnsi="Times New Roman"/>
+          <w:sz w:val="26"/>
+          <w:szCs w:val="26"/>
+        </w:rPr>
       </w:pPr>
       <w:r>
+        <w:rPr>
+          <w:rFonts w:ascii="Times New Roman" w:hAnsi="Times New Roman"/>
+          <w:sz w:val="26"/>
+          <w:szCs w:val="26"/>
+        </w:rPr>
         <w:t>UC001 – Đăng nhập hệ thống</w:t>
       </w:r>
     </w:p>
     <w:p>
       <w:pPr>
         <w:pStyle w:val="Heading3"/>
+        <w:rPr>
+          <w:rFonts w:ascii="Times New Roman" w:hAnsi="Times New Roman"/>
+          <w:sz w:val="26"/>
+          <w:szCs w:val="26"/>
+        </w:rPr>
       </w:pPr>
       <w:r>
+        <w:rPr>
+          <w:rFonts w:ascii="Times New Roman" w:hAnsi="Times New Roman"/>
+          <w:sz w:val="26"/>
+          <w:szCs w:val="26"/>
+        </w:rPr>
         <w:t>Mô tả use case UC001</w:t>
       </w:r>
       <w:r>
         <w:rPr>
-          <w:rFonts w:eastAsia="Arial" w:cs="Arial"/>
+          <w:rFonts w:ascii="Times New Roman" w:eastAsia="Arial" w:hAnsi="Times New Roman"/>
+          <w:sz w:val="26"/>
+          <w:szCs w:val="26"/>
         </w:rPr>
         <w:t xml:space="preserve"> </w:t>
       </w:r>
@@ -8033,18 +8065,26 @@
           <w:p>
             <w:pPr>
               <w:ind w:left="5"/>
+              <w:rPr>
+                <w:rFonts w:ascii="Times New Roman" w:hAnsi="Times New Roman" w:cs="Times New Roman"/>
+                <w:sz w:val="26"/>
+                <w:szCs w:val="26"/>
+              </w:rPr>
             </w:pPr>
             <w:r>
               <w:rPr>
                 <w:rFonts w:ascii="Times New Roman" w:eastAsia="Times New Roman" w:hAnsi="Times New Roman" w:cs="Times New Roman"/>
                 <w:b/>
-                <w:sz w:val="28"/>
+                <w:sz w:val="26"/>
+                <w:szCs w:val="26"/>
               </w:rPr>
               <w:t>Use case: UC001 – Đăng nhập hệ thống</w:t>
             </w:r>
             <w:r>
               <w:rPr>
-                <w:rFonts w:ascii="Calibri" w:eastAsia="Calibri" w:hAnsi="Calibri" w:cs="Calibri"/>
+                <w:rFonts w:ascii="Times New Roman" w:eastAsia="Calibri" w:hAnsi="Times New Roman" w:cs="Times New Roman"/>
+                <w:sz w:val="26"/>
+                <w:szCs w:val="26"/>
               </w:rPr>
               <w:t xml:space="preserve"> </w:t>
             </w:r>
@@ -8060,7 +8100,15 @@
               <w:right w:val="single" w:sz="8" w:space="0" w:color="808080"/>
             </w:tcBorders>
           </w:tcPr>
-          <w:p/>
+          <w:p>
+            <w:pPr>
+              <w:rPr>
+                <w:rFonts w:ascii="Times New Roman" w:hAnsi="Times New Roman" w:cs="Times New Roman"/>
+                <w:sz w:val="26"/>
+                <w:szCs w:val="26"/>
+              </w:rPr>
+            </w:pPr>
+          </w:p>
         </w:tc>
       </w:tr>
       <w:tr>
@@ -8081,18 +8129,26 @@
           <w:p>
             <w:pPr>
               <w:ind w:left="5"/>
+              <w:rPr>
+                <w:rFonts w:ascii="Times New Roman" w:hAnsi="Times New Roman" w:cs="Times New Roman"/>
+                <w:sz w:val="26"/>
+                <w:szCs w:val="26"/>
+              </w:rPr>
             </w:pPr>
             <w:r>
               <w:rPr>
                 <w:rFonts w:ascii="Times New Roman" w:eastAsia="Times New Roman" w:hAnsi="Times New Roman" w:cs="Times New Roman"/>
                 <w:b/>
                 <w:sz w:val="26"/>
+                <w:szCs w:val="26"/>
               </w:rPr>
               <w:t>Mục đích:</w:t>
             </w:r>
             <w:r>
               <w:rPr>
-                <w:rFonts w:ascii="Calibri" w:eastAsia="Calibri" w:hAnsi="Calibri" w:cs="Calibri"/>
+                <w:rFonts w:ascii="Times New Roman" w:eastAsia="Calibri" w:hAnsi="Times New Roman" w:cs="Times New Roman"/>
+                <w:sz w:val="26"/>
+                <w:szCs w:val="26"/>
               </w:rPr>
               <w:t xml:space="preserve"> </w:t>
             </w:r>
@@ -8110,16 +8166,26 @@
             <w:vAlign w:val="center"/>
           </w:tcPr>
           <w:p>
+            <w:pPr>
+              <w:rPr>
+                <w:rFonts w:ascii="Times New Roman" w:hAnsi="Times New Roman" w:cs="Times New Roman"/>
+                <w:sz w:val="26"/>
+                <w:szCs w:val="26"/>
+              </w:rPr>
+            </w:pPr>
             <w:r>
               <w:rPr>
                 <w:rFonts w:ascii="Times New Roman" w:eastAsia="Times New Roman" w:hAnsi="Times New Roman" w:cs="Times New Roman"/>
                 <w:sz w:val="26"/>
+                <w:szCs w:val="26"/>
               </w:rPr>
               <w:t>Cho phép người dùng đăng nhập vào hệ thống bằng tài khoản nội bộ.</w:t>
             </w:r>
             <w:r>
               <w:rPr>
-                <w:rFonts w:ascii="Calibri" w:eastAsia="Calibri" w:hAnsi="Calibri" w:cs="Calibri"/>
+                <w:rFonts w:ascii="Times New Roman" w:eastAsia="Calibri" w:hAnsi="Times New Roman" w:cs="Times New Roman"/>
+                <w:sz w:val="26"/>
+                <w:szCs w:val="26"/>
               </w:rPr>
               <w:t xml:space="preserve"> </w:t>
             </w:r>
@@ -8144,18 +8210,26 @@
           <w:p>
             <w:pPr>
               <w:ind w:left="5"/>
+              <w:rPr>
+                <w:rFonts w:ascii="Times New Roman" w:hAnsi="Times New Roman" w:cs="Times New Roman"/>
+                <w:sz w:val="26"/>
+                <w:szCs w:val="26"/>
+              </w:rPr>
             </w:pPr>
             <w:r>
               <w:rPr>
                 <w:rFonts w:ascii="Times New Roman" w:eastAsia="Times New Roman" w:hAnsi="Times New Roman" w:cs="Times New Roman"/>
                 <w:b/>
                 <w:sz w:val="26"/>
+                <w:szCs w:val="26"/>
               </w:rPr>
               <w:t>Mô tả:</w:t>
             </w:r>
             <w:r>
               <w:rPr>
-                <w:rFonts w:ascii="Calibri" w:eastAsia="Calibri" w:hAnsi="Calibri" w:cs="Calibri"/>
+                <w:rFonts w:ascii="Times New Roman" w:eastAsia="Calibri" w:hAnsi="Times New Roman" w:cs="Times New Roman"/>
+                <w:sz w:val="26"/>
+                <w:szCs w:val="26"/>
               </w:rPr>
               <w:t xml:space="preserve"> </w:t>
             </w:r>
@@ -8173,16 +8247,26 @@
             <w:vAlign w:val="center"/>
           </w:tcPr>
           <w:p>
+            <w:pPr>
+              <w:rPr>
+                <w:rFonts w:ascii="Times New Roman" w:hAnsi="Times New Roman" w:cs="Times New Roman"/>
+                <w:sz w:val="26"/>
+                <w:szCs w:val="26"/>
+              </w:rPr>
+            </w:pPr>
             <w:r>
               <w:rPr>
                 <w:rFonts w:ascii="Times New Roman" w:eastAsia="Times New Roman" w:hAnsi="Times New Roman" w:cs="Times New Roman"/>
                 <w:sz w:val="26"/>
+                <w:szCs w:val="26"/>
               </w:rPr>
               <w:t>Use Case Đăng nhập hệ thống cho phép người dùng sử dụng tài khoản nội bộ đã được cấp để truy cập vào chương trình quản lý cửa hàng. Hệ thống kiểm tra thông tin đăng nhập và xác định vai trò của người dùng. Sau khi đăng nhập thành công, người dùng được phép sử dụng các chức năng tương ứng với quyền được cấp.</w:t>
             </w:r>
             <w:r>
               <w:rPr>
-                <w:rFonts w:ascii="Calibri" w:eastAsia="Calibri" w:hAnsi="Calibri" w:cs="Calibri"/>
+                <w:rFonts w:ascii="Times New Roman" w:eastAsia="Calibri" w:hAnsi="Times New Roman" w:cs="Times New Roman"/>
+                <w:sz w:val="26"/>
+                <w:szCs w:val="26"/>
               </w:rPr>
               <w:t xml:space="preserve"> </w:t>
             </w:r>
@@ -8207,18 +8291,26 @@
           <w:p>
             <w:pPr>
               <w:ind w:left="5"/>
+              <w:rPr>
+                <w:rFonts w:ascii="Times New Roman" w:hAnsi="Times New Roman" w:cs="Times New Roman"/>
+                <w:sz w:val="26"/>
+                <w:szCs w:val="26"/>
+              </w:rPr>
             </w:pPr>
             <w:r>
               <w:rPr>
                 <w:rFonts w:ascii="Times New Roman" w:eastAsia="Times New Roman" w:hAnsi="Times New Roman" w:cs="Times New Roman"/>
                 <w:b/>
                 <w:sz w:val="26"/>
+                <w:szCs w:val="26"/>
               </w:rPr>
               <w:t>Tác nhân:</w:t>
             </w:r>
             <w:r>
               <w:rPr>
-                <w:rFonts w:ascii="Calibri" w:eastAsia="Calibri" w:hAnsi="Calibri" w:cs="Calibri"/>
+                <w:rFonts w:ascii="Times New Roman" w:eastAsia="Calibri" w:hAnsi="Times New Roman" w:cs="Times New Roman"/>
+                <w:sz w:val="26"/>
+                <w:szCs w:val="26"/>
               </w:rPr>
               <w:t xml:space="preserve"> </w:t>
             </w:r>
@@ -8236,16 +8328,26 @@
             <w:vAlign w:val="center"/>
           </w:tcPr>
           <w:p>
+            <w:pPr>
+              <w:rPr>
+                <w:rFonts w:ascii="Times New Roman" w:hAnsi="Times New Roman" w:cs="Times New Roman"/>
+                <w:sz w:val="26"/>
+                <w:szCs w:val="26"/>
+              </w:rPr>
+            </w:pPr>
             <w:r>
               <w:rPr>
                 <w:rFonts w:ascii="Times New Roman" w:eastAsia="Times New Roman" w:hAnsi="Times New Roman" w:cs="Times New Roman"/>
                 <w:sz w:val="26"/>
+                <w:szCs w:val="26"/>
               </w:rPr>
               <w:t>Quản lý, Thu ngân, Thợ Spa, Nhân viên kho</w:t>
             </w:r>
             <w:r>
               <w:rPr>
-                <w:rFonts w:ascii="Calibri" w:eastAsia="Calibri" w:hAnsi="Calibri" w:cs="Calibri"/>
+                <w:rFonts w:ascii="Times New Roman" w:eastAsia="Calibri" w:hAnsi="Times New Roman" w:cs="Times New Roman"/>
+                <w:sz w:val="26"/>
+                <w:szCs w:val="26"/>
               </w:rPr>
               <w:t xml:space="preserve"> </w:t>
             </w:r>
@@ -8270,18 +8372,26 @@
           <w:p>
             <w:pPr>
               <w:ind w:left="5"/>
+              <w:rPr>
+                <w:rFonts w:ascii="Times New Roman" w:hAnsi="Times New Roman" w:cs="Times New Roman"/>
+                <w:sz w:val="26"/>
+                <w:szCs w:val="26"/>
+              </w:rPr>
             </w:pPr>
             <w:r>
               <w:rPr>
                 <w:rFonts w:ascii="Times New Roman" w:eastAsia="Times New Roman" w:hAnsi="Times New Roman" w:cs="Times New Roman"/>
                 <w:b/>
                 <w:sz w:val="26"/>
+                <w:szCs w:val="26"/>
               </w:rPr>
               <w:t>Điều kiện trước:</w:t>
             </w:r>
             <w:r>
               <w:rPr>
-                <w:rFonts w:ascii="Calibri" w:eastAsia="Calibri" w:hAnsi="Calibri" w:cs="Calibri"/>
+                <w:rFonts w:ascii="Times New Roman" w:eastAsia="Calibri" w:hAnsi="Times New Roman" w:cs="Times New Roman"/>
+                <w:sz w:val="26"/>
+                <w:szCs w:val="26"/>
               </w:rPr>
               <w:t xml:space="preserve"> </w:t>
             </w:r>
@@ -8299,16 +8409,26 @@
             <w:vAlign w:val="center"/>
           </w:tcPr>
           <w:p>
+            <w:pPr>
+              <w:rPr>
+                <w:rFonts w:ascii="Times New Roman" w:hAnsi="Times New Roman" w:cs="Times New Roman"/>
+                <w:sz w:val="26"/>
+                <w:szCs w:val="26"/>
+              </w:rPr>
+            </w:pPr>
             <w:r>
               <w:rPr>
                 <w:rFonts w:ascii="Times New Roman" w:eastAsia="Times New Roman" w:hAnsi="Times New Roman" w:cs="Times New Roman"/>
                 <w:sz w:val="26"/>
+                <w:szCs w:val="26"/>
               </w:rPr>
               <w:t>Người dùng đã được cấp tài khoản và tài khoản đang hoạt động.</w:t>
             </w:r>
             <w:r>
               <w:rPr>
-                <w:rFonts w:ascii="Calibri" w:eastAsia="Calibri" w:hAnsi="Calibri" w:cs="Calibri"/>
+                <w:rFonts w:ascii="Times New Roman" w:eastAsia="Calibri" w:hAnsi="Times New Roman" w:cs="Times New Roman"/>
+                <w:sz w:val="26"/>
+                <w:szCs w:val="26"/>
               </w:rPr>
               <w:t xml:space="preserve"> </w:t>
             </w:r>
@@ -8333,18 +8453,26 @@
           <w:p>
             <w:pPr>
               <w:ind w:left="5"/>
+              <w:rPr>
+                <w:rFonts w:ascii="Times New Roman" w:hAnsi="Times New Roman" w:cs="Times New Roman"/>
+                <w:sz w:val="26"/>
+                <w:szCs w:val="26"/>
+              </w:rPr>
             </w:pPr>
             <w:r>
               <w:rPr>
                 <w:rFonts w:ascii="Times New Roman" w:eastAsia="Times New Roman" w:hAnsi="Times New Roman" w:cs="Times New Roman"/>
                 <w:b/>
                 <w:sz w:val="26"/>
+                <w:szCs w:val="26"/>
               </w:rPr>
               <w:t>Điều kiện sau:</w:t>
             </w:r>
             <w:r>
               <w:rPr>
-                <w:rFonts w:ascii="Calibri" w:eastAsia="Calibri" w:hAnsi="Calibri" w:cs="Calibri"/>
+                <w:rFonts w:ascii="Times New Roman" w:eastAsia="Calibri" w:hAnsi="Times New Roman" w:cs="Times New Roman"/>
+                <w:sz w:val="26"/>
+                <w:szCs w:val="26"/>
               </w:rPr>
               <w:t xml:space="preserve"> </w:t>
             </w:r>
@@ -8362,16 +8490,26 @@
             <w:vAlign w:val="center"/>
           </w:tcPr>
           <w:p>
+            <w:pPr>
+              <w:rPr>
+                <w:rFonts w:ascii="Times New Roman" w:hAnsi="Times New Roman" w:cs="Times New Roman"/>
+                <w:sz w:val="26"/>
+                <w:szCs w:val="26"/>
+              </w:rPr>
+            </w:pPr>
             <w:r>
               <w:rPr>
                 <w:rFonts w:ascii="Times New Roman" w:eastAsia="Times New Roman" w:hAnsi="Times New Roman" w:cs="Times New Roman"/>
                 <w:sz w:val="26"/>
+                <w:szCs w:val="26"/>
               </w:rPr>
               <w:t>Người dùng đăng nhập thành công và được truy cập các chức năng theo quyền.</w:t>
             </w:r>
             <w:r>
               <w:rPr>
-                <w:rFonts w:ascii="Calibri" w:eastAsia="Calibri" w:hAnsi="Calibri" w:cs="Calibri"/>
+                <w:rFonts w:ascii="Times New Roman" w:eastAsia="Calibri" w:hAnsi="Times New Roman" w:cs="Times New Roman"/>
+                <w:sz w:val="26"/>
+                <w:szCs w:val="26"/>
               </w:rPr>
               <w:t xml:space="preserve"> </w:t>
             </w:r>
@@ -8396,18 +8534,26 @@
           <w:p>
             <w:pPr>
               <w:ind w:left="5"/>
+              <w:rPr>
+                <w:rFonts w:ascii="Times New Roman" w:hAnsi="Times New Roman" w:cs="Times New Roman"/>
+                <w:sz w:val="26"/>
+                <w:szCs w:val="26"/>
+              </w:rPr>
             </w:pPr>
             <w:r>
               <w:rPr>
                 <w:rFonts w:ascii="Times New Roman" w:eastAsia="Times New Roman" w:hAnsi="Times New Roman" w:cs="Times New Roman"/>
                 <w:b/>
                 <w:sz w:val="26"/>
+                <w:szCs w:val="26"/>
               </w:rPr>
               <w:t>Luồng sự kiện chính (Basic flows):</w:t>
             </w:r>
             <w:r>
               <w:rPr>
-                <w:rFonts w:ascii="Calibri" w:eastAsia="Calibri" w:hAnsi="Calibri" w:cs="Calibri"/>
+                <w:rFonts w:ascii="Times New Roman" w:eastAsia="Calibri" w:hAnsi="Times New Roman" w:cs="Times New Roman"/>
+                <w:sz w:val="26"/>
+                <w:szCs w:val="26"/>
               </w:rPr>
               <w:t xml:space="preserve"> </w:t>
             </w:r>
@@ -8423,7 +8569,15 @@
               <w:right w:val="single" w:sz="8" w:space="0" w:color="808080"/>
             </w:tcBorders>
           </w:tcPr>
-          <w:p/>
+          <w:p>
+            <w:pPr>
+              <w:rPr>
+                <w:rFonts w:ascii="Times New Roman" w:hAnsi="Times New Roman" w:cs="Times New Roman"/>
+                <w:sz w:val="26"/>
+                <w:szCs w:val="26"/>
+              </w:rPr>
+            </w:pPr>
+          </w:p>
         </w:tc>
       </w:tr>
       <w:tr>
@@ -8445,18 +8599,26 @@
             <w:pPr>
               <w:ind w:right="7"/>
               <w:jc w:val="center"/>
+              <w:rPr>
+                <w:rFonts w:ascii="Times New Roman" w:hAnsi="Times New Roman" w:cs="Times New Roman"/>
+                <w:sz w:val="26"/>
+                <w:szCs w:val="26"/>
+              </w:rPr>
             </w:pPr>
             <w:r>
               <w:rPr>
                 <w:rFonts w:ascii="Times New Roman" w:eastAsia="Times New Roman" w:hAnsi="Times New Roman" w:cs="Times New Roman"/>
                 <w:b/>
                 <w:sz w:val="26"/>
+                <w:szCs w:val="26"/>
               </w:rPr>
               <w:t>Actor</w:t>
             </w:r>
             <w:r>
               <w:rPr>
-                <w:rFonts w:ascii="Calibri" w:eastAsia="Calibri" w:hAnsi="Calibri" w:cs="Calibri"/>
+                <w:rFonts w:ascii="Times New Roman" w:eastAsia="Calibri" w:hAnsi="Times New Roman" w:cs="Times New Roman"/>
+                <w:sz w:val="26"/>
+                <w:szCs w:val="26"/>
               </w:rPr>
               <w:t xml:space="preserve"> </w:t>
             </w:r>
@@ -8477,18 +8639,26 @@
             <w:pPr>
               <w:ind w:right="23"/>
               <w:jc w:val="center"/>
+              <w:rPr>
+                <w:rFonts w:ascii="Times New Roman" w:hAnsi="Times New Roman" w:cs="Times New Roman"/>
+                <w:sz w:val="26"/>
+                <w:szCs w:val="26"/>
+              </w:rPr>
             </w:pPr>
             <w:r>
               <w:rPr>
                 <w:rFonts w:ascii="Times New Roman" w:eastAsia="Times New Roman" w:hAnsi="Times New Roman" w:cs="Times New Roman"/>
                 <w:b/>
                 <w:sz w:val="26"/>
+                <w:szCs w:val="26"/>
               </w:rPr>
               <w:t>Hệ thống</w:t>
             </w:r>
             <w:r>
               <w:rPr>
-                <w:rFonts w:ascii="Calibri" w:eastAsia="Calibri" w:hAnsi="Calibri" w:cs="Calibri"/>
+                <w:rFonts w:ascii="Times New Roman" w:eastAsia="Calibri" w:hAnsi="Times New Roman" w:cs="Times New Roman"/>
+                <w:sz w:val="26"/>
+                <w:szCs w:val="26"/>
               </w:rPr>
               <w:t xml:space="preserve"> </w:t>
             </w:r>
@@ -8513,17 +8683,25 @@
           <w:p>
             <w:pPr>
               <w:ind w:left="5"/>
+              <w:rPr>
+                <w:rFonts w:ascii="Times New Roman" w:hAnsi="Times New Roman" w:cs="Times New Roman"/>
+                <w:sz w:val="26"/>
+                <w:szCs w:val="26"/>
+              </w:rPr>
             </w:pPr>
             <w:r>
               <w:rPr>
                 <w:rFonts w:ascii="Times New Roman" w:eastAsia="Times New Roman" w:hAnsi="Times New Roman" w:cs="Times New Roman"/>
                 <w:sz w:val="26"/>
+                <w:szCs w:val="26"/>
               </w:rPr>
               <w:t>1. Mở chương trình.</w:t>
             </w:r>
             <w:r>
               <w:rPr>
-                <w:rFonts w:ascii="Calibri" w:eastAsia="Calibri" w:hAnsi="Calibri" w:cs="Calibri"/>
+                <w:rFonts w:ascii="Times New Roman" w:eastAsia="Calibri" w:hAnsi="Times New Roman" w:cs="Times New Roman"/>
+                <w:sz w:val="26"/>
+                <w:szCs w:val="26"/>
               </w:rPr>
               <w:t xml:space="preserve"> </w:t>
             </w:r>
@@ -8541,16 +8719,26 @@
             <w:vAlign w:val="center"/>
           </w:tcPr>
           <w:p>
+            <w:pPr>
+              <w:rPr>
+                <w:rFonts w:ascii="Times New Roman" w:hAnsi="Times New Roman" w:cs="Times New Roman"/>
+                <w:sz w:val="26"/>
+                <w:szCs w:val="26"/>
+              </w:rPr>
+            </w:pPr>
             <w:r>
               <w:rPr>
                 <w:rFonts w:ascii="Times New Roman" w:eastAsia="Times New Roman" w:hAnsi="Times New Roman" w:cs="Times New Roman"/>
                 <w:sz w:val="26"/>
+                <w:szCs w:val="26"/>
               </w:rPr>
               <w:t>2. Hiển thị màn hình đăng nhập.</w:t>
             </w:r>
             <w:r>
               <w:rPr>
-                <w:rFonts w:ascii="Calibri" w:eastAsia="Calibri" w:hAnsi="Calibri" w:cs="Calibri"/>
+                <w:rFonts w:ascii="Times New Roman" w:eastAsia="Calibri" w:hAnsi="Times New Roman" w:cs="Times New Roman"/>
+                <w:sz w:val="26"/>
+                <w:szCs w:val="26"/>
               </w:rPr>
               <w:t xml:space="preserve"> </w:t>
             </w:r>
@@ -8575,17 +8763,25 @@
           <w:p>
             <w:pPr>
               <w:ind w:left="5"/>
+              <w:rPr>
+                <w:rFonts w:ascii="Times New Roman" w:hAnsi="Times New Roman" w:cs="Times New Roman"/>
+                <w:sz w:val="26"/>
+                <w:szCs w:val="26"/>
+              </w:rPr>
             </w:pPr>
             <w:r>
               <w:rPr>
                 <w:rFonts w:ascii="Times New Roman" w:eastAsia="Times New Roman" w:hAnsi="Times New Roman" w:cs="Times New Roman"/>
                 <w:sz w:val="26"/>
+                <w:szCs w:val="26"/>
               </w:rPr>
               <w:t>3. Nhập tên đăng nhập và mật khẩu.</w:t>
             </w:r>
             <w:r>
               <w:rPr>
-                <w:rFonts w:ascii="Calibri" w:eastAsia="Calibri" w:hAnsi="Calibri" w:cs="Calibri"/>
+                <w:rFonts w:ascii="Times New Roman" w:eastAsia="Calibri" w:hAnsi="Times New Roman" w:cs="Times New Roman"/>
+                <w:sz w:val="26"/>
+                <w:szCs w:val="26"/>
               </w:rPr>
               <w:t xml:space="preserve"> </w:t>
             </w:r>
@@ -8603,16 +8799,26 @@
             <w:vAlign w:val="center"/>
           </w:tcPr>
           <w:p>
+            <w:pPr>
+              <w:rPr>
+                <w:rFonts w:ascii="Times New Roman" w:hAnsi="Times New Roman" w:cs="Times New Roman"/>
+                <w:sz w:val="26"/>
+                <w:szCs w:val="26"/>
+              </w:rPr>
+            </w:pPr>
             <w:r>
               <w:rPr>
                 <w:rFonts w:ascii="Times New Roman" w:eastAsia="Times New Roman" w:hAnsi="Times New Roman" w:cs="Times New Roman"/>
                 <w:sz w:val="26"/>
+                <w:szCs w:val="26"/>
               </w:rPr>
               <w:t>4. Tiếp nhận thông tin đăng nhập.</w:t>
             </w:r>
             <w:r>
               <w:rPr>
-                <w:rFonts w:ascii="Calibri" w:eastAsia="Calibri" w:hAnsi="Calibri" w:cs="Calibri"/>
+                <w:rFonts w:ascii="Times New Roman" w:eastAsia="Calibri" w:hAnsi="Times New Roman" w:cs="Times New Roman"/>
+                <w:sz w:val="26"/>
+                <w:szCs w:val="26"/>
               </w:rPr>
               <w:t xml:space="preserve"> </w:t>
             </w:r>
@@ -8637,17 +8843,25 @@
           <w:p>
             <w:pPr>
               <w:ind w:left="5"/>
+              <w:rPr>
+                <w:rFonts w:ascii="Times New Roman" w:hAnsi="Times New Roman" w:cs="Times New Roman"/>
+                <w:sz w:val="26"/>
+                <w:szCs w:val="26"/>
+              </w:rPr>
             </w:pPr>
             <w:r>
               <w:rPr>
                 <w:rFonts w:ascii="Times New Roman" w:eastAsia="Times New Roman" w:hAnsi="Times New Roman" w:cs="Times New Roman"/>
                 <w:sz w:val="26"/>
+                <w:szCs w:val="26"/>
               </w:rPr>
               <w:t>5. Nhấn Đăng nhập.</w:t>
             </w:r>
             <w:r>
               <w:rPr>
-                <w:rFonts w:ascii="Calibri" w:eastAsia="Calibri" w:hAnsi="Calibri" w:cs="Calibri"/>
+                <w:rFonts w:ascii="Times New Roman" w:eastAsia="Calibri" w:hAnsi="Times New Roman" w:cs="Times New Roman"/>
+                <w:sz w:val="26"/>
+                <w:szCs w:val="26"/>
               </w:rPr>
               <w:t xml:space="preserve"> </w:t>
             </w:r>
@@ -8665,16 +8879,26 @@
             <w:vAlign w:val="center"/>
           </w:tcPr>
           <w:p>
+            <w:pPr>
+              <w:rPr>
+                <w:rFonts w:ascii="Times New Roman" w:hAnsi="Times New Roman" w:cs="Times New Roman"/>
+                <w:sz w:val="26"/>
+                <w:szCs w:val="26"/>
+              </w:rPr>
+            </w:pPr>
             <w:r>
               <w:rPr>
                 <w:rFonts w:ascii="Times New Roman" w:eastAsia="Times New Roman" w:hAnsi="Times New Roman" w:cs="Times New Roman"/>
                 <w:sz w:val="26"/>
+                <w:szCs w:val="26"/>
               </w:rPr>
               <w:t>6. Kiểm tra thông tin tài khoản.</w:t>
             </w:r>
             <w:r>
               <w:rPr>
-                <w:rFonts w:ascii="Calibri" w:eastAsia="Calibri" w:hAnsi="Calibri" w:cs="Calibri"/>
+                <w:rFonts w:ascii="Times New Roman" w:eastAsia="Calibri" w:hAnsi="Times New Roman" w:cs="Times New Roman"/>
+                <w:sz w:val="26"/>
+                <w:szCs w:val="26"/>
               </w:rPr>
               <w:t xml:space="preserve"> </w:t>
             </w:r>
@@ -8699,10 +8923,17 @@
           <w:p>
             <w:pPr>
               <w:ind w:left="5"/>
-            </w:pPr>
-            <w:r>
-              <w:rPr>
-                <w:rFonts w:ascii="Calibri" w:eastAsia="Calibri" w:hAnsi="Calibri" w:cs="Calibri"/>
+              <w:rPr>
+                <w:rFonts w:ascii="Times New Roman" w:hAnsi="Times New Roman" w:cs="Times New Roman"/>
+                <w:sz w:val="26"/>
+                <w:szCs w:val="26"/>
+              </w:rPr>
+            </w:pPr>
+            <w:r>
+              <w:rPr>
+                <w:rFonts w:ascii="Times New Roman" w:eastAsia="Calibri" w:hAnsi="Times New Roman" w:cs="Times New Roman"/>
+                <w:sz w:val="26"/>
+                <w:szCs w:val="26"/>
               </w:rPr>
               <w:t xml:space="preserve"> </w:t>
             </w:r>
@@ -8720,16 +8951,26 @@
             <w:vAlign w:val="center"/>
           </w:tcPr>
           <w:p>
+            <w:pPr>
+              <w:rPr>
+                <w:rFonts w:ascii="Times New Roman" w:hAnsi="Times New Roman" w:cs="Times New Roman"/>
+                <w:sz w:val="26"/>
+                <w:szCs w:val="26"/>
+              </w:rPr>
+            </w:pPr>
             <w:r>
               <w:rPr>
                 <w:rFonts w:ascii="Times New Roman" w:eastAsia="Times New Roman" w:hAnsi="Times New Roman" w:cs="Times New Roman"/>
                 <w:sz w:val="26"/>
+                <w:szCs w:val="26"/>
               </w:rPr>
               <w:t>7. Xác định vai trò của người dùng.</w:t>
             </w:r>
             <w:r>
               <w:rPr>
-                <w:rFonts w:ascii="Calibri" w:eastAsia="Calibri" w:hAnsi="Calibri" w:cs="Calibri"/>
+                <w:rFonts w:ascii="Times New Roman" w:eastAsia="Calibri" w:hAnsi="Times New Roman" w:cs="Times New Roman"/>
+                <w:sz w:val="26"/>
+                <w:szCs w:val="26"/>
               </w:rPr>
               <w:t xml:space="preserve"> </w:t>
             </w:r>
@@ -8754,10 +8995,17 @@
           <w:p>
             <w:pPr>
               <w:ind w:left="5"/>
-            </w:pPr>
-            <w:r>
-              <w:rPr>
-                <w:rFonts w:ascii="Calibri" w:eastAsia="Calibri" w:hAnsi="Calibri" w:cs="Calibri"/>
+              <w:rPr>
+                <w:rFonts w:ascii="Times New Roman" w:hAnsi="Times New Roman" w:cs="Times New Roman"/>
+                <w:sz w:val="26"/>
+                <w:szCs w:val="26"/>
+              </w:rPr>
+            </w:pPr>
+            <w:r>
+              <w:rPr>
+                <w:rFonts w:ascii="Times New Roman" w:eastAsia="Calibri" w:hAnsi="Times New Roman" w:cs="Times New Roman"/>
+                <w:sz w:val="26"/>
+                <w:szCs w:val="26"/>
               </w:rPr>
               <w:t xml:space="preserve"> </w:t>
             </w:r>
@@ -8775,16 +9023,26 @@
             <w:vAlign w:val="center"/>
           </w:tcPr>
           <w:p>
+            <w:pPr>
+              <w:rPr>
+                <w:rFonts w:ascii="Times New Roman" w:hAnsi="Times New Roman" w:cs="Times New Roman"/>
+                <w:sz w:val="26"/>
+                <w:szCs w:val="26"/>
+              </w:rPr>
+            </w:pPr>
             <w:r>
               <w:rPr>
                 <w:rFonts w:ascii="Times New Roman" w:eastAsia="Times New Roman" w:hAnsi="Times New Roman" w:cs="Times New Roman"/>
                 <w:sz w:val="26"/>
+                <w:szCs w:val="26"/>
               </w:rPr>
               <w:t>8. Cho phép người dùng truy cập hệ thống.</w:t>
             </w:r>
             <w:r>
               <w:rPr>
-                <w:rFonts w:ascii="Calibri" w:eastAsia="Calibri" w:hAnsi="Calibri" w:cs="Calibri"/>
+                <w:rFonts w:ascii="Times New Roman" w:eastAsia="Calibri" w:hAnsi="Times New Roman" w:cs="Times New Roman"/>
+                <w:sz w:val="26"/>
+                <w:szCs w:val="26"/>
               </w:rPr>
               <w:t xml:space="preserve"> </w:t>
             </w:r>
@@ -8809,10 +9067,17 @@
           <w:p>
             <w:pPr>
               <w:ind w:left="5"/>
-            </w:pPr>
-            <w:r>
-              <w:rPr>
-                <w:rFonts w:ascii="Calibri" w:eastAsia="Calibri" w:hAnsi="Calibri" w:cs="Calibri"/>
+              <w:rPr>
+                <w:rFonts w:ascii="Times New Roman" w:hAnsi="Times New Roman" w:cs="Times New Roman"/>
+                <w:sz w:val="26"/>
+                <w:szCs w:val="26"/>
+              </w:rPr>
+            </w:pPr>
+            <w:r>
+              <w:rPr>
+                <w:rFonts w:ascii="Times New Roman" w:eastAsia="Calibri" w:hAnsi="Times New Roman" w:cs="Times New Roman"/>
+                <w:sz w:val="26"/>
+                <w:szCs w:val="26"/>
               </w:rPr>
               <w:t xml:space="preserve"> </w:t>
             </w:r>
@@ -8832,17 +9097,25 @@
           <w:p>
             <w:pPr>
               <w:jc w:val="both"/>
+              <w:rPr>
+                <w:rFonts w:ascii="Times New Roman" w:hAnsi="Times New Roman" w:cs="Times New Roman"/>
+                <w:sz w:val="26"/>
+                <w:szCs w:val="26"/>
+              </w:rPr>
             </w:pPr>
             <w:r>
               <w:rPr>
                 <w:rFonts w:ascii="Times New Roman" w:eastAsia="Times New Roman" w:hAnsi="Times New Roman" w:cs="Times New Roman"/>
                 <w:sz w:val="26"/>
+                <w:szCs w:val="26"/>
               </w:rPr>
               <w:t>9. Hiển thị giao diện phù hợp với quyền của người dùng.</w:t>
             </w:r>
             <w:r>
               <w:rPr>
-                <w:rFonts w:ascii="Calibri" w:eastAsia="Calibri" w:hAnsi="Calibri" w:cs="Calibri"/>
+                <w:rFonts w:ascii="Times New Roman" w:eastAsia="Calibri" w:hAnsi="Times New Roman" w:cs="Times New Roman"/>
+                <w:sz w:val="26"/>
+                <w:szCs w:val="26"/>
               </w:rPr>
               <w:t xml:space="preserve"> </w:t>
             </w:r>
@@ -8867,18 +9140,26 @@
           <w:p>
             <w:pPr>
               <w:ind w:left="5"/>
+              <w:rPr>
+                <w:rFonts w:ascii="Times New Roman" w:hAnsi="Times New Roman" w:cs="Times New Roman"/>
+                <w:sz w:val="26"/>
+                <w:szCs w:val="26"/>
+              </w:rPr>
             </w:pPr>
             <w:r>
               <w:rPr>
                 <w:rFonts w:ascii="Times New Roman" w:eastAsia="Times New Roman" w:hAnsi="Times New Roman" w:cs="Times New Roman"/>
                 <w:b/>
                 <w:sz w:val="26"/>
+                <w:szCs w:val="26"/>
               </w:rPr>
               <w:t>Luồng sự kiện phụ (Alternative Flows):</w:t>
             </w:r>
             <w:r>
               <w:rPr>
-                <w:rFonts w:ascii="Calibri" w:eastAsia="Calibri" w:hAnsi="Calibri" w:cs="Calibri"/>
+                <w:rFonts w:ascii="Times New Roman" w:eastAsia="Calibri" w:hAnsi="Times New Roman" w:cs="Times New Roman"/>
+                <w:sz w:val="26"/>
+                <w:szCs w:val="26"/>
               </w:rPr>
               <w:t xml:space="preserve"> </w:t>
             </w:r>
@@ -8894,7 +9175,15 @@
               <w:right w:val="single" w:sz="8" w:space="0" w:color="808080"/>
             </w:tcBorders>
           </w:tcPr>
-          <w:p/>
+          <w:p>
+            <w:pPr>
+              <w:rPr>
+                <w:rFonts w:ascii="Times New Roman" w:hAnsi="Times New Roman" w:cs="Times New Roman"/>
+                <w:sz w:val="26"/>
+                <w:szCs w:val="26"/>
+              </w:rPr>
+            </w:pPr>
+          </w:p>
         </w:tc>
       </w:tr>
       <w:tr>
@@ -8916,19 +9205,27 @@
             <w:pPr>
               <w:ind w:right="23"/>
               <w:jc w:val="center"/>
+              <w:rPr>
+                <w:rFonts w:ascii="Times New Roman" w:hAnsi="Times New Roman" w:cs="Times New Roman"/>
+                <w:sz w:val="26"/>
+                <w:szCs w:val="26"/>
+              </w:rPr>
             </w:pPr>
             <w:r>
               <w:rPr>
                 <w:rFonts w:ascii="Times New Roman" w:eastAsia="Times New Roman" w:hAnsi="Times New Roman" w:cs="Times New Roman"/>
                 <w:b/>
                 <w:sz w:val="26"/>
+                <w:szCs w:val="26"/>
               </w:rPr>
               <w:lastRenderedPageBreak/>
               <w:t>Actor</w:t>
             </w:r>
             <w:r>
               <w:rPr>
-                <w:rFonts w:ascii="Calibri" w:eastAsia="Calibri" w:hAnsi="Calibri" w:cs="Calibri"/>
+                <w:rFonts w:ascii="Times New Roman" w:eastAsia="Calibri" w:hAnsi="Times New Roman" w:cs="Times New Roman"/>
+                <w:sz w:val="26"/>
+                <w:szCs w:val="26"/>
               </w:rPr>
               <w:t xml:space="preserve"> </w:t>
             </w:r>
@@ -8949,18 +9246,26 @@
             <w:pPr>
               <w:ind w:right="39"/>
               <w:jc w:val="center"/>
+              <w:rPr>
+                <w:rFonts w:ascii="Times New Roman" w:hAnsi="Times New Roman" w:cs="Times New Roman"/>
+                <w:sz w:val="26"/>
+                <w:szCs w:val="26"/>
+              </w:rPr>
             </w:pPr>
             <w:r>
               <w:rPr>
                 <w:rFonts w:ascii="Times New Roman" w:eastAsia="Times New Roman" w:hAnsi="Times New Roman" w:cs="Times New Roman"/>
                 <w:b/>
                 <w:sz w:val="26"/>
+                <w:szCs w:val="26"/>
               </w:rPr>
               <w:t>Hệ thống</w:t>
             </w:r>
             <w:r>
               <w:rPr>
-                <w:rFonts w:ascii="Calibri" w:eastAsia="Calibri" w:hAnsi="Calibri" w:cs="Calibri"/>
+                <w:rFonts w:ascii="Times New Roman" w:eastAsia="Calibri" w:hAnsi="Times New Roman" w:cs="Times New Roman"/>
+                <w:sz w:val="26"/>
+                <w:szCs w:val="26"/>
               </w:rPr>
               <w:t xml:space="preserve"> </w:t>
             </w:r>
@@ -8985,17 +9290,25 @@
           <w:p>
             <w:pPr>
               <w:ind w:left="5"/>
+              <w:rPr>
+                <w:rFonts w:ascii="Times New Roman" w:hAnsi="Times New Roman" w:cs="Times New Roman"/>
+                <w:sz w:val="26"/>
+                <w:szCs w:val="26"/>
+              </w:rPr>
             </w:pPr>
             <w:r>
               <w:rPr>
                 <w:rFonts w:ascii="Times New Roman" w:eastAsia="Times New Roman" w:hAnsi="Times New Roman" w:cs="Times New Roman"/>
                 <w:sz w:val="26"/>
+                <w:szCs w:val="26"/>
               </w:rPr>
               <w:t>6.1. Nhấn Đăng nhập khi chưa nhập đầy đủ thông tin.</w:t>
             </w:r>
             <w:r>
               <w:rPr>
-                <w:rFonts w:ascii="Calibri" w:eastAsia="Calibri" w:hAnsi="Calibri" w:cs="Calibri"/>
+                <w:rFonts w:ascii="Times New Roman" w:eastAsia="Calibri" w:hAnsi="Times New Roman" w:cs="Times New Roman"/>
+                <w:sz w:val="26"/>
+                <w:szCs w:val="26"/>
               </w:rPr>
               <w:t xml:space="preserve"> </w:t>
             </w:r>
@@ -9013,16 +9326,26 @@
             <w:vAlign w:val="center"/>
           </w:tcPr>
           <w:p>
+            <w:pPr>
+              <w:rPr>
+                <w:rFonts w:ascii="Times New Roman" w:hAnsi="Times New Roman" w:cs="Times New Roman"/>
+                <w:sz w:val="26"/>
+                <w:szCs w:val="26"/>
+              </w:rPr>
+            </w:pPr>
             <w:r>
               <w:rPr>
                 <w:rFonts w:ascii="Times New Roman" w:eastAsia="Times New Roman" w:hAnsi="Times New Roman" w:cs="Times New Roman"/>
                 <w:sz w:val="26"/>
+                <w:szCs w:val="26"/>
               </w:rPr>
               <w:t>Thông báo yêu cầu nhập đầy đủ tên đăng nhập và mật khẩu.</w:t>
             </w:r>
             <w:r>
               <w:rPr>
-                <w:rFonts w:ascii="Calibri" w:eastAsia="Calibri" w:hAnsi="Calibri" w:cs="Calibri"/>
+                <w:rFonts w:ascii="Times New Roman" w:eastAsia="Calibri" w:hAnsi="Times New Roman" w:cs="Times New Roman"/>
+                <w:sz w:val="26"/>
+                <w:szCs w:val="26"/>
               </w:rPr>
               <w:t xml:space="preserve"> </w:t>
             </w:r>
@@ -9047,17 +9370,25 @@
           <w:p>
             <w:pPr>
               <w:ind w:left="5"/>
+              <w:rPr>
+                <w:rFonts w:ascii="Times New Roman" w:hAnsi="Times New Roman" w:cs="Times New Roman"/>
+                <w:sz w:val="26"/>
+                <w:szCs w:val="26"/>
+              </w:rPr>
             </w:pPr>
             <w:r>
               <w:rPr>
                 <w:rFonts w:ascii="Times New Roman" w:eastAsia="Times New Roman" w:hAnsi="Times New Roman" w:cs="Times New Roman"/>
                 <w:sz w:val="26"/>
+                <w:szCs w:val="26"/>
               </w:rPr>
               <w:t>6.2. Nhập sai tên đăng nhập hoặc mật khẩu.</w:t>
             </w:r>
             <w:r>
               <w:rPr>
-                <w:rFonts w:ascii="Calibri" w:eastAsia="Calibri" w:hAnsi="Calibri" w:cs="Calibri"/>
+                <w:rFonts w:ascii="Times New Roman" w:eastAsia="Calibri" w:hAnsi="Times New Roman" w:cs="Times New Roman"/>
+                <w:sz w:val="26"/>
+                <w:szCs w:val="26"/>
               </w:rPr>
               <w:t xml:space="preserve"> </w:t>
             </w:r>
@@ -9075,16 +9406,26 @@
             <w:vAlign w:val="center"/>
           </w:tcPr>
           <w:p>
+            <w:pPr>
+              <w:rPr>
+                <w:rFonts w:ascii="Times New Roman" w:hAnsi="Times New Roman" w:cs="Times New Roman"/>
+                <w:sz w:val="26"/>
+                <w:szCs w:val="26"/>
+              </w:rPr>
+            </w:pPr>
             <w:r>
               <w:rPr>
                 <w:rFonts w:ascii="Times New Roman" w:eastAsia="Times New Roman" w:hAnsi="Times New Roman" w:cs="Times New Roman"/>
                 <w:sz w:val="26"/>
+                <w:szCs w:val="26"/>
               </w:rPr>
               <w:t>Thông báo thông tin đăng nhập không chính xác và yêu cầu nhập lại.</w:t>
             </w:r>
             <w:r>
               <w:rPr>
-                <w:rFonts w:ascii="Calibri" w:eastAsia="Calibri" w:hAnsi="Calibri" w:cs="Calibri"/>
+                <w:rFonts w:ascii="Times New Roman" w:eastAsia="Calibri" w:hAnsi="Times New Roman" w:cs="Times New Roman"/>
+                <w:sz w:val="26"/>
+                <w:szCs w:val="26"/>
               </w:rPr>
               <w:t xml:space="preserve"> </w:t>
             </w:r>
@@ -9109,17 +9450,25 @@
           <w:p>
             <w:pPr>
               <w:ind w:left="5"/>
+              <w:rPr>
+                <w:rFonts w:ascii="Times New Roman" w:hAnsi="Times New Roman" w:cs="Times New Roman"/>
+                <w:sz w:val="26"/>
+                <w:szCs w:val="26"/>
+              </w:rPr>
             </w:pPr>
             <w:r>
               <w:rPr>
                 <w:rFonts w:ascii="Times New Roman" w:eastAsia="Times New Roman" w:hAnsi="Times New Roman" w:cs="Times New Roman"/>
                 <w:sz w:val="26"/>
+                <w:szCs w:val="26"/>
               </w:rPr>
               <w:t>6.3. Đăng nhập bằng tài khoản đã bị khóa.</w:t>
             </w:r>
             <w:r>
               <w:rPr>
-                <w:rFonts w:ascii="Calibri" w:eastAsia="Calibri" w:hAnsi="Calibri" w:cs="Calibri"/>
+                <w:rFonts w:ascii="Times New Roman" w:eastAsia="Calibri" w:hAnsi="Times New Roman" w:cs="Times New Roman"/>
+                <w:sz w:val="26"/>
+                <w:szCs w:val="26"/>
               </w:rPr>
               <w:t xml:space="preserve"> </w:t>
             </w:r>
@@ -9137,16 +9486,26 @@
             <w:vAlign w:val="center"/>
           </w:tcPr>
           <w:p>
+            <w:pPr>
+              <w:rPr>
+                <w:rFonts w:ascii="Times New Roman" w:hAnsi="Times New Roman" w:cs="Times New Roman"/>
+                <w:sz w:val="26"/>
+                <w:szCs w:val="26"/>
+              </w:rPr>
+            </w:pPr>
             <w:r>
               <w:rPr>
                 <w:rFonts w:ascii="Times New Roman" w:eastAsia="Times New Roman" w:hAnsi="Times New Roman" w:cs="Times New Roman"/>
                 <w:sz w:val="26"/>
+                <w:szCs w:val="26"/>
               </w:rPr>
               <w:t>Thông báo tài khoản đã bị khóa và từ chối đăng nhập.</w:t>
             </w:r>
             <w:r>
               <w:rPr>
-                <w:rFonts w:ascii="Calibri" w:eastAsia="Calibri" w:hAnsi="Calibri" w:cs="Calibri"/>
+                <w:rFonts w:ascii="Times New Roman" w:eastAsia="Calibri" w:hAnsi="Times New Roman" w:cs="Times New Roman"/>
+                <w:sz w:val="26"/>
+                <w:szCs w:val="26"/>
               </w:rPr>
               <w:t xml:space="preserve"> </w:t>
             </w:r>
@@ -9157,25 +9516,33 @@
     <w:p>
       <w:pPr>
         <w:pStyle w:val="Heading3"/>
+        <w:rPr>
+          <w:rFonts w:ascii="Times New Roman" w:hAnsi="Times New Roman"/>
+          <w:sz w:val="26"/>
+          <w:szCs w:val="26"/>
+        </w:rPr>
       </w:pPr>
       <w:r>
         <w:rPr>
-          <w:rFonts w:eastAsia="Arial" w:cs="Arial"/>
+          <w:rFonts w:ascii="Times New Roman" w:eastAsia="Arial" w:hAnsi="Times New Roman"/>
+          <w:sz w:val="26"/>
+          <w:szCs w:val="26"/>
         </w:rPr>
         <w:t xml:space="preserve"> </w:t>
       </w:r>
       <w:r>
-        <w:t>Biểu đồ Activity –</w:t>
+        <w:rPr>
+          <w:rFonts w:ascii="Times New Roman" w:hAnsi="Times New Roman"/>
+          <w:sz w:val="26"/>
+          <w:szCs w:val="26"/>
+        </w:rPr>
+        <w:t>Biểu đồ Activity – UC001</w:t>
       </w:r>
       <w:r>
         <w:rPr>
-          <w:rFonts w:ascii="Times New Roman" w:hAnsi="Times New Roman"/>
-        </w:rPr>
-        <w:t xml:space="preserve"> UC001</w:t>
-      </w:r>
-      <w:r>
-        <w:rPr>
-          <w:rFonts w:eastAsia="Arial" w:cs="Arial"/>
+          <w:rFonts w:ascii="Times New Roman" w:eastAsia="Arial" w:hAnsi="Times New Roman"/>
+          <w:sz w:val="26"/>
+          <w:szCs w:val="26"/>
         </w:rPr>
         <w:t xml:space="preserve"> </w:t>
       </w:r>
@@ -9184,10 +9551,18 @@
       <w:pPr>
         <w:spacing w:after="85"/>
         <w:ind w:left="-2"/>
+        <w:rPr>
+          <w:rFonts w:ascii="Times New Roman" w:hAnsi="Times New Roman" w:cs="Times New Roman"/>
+          <w:sz w:val="26"/>
+          <w:szCs w:val="26"/>
+        </w:rPr>
       </w:pPr>
       <w:r>
         <w:rPr>
+          <w:rFonts w:ascii="Times New Roman" w:hAnsi="Times New Roman" w:cs="Times New Roman"/>
           <w:noProof/>
+          <w:sz w:val="26"/>
+          <w:szCs w:val="26"/>
         </w:rPr>
         <w:drawing>
           <wp:inline distT="0" distB="0" distL="0" distR="0" wp14:anchorId="1E354C6E" wp14:editId="7DC1D613">
@@ -9227,20 +9602,26 @@
     <w:p>
       <w:pPr>
         <w:pStyle w:val="Heading3"/>
+        <w:rPr>
+          <w:rFonts w:ascii="Times New Roman" w:hAnsi="Times New Roman"/>
+          <w:sz w:val="26"/>
+          <w:szCs w:val="26"/>
+        </w:rPr>
       </w:pPr>
       <w:r>
+        <w:rPr>
+          <w:rFonts w:ascii="Times New Roman" w:hAnsi="Times New Roman"/>
+          <w:sz w:val="26"/>
+          <w:szCs w:val="26"/>
+        </w:rPr>
         <w:lastRenderedPageBreak/>
-        <w:t>Biểu đồ Sequence –</w:t>
+        <w:t>Biểu đồ Sequence – UC001</w:t>
       </w:r>
       <w:r>
         <w:rPr>
-          <w:rFonts w:ascii="Times New Roman" w:hAnsi="Times New Roman"/>
-        </w:rPr>
-        <w:t xml:space="preserve"> UC001</w:t>
-      </w:r>
-      <w:r>
-        <w:rPr>
-          <w:rFonts w:eastAsia="Arial" w:cs="Arial"/>
+          <w:rFonts w:ascii="Times New Roman" w:eastAsia="Arial" w:hAnsi="Times New Roman"/>
+          <w:sz w:val="26"/>
+          <w:szCs w:val="26"/>
         </w:rPr>
         <w:t xml:space="preserve"> </w:t>
       </w:r>
@@ -9248,16 +9629,28 @@
     <w:p>
       <w:pPr>
         <w:spacing w:after="0"/>
+        <w:rPr>
+          <w:rFonts w:ascii="Times New Roman" w:hAnsi="Times New Roman" w:cs="Times New Roman"/>
+          <w:sz w:val="26"/>
+          <w:szCs w:val="26"/>
+        </w:rPr>
       </w:pPr>
       <w:r>
         <w:rPr>
-          <w:rFonts w:ascii="Calibri" w:eastAsia="Calibri" w:hAnsi="Calibri" w:cs="Calibri"/>
+          <w:rFonts w:ascii="Times New Roman" w:eastAsia="Calibri" w:hAnsi="Times New Roman" w:cs="Times New Roman"/>
+          <w:sz w:val="26"/>
+          <w:szCs w:val="26"/>
         </w:rPr>
         <w:t xml:space="preserve"> </w:t>
       </w:r>
     </w:p>
     <w:p>
       <w:pPr>
+        <w:rPr>
+          <w:rFonts w:ascii="Times New Roman" w:hAnsi="Times New Roman" w:cs="Times New Roman"/>
+          <w:sz w:val="26"/>
+          <w:szCs w:val="26"/>
+        </w:rPr>
         <w:sectPr>
           <w:footerReference w:type="even" r:id="rId12"/>
           <w:footerReference w:type="default" r:id="rId13"/>
@@ -9271,7 +9664,10 @@
       </w:pPr>
       <w:r>
         <w:rPr>
+          <w:rFonts w:ascii="Times New Roman" w:hAnsi="Times New Roman" w:cs="Times New Roman"/>
           <w:noProof/>
+          <w:sz w:val="26"/>
+          <w:szCs w:val="26"/>
         </w:rPr>
         <w:drawing>
           <wp:inline distT="0" distB="0" distL="0" distR="0" wp14:anchorId="62CB7349" wp14:editId="3212B600">
@@ -9312,33 +9708,35 @@
       <w:pPr>
         <w:spacing w:after="91"/>
         <w:ind w:left="-311" w:right="-4317"/>
+        <w:rPr>
+          <w:rFonts w:ascii="Times New Roman" w:hAnsi="Times New Roman" w:cs="Times New Roman"/>
+          <w:sz w:val="26"/>
+          <w:szCs w:val="26"/>
+        </w:rPr>
       </w:pPr>
     </w:p>
     <w:p>
       <w:pPr>
         <w:pStyle w:val="Heading2"/>
+        <w:rPr>
+          <w:rFonts w:ascii="Times New Roman" w:hAnsi="Times New Roman"/>
+          <w:sz w:val="26"/>
+          <w:szCs w:val="26"/>
+        </w:rPr>
       </w:pPr>
       <w:r>
         <w:rPr>
           <w:rFonts w:ascii="Times New Roman" w:hAnsi="Times New Roman"/>
-        </w:rPr>
-        <w:t xml:space="preserve">UC002 </w:t>
+          <w:sz w:val="26"/>
+          <w:szCs w:val="26"/>
+        </w:rPr>
+        <w:t>UC002 – Quản lý tài khoản nhân viên</w:t>
       </w:r>
       <w:r>
-        <w:t>–</w:t>
-      </w:r>
-      <w:r>
-        <w:rPr>
-          <w:rFonts w:ascii="Times New Roman" w:hAnsi="Times New Roman"/>
-        </w:rPr>
-        <w:t xml:space="preserve"> </w:t>
-      </w:r>
-      <w:r>
-        <w:t>Quản lý tài khoản nhân viên</w:t>
-      </w:r>
-      <w:r>
-        <w:rPr>
-          <w:rFonts w:eastAsia="Arial" w:cs="Arial"/>
+        <w:rPr>
+          <w:rFonts w:ascii="Times New Roman" w:eastAsia="Arial" w:hAnsi="Times New Roman"/>
+          <w:sz w:val="26"/>
+          <w:szCs w:val="26"/>
         </w:rPr>
         <w:t xml:space="preserve"> </w:t>
       </w:r>
@@ -9346,19 +9744,33 @@
     <w:p>
       <w:pPr>
         <w:pStyle w:val="Heading3"/>
+        <w:rPr>
+          <w:rFonts w:ascii="Times New Roman" w:hAnsi="Times New Roman"/>
+          <w:sz w:val="26"/>
+          <w:szCs w:val="26"/>
+        </w:rPr>
       </w:pPr>
       <w:r>
         <w:rPr>
-          <w:rFonts w:eastAsia="Arial" w:cs="Arial"/>
+          <w:rFonts w:ascii="Times New Roman" w:eastAsia="Arial" w:hAnsi="Times New Roman"/>
+          <w:sz w:val="26"/>
+          <w:szCs w:val="26"/>
         </w:rPr>
         <w:t xml:space="preserve"> </w:t>
       </w:r>
       <w:r>
+        <w:rPr>
+          <w:rFonts w:ascii="Times New Roman" w:hAnsi="Times New Roman"/>
+          <w:sz w:val="26"/>
+          <w:szCs w:val="26"/>
+        </w:rPr>
         <w:t>Mô tả use case UC002</w:t>
       </w:r>
       <w:r>
         <w:rPr>
-          <w:rFonts w:eastAsia="Arial" w:cs="Arial"/>
+          <w:rFonts w:ascii="Times New Roman" w:eastAsia="Arial" w:hAnsi="Times New Roman"/>
+          <w:sz w:val="26"/>
+          <w:szCs w:val="26"/>
         </w:rPr>
         <w:t xml:space="preserve"> </w:t>
       </w:r>
@@ -9390,6 +9802,7 @@
           <w:tcPr>
             <w:tcW w:w="10235" w:type="dxa"/>
             <w:gridSpan w:val="2"/>
+            <w:shd w:val="clear" w:color="auto" w:fill="FFFFFF" w:themeFill="background1"/>
             <w:tcMar>
               <w:top w:w="100" w:type="dxa"/>
               <w:left w:w="120" w:type="dxa"/>
@@ -9399,12 +9812,20 @@
             <w:vAlign w:val="center"/>
           </w:tcPr>
           <w:p>
-            <w:r>
-              <w:rPr>
-                <w:rFonts w:ascii="Times New Roman" w:eastAsia="Times New Roman" w:hAnsi="Times New Roman"/>
+            <w:pPr>
+              <w:rPr>
+                <w:rFonts w:ascii="Times New Roman" w:hAnsi="Times New Roman" w:cs="Times New Roman"/>
+                <w:sz w:val="26"/>
+                <w:szCs w:val="26"/>
+              </w:rPr>
+            </w:pPr>
+            <w:r>
+              <w:rPr>
+                <w:rFonts w:ascii="Times New Roman" w:eastAsia="Times New Roman" w:hAnsi="Times New Roman" w:cs="Times New Roman"/>
                 <w:b/>
-                <w:color w:val="168ACB"/>
-                <w:sz w:val="28"/>
+                <w:color w:val="000000" w:themeColor="text1"/>
+                <w:sz w:val="26"/>
+                <w:szCs w:val="26"/>
               </w:rPr>
               <w:t>Use case: UC002 – Quản lý tài khoản nhân viên</w:t>
             </w:r>
@@ -9427,12 +9848,20 @@
             <w:vAlign w:val="center"/>
           </w:tcPr>
           <w:p>
-            <w:r>
-              <w:rPr>
-                <w:rFonts w:ascii="Times New Roman" w:eastAsia="Times New Roman" w:hAnsi="Times New Roman"/>
+            <w:pPr>
+              <w:rPr>
+                <w:rFonts w:ascii="Times New Roman" w:hAnsi="Times New Roman" w:cs="Times New Roman"/>
+                <w:sz w:val="26"/>
+                <w:szCs w:val="26"/>
+              </w:rPr>
+            </w:pPr>
+            <w:r>
+              <w:rPr>
+                <w:rFonts w:ascii="Times New Roman" w:eastAsia="Times New Roman" w:hAnsi="Times New Roman" w:cs="Times New Roman"/>
                 <w:b/>
                 <w:color w:val="000000"/>
                 <w:sz w:val="26"/>
+                <w:szCs w:val="26"/>
               </w:rPr>
               <w:t>Mục đích:</w:t>
             </w:r>
@@ -9450,11 +9879,19 @@
             <w:vAlign w:val="center"/>
           </w:tcPr>
           <w:p>
-            <w:r>
-              <w:rPr>
-                <w:rFonts w:ascii="Times New Roman" w:eastAsia="Times New Roman" w:hAnsi="Times New Roman"/>
+            <w:pPr>
+              <w:rPr>
+                <w:rFonts w:ascii="Times New Roman" w:hAnsi="Times New Roman" w:cs="Times New Roman"/>
+                <w:sz w:val="26"/>
+                <w:szCs w:val="26"/>
+              </w:rPr>
+            </w:pPr>
+            <w:r>
+              <w:rPr>
+                <w:rFonts w:ascii="Times New Roman" w:eastAsia="Times New Roman" w:hAnsi="Times New Roman" w:cs="Times New Roman"/>
                 <w:color w:val="000000"/>
                 <w:sz w:val="26"/>
+                <w:szCs w:val="26"/>
               </w:rPr>
               <w:t>Quản lý thông tin và trạng thái tài khoản nhân viên.</w:t>
             </w:r>
@@ -9477,12 +9914,20 @@
             <w:vAlign w:val="center"/>
           </w:tcPr>
           <w:p>
-            <w:r>
-              <w:rPr>
-                <w:rFonts w:ascii="Times New Roman" w:eastAsia="Times New Roman" w:hAnsi="Times New Roman"/>
+            <w:pPr>
+              <w:rPr>
+                <w:rFonts w:ascii="Times New Roman" w:hAnsi="Times New Roman" w:cs="Times New Roman"/>
+                <w:sz w:val="26"/>
+                <w:szCs w:val="26"/>
+              </w:rPr>
+            </w:pPr>
+            <w:r>
+              <w:rPr>
+                <w:rFonts w:ascii="Times New Roman" w:eastAsia="Times New Roman" w:hAnsi="Times New Roman" w:cs="Times New Roman"/>
                 <w:b/>
                 <w:color w:val="000000"/>
                 <w:sz w:val="26"/>
+                <w:szCs w:val="26"/>
               </w:rPr>
               <w:t>Mô tả:</w:t>
             </w:r>
@@ -9500,11 +9945,19 @@
             <w:vAlign w:val="center"/>
           </w:tcPr>
           <w:p>
-            <w:r>
-              <w:rPr>
-                <w:rFonts w:ascii="Times New Roman" w:eastAsia="Times New Roman" w:hAnsi="Times New Roman"/>
+            <w:pPr>
+              <w:rPr>
+                <w:rFonts w:ascii="Times New Roman" w:hAnsi="Times New Roman" w:cs="Times New Roman"/>
+                <w:sz w:val="26"/>
+                <w:szCs w:val="26"/>
+              </w:rPr>
+            </w:pPr>
+            <w:r>
+              <w:rPr>
+                <w:rFonts w:ascii="Times New Roman" w:eastAsia="Times New Roman" w:hAnsi="Times New Roman" w:cs="Times New Roman"/>
                 <w:color w:val="000000"/>
                 <w:sz w:val="26"/>
+                <w:szCs w:val="26"/>
               </w:rPr>
               <w:t>Use Case Quản lý tài khoản nhân viên cho phép Quản lý thực hiện các thao tác quản lý tài khoản nội bộ của nhân viên. Quản lý có thể thêm mới tài khoản, cập nhật thông tin, khóa hoặc mở khóa tài khoản nhằm đảm bảo nhân viên được cấp quyền truy cập phù hợp với tình trạng làm việc.</w:t>
             </w:r>
@@ -9527,12 +9980,20 @@
             <w:vAlign w:val="center"/>
           </w:tcPr>
           <w:p>
-            <w:r>
-              <w:rPr>
-                <w:rFonts w:ascii="Times New Roman" w:eastAsia="Times New Roman" w:hAnsi="Times New Roman"/>
+            <w:pPr>
+              <w:rPr>
+                <w:rFonts w:ascii="Times New Roman" w:hAnsi="Times New Roman" w:cs="Times New Roman"/>
+                <w:sz w:val="26"/>
+                <w:szCs w:val="26"/>
+              </w:rPr>
+            </w:pPr>
+            <w:r>
+              <w:rPr>
+                <w:rFonts w:ascii="Times New Roman" w:eastAsia="Times New Roman" w:hAnsi="Times New Roman" w:cs="Times New Roman"/>
                 <w:b/>
                 <w:color w:val="000000"/>
                 <w:sz w:val="26"/>
+                <w:szCs w:val="26"/>
               </w:rPr>
               <w:t>Tác nhân:</w:t>
             </w:r>
@@ -9550,11 +10011,19 @@
             <w:vAlign w:val="center"/>
           </w:tcPr>
           <w:p>
-            <w:r>
-              <w:rPr>
-                <w:rFonts w:ascii="Times New Roman" w:eastAsia="Times New Roman" w:hAnsi="Times New Roman"/>
+            <w:pPr>
+              <w:rPr>
+                <w:rFonts w:ascii="Times New Roman" w:hAnsi="Times New Roman" w:cs="Times New Roman"/>
+                <w:sz w:val="26"/>
+                <w:szCs w:val="26"/>
+              </w:rPr>
+            </w:pPr>
+            <w:r>
+              <w:rPr>
+                <w:rFonts w:ascii="Times New Roman" w:eastAsia="Times New Roman" w:hAnsi="Times New Roman" w:cs="Times New Roman"/>
                 <w:color w:val="000000"/>
                 <w:sz w:val="26"/>
+                <w:szCs w:val="26"/>
               </w:rPr>
               <w:t>Quản lý</w:t>
             </w:r>
@@ -9577,12 +10046,20 @@
             <w:vAlign w:val="center"/>
           </w:tcPr>
           <w:p>
-            <w:r>
-              <w:rPr>
-                <w:rFonts w:ascii="Times New Roman" w:eastAsia="Times New Roman" w:hAnsi="Times New Roman"/>
+            <w:pPr>
+              <w:rPr>
+                <w:rFonts w:ascii="Times New Roman" w:hAnsi="Times New Roman" w:cs="Times New Roman"/>
+                <w:sz w:val="26"/>
+                <w:szCs w:val="26"/>
+              </w:rPr>
+            </w:pPr>
+            <w:r>
+              <w:rPr>
+                <w:rFonts w:ascii="Times New Roman" w:eastAsia="Times New Roman" w:hAnsi="Times New Roman" w:cs="Times New Roman"/>
                 <w:b/>
                 <w:color w:val="000000"/>
                 <w:sz w:val="26"/>
+                <w:szCs w:val="26"/>
               </w:rPr>
               <w:t>Điều kiện trước:</w:t>
             </w:r>
@@ -9600,11 +10077,19 @@
             <w:vAlign w:val="center"/>
           </w:tcPr>
           <w:p>
-            <w:r>
-              <w:rPr>
-                <w:rFonts w:ascii="Times New Roman" w:eastAsia="Times New Roman" w:hAnsi="Times New Roman"/>
+            <w:pPr>
+              <w:rPr>
+                <w:rFonts w:ascii="Times New Roman" w:hAnsi="Times New Roman" w:cs="Times New Roman"/>
+                <w:sz w:val="26"/>
+                <w:szCs w:val="26"/>
+              </w:rPr>
+            </w:pPr>
+            <w:r>
+              <w:rPr>
+                <w:rFonts w:ascii="Times New Roman" w:eastAsia="Times New Roman" w:hAnsi="Times New Roman" w:cs="Times New Roman"/>
                 <w:color w:val="000000"/>
                 <w:sz w:val="26"/>
+                <w:szCs w:val="26"/>
               </w:rPr>
               <w:t>Quản lý đã đăng nhập và có quyền quản lý tài khoản.</w:t>
             </w:r>
@@ -9627,12 +10112,20 @@
             <w:vAlign w:val="center"/>
           </w:tcPr>
           <w:p>
-            <w:r>
-              <w:rPr>
-                <w:rFonts w:ascii="Times New Roman" w:eastAsia="Times New Roman" w:hAnsi="Times New Roman"/>
+            <w:pPr>
+              <w:rPr>
+                <w:rFonts w:ascii="Times New Roman" w:hAnsi="Times New Roman" w:cs="Times New Roman"/>
+                <w:sz w:val="26"/>
+                <w:szCs w:val="26"/>
+              </w:rPr>
+            </w:pPr>
+            <w:r>
+              <w:rPr>
+                <w:rFonts w:ascii="Times New Roman" w:eastAsia="Times New Roman" w:hAnsi="Times New Roman" w:cs="Times New Roman"/>
                 <w:b/>
                 <w:color w:val="000000"/>
                 <w:sz w:val="26"/>
+                <w:szCs w:val="26"/>
               </w:rPr>
               <w:t>Điều kiện sau:</w:t>
             </w:r>
@@ -9650,11 +10143,19 @@
             <w:vAlign w:val="center"/>
           </w:tcPr>
           <w:p>
-            <w:r>
-              <w:rPr>
-                <w:rFonts w:ascii="Times New Roman" w:eastAsia="Times New Roman" w:hAnsi="Times New Roman"/>
+            <w:pPr>
+              <w:rPr>
+                <w:rFonts w:ascii="Times New Roman" w:hAnsi="Times New Roman" w:cs="Times New Roman"/>
+                <w:sz w:val="26"/>
+                <w:szCs w:val="26"/>
+              </w:rPr>
+            </w:pPr>
+            <w:r>
+              <w:rPr>
+                <w:rFonts w:ascii="Times New Roman" w:eastAsia="Times New Roman" w:hAnsi="Times New Roman" w:cs="Times New Roman"/>
                 <w:color w:val="000000"/>
                 <w:sz w:val="26"/>
+                <w:szCs w:val="26"/>
               </w:rPr>
               <w:t>Thông tin hoặc trạng thái tài khoản nhân viên được cập nhật thành công.</w:t>
             </w:r>
@@ -9669,13 +10170,29 @@
           <w:tcPr>
             <w:tcW w:w="5117" w:type="dxa"/>
           </w:tcPr>
-          <w:p/>
+          <w:p>
+            <w:pPr>
+              <w:rPr>
+                <w:rFonts w:ascii="Times New Roman" w:hAnsi="Times New Roman" w:cs="Times New Roman"/>
+                <w:sz w:val="26"/>
+                <w:szCs w:val="26"/>
+              </w:rPr>
+            </w:pPr>
+          </w:p>
         </w:tc>
         <w:tc>
           <w:tcPr>
             <w:tcW w:w="5118" w:type="dxa"/>
           </w:tcPr>
-          <w:p/>
+          <w:p>
+            <w:pPr>
+              <w:rPr>
+                <w:rFonts w:ascii="Times New Roman" w:hAnsi="Times New Roman" w:cs="Times New Roman"/>
+                <w:sz w:val="26"/>
+                <w:szCs w:val="26"/>
+              </w:rPr>
+            </w:pPr>
+          </w:p>
         </w:tc>
       </w:tr>
       <w:tr>
@@ -9685,7 +10202,7 @@
         <w:tc>
           <w:tcPr>
             <w:tcW w:w="5117" w:type="dxa"/>
-            <w:shd w:val="clear" w:color="auto" w:fill="D9EEF9"/>
+            <w:shd w:val="clear" w:color="auto" w:fill="FFFFFF" w:themeFill="background1"/>
             <w:tcMar>
               <w:top w:w="100" w:type="dxa"/>
               <w:left w:w="120" w:type="dxa"/>
@@ -9697,13 +10214,19 @@
           <w:p>
             <w:pPr>
               <w:jc w:val="center"/>
-            </w:pPr>
-            <w:r>
-              <w:rPr>
-                <w:rFonts w:ascii="Times New Roman" w:eastAsia="Times New Roman" w:hAnsi="Times New Roman"/>
+              <w:rPr>
+                <w:rFonts w:ascii="Times New Roman" w:hAnsi="Times New Roman" w:cs="Times New Roman"/>
+                <w:sz w:val="26"/>
+                <w:szCs w:val="26"/>
+              </w:rPr>
+            </w:pPr>
+            <w:r>
+              <w:rPr>
+                <w:rFonts w:ascii="Times New Roman" w:eastAsia="Times New Roman" w:hAnsi="Times New Roman" w:cs="Times New Roman"/>
                 <w:b/>
                 <w:color w:val="000000"/>
                 <w:sz w:val="26"/>
+                <w:szCs w:val="26"/>
               </w:rPr>
               <w:t>Actor</w:t>
             </w:r>
@@ -9712,7 +10235,7 @@
         <w:tc>
           <w:tcPr>
             <w:tcW w:w="5118" w:type="dxa"/>
-            <w:shd w:val="clear" w:color="auto" w:fill="D9EEF9"/>
+            <w:shd w:val="clear" w:color="auto" w:fill="FFFFFF" w:themeFill="background1"/>
             <w:tcMar>
               <w:top w:w="100" w:type="dxa"/>
               <w:left w:w="120" w:type="dxa"/>
@@ -9724,13 +10247,19 @@
           <w:p>
             <w:pPr>
               <w:jc w:val="center"/>
-            </w:pPr>
-            <w:r>
-              <w:rPr>
-                <w:rFonts w:ascii="Times New Roman" w:eastAsia="Times New Roman" w:hAnsi="Times New Roman"/>
+              <w:rPr>
+                <w:rFonts w:ascii="Times New Roman" w:hAnsi="Times New Roman" w:cs="Times New Roman"/>
+                <w:sz w:val="26"/>
+                <w:szCs w:val="26"/>
+              </w:rPr>
+            </w:pPr>
+            <w:r>
+              <w:rPr>
+                <w:rFonts w:ascii="Times New Roman" w:eastAsia="Times New Roman" w:hAnsi="Times New Roman" w:cs="Times New Roman"/>
                 <w:b/>
                 <w:color w:val="000000"/>
                 <w:sz w:val="26"/>
+                <w:szCs w:val="26"/>
               </w:rPr>
               <w:t>Hệ thống</w:t>
             </w:r>
@@ -9753,11 +10282,19 @@
             <w:vAlign w:val="center"/>
           </w:tcPr>
           <w:p>
-            <w:r>
-              <w:rPr>
-                <w:rFonts w:ascii="Times New Roman" w:eastAsia="Times New Roman" w:hAnsi="Times New Roman"/>
+            <w:pPr>
+              <w:rPr>
+                <w:rFonts w:ascii="Times New Roman" w:hAnsi="Times New Roman" w:cs="Times New Roman"/>
+                <w:sz w:val="26"/>
+                <w:szCs w:val="26"/>
+              </w:rPr>
+            </w:pPr>
+            <w:r>
+              <w:rPr>
+                <w:rFonts w:ascii="Times New Roman" w:eastAsia="Times New Roman" w:hAnsi="Times New Roman" w:cs="Times New Roman"/>
                 <w:color w:val="000000"/>
                 <w:sz w:val="26"/>
+                <w:szCs w:val="26"/>
               </w:rPr>
               <w:t>1. Chọn chức năng Quản lý tài khoản nhân viên.</w:t>
             </w:r>
@@ -9775,11 +10312,19 @@
             <w:vAlign w:val="center"/>
           </w:tcPr>
           <w:p>
-            <w:r>
-              <w:rPr>
-                <w:rFonts w:ascii="Times New Roman" w:eastAsia="Times New Roman" w:hAnsi="Times New Roman"/>
+            <w:pPr>
+              <w:rPr>
+                <w:rFonts w:ascii="Times New Roman" w:hAnsi="Times New Roman" w:cs="Times New Roman"/>
+                <w:sz w:val="26"/>
+                <w:szCs w:val="26"/>
+              </w:rPr>
+            </w:pPr>
+            <w:r>
+              <w:rPr>
+                <w:rFonts w:ascii="Times New Roman" w:eastAsia="Times New Roman" w:hAnsi="Times New Roman" w:cs="Times New Roman"/>
                 <w:color w:val="000000"/>
                 <w:sz w:val="26"/>
+                <w:szCs w:val="26"/>
               </w:rPr>
               <w:t>2. Hiển thị danh sách tài khoản nhân viên.</w:t>
             </w:r>
@@ -9802,11 +10347,19 @@
             <w:vAlign w:val="center"/>
           </w:tcPr>
           <w:p>
-            <w:r>
-              <w:rPr>
-                <w:rFonts w:ascii="Times New Roman" w:eastAsia="Times New Roman" w:hAnsi="Times New Roman"/>
+            <w:pPr>
+              <w:rPr>
+                <w:rFonts w:ascii="Times New Roman" w:hAnsi="Times New Roman" w:cs="Times New Roman"/>
+                <w:sz w:val="26"/>
+                <w:szCs w:val="26"/>
+              </w:rPr>
+            </w:pPr>
+            <w:r>
+              <w:rPr>
+                <w:rFonts w:ascii="Times New Roman" w:eastAsia="Times New Roman" w:hAnsi="Times New Roman" w:cs="Times New Roman"/>
                 <w:color w:val="000000"/>
                 <w:sz w:val="26"/>
+                <w:szCs w:val="26"/>
               </w:rPr>
               <w:t>3. Chọn thao tác cần thực hiện: Thêm, Sửa, Khóa hoặc Mở khóa.</w:t>
             </w:r>
@@ -9824,11 +10377,19 @@
             <w:vAlign w:val="center"/>
           </w:tcPr>
           <w:p>
-            <w:r>
-              <w:rPr>
-                <w:rFonts w:ascii="Times New Roman" w:eastAsia="Times New Roman" w:hAnsi="Times New Roman"/>
+            <w:pPr>
+              <w:rPr>
+                <w:rFonts w:ascii="Times New Roman" w:hAnsi="Times New Roman" w:cs="Times New Roman"/>
+                <w:sz w:val="26"/>
+                <w:szCs w:val="26"/>
+              </w:rPr>
+            </w:pPr>
+            <w:r>
+              <w:rPr>
+                <w:rFonts w:ascii="Times New Roman" w:eastAsia="Times New Roman" w:hAnsi="Times New Roman" w:cs="Times New Roman"/>
                 <w:color w:val="000000"/>
                 <w:sz w:val="26"/>
+                <w:szCs w:val="26"/>
               </w:rPr>
               <w:t>4. Hiển thị giao diện tương ứng với thao tác đã chọn.</w:t>
             </w:r>
@@ -9851,11 +10412,19 @@
             <w:vAlign w:val="center"/>
           </w:tcPr>
           <w:p>
-            <w:r>
-              <w:rPr>
-                <w:rFonts w:ascii="Times New Roman" w:eastAsia="Times New Roman" w:hAnsi="Times New Roman"/>
+            <w:pPr>
+              <w:rPr>
+                <w:rFonts w:ascii="Times New Roman" w:hAnsi="Times New Roman" w:cs="Times New Roman"/>
+                <w:sz w:val="26"/>
+                <w:szCs w:val="26"/>
+              </w:rPr>
+            </w:pPr>
+            <w:r>
+              <w:rPr>
+                <w:rFonts w:ascii="Times New Roman" w:eastAsia="Times New Roman" w:hAnsi="Times New Roman" w:cs="Times New Roman"/>
                 <w:color w:val="000000"/>
                 <w:sz w:val="26"/>
+                <w:szCs w:val="26"/>
               </w:rPr>
               <w:t>5. Nhập hoặc chỉnh sửa thông tin nhân viên.</w:t>
             </w:r>
@@ -9873,11 +10442,19 @@
             <w:vAlign w:val="center"/>
           </w:tcPr>
           <w:p>
-            <w:r>
-              <w:rPr>
-                <w:rFonts w:ascii="Times New Roman" w:eastAsia="Times New Roman" w:hAnsi="Times New Roman"/>
+            <w:pPr>
+              <w:rPr>
+                <w:rFonts w:ascii="Times New Roman" w:hAnsi="Times New Roman" w:cs="Times New Roman"/>
+                <w:sz w:val="26"/>
+                <w:szCs w:val="26"/>
+              </w:rPr>
+            </w:pPr>
+            <w:r>
+              <w:rPr>
+                <w:rFonts w:ascii="Times New Roman" w:eastAsia="Times New Roman" w:hAnsi="Times New Roman" w:cs="Times New Roman"/>
                 <w:color w:val="000000"/>
                 <w:sz w:val="26"/>
+                <w:szCs w:val="26"/>
               </w:rPr>
               <w:t>6. Kiểm tra tính hợp lệ của thông tin.</w:t>
             </w:r>
@@ -9900,11 +10477,19 @@
             <w:vAlign w:val="center"/>
           </w:tcPr>
           <w:p>
-            <w:r>
-              <w:rPr>
-                <w:rFonts w:ascii="Times New Roman" w:eastAsia="Times New Roman" w:hAnsi="Times New Roman"/>
+            <w:pPr>
+              <w:rPr>
+                <w:rFonts w:ascii="Times New Roman" w:hAnsi="Times New Roman" w:cs="Times New Roman"/>
+                <w:sz w:val="26"/>
+                <w:szCs w:val="26"/>
+              </w:rPr>
+            </w:pPr>
+            <w:r>
+              <w:rPr>
+                <w:rFonts w:ascii="Times New Roman" w:eastAsia="Times New Roman" w:hAnsi="Times New Roman" w:cs="Times New Roman"/>
                 <w:color w:val="000000"/>
                 <w:sz w:val="26"/>
+                <w:szCs w:val="26"/>
               </w:rPr>
               <w:t>7. Xác nhận thao tác.</w:t>
             </w:r>
@@ -9922,11 +10507,19 @@
             <w:vAlign w:val="center"/>
           </w:tcPr>
           <w:p>
-            <w:r>
-              <w:rPr>
-                <w:rFonts w:ascii="Times New Roman" w:eastAsia="Times New Roman" w:hAnsi="Times New Roman"/>
+            <w:pPr>
+              <w:rPr>
+                <w:rFonts w:ascii="Times New Roman" w:hAnsi="Times New Roman" w:cs="Times New Roman"/>
+                <w:sz w:val="26"/>
+                <w:szCs w:val="26"/>
+              </w:rPr>
+            </w:pPr>
+            <w:r>
+              <w:rPr>
+                <w:rFonts w:ascii="Times New Roman" w:eastAsia="Times New Roman" w:hAnsi="Times New Roman" w:cs="Times New Roman"/>
                 <w:color w:val="000000"/>
                 <w:sz w:val="26"/>
+                <w:szCs w:val="26"/>
               </w:rPr>
               <w:t>8. Lưu thông tin hoặc cập nhật trạng thái tài khoản.</w:t>
             </w:r>
@@ -9948,7 +10541,15 @@
             </w:tcMar>
             <w:vAlign w:val="center"/>
           </w:tcPr>
-          <w:p/>
+          <w:p>
+            <w:pPr>
+              <w:rPr>
+                <w:rFonts w:ascii="Times New Roman" w:hAnsi="Times New Roman" w:cs="Times New Roman"/>
+                <w:sz w:val="26"/>
+                <w:szCs w:val="26"/>
+              </w:rPr>
+            </w:pPr>
+          </w:p>
         </w:tc>
         <w:tc>
           <w:tcPr>
@@ -9962,11 +10563,19 @@
             <w:vAlign w:val="center"/>
           </w:tcPr>
           <w:p>
-            <w:r>
-              <w:rPr>
-                <w:rFonts w:ascii="Times New Roman" w:eastAsia="Times New Roman" w:hAnsi="Times New Roman"/>
+            <w:pPr>
+              <w:rPr>
+                <w:rFonts w:ascii="Times New Roman" w:hAnsi="Times New Roman" w:cs="Times New Roman"/>
+                <w:sz w:val="26"/>
+                <w:szCs w:val="26"/>
+              </w:rPr>
+            </w:pPr>
+            <w:r>
+              <w:rPr>
+                <w:rFonts w:ascii="Times New Roman" w:eastAsia="Times New Roman" w:hAnsi="Times New Roman" w:cs="Times New Roman"/>
                 <w:color w:val="000000"/>
                 <w:sz w:val="26"/>
+                <w:szCs w:val="26"/>
               </w:rPr>
               <w:t>9. Thông báo thực hiện thành công.</w:t>
             </w:r>
@@ -9988,7 +10597,15 @@
             </w:tcMar>
             <w:vAlign w:val="center"/>
           </w:tcPr>
-          <w:p/>
+          <w:p>
+            <w:pPr>
+              <w:rPr>
+                <w:rFonts w:ascii="Times New Roman" w:hAnsi="Times New Roman" w:cs="Times New Roman"/>
+                <w:sz w:val="26"/>
+                <w:szCs w:val="26"/>
+              </w:rPr>
+            </w:pPr>
+          </w:p>
         </w:tc>
         <w:tc>
           <w:tcPr>
@@ -10002,11 +10619,19 @@
             <w:vAlign w:val="center"/>
           </w:tcPr>
           <w:p>
-            <w:r>
-              <w:rPr>
-                <w:rFonts w:ascii="Times New Roman" w:eastAsia="Times New Roman" w:hAnsi="Times New Roman"/>
+            <w:pPr>
+              <w:rPr>
+                <w:rFonts w:ascii="Times New Roman" w:hAnsi="Times New Roman" w:cs="Times New Roman"/>
+                <w:sz w:val="26"/>
+                <w:szCs w:val="26"/>
+              </w:rPr>
+            </w:pPr>
+            <w:r>
+              <w:rPr>
+                <w:rFonts w:ascii="Times New Roman" w:eastAsia="Times New Roman" w:hAnsi="Times New Roman" w:cs="Times New Roman"/>
                 <w:color w:val="000000"/>
                 <w:sz w:val="26"/>
+                <w:szCs w:val="26"/>
               </w:rPr>
               <w:t>10. Cập nhật lại danh sách tài khoản.</w:t>
             </w:r>
@@ -10020,7 +10645,7 @@
         <w:tc>
           <w:tcPr>
             <w:tcW w:w="5117" w:type="dxa"/>
-            <w:shd w:val="clear" w:color="auto" w:fill="D9EEF9"/>
+            <w:shd w:val="clear" w:color="auto" w:fill="FFFFFF" w:themeFill="background1"/>
             <w:tcMar>
               <w:top w:w="100" w:type="dxa"/>
               <w:left w:w="120" w:type="dxa"/>
@@ -10032,13 +10657,19 @@
           <w:p>
             <w:pPr>
               <w:jc w:val="center"/>
-            </w:pPr>
-            <w:r>
-              <w:rPr>
-                <w:rFonts w:ascii="Times New Roman" w:eastAsia="Times New Roman" w:hAnsi="Times New Roman"/>
+              <w:rPr>
+                <w:rFonts w:ascii="Times New Roman" w:hAnsi="Times New Roman" w:cs="Times New Roman"/>
+                <w:sz w:val="26"/>
+                <w:szCs w:val="26"/>
+              </w:rPr>
+            </w:pPr>
+            <w:r>
+              <w:rPr>
+                <w:rFonts w:ascii="Times New Roman" w:eastAsia="Times New Roman" w:hAnsi="Times New Roman" w:cs="Times New Roman"/>
                 <w:b/>
                 <w:color w:val="000000"/>
                 <w:sz w:val="26"/>
+                <w:szCs w:val="26"/>
               </w:rPr>
               <w:t>Actor</w:t>
             </w:r>
@@ -10047,7 +10678,7 @@
         <w:tc>
           <w:tcPr>
             <w:tcW w:w="5118" w:type="dxa"/>
-            <w:shd w:val="clear" w:color="auto" w:fill="D9EEF9"/>
+            <w:shd w:val="clear" w:color="auto" w:fill="FFFFFF" w:themeFill="background1"/>
             <w:tcMar>
               <w:top w:w="100" w:type="dxa"/>
               <w:left w:w="120" w:type="dxa"/>
@@ -10059,13 +10690,19 @@
           <w:p>
             <w:pPr>
               <w:jc w:val="center"/>
-            </w:pPr>
-            <w:r>
-              <w:rPr>
-                <w:rFonts w:ascii="Times New Roman" w:eastAsia="Times New Roman" w:hAnsi="Times New Roman"/>
+              <w:rPr>
+                <w:rFonts w:ascii="Times New Roman" w:hAnsi="Times New Roman" w:cs="Times New Roman"/>
+                <w:sz w:val="26"/>
+                <w:szCs w:val="26"/>
+              </w:rPr>
+            </w:pPr>
+            <w:r>
+              <w:rPr>
+                <w:rFonts w:ascii="Times New Roman" w:eastAsia="Times New Roman" w:hAnsi="Times New Roman" w:cs="Times New Roman"/>
                 <w:b/>
                 <w:color w:val="000000"/>
                 <w:sz w:val="26"/>
+                <w:szCs w:val="26"/>
               </w:rPr>
               <w:t>Hệ thống</w:t>
             </w:r>
@@ -10088,10 +10725,18 @@
             <w:vAlign w:val="center"/>
           </w:tcPr>
           <w:p>
+            <w:pPr>
+              <w:rPr>
+                <w:rFonts w:ascii="Times New Roman" w:hAnsi="Times New Roman" w:cs="Times New Roman"/>
+                <w:sz w:val="26"/>
+                <w:szCs w:val="26"/>
+              </w:rPr>
+            </w:pPr>
             <w:r>
               <w:rPr>
                 <w:rFonts w:ascii="Times New Roman" w:eastAsia="Times New Roman" w:hAnsi="Times New Roman" w:cs="Times New Roman"/>
                 <w:sz w:val="26"/>
+                <w:szCs w:val="26"/>
               </w:rPr>
               <w:t>6.1. Nhập thiếu hoặc sai thông tin.</w:t>
             </w:r>
@@ -10109,11 +10754,19 @@
             <w:vAlign w:val="center"/>
           </w:tcPr>
           <w:p>
-            <w:r>
-              <w:rPr>
-                <w:rFonts w:ascii="Times New Roman" w:eastAsia="Times New Roman" w:hAnsi="Times New Roman"/>
+            <w:pPr>
+              <w:rPr>
+                <w:rFonts w:ascii="Times New Roman" w:hAnsi="Times New Roman" w:cs="Times New Roman"/>
+                <w:sz w:val="26"/>
+                <w:szCs w:val="26"/>
+              </w:rPr>
+            </w:pPr>
+            <w:r>
+              <w:rPr>
+                <w:rFonts w:ascii="Times New Roman" w:eastAsia="Times New Roman" w:hAnsi="Times New Roman" w:cs="Times New Roman"/>
                 <w:color w:val="000000"/>
                 <w:sz w:val="26"/>
+                <w:szCs w:val="26"/>
               </w:rPr>
               <w:t>Thông báo dữ liệu không hợp lệ và yêu cầu nhập lại.</w:t>
             </w:r>
@@ -10136,11 +10789,20 @@
             <w:vAlign w:val="center"/>
           </w:tcPr>
           <w:p>
+            <w:pPr>
+              <w:rPr>
+                <w:rFonts w:ascii="Times New Roman" w:hAnsi="Times New Roman" w:cs="Times New Roman"/>
+                <w:sz w:val="26"/>
+                <w:szCs w:val="26"/>
+              </w:rPr>
+            </w:pPr>
             <w:r>
               <w:rPr>
                 <w:rFonts w:ascii="Times New Roman" w:eastAsia="Times New Roman" w:hAnsi="Times New Roman" w:cs="Times New Roman"/>
                 <w:sz w:val="26"/>
-              </w:rPr>
+                <w:szCs w:val="26"/>
+              </w:rPr>
+              <w:lastRenderedPageBreak/>
               <w:t>6.2. Nhập tên đăng nhập đã tồn tại.</w:t>
             </w:r>
           </w:p>
@@ -10157,11 +10819,19 @@
             <w:vAlign w:val="center"/>
           </w:tcPr>
           <w:p>
-            <w:r>
-              <w:rPr>
-                <w:rFonts w:ascii="Times New Roman" w:eastAsia="Times New Roman" w:hAnsi="Times New Roman"/>
+            <w:pPr>
+              <w:rPr>
+                <w:rFonts w:ascii="Times New Roman" w:hAnsi="Times New Roman" w:cs="Times New Roman"/>
+                <w:sz w:val="26"/>
+                <w:szCs w:val="26"/>
+              </w:rPr>
+            </w:pPr>
+            <w:r>
+              <w:rPr>
+                <w:rFonts w:ascii="Times New Roman" w:eastAsia="Times New Roman" w:hAnsi="Times New Roman" w:cs="Times New Roman"/>
                 <w:color w:val="000000"/>
                 <w:sz w:val="26"/>
+                <w:szCs w:val="26"/>
               </w:rPr>
               <w:t>Thông báo tên đăng nhập đã tồn tại.</w:t>
             </w:r>
@@ -10184,12 +10854,19 @@
             <w:vAlign w:val="center"/>
           </w:tcPr>
           <w:p>
+            <w:pPr>
+              <w:rPr>
+                <w:rFonts w:ascii="Times New Roman" w:hAnsi="Times New Roman" w:cs="Times New Roman"/>
+                <w:sz w:val="26"/>
+                <w:szCs w:val="26"/>
+              </w:rPr>
+            </w:pPr>
             <w:r>
               <w:rPr>
                 <w:rFonts w:ascii="Times New Roman" w:eastAsia="Times New Roman" w:hAnsi="Times New Roman" w:cs="Times New Roman"/>
                 <w:sz w:val="26"/>
-              </w:rPr>
-              <w:lastRenderedPageBreak/>
+                <w:szCs w:val="26"/>
+              </w:rPr>
               <w:t>7.1. Hủy thao tác.</w:t>
             </w:r>
           </w:p>
@@ -10206,11 +10883,19 @@
             <w:vAlign w:val="center"/>
           </w:tcPr>
           <w:p>
-            <w:r>
-              <w:rPr>
-                <w:rFonts w:ascii="Times New Roman" w:eastAsia="Times New Roman" w:hAnsi="Times New Roman"/>
+            <w:pPr>
+              <w:rPr>
+                <w:rFonts w:ascii="Times New Roman" w:hAnsi="Times New Roman" w:cs="Times New Roman"/>
+                <w:sz w:val="26"/>
+                <w:szCs w:val="26"/>
+              </w:rPr>
+            </w:pPr>
+            <w:r>
+              <w:rPr>
+                <w:rFonts w:ascii="Times New Roman" w:eastAsia="Times New Roman" w:hAnsi="Times New Roman" w:cs="Times New Roman"/>
                 <w:color w:val="000000"/>
                 <w:sz w:val="26"/>
+                <w:szCs w:val="26"/>
               </w:rPr>
               <w:t>Hệ thống hủy thao tác và giữ nguyên dữ liệu hiện tại.</w:t>
             </w:r>
@@ -10218,23 +10903,37 @@
         </w:tc>
       </w:tr>
     </w:tbl>
-    <w:p/>
+    <w:p>
+      <w:pPr>
+        <w:rPr>
+          <w:rFonts w:ascii="Times New Roman" w:hAnsi="Times New Roman" w:cs="Times New Roman"/>
+          <w:sz w:val="26"/>
+          <w:szCs w:val="26"/>
+        </w:rPr>
+      </w:pPr>
+    </w:p>
     <w:p>
       <w:pPr>
         <w:pStyle w:val="Heading3"/>
+        <w:rPr>
+          <w:rFonts w:ascii="Times New Roman" w:hAnsi="Times New Roman"/>
+          <w:sz w:val="26"/>
+          <w:szCs w:val="26"/>
+        </w:rPr>
       </w:pPr>
       <w:r>
-        <w:t>Biểu đồ Activity –</w:t>
+        <w:rPr>
+          <w:rFonts w:ascii="Times New Roman" w:hAnsi="Times New Roman"/>
+          <w:sz w:val="26"/>
+          <w:szCs w:val="26"/>
+        </w:rPr>
+        <w:t>Biểu đồ Activity – UC002</w:t>
       </w:r>
       <w:r>
         <w:rPr>
-          <w:rFonts w:ascii="Times New Roman" w:hAnsi="Times New Roman"/>
-        </w:rPr>
-        <w:t xml:space="preserve"> UC002</w:t>
-      </w:r>
-      <w:r>
-        <w:rPr>
-          <w:rFonts w:eastAsia="Arial" w:cs="Arial"/>
+          <w:rFonts w:ascii="Times New Roman" w:eastAsia="Arial" w:hAnsi="Times New Roman"/>
+          <w:sz w:val="26"/>
+          <w:szCs w:val="26"/>
         </w:rPr>
         <w:t xml:space="preserve"> </w:t>
       </w:r>
@@ -10243,10 +10942,18 @@
       <w:pPr>
         <w:spacing w:after="90"/>
         <w:ind w:left="-2" w:right="-4626"/>
+        <w:rPr>
+          <w:rFonts w:ascii="Times New Roman" w:hAnsi="Times New Roman" w:cs="Times New Roman"/>
+          <w:sz w:val="26"/>
+          <w:szCs w:val="26"/>
+        </w:rPr>
       </w:pPr>
       <w:r>
         <w:rPr>
+          <w:rFonts w:ascii="Times New Roman" w:hAnsi="Times New Roman" w:cs="Times New Roman"/>
           <w:noProof/>
+          <w:sz w:val="26"/>
+          <w:szCs w:val="26"/>
         </w:rPr>
         <w:drawing>
           <wp:inline distT="0" distB="0" distL="0" distR="0" wp14:anchorId="738A3194" wp14:editId="179CEB89">
@@ -10286,29 +10993,36 @@
     <w:p>
       <w:pPr>
         <w:pStyle w:val="Heading3"/>
+        <w:rPr>
+          <w:rFonts w:ascii="Times New Roman" w:hAnsi="Times New Roman"/>
+          <w:sz w:val="26"/>
+          <w:szCs w:val="26"/>
+        </w:rPr>
       </w:pPr>
       <w:r>
         <w:rPr>
-          <w:rFonts w:eastAsia="Arial" w:cs="Arial"/>
+          <w:rFonts w:ascii="Times New Roman" w:eastAsia="Arial" w:hAnsi="Times New Roman"/>
           <w:color w:val="333333"/>
-          <w:sz w:val="18"/>
-        </w:rPr>
+          <w:sz w:val="26"/>
+          <w:szCs w:val="26"/>
+        </w:rPr>
+        <w:lastRenderedPageBreak/>
         <w:t xml:space="preserve"> </w:t>
       </w:r>
       <w:r>
-        <w:t>Biểu đồ Sequence –</w:t>
+        <w:rPr>
+          <w:rFonts w:ascii="Times New Roman" w:hAnsi="Times New Roman"/>
+          <w:sz w:val="26"/>
+          <w:szCs w:val="26"/>
+        </w:rPr>
+        <w:t>Biểu đồ Sequence – UC002</w:t>
       </w:r>
       <w:r>
         <w:rPr>
-          <w:rFonts w:ascii="Times New Roman" w:hAnsi="Times New Roman"/>
-        </w:rPr>
-        <w:t xml:space="preserve"> UC002</w:t>
-      </w:r>
-      <w:r>
-        <w:rPr>
-          <w:rFonts w:ascii="Consolas" w:eastAsia="Consolas" w:hAnsi="Consolas" w:cs="Consolas"/>
+          <w:rFonts w:ascii="Times New Roman" w:eastAsia="Consolas" w:hAnsi="Times New Roman"/>
           <w:color w:val="333333"/>
-          <w:sz w:val="18"/>
+          <w:sz w:val="26"/>
+          <w:szCs w:val="26"/>
         </w:rPr>
         <w:t xml:space="preserve">  </w:t>
       </w:r>
@@ -10316,10 +11030,17 @@
     <w:p>
       <w:pPr>
         <w:spacing w:after="0"/>
+        <w:rPr>
+          <w:rFonts w:ascii="Times New Roman" w:hAnsi="Times New Roman" w:cs="Times New Roman"/>
+          <w:sz w:val="26"/>
+          <w:szCs w:val="26"/>
+        </w:rPr>
       </w:pPr>
       <w:r>
         <w:rPr>
-          <w:rFonts w:ascii="Calibri" w:eastAsia="Calibri" w:hAnsi="Calibri" w:cs="Calibri"/>
+          <w:rFonts w:ascii="Times New Roman" w:eastAsia="Calibri" w:hAnsi="Times New Roman" w:cs="Times New Roman"/>
+          <w:sz w:val="26"/>
+          <w:szCs w:val="26"/>
         </w:rPr>
         <w:t xml:space="preserve"> </w:t>
       </w:r>
@@ -10328,12 +11049,18 @@
       <w:pPr>
         <w:spacing w:after="0"/>
         <w:jc w:val="both"/>
+        <w:rPr>
+          <w:rFonts w:ascii="Times New Roman" w:hAnsi="Times New Roman" w:cs="Times New Roman"/>
+          <w:sz w:val="26"/>
+          <w:szCs w:val="26"/>
+        </w:rPr>
       </w:pPr>
       <w:r>
         <w:rPr>
-          <w:rFonts w:ascii="Calibri" w:eastAsia="Calibri" w:hAnsi="Calibri" w:cs="Calibri"/>
-        </w:rPr>
-        <w:lastRenderedPageBreak/>
+          <w:rFonts w:ascii="Times New Roman" w:eastAsia="Calibri" w:hAnsi="Times New Roman" w:cs="Times New Roman"/>
+          <w:sz w:val="26"/>
+          <w:szCs w:val="26"/>
+        </w:rPr>
         <w:t xml:space="preserve"> </w:t>
       </w:r>
     </w:p>
@@ -10341,10 +11068,18 @@
       <w:pPr>
         <w:spacing w:after="0"/>
         <w:ind w:left="-2" w:right="-4626"/>
+        <w:rPr>
+          <w:rFonts w:ascii="Times New Roman" w:hAnsi="Times New Roman" w:cs="Times New Roman"/>
+          <w:sz w:val="26"/>
+          <w:szCs w:val="26"/>
+        </w:rPr>
       </w:pPr>
       <w:r>
         <w:rPr>
+          <w:rFonts w:ascii="Times New Roman" w:hAnsi="Times New Roman" w:cs="Times New Roman"/>
           <w:noProof/>
+          <w:sz w:val="26"/>
+          <w:szCs w:val="26"/>
         </w:rPr>
         <w:drawing>
           <wp:inline distT="0" distB="0" distL="0" distR="0" wp14:anchorId="7A04A87A" wp14:editId="1FC05BFD">
@@ -10384,29 +11119,26 @@
     <w:p>
       <w:pPr>
         <w:pStyle w:val="Heading2"/>
+        <w:rPr>
+          <w:rFonts w:ascii="Times New Roman" w:hAnsi="Times New Roman"/>
+          <w:sz w:val="26"/>
+          <w:szCs w:val="26"/>
+        </w:rPr>
       </w:pPr>
       <w:r>
         <w:rPr>
           <w:rFonts w:ascii="Times New Roman" w:hAnsi="Times New Roman"/>
+          <w:sz w:val="26"/>
+          <w:szCs w:val="26"/>
         </w:rPr>
         <w:lastRenderedPageBreak/>
-        <w:t xml:space="preserve">UC003 </w:t>
+        <w:t>UC003 – Quản lý phân ca</w:t>
       </w:r>
       <w:r>
-        <w:t>–</w:t>
-      </w:r>
-      <w:r>
-        <w:rPr>
-          <w:rFonts w:ascii="Times New Roman" w:hAnsi="Times New Roman"/>
-        </w:rPr>
-        <w:t xml:space="preserve"> </w:t>
-      </w:r>
-      <w:r>
-        <w:t>Quản lý phân ca</w:t>
-      </w:r>
-      <w:r>
-        <w:rPr>
-          <w:rFonts w:eastAsia="Arial" w:cs="Arial"/>
+        <w:rPr>
+          <w:rFonts w:ascii="Times New Roman" w:eastAsia="Arial" w:hAnsi="Times New Roman"/>
+          <w:sz w:val="26"/>
+          <w:szCs w:val="26"/>
         </w:rPr>
         <w:t xml:space="preserve"> </w:t>
       </w:r>
@@ -10414,13 +11146,25 @@
     <w:p>
       <w:pPr>
         <w:pStyle w:val="Heading3"/>
+        <w:rPr>
+          <w:rFonts w:ascii="Times New Roman" w:hAnsi="Times New Roman"/>
+          <w:sz w:val="26"/>
+          <w:szCs w:val="26"/>
+        </w:rPr>
       </w:pPr>
       <w:r>
+        <w:rPr>
+          <w:rFonts w:ascii="Times New Roman" w:hAnsi="Times New Roman"/>
+          <w:sz w:val="26"/>
+          <w:szCs w:val="26"/>
+        </w:rPr>
         <w:t>Mô tả use case UC003</w:t>
       </w:r>
       <w:r>
         <w:rPr>
-          <w:rFonts w:eastAsia="Arial" w:cs="Arial"/>
+          <w:rFonts w:ascii="Times New Roman" w:eastAsia="Arial" w:hAnsi="Times New Roman"/>
+          <w:sz w:val="26"/>
+          <w:szCs w:val="26"/>
         </w:rPr>
         <w:t xml:space="preserve"> </w:t>
       </w:r>
@@ -10460,18 +11204,26 @@
           <w:p>
             <w:pPr>
               <w:ind w:left="5"/>
+              <w:rPr>
+                <w:rFonts w:ascii="Times New Roman" w:hAnsi="Times New Roman" w:cs="Times New Roman"/>
+                <w:sz w:val="26"/>
+                <w:szCs w:val="26"/>
+              </w:rPr>
             </w:pPr>
             <w:r>
               <w:rPr>
                 <w:rFonts w:ascii="Times New Roman" w:eastAsia="Times New Roman" w:hAnsi="Times New Roman" w:cs="Times New Roman"/>
                 <w:b/>
-                <w:sz w:val="28"/>
+                <w:sz w:val="26"/>
+                <w:szCs w:val="26"/>
               </w:rPr>
               <w:t>Use case: UC003 – Quản lý phân ca</w:t>
             </w:r>
             <w:r>
               <w:rPr>
-                <w:rFonts w:ascii="Calibri" w:eastAsia="Calibri" w:hAnsi="Calibri" w:cs="Calibri"/>
+                <w:rFonts w:ascii="Times New Roman" w:eastAsia="Calibri" w:hAnsi="Times New Roman" w:cs="Times New Roman"/>
+                <w:sz w:val="26"/>
+                <w:szCs w:val="26"/>
               </w:rPr>
               <w:t xml:space="preserve"> </w:t>
             </w:r>
@@ -10487,7 +11239,15 @@
               <w:right w:val="single" w:sz="8" w:space="0" w:color="808080"/>
             </w:tcBorders>
           </w:tcPr>
-          <w:p/>
+          <w:p>
+            <w:pPr>
+              <w:rPr>
+                <w:rFonts w:ascii="Times New Roman" w:hAnsi="Times New Roman" w:cs="Times New Roman"/>
+                <w:sz w:val="26"/>
+                <w:szCs w:val="26"/>
+              </w:rPr>
+            </w:pPr>
+          </w:p>
         </w:tc>
       </w:tr>
       <w:tr>
@@ -10508,18 +11268,26 @@
           <w:p>
             <w:pPr>
               <w:ind w:left="5"/>
+              <w:rPr>
+                <w:rFonts w:ascii="Times New Roman" w:hAnsi="Times New Roman" w:cs="Times New Roman"/>
+                <w:sz w:val="26"/>
+                <w:szCs w:val="26"/>
+              </w:rPr>
             </w:pPr>
             <w:r>
               <w:rPr>
                 <w:rFonts w:ascii="Times New Roman" w:eastAsia="Times New Roman" w:hAnsi="Times New Roman" w:cs="Times New Roman"/>
                 <w:b/>
                 <w:sz w:val="26"/>
+                <w:szCs w:val="26"/>
               </w:rPr>
               <w:t>Mục đích:</w:t>
             </w:r>
             <w:r>
               <w:rPr>
-                <w:rFonts w:ascii="Calibri" w:eastAsia="Calibri" w:hAnsi="Calibri" w:cs="Calibri"/>
+                <w:rFonts w:ascii="Times New Roman" w:eastAsia="Calibri" w:hAnsi="Times New Roman" w:cs="Times New Roman"/>
+                <w:sz w:val="26"/>
+                <w:szCs w:val="26"/>
               </w:rPr>
               <w:t xml:space="preserve"> </w:t>
             </w:r>
@@ -10537,16 +11305,26 @@
             <w:vAlign w:val="center"/>
           </w:tcPr>
           <w:p>
+            <w:pPr>
+              <w:rPr>
+                <w:rFonts w:ascii="Times New Roman" w:hAnsi="Times New Roman" w:cs="Times New Roman"/>
+                <w:sz w:val="26"/>
+                <w:szCs w:val="26"/>
+              </w:rPr>
+            </w:pPr>
             <w:r>
               <w:rPr>
                 <w:rFonts w:ascii="Times New Roman" w:eastAsia="Times New Roman" w:hAnsi="Times New Roman" w:cs="Times New Roman"/>
                 <w:sz w:val="26"/>
+                <w:szCs w:val="26"/>
               </w:rPr>
               <w:t>Thiết lập và quản lý ca làm việc của nhân viên.</w:t>
             </w:r>
             <w:r>
               <w:rPr>
-                <w:rFonts w:ascii="Calibri" w:eastAsia="Calibri" w:hAnsi="Calibri" w:cs="Calibri"/>
+                <w:rFonts w:ascii="Times New Roman" w:eastAsia="Calibri" w:hAnsi="Times New Roman" w:cs="Times New Roman"/>
+                <w:sz w:val="26"/>
+                <w:szCs w:val="26"/>
               </w:rPr>
               <w:t xml:space="preserve"> </w:t>
             </w:r>
@@ -10571,18 +11349,26 @@
           <w:p>
             <w:pPr>
               <w:ind w:left="5"/>
+              <w:rPr>
+                <w:rFonts w:ascii="Times New Roman" w:hAnsi="Times New Roman" w:cs="Times New Roman"/>
+                <w:sz w:val="26"/>
+                <w:szCs w:val="26"/>
+              </w:rPr>
             </w:pPr>
             <w:r>
               <w:rPr>
                 <w:rFonts w:ascii="Times New Roman" w:eastAsia="Times New Roman" w:hAnsi="Times New Roman" w:cs="Times New Roman"/>
                 <w:b/>
                 <w:sz w:val="26"/>
+                <w:szCs w:val="26"/>
               </w:rPr>
               <w:t>Mô tả:</w:t>
             </w:r>
             <w:r>
               <w:rPr>
-                <w:rFonts w:ascii="Calibri" w:eastAsia="Calibri" w:hAnsi="Calibri" w:cs="Calibri"/>
+                <w:rFonts w:ascii="Times New Roman" w:eastAsia="Calibri" w:hAnsi="Times New Roman" w:cs="Times New Roman"/>
+                <w:sz w:val="26"/>
+                <w:szCs w:val="26"/>
               </w:rPr>
               <w:t xml:space="preserve"> </w:t>
             </w:r>
@@ -10600,16 +11386,26 @@
             <w:vAlign w:val="center"/>
           </w:tcPr>
           <w:p>
+            <w:pPr>
+              <w:rPr>
+                <w:rFonts w:ascii="Times New Roman" w:hAnsi="Times New Roman" w:cs="Times New Roman"/>
+                <w:sz w:val="26"/>
+                <w:szCs w:val="26"/>
+              </w:rPr>
+            </w:pPr>
             <w:r>
               <w:rPr>
                 <w:rFonts w:ascii="Times New Roman" w:eastAsia="Times New Roman" w:hAnsi="Times New Roman" w:cs="Times New Roman"/>
                 <w:sz w:val="26"/>
+                <w:szCs w:val="26"/>
               </w:rPr>
               <w:t>Use Case Quản lý phân ca cho phép Quản lý thiết lập và quản lý ca làm việc của nhân viên. Quản lý có thể tạo ca, chỉnh sửa thời gian ca hoặc xóa ca làm việc để phù hợp với lịch làm việc của cửa hàng.</w:t>
             </w:r>
             <w:r>
               <w:rPr>
-                <w:rFonts w:ascii="Calibri" w:eastAsia="Calibri" w:hAnsi="Calibri" w:cs="Calibri"/>
+                <w:rFonts w:ascii="Times New Roman" w:eastAsia="Calibri" w:hAnsi="Times New Roman" w:cs="Times New Roman"/>
+                <w:sz w:val="26"/>
+                <w:szCs w:val="26"/>
               </w:rPr>
               <w:t xml:space="preserve"> </w:t>
             </w:r>
@@ -10634,18 +11430,26 @@
           <w:p>
             <w:pPr>
               <w:ind w:left="5"/>
+              <w:rPr>
+                <w:rFonts w:ascii="Times New Roman" w:hAnsi="Times New Roman" w:cs="Times New Roman"/>
+                <w:sz w:val="26"/>
+                <w:szCs w:val="26"/>
+              </w:rPr>
             </w:pPr>
             <w:r>
               <w:rPr>
                 <w:rFonts w:ascii="Times New Roman" w:eastAsia="Times New Roman" w:hAnsi="Times New Roman" w:cs="Times New Roman"/>
                 <w:b/>
                 <w:sz w:val="26"/>
+                <w:szCs w:val="26"/>
               </w:rPr>
               <w:t>Tác nhân:</w:t>
             </w:r>
             <w:r>
               <w:rPr>
-                <w:rFonts w:ascii="Calibri" w:eastAsia="Calibri" w:hAnsi="Calibri" w:cs="Calibri"/>
+                <w:rFonts w:ascii="Times New Roman" w:eastAsia="Calibri" w:hAnsi="Times New Roman" w:cs="Times New Roman"/>
+                <w:sz w:val="26"/>
+                <w:szCs w:val="26"/>
               </w:rPr>
               <w:t xml:space="preserve"> </w:t>
             </w:r>
@@ -10663,16 +11467,26 @@
             <w:vAlign w:val="center"/>
           </w:tcPr>
           <w:p>
+            <w:pPr>
+              <w:rPr>
+                <w:rFonts w:ascii="Times New Roman" w:hAnsi="Times New Roman" w:cs="Times New Roman"/>
+                <w:sz w:val="26"/>
+                <w:szCs w:val="26"/>
+              </w:rPr>
+            </w:pPr>
             <w:r>
               <w:rPr>
                 <w:rFonts w:ascii="Times New Roman" w:eastAsia="Times New Roman" w:hAnsi="Times New Roman" w:cs="Times New Roman"/>
                 <w:sz w:val="26"/>
+                <w:szCs w:val="26"/>
               </w:rPr>
               <w:t>Quản lý</w:t>
             </w:r>
             <w:r>
               <w:rPr>
-                <w:rFonts w:ascii="Calibri" w:eastAsia="Calibri" w:hAnsi="Calibri" w:cs="Calibri"/>
+                <w:rFonts w:ascii="Times New Roman" w:eastAsia="Calibri" w:hAnsi="Times New Roman" w:cs="Times New Roman"/>
+                <w:sz w:val="26"/>
+                <w:szCs w:val="26"/>
               </w:rPr>
               <w:t xml:space="preserve"> </w:t>
             </w:r>
@@ -10697,18 +11511,26 @@
           <w:p>
             <w:pPr>
               <w:ind w:left="5"/>
+              <w:rPr>
+                <w:rFonts w:ascii="Times New Roman" w:hAnsi="Times New Roman" w:cs="Times New Roman"/>
+                <w:sz w:val="26"/>
+                <w:szCs w:val="26"/>
+              </w:rPr>
             </w:pPr>
             <w:r>
               <w:rPr>
                 <w:rFonts w:ascii="Times New Roman" w:eastAsia="Times New Roman" w:hAnsi="Times New Roman" w:cs="Times New Roman"/>
                 <w:b/>
                 <w:sz w:val="26"/>
+                <w:szCs w:val="26"/>
               </w:rPr>
               <w:t>Điều kiện trước:</w:t>
             </w:r>
             <w:r>
               <w:rPr>
-                <w:rFonts w:ascii="Calibri" w:eastAsia="Calibri" w:hAnsi="Calibri" w:cs="Calibri"/>
+                <w:rFonts w:ascii="Times New Roman" w:eastAsia="Calibri" w:hAnsi="Times New Roman" w:cs="Times New Roman"/>
+                <w:sz w:val="26"/>
+                <w:szCs w:val="26"/>
               </w:rPr>
               <w:t xml:space="preserve"> </w:t>
             </w:r>
@@ -10726,16 +11548,26 @@
             <w:vAlign w:val="center"/>
           </w:tcPr>
           <w:p>
+            <w:pPr>
+              <w:rPr>
+                <w:rFonts w:ascii="Times New Roman" w:hAnsi="Times New Roman" w:cs="Times New Roman"/>
+                <w:sz w:val="26"/>
+                <w:szCs w:val="26"/>
+              </w:rPr>
+            </w:pPr>
             <w:r>
               <w:rPr>
                 <w:rFonts w:ascii="Times New Roman" w:eastAsia="Times New Roman" w:hAnsi="Times New Roman" w:cs="Times New Roman"/>
                 <w:sz w:val="26"/>
+                <w:szCs w:val="26"/>
               </w:rPr>
               <w:t>Quản lý đã đăng nhập; nhân viên cần phân ca đã tồn tại trong hệ thống.</w:t>
             </w:r>
             <w:r>
               <w:rPr>
-                <w:rFonts w:ascii="Calibri" w:eastAsia="Calibri" w:hAnsi="Calibri" w:cs="Calibri"/>
+                <w:rFonts w:ascii="Times New Roman" w:eastAsia="Calibri" w:hAnsi="Times New Roman" w:cs="Times New Roman"/>
+                <w:sz w:val="26"/>
+                <w:szCs w:val="26"/>
               </w:rPr>
               <w:t xml:space="preserve"> </w:t>
             </w:r>
@@ -10760,18 +11592,26 @@
           <w:p>
             <w:pPr>
               <w:ind w:left="5"/>
+              <w:rPr>
+                <w:rFonts w:ascii="Times New Roman" w:hAnsi="Times New Roman" w:cs="Times New Roman"/>
+                <w:sz w:val="26"/>
+                <w:szCs w:val="26"/>
+              </w:rPr>
             </w:pPr>
             <w:r>
               <w:rPr>
                 <w:rFonts w:ascii="Times New Roman" w:eastAsia="Times New Roman" w:hAnsi="Times New Roman" w:cs="Times New Roman"/>
                 <w:b/>
                 <w:sz w:val="26"/>
+                <w:szCs w:val="26"/>
               </w:rPr>
               <w:t>Điều kiện sau:</w:t>
             </w:r>
             <w:r>
               <w:rPr>
-                <w:rFonts w:ascii="Calibri" w:eastAsia="Calibri" w:hAnsi="Calibri" w:cs="Calibri"/>
+                <w:rFonts w:ascii="Times New Roman" w:eastAsia="Calibri" w:hAnsi="Times New Roman" w:cs="Times New Roman"/>
+                <w:sz w:val="26"/>
+                <w:szCs w:val="26"/>
               </w:rPr>
               <w:t xml:space="preserve"> </w:t>
             </w:r>
@@ -10789,16 +11629,26 @@
             <w:vAlign w:val="center"/>
           </w:tcPr>
           <w:p>
+            <w:pPr>
+              <w:rPr>
+                <w:rFonts w:ascii="Times New Roman" w:hAnsi="Times New Roman" w:cs="Times New Roman"/>
+                <w:sz w:val="26"/>
+                <w:szCs w:val="26"/>
+              </w:rPr>
+            </w:pPr>
             <w:r>
               <w:rPr>
                 <w:rFonts w:ascii="Times New Roman" w:eastAsia="Times New Roman" w:hAnsi="Times New Roman" w:cs="Times New Roman"/>
                 <w:sz w:val="26"/>
+                <w:szCs w:val="26"/>
               </w:rPr>
               <w:t>Ca làm việc của nhân viên được thêm, chỉnh sửa hoặc xóa thành công.</w:t>
             </w:r>
             <w:r>
               <w:rPr>
-                <w:rFonts w:ascii="Calibri" w:eastAsia="Calibri" w:hAnsi="Calibri" w:cs="Calibri"/>
+                <w:rFonts w:ascii="Times New Roman" w:eastAsia="Calibri" w:hAnsi="Times New Roman" w:cs="Times New Roman"/>
+                <w:sz w:val="26"/>
+                <w:szCs w:val="26"/>
               </w:rPr>
               <w:t xml:space="preserve"> </w:t>
             </w:r>
@@ -10823,18 +11673,26 @@
           <w:p>
             <w:pPr>
               <w:ind w:left="5"/>
+              <w:rPr>
+                <w:rFonts w:ascii="Times New Roman" w:hAnsi="Times New Roman" w:cs="Times New Roman"/>
+                <w:sz w:val="26"/>
+                <w:szCs w:val="26"/>
+              </w:rPr>
             </w:pPr>
             <w:r>
               <w:rPr>
                 <w:rFonts w:ascii="Times New Roman" w:eastAsia="Times New Roman" w:hAnsi="Times New Roman" w:cs="Times New Roman"/>
                 <w:b/>
                 <w:sz w:val="26"/>
+                <w:szCs w:val="26"/>
               </w:rPr>
               <w:t>Luồng sự kiện chính (Basic flows):</w:t>
             </w:r>
             <w:r>
               <w:rPr>
-                <w:rFonts w:ascii="Calibri" w:eastAsia="Calibri" w:hAnsi="Calibri" w:cs="Calibri"/>
+                <w:rFonts w:ascii="Times New Roman" w:eastAsia="Calibri" w:hAnsi="Times New Roman" w:cs="Times New Roman"/>
+                <w:sz w:val="26"/>
+                <w:szCs w:val="26"/>
               </w:rPr>
               <w:t xml:space="preserve"> </w:t>
             </w:r>
@@ -10850,7 +11708,15 @@
               <w:right w:val="single" w:sz="8" w:space="0" w:color="808080"/>
             </w:tcBorders>
           </w:tcPr>
-          <w:p/>
+          <w:p>
+            <w:pPr>
+              <w:rPr>
+                <w:rFonts w:ascii="Times New Roman" w:hAnsi="Times New Roman" w:cs="Times New Roman"/>
+                <w:sz w:val="26"/>
+                <w:szCs w:val="26"/>
+              </w:rPr>
+            </w:pPr>
+          </w:p>
         </w:tc>
       </w:tr>
       <w:tr>
@@ -10872,18 +11738,26 @@
             <w:pPr>
               <w:ind w:right="5"/>
               <w:jc w:val="center"/>
+              <w:rPr>
+                <w:rFonts w:ascii="Times New Roman" w:hAnsi="Times New Roman" w:cs="Times New Roman"/>
+                <w:sz w:val="26"/>
+                <w:szCs w:val="26"/>
+              </w:rPr>
             </w:pPr>
             <w:r>
               <w:rPr>
                 <w:rFonts w:ascii="Times New Roman" w:eastAsia="Times New Roman" w:hAnsi="Times New Roman" w:cs="Times New Roman"/>
                 <w:b/>
                 <w:sz w:val="26"/>
+                <w:szCs w:val="26"/>
               </w:rPr>
               <w:t>Actor</w:t>
             </w:r>
             <w:r>
               <w:rPr>
-                <w:rFonts w:ascii="Calibri" w:eastAsia="Calibri" w:hAnsi="Calibri" w:cs="Calibri"/>
+                <w:rFonts w:ascii="Times New Roman" w:eastAsia="Calibri" w:hAnsi="Times New Roman" w:cs="Times New Roman"/>
+                <w:sz w:val="26"/>
+                <w:szCs w:val="26"/>
               </w:rPr>
               <w:t xml:space="preserve"> </w:t>
             </w:r>
@@ -10904,18 +11778,26 @@
             <w:pPr>
               <w:ind w:right="21"/>
               <w:jc w:val="center"/>
+              <w:rPr>
+                <w:rFonts w:ascii="Times New Roman" w:hAnsi="Times New Roman" w:cs="Times New Roman"/>
+                <w:sz w:val="26"/>
+                <w:szCs w:val="26"/>
+              </w:rPr>
             </w:pPr>
             <w:r>
               <w:rPr>
                 <w:rFonts w:ascii="Times New Roman" w:eastAsia="Times New Roman" w:hAnsi="Times New Roman" w:cs="Times New Roman"/>
                 <w:b/>
                 <w:sz w:val="26"/>
+                <w:szCs w:val="26"/>
               </w:rPr>
               <w:t>Hệ thống</w:t>
             </w:r>
             <w:r>
               <w:rPr>
-                <w:rFonts w:ascii="Calibri" w:eastAsia="Calibri" w:hAnsi="Calibri" w:cs="Calibri"/>
+                <w:rFonts w:ascii="Times New Roman" w:eastAsia="Calibri" w:hAnsi="Times New Roman" w:cs="Times New Roman"/>
+                <w:sz w:val="26"/>
+                <w:szCs w:val="26"/>
               </w:rPr>
               <w:t xml:space="preserve"> </w:t>
             </w:r>
@@ -10940,17 +11822,25 @@
           <w:p>
             <w:pPr>
               <w:ind w:left="5"/>
+              <w:rPr>
+                <w:rFonts w:ascii="Times New Roman" w:hAnsi="Times New Roman" w:cs="Times New Roman"/>
+                <w:sz w:val="26"/>
+                <w:szCs w:val="26"/>
+              </w:rPr>
             </w:pPr>
             <w:r>
               <w:rPr>
                 <w:rFonts w:ascii="Times New Roman" w:eastAsia="Times New Roman" w:hAnsi="Times New Roman" w:cs="Times New Roman"/>
                 <w:sz w:val="26"/>
+                <w:szCs w:val="26"/>
               </w:rPr>
               <w:t>1. Chọn chức năng Quản lý phân ca.</w:t>
             </w:r>
             <w:r>
               <w:rPr>
-                <w:rFonts w:ascii="Calibri" w:eastAsia="Calibri" w:hAnsi="Calibri" w:cs="Calibri"/>
+                <w:rFonts w:ascii="Times New Roman" w:eastAsia="Calibri" w:hAnsi="Times New Roman" w:cs="Times New Roman"/>
+                <w:sz w:val="26"/>
+                <w:szCs w:val="26"/>
               </w:rPr>
               <w:t xml:space="preserve"> </w:t>
             </w:r>
@@ -10968,16 +11858,26 @@
             <w:vAlign w:val="center"/>
           </w:tcPr>
           <w:p>
+            <w:pPr>
+              <w:rPr>
+                <w:rFonts w:ascii="Times New Roman" w:hAnsi="Times New Roman" w:cs="Times New Roman"/>
+                <w:sz w:val="26"/>
+                <w:szCs w:val="26"/>
+              </w:rPr>
+            </w:pPr>
             <w:r>
               <w:rPr>
                 <w:rFonts w:ascii="Times New Roman" w:eastAsia="Times New Roman" w:hAnsi="Times New Roman" w:cs="Times New Roman"/>
                 <w:sz w:val="26"/>
+                <w:szCs w:val="26"/>
               </w:rPr>
               <w:t>2. Hiển thị danh sách nhân viên và ca làm việc.</w:t>
             </w:r>
             <w:r>
               <w:rPr>
-                <w:rFonts w:ascii="Calibri" w:eastAsia="Calibri" w:hAnsi="Calibri" w:cs="Calibri"/>
+                <w:rFonts w:ascii="Times New Roman" w:eastAsia="Calibri" w:hAnsi="Times New Roman" w:cs="Times New Roman"/>
+                <w:sz w:val="26"/>
+                <w:szCs w:val="26"/>
               </w:rPr>
               <w:t xml:space="preserve"> </w:t>
             </w:r>
@@ -11002,17 +11902,25 @@
           <w:p>
             <w:pPr>
               <w:ind w:left="5"/>
+              <w:rPr>
+                <w:rFonts w:ascii="Times New Roman" w:hAnsi="Times New Roman" w:cs="Times New Roman"/>
+                <w:sz w:val="26"/>
+                <w:szCs w:val="26"/>
+              </w:rPr>
             </w:pPr>
             <w:r>
               <w:rPr>
                 <w:rFonts w:ascii="Times New Roman" w:eastAsia="Times New Roman" w:hAnsi="Times New Roman" w:cs="Times New Roman"/>
                 <w:sz w:val="26"/>
+                <w:szCs w:val="26"/>
               </w:rPr>
               <w:t>3. Chọn nhân viên cần phân ca.</w:t>
             </w:r>
             <w:r>
               <w:rPr>
-                <w:rFonts w:ascii="Calibri" w:eastAsia="Calibri" w:hAnsi="Calibri" w:cs="Calibri"/>
+                <w:rFonts w:ascii="Times New Roman" w:eastAsia="Calibri" w:hAnsi="Times New Roman" w:cs="Times New Roman"/>
+                <w:sz w:val="26"/>
+                <w:szCs w:val="26"/>
               </w:rPr>
               <w:t xml:space="preserve"> </w:t>
             </w:r>
@@ -11030,16 +11938,26 @@
             <w:vAlign w:val="center"/>
           </w:tcPr>
           <w:p>
+            <w:pPr>
+              <w:rPr>
+                <w:rFonts w:ascii="Times New Roman" w:hAnsi="Times New Roman" w:cs="Times New Roman"/>
+                <w:sz w:val="26"/>
+                <w:szCs w:val="26"/>
+              </w:rPr>
+            </w:pPr>
             <w:r>
               <w:rPr>
                 <w:rFonts w:ascii="Times New Roman" w:eastAsia="Times New Roman" w:hAnsi="Times New Roman" w:cs="Times New Roman"/>
                 <w:sz w:val="26"/>
+                <w:szCs w:val="26"/>
               </w:rPr>
               <w:t>4. Hiển thị các ca hiện tại của nhân viên.</w:t>
             </w:r>
             <w:r>
               <w:rPr>
-                <w:rFonts w:ascii="Calibri" w:eastAsia="Calibri" w:hAnsi="Calibri" w:cs="Calibri"/>
+                <w:rFonts w:ascii="Times New Roman" w:eastAsia="Calibri" w:hAnsi="Times New Roman" w:cs="Times New Roman"/>
+                <w:sz w:val="26"/>
+                <w:szCs w:val="26"/>
               </w:rPr>
               <w:t xml:space="preserve"> </w:t>
             </w:r>
@@ -11064,17 +11982,25 @@
           <w:p>
             <w:pPr>
               <w:ind w:left="5"/>
+              <w:rPr>
+                <w:rFonts w:ascii="Times New Roman" w:hAnsi="Times New Roman" w:cs="Times New Roman"/>
+                <w:sz w:val="26"/>
+                <w:szCs w:val="26"/>
+              </w:rPr>
             </w:pPr>
             <w:r>
               <w:rPr>
                 <w:rFonts w:ascii="Times New Roman" w:eastAsia="Times New Roman" w:hAnsi="Times New Roman" w:cs="Times New Roman"/>
                 <w:sz w:val="26"/>
+                <w:szCs w:val="26"/>
               </w:rPr>
               <w:t>5. Chọn Thêm, Sửa hoặc Xóa ca.</w:t>
             </w:r>
             <w:r>
               <w:rPr>
-                <w:rFonts w:ascii="Calibri" w:eastAsia="Calibri" w:hAnsi="Calibri" w:cs="Calibri"/>
+                <w:rFonts w:ascii="Times New Roman" w:eastAsia="Calibri" w:hAnsi="Times New Roman" w:cs="Times New Roman"/>
+                <w:sz w:val="26"/>
+                <w:szCs w:val="26"/>
               </w:rPr>
               <w:t xml:space="preserve"> </w:t>
             </w:r>
@@ -11092,16 +12018,26 @@
             <w:vAlign w:val="center"/>
           </w:tcPr>
           <w:p>
+            <w:pPr>
+              <w:rPr>
+                <w:rFonts w:ascii="Times New Roman" w:hAnsi="Times New Roman" w:cs="Times New Roman"/>
+                <w:sz w:val="26"/>
+                <w:szCs w:val="26"/>
+              </w:rPr>
+            </w:pPr>
             <w:r>
               <w:rPr>
                 <w:rFonts w:ascii="Times New Roman" w:eastAsia="Times New Roman" w:hAnsi="Times New Roman" w:cs="Times New Roman"/>
                 <w:sz w:val="26"/>
+                <w:szCs w:val="26"/>
               </w:rPr>
               <w:t>6. Hiển thị giao diện tương ứng.</w:t>
             </w:r>
             <w:r>
               <w:rPr>
-                <w:rFonts w:ascii="Calibri" w:eastAsia="Calibri" w:hAnsi="Calibri" w:cs="Calibri"/>
+                <w:rFonts w:ascii="Times New Roman" w:eastAsia="Calibri" w:hAnsi="Times New Roman" w:cs="Times New Roman"/>
+                <w:sz w:val="26"/>
+                <w:szCs w:val="26"/>
               </w:rPr>
               <w:t xml:space="preserve"> </w:t>
             </w:r>
@@ -11126,17 +12062,25 @@
           <w:p>
             <w:pPr>
               <w:ind w:left="5"/>
+              <w:rPr>
+                <w:rFonts w:ascii="Times New Roman" w:hAnsi="Times New Roman" w:cs="Times New Roman"/>
+                <w:sz w:val="26"/>
+                <w:szCs w:val="26"/>
+              </w:rPr>
             </w:pPr>
             <w:r>
               <w:rPr>
                 <w:rFonts w:ascii="Times New Roman" w:eastAsia="Times New Roman" w:hAnsi="Times New Roman" w:cs="Times New Roman"/>
                 <w:sz w:val="26"/>
+                <w:szCs w:val="26"/>
               </w:rPr>
               <w:t>7. Nhập hoặc chỉnh sửa thời gian ca làm việc.</w:t>
             </w:r>
             <w:r>
               <w:rPr>
-                <w:rFonts w:ascii="Calibri" w:eastAsia="Calibri" w:hAnsi="Calibri" w:cs="Calibri"/>
+                <w:rFonts w:ascii="Times New Roman" w:eastAsia="Calibri" w:hAnsi="Times New Roman" w:cs="Times New Roman"/>
+                <w:sz w:val="26"/>
+                <w:szCs w:val="26"/>
               </w:rPr>
               <w:t xml:space="preserve"> </w:t>
             </w:r>
@@ -11154,16 +12098,26 @@
             <w:vAlign w:val="center"/>
           </w:tcPr>
           <w:p>
+            <w:pPr>
+              <w:rPr>
+                <w:rFonts w:ascii="Times New Roman" w:hAnsi="Times New Roman" w:cs="Times New Roman"/>
+                <w:sz w:val="26"/>
+                <w:szCs w:val="26"/>
+              </w:rPr>
+            </w:pPr>
             <w:r>
               <w:rPr>
                 <w:rFonts w:ascii="Times New Roman" w:eastAsia="Times New Roman" w:hAnsi="Times New Roman" w:cs="Times New Roman"/>
                 <w:sz w:val="26"/>
+                <w:szCs w:val="26"/>
               </w:rPr>
               <w:t>8. Kiểm tra thông tin ca.</w:t>
             </w:r>
             <w:r>
               <w:rPr>
-                <w:rFonts w:ascii="Calibri" w:eastAsia="Calibri" w:hAnsi="Calibri" w:cs="Calibri"/>
+                <w:rFonts w:ascii="Times New Roman" w:eastAsia="Calibri" w:hAnsi="Times New Roman" w:cs="Times New Roman"/>
+                <w:sz w:val="26"/>
+                <w:szCs w:val="26"/>
               </w:rPr>
               <w:t xml:space="preserve"> </w:t>
             </w:r>
@@ -11188,17 +12142,25 @@
           <w:p>
             <w:pPr>
               <w:ind w:left="5"/>
+              <w:rPr>
+                <w:rFonts w:ascii="Times New Roman" w:hAnsi="Times New Roman" w:cs="Times New Roman"/>
+                <w:sz w:val="26"/>
+                <w:szCs w:val="26"/>
+              </w:rPr>
             </w:pPr>
             <w:r>
               <w:rPr>
                 <w:rFonts w:ascii="Times New Roman" w:eastAsia="Times New Roman" w:hAnsi="Times New Roman" w:cs="Times New Roman"/>
                 <w:sz w:val="26"/>
+                <w:szCs w:val="26"/>
               </w:rPr>
               <w:t>9. Xác nhận thao tác.</w:t>
             </w:r>
             <w:r>
               <w:rPr>
-                <w:rFonts w:ascii="Calibri" w:eastAsia="Calibri" w:hAnsi="Calibri" w:cs="Calibri"/>
+                <w:rFonts w:ascii="Times New Roman" w:eastAsia="Calibri" w:hAnsi="Times New Roman" w:cs="Times New Roman"/>
+                <w:sz w:val="26"/>
+                <w:szCs w:val="26"/>
               </w:rPr>
               <w:t xml:space="preserve"> </w:t>
             </w:r>
@@ -11216,16 +12178,26 @@
             <w:vAlign w:val="center"/>
           </w:tcPr>
           <w:p>
+            <w:pPr>
+              <w:rPr>
+                <w:rFonts w:ascii="Times New Roman" w:hAnsi="Times New Roman" w:cs="Times New Roman"/>
+                <w:sz w:val="26"/>
+                <w:szCs w:val="26"/>
+              </w:rPr>
+            </w:pPr>
             <w:r>
               <w:rPr>
                 <w:rFonts w:ascii="Times New Roman" w:eastAsia="Times New Roman" w:hAnsi="Times New Roman" w:cs="Times New Roman"/>
                 <w:sz w:val="26"/>
+                <w:szCs w:val="26"/>
               </w:rPr>
               <w:t>10. Lưu thay đổi vào hệ thống.</w:t>
             </w:r>
             <w:r>
               <w:rPr>
-                <w:rFonts w:ascii="Calibri" w:eastAsia="Calibri" w:hAnsi="Calibri" w:cs="Calibri"/>
+                <w:rFonts w:ascii="Times New Roman" w:eastAsia="Calibri" w:hAnsi="Times New Roman" w:cs="Times New Roman"/>
+                <w:sz w:val="26"/>
+                <w:szCs w:val="26"/>
               </w:rPr>
               <w:t xml:space="preserve"> </w:t>
             </w:r>
@@ -11250,10 +12222,17 @@
           <w:p>
             <w:pPr>
               <w:ind w:left="5"/>
-            </w:pPr>
-            <w:r>
-              <w:rPr>
-                <w:rFonts w:ascii="Calibri" w:eastAsia="Calibri" w:hAnsi="Calibri" w:cs="Calibri"/>
+              <w:rPr>
+                <w:rFonts w:ascii="Times New Roman" w:hAnsi="Times New Roman" w:cs="Times New Roman"/>
+                <w:sz w:val="26"/>
+                <w:szCs w:val="26"/>
+              </w:rPr>
+            </w:pPr>
+            <w:r>
+              <w:rPr>
+                <w:rFonts w:ascii="Times New Roman" w:eastAsia="Calibri" w:hAnsi="Times New Roman" w:cs="Times New Roman"/>
+                <w:sz w:val="26"/>
+                <w:szCs w:val="26"/>
               </w:rPr>
               <w:t xml:space="preserve"> </w:t>
             </w:r>
@@ -11271,16 +12250,26 @@
             <w:vAlign w:val="center"/>
           </w:tcPr>
           <w:p>
+            <w:pPr>
+              <w:rPr>
+                <w:rFonts w:ascii="Times New Roman" w:hAnsi="Times New Roman" w:cs="Times New Roman"/>
+                <w:sz w:val="26"/>
+                <w:szCs w:val="26"/>
+              </w:rPr>
+            </w:pPr>
             <w:r>
               <w:rPr>
                 <w:rFonts w:ascii="Times New Roman" w:eastAsia="Times New Roman" w:hAnsi="Times New Roman" w:cs="Times New Roman"/>
                 <w:sz w:val="26"/>
+                <w:szCs w:val="26"/>
               </w:rPr>
               <w:t>11. Cập nhật danh sách ca làm việc.</w:t>
             </w:r>
             <w:r>
               <w:rPr>
-                <w:rFonts w:ascii="Calibri" w:eastAsia="Calibri" w:hAnsi="Calibri" w:cs="Calibri"/>
+                <w:rFonts w:ascii="Times New Roman" w:eastAsia="Calibri" w:hAnsi="Times New Roman" w:cs="Times New Roman"/>
+                <w:sz w:val="26"/>
+                <w:szCs w:val="26"/>
               </w:rPr>
               <w:t xml:space="preserve"> </w:t>
             </w:r>
@@ -11305,10 +12294,17 @@
           <w:p>
             <w:pPr>
               <w:ind w:left="5"/>
-            </w:pPr>
-            <w:r>
-              <w:rPr>
-                <w:rFonts w:ascii="Calibri" w:eastAsia="Calibri" w:hAnsi="Calibri" w:cs="Calibri"/>
+              <w:rPr>
+                <w:rFonts w:ascii="Times New Roman" w:hAnsi="Times New Roman" w:cs="Times New Roman"/>
+                <w:sz w:val="26"/>
+                <w:szCs w:val="26"/>
+              </w:rPr>
+            </w:pPr>
+            <w:r>
+              <w:rPr>
+                <w:rFonts w:ascii="Times New Roman" w:eastAsia="Calibri" w:hAnsi="Times New Roman" w:cs="Times New Roman"/>
+                <w:sz w:val="26"/>
+                <w:szCs w:val="26"/>
               </w:rPr>
               <w:t xml:space="preserve"> </w:t>
             </w:r>
@@ -11326,16 +12322,26 @@
             <w:vAlign w:val="center"/>
           </w:tcPr>
           <w:p>
+            <w:pPr>
+              <w:rPr>
+                <w:rFonts w:ascii="Times New Roman" w:hAnsi="Times New Roman" w:cs="Times New Roman"/>
+                <w:sz w:val="26"/>
+                <w:szCs w:val="26"/>
+              </w:rPr>
+            </w:pPr>
             <w:r>
               <w:rPr>
                 <w:rFonts w:ascii="Times New Roman" w:eastAsia="Times New Roman" w:hAnsi="Times New Roman" w:cs="Times New Roman"/>
                 <w:sz w:val="26"/>
+                <w:szCs w:val="26"/>
               </w:rPr>
               <w:t>12. Thông báo thực hiện thành công.</w:t>
             </w:r>
             <w:r>
               <w:rPr>
-                <w:rFonts w:ascii="Calibri" w:eastAsia="Calibri" w:hAnsi="Calibri" w:cs="Calibri"/>
+                <w:rFonts w:ascii="Times New Roman" w:eastAsia="Calibri" w:hAnsi="Times New Roman" w:cs="Times New Roman"/>
+                <w:sz w:val="26"/>
+                <w:szCs w:val="26"/>
               </w:rPr>
               <w:t xml:space="preserve"> </w:t>
             </w:r>
@@ -11360,18 +12366,26 @@
           <w:p>
             <w:pPr>
               <w:ind w:left="5"/>
+              <w:rPr>
+                <w:rFonts w:ascii="Times New Roman" w:hAnsi="Times New Roman" w:cs="Times New Roman"/>
+                <w:sz w:val="26"/>
+                <w:szCs w:val="26"/>
+              </w:rPr>
             </w:pPr>
             <w:r>
               <w:rPr>
                 <w:rFonts w:ascii="Times New Roman" w:eastAsia="Times New Roman" w:hAnsi="Times New Roman" w:cs="Times New Roman"/>
                 <w:b/>
                 <w:sz w:val="26"/>
+                <w:szCs w:val="26"/>
               </w:rPr>
               <w:t>Luồng sự kiện phụ (Alternative Flows):</w:t>
             </w:r>
             <w:r>
               <w:rPr>
-                <w:rFonts w:ascii="Calibri" w:eastAsia="Calibri" w:hAnsi="Calibri" w:cs="Calibri"/>
+                <w:rFonts w:ascii="Times New Roman" w:eastAsia="Calibri" w:hAnsi="Times New Roman" w:cs="Times New Roman"/>
+                <w:sz w:val="26"/>
+                <w:szCs w:val="26"/>
               </w:rPr>
               <w:t xml:space="preserve"> </w:t>
             </w:r>
@@ -11387,7 +12401,15 @@
               <w:right w:val="single" w:sz="8" w:space="0" w:color="808080"/>
             </w:tcBorders>
           </w:tcPr>
-          <w:p/>
+          <w:p>
+            <w:pPr>
+              <w:rPr>
+                <w:rFonts w:ascii="Times New Roman" w:hAnsi="Times New Roman" w:cs="Times New Roman"/>
+                <w:sz w:val="26"/>
+                <w:szCs w:val="26"/>
+              </w:rPr>
+            </w:pPr>
+          </w:p>
         </w:tc>
       </w:tr>
       <w:tr>
@@ -11409,18 +12431,26 @@
             <w:pPr>
               <w:ind w:right="5"/>
               <w:jc w:val="center"/>
+              <w:rPr>
+                <w:rFonts w:ascii="Times New Roman" w:hAnsi="Times New Roman" w:cs="Times New Roman"/>
+                <w:sz w:val="26"/>
+                <w:szCs w:val="26"/>
+              </w:rPr>
             </w:pPr>
             <w:r>
               <w:rPr>
                 <w:rFonts w:ascii="Times New Roman" w:eastAsia="Times New Roman" w:hAnsi="Times New Roman" w:cs="Times New Roman"/>
                 <w:b/>
                 <w:sz w:val="26"/>
+                <w:szCs w:val="26"/>
               </w:rPr>
               <w:t>Actor</w:t>
             </w:r>
             <w:r>
               <w:rPr>
-                <w:rFonts w:ascii="Calibri" w:eastAsia="Calibri" w:hAnsi="Calibri" w:cs="Calibri"/>
+                <w:rFonts w:ascii="Times New Roman" w:eastAsia="Calibri" w:hAnsi="Times New Roman" w:cs="Times New Roman"/>
+                <w:sz w:val="26"/>
+                <w:szCs w:val="26"/>
               </w:rPr>
               <w:t xml:space="preserve"> </w:t>
             </w:r>
@@ -11441,18 +12471,26 @@
             <w:pPr>
               <w:ind w:right="21"/>
               <w:jc w:val="center"/>
+              <w:rPr>
+                <w:rFonts w:ascii="Times New Roman" w:hAnsi="Times New Roman" w:cs="Times New Roman"/>
+                <w:sz w:val="26"/>
+                <w:szCs w:val="26"/>
+              </w:rPr>
             </w:pPr>
             <w:r>
               <w:rPr>
                 <w:rFonts w:ascii="Times New Roman" w:eastAsia="Times New Roman" w:hAnsi="Times New Roman" w:cs="Times New Roman"/>
                 <w:b/>
                 <w:sz w:val="26"/>
+                <w:szCs w:val="26"/>
               </w:rPr>
               <w:t>Hệ thống</w:t>
             </w:r>
             <w:r>
               <w:rPr>
-                <w:rFonts w:ascii="Calibri" w:eastAsia="Calibri" w:hAnsi="Calibri" w:cs="Calibri"/>
+                <w:rFonts w:ascii="Times New Roman" w:eastAsia="Calibri" w:hAnsi="Times New Roman" w:cs="Times New Roman"/>
+                <w:sz w:val="26"/>
+                <w:szCs w:val="26"/>
               </w:rPr>
               <w:t xml:space="preserve"> </w:t>
             </w:r>
@@ -11477,17 +12515,25 @@
           <w:p>
             <w:pPr>
               <w:ind w:left="5"/>
+              <w:rPr>
+                <w:rFonts w:ascii="Times New Roman" w:hAnsi="Times New Roman" w:cs="Times New Roman"/>
+                <w:sz w:val="26"/>
+                <w:szCs w:val="26"/>
+              </w:rPr>
             </w:pPr>
             <w:r>
               <w:rPr>
                 <w:rFonts w:ascii="Times New Roman" w:eastAsia="Times New Roman" w:hAnsi="Times New Roman" w:cs="Times New Roman"/>
                 <w:sz w:val="26"/>
+                <w:szCs w:val="26"/>
               </w:rPr>
               <w:t>8.1. Nhập thời gian ca không hợp lệ.</w:t>
             </w:r>
             <w:r>
               <w:rPr>
-                <w:rFonts w:ascii="Calibri" w:eastAsia="Calibri" w:hAnsi="Calibri" w:cs="Calibri"/>
+                <w:rFonts w:ascii="Times New Roman" w:eastAsia="Calibri" w:hAnsi="Times New Roman" w:cs="Times New Roman"/>
+                <w:sz w:val="26"/>
+                <w:szCs w:val="26"/>
               </w:rPr>
               <w:t xml:space="preserve"> </w:t>
             </w:r>
@@ -11505,16 +12551,26 @@
             <w:vAlign w:val="center"/>
           </w:tcPr>
           <w:p>
+            <w:pPr>
+              <w:rPr>
+                <w:rFonts w:ascii="Times New Roman" w:hAnsi="Times New Roman" w:cs="Times New Roman"/>
+                <w:sz w:val="26"/>
+                <w:szCs w:val="26"/>
+              </w:rPr>
+            </w:pPr>
             <w:r>
               <w:rPr>
                 <w:rFonts w:ascii="Times New Roman" w:eastAsia="Times New Roman" w:hAnsi="Times New Roman" w:cs="Times New Roman"/>
                 <w:sz w:val="26"/>
+                <w:szCs w:val="26"/>
               </w:rPr>
               <w:t>Thông báo thời gian ca không hợp lệ.</w:t>
             </w:r>
             <w:r>
               <w:rPr>
-                <w:rFonts w:ascii="Calibri" w:eastAsia="Calibri" w:hAnsi="Calibri" w:cs="Calibri"/>
+                <w:rFonts w:ascii="Times New Roman" w:eastAsia="Calibri" w:hAnsi="Times New Roman" w:cs="Times New Roman"/>
+                <w:sz w:val="26"/>
+                <w:szCs w:val="26"/>
               </w:rPr>
               <w:t xml:space="preserve"> </w:t>
             </w:r>
@@ -11526,6 +12582,11 @@
       <w:pPr>
         <w:spacing w:after="0"/>
         <w:ind w:left="-1136" w:right="6763"/>
+        <w:rPr>
+          <w:rFonts w:ascii="Times New Roman" w:hAnsi="Times New Roman" w:cs="Times New Roman"/>
+          <w:sz w:val="26"/>
+          <w:szCs w:val="26"/>
+        </w:rPr>
       </w:pPr>
     </w:p>
     <w:tbl>
@@ -11563,18 +12624,26 @@
           <w:p>
             <w:pPr>
               <w:ind w:left="5"/>
+              <w:rPr>
+                <w:rFonts w:ascii="Times New Roman" w:hAnsi="Times New Roman" w:cs="Times New Roman"/>
+                <w:sz w:val="26"/>
+                <w:szCs w:val="26"/>
+              </w:rPr>
             </w:pPr>
             <w:r>
               <w:rPr>
                 <w:rFonts w:ascii="Times New Roman" w:eastAsia="Times New Roman" w:hAnsi="Times New Roman" w:cs="Times New Roman"/>
                 <w:sz w:val="26"/>
+                <w:szCs w:val="26"/>
               </w:rPr>
               <w:lastRenderedPageBreak/>
               <w:t>9.1. Hủy thao tác.</w:t>
             </w:r>
             <w:r>
               <w:rPr>
-                <w:rFonts w:ascii="Calibri" w:eastAsia="Calibri" w:hAnsi="Calibri" w:cs="Calibri"/>
+                <w:rFonts w:ascii="Times New Roman" w:eastAsia="Calibri" w:hAnsi="Times New Roman" w:cs="Times New Roman"/>
+                <w:sz w:val="26"/>
+                <w:szCs w:val="26"/>
               </w:rPr>
               <w:t xml:space="preserve"> </w:t>
             </w:r>
@@ -11592,16 +12661,26 @@
             <w:vAlign w:val="center"/>
           </w:tcPr>
           <w:p>
+            <w:pPr>
+              <w:rPr>
+                <w:rFonts w:ascii="Times New Roman" w:hAnsi="Times New Roman" w:cs="Times New Roman"/>
+                <w:sz w:val="26"/>
+                <w:szCs w:val="26"/>
+              </w:rPr>
+            </w:pPr>
             <w:r>
               <w:rPr>
                 <w:rFonts w:ascii="Times New Roman" w:eastAsia="Times New Roman" w:hAnsi="Times New Roman" w:cs="Times New Roman"/>
                 <w:sz w:val="26"/>
+                <w:szCs w:val="26"/>
               </w:rPr>
               <w:t>Hệ thống hủy thao tác và không thay đổi dữ liệu.</w:t>
             </w:r>
             <w:r>
               <w:rPr>
-                <w:rFonts w:ascii="Calibri" w:eastAsia="Calibri" w:hAnsi="Calibri" w:cs="Calibri"/>
+                <w:rFonts w:ascii="Times New Roman" w:eastAsia="Calibri" w:hAnsi="Times New Roman" w:cs="Times New Roman"/>
+                <w:sz w:val="26"/>
+                <w:szCs w:val="26"/>
               </w:rPr>
               <w:t xml:space="preserve"> </w:t>
             </w:r>
@@ -11609,37 +12688,55 @@
         </w:tc>
       </w:tr>
     </w:tbl>
-    <w:p/>
+    <w:p>
+      <w:pPr>
+        <w:rPr>
+          <w:rFonts w:ascii="Times New Roman" w:hAnsi="Times New Roman" w:cs="Times New Roman"/>
+          <w:sz w:val="26"/>
+          <w:szCs w:val="26"/>
+        </w:rPr>
+      </w:pPr>
+    </w:p>
     <w:p>
       <w:pPr>
         <w:pStyle w:val="Heading3"/>
         <w:rPr>
-          <w:rFonts w:eastAsia="Arial" w:cs="Arial"/>
+          <w:rFonts w:ascii="Times New Roman" w:eastAsia="Arial" w:hAnsi="Times New Roman"/>
+          <w:sz w:val="26"/>
+          <w:szCs w:val="26"/>
         </w:rPr>
       </w:pPr>
       <w:r>
-        <w:t>Biểu</w:t>
+        <w:rPr>
+          <w:rFonts w:ascii="Times New Roman" w:hAnsi="Times New Roman"/>
+          <w:sz w:val="26"/>
+          <w:szCs w:val="26"/>
+        </w:rPr>
+        <w:t>Biểu đồ Activity – UC003</w:t>
       </w:r>
       <w:r>
-        <w:t xml:space="preserve"> đồ Activity –</w:t>
-      </w:r>
-      <w:r>
-        <w:rPr>
-          <w:rFonts w:ascii="Times New Roman" w:hAnsi="Times New Roman"/>
-        </w:rPr>
-        <w:t xml:space="preserve"> UC003</w:t>
-      </w:r>
-      <w:r>
-        <w:rPr>
-          <w:rFonts w:eastAsia="Arial" w:cs="Arial"/>
+        <w:rPr>
+          <w:rFonts w:ascii="Times New Roman" w:eastAsia="Arial" w:hAnsi="Times New Roman"/>
+          <w:sz w:val="26"/>
+          <w:szCs w:val="26"/>
         </w:rPr>
         <w:t xml:space="preserve"> </w:t>
       </w:r>
     </w:p>
     <w:p>
+      <w:pPr>
+        <w:rPr>
+          <w:rFonts w:ascii="Times New Roman" w:hAnsi="Times New Roman" w:cs="Times New Roman"/>
+          <w:sz w:val="26"/>
+          <w:szCs w:val="26"/>
+        </w:rPr>
+      </w:pPr>
       <w:r>
         <w:rPr>
+          <w:rFonts w:ascii="Times New Roman" w:hAnsi="Times New Roman" w:cs="Times New Roman"/>
           <w:noProof/>
+          <w:sz w:val="26"/>
+          <w:szCs w:val="26"/>
         </w:rPr>
         <w:drawing>
           <wp:inline distT="0" distB="0" distL="0" distR="0" wp14:anchorId="5BFED58C" wp14:editId="5A533B9E">
@@ -11681,23 +12778,26 @@
     <w:p>
       <w:pPr>
         <w:pStyle w:val="Heading3"/>
+        <w:rPr>
+          <w:rFonts w:ascii="Times New Roman" w:hAnsi="Times New Roman"/>
+          <w:sz w:val="26"/>
+          <w:szCs w:val="26"/>
+        </w:rPr>
       </w:pPr>
       <w:r>
+        <w:rPr>
+          <w:rFonts w:ascii="Times New Roman" w:hAnsi="Times New Roman"/>
+          <w:sz w:val="26"/>
+          <w:szCs w:val="26"/>
+        </w:rPr>
         <w:lastRenderedPageBreak/>
-        <w:t>Biểu</w:t>
+        <w:t>Biểu đồ Sequence – UC003</w:t>
       </w:r>
       <w:r>
-        <w:t xml:space="preserve"> đồ Sequence –</w:t>
-      </w:r>
-      <w:r>
-        <w:rPr>
-          <w:rFonts w:ascii="Times New Roman" w:hAnsi="Times New Roman"/>
-        </w:rPr>
-        <w:t xml:space="preserve"> UC003</w:t>
-      </w:r>
-      <w:r>
-        <w:rPr>
-          <w:rFonts w:eastAsia="Arial" w:cs="Arial"/>
+        <w:rPr>
+          <w:rFonts w:ascii="Times New Roman" w:eastAsia="Arial" w:hAnsi="Times New Roman"/>
+          <w:sz w:val="26"/>
+          <w:szCs w:val="26"/>
         </w:rPr>
         <w:t xml:space="preserve"> </w:t>
       </w:r>
@@ -11709,6 +12809,11 @@
           <w:ilvl w:val="0"/>
           <w:numId w:val="0"/>
         </w:numPr>
+        <w:rPr>
+          <w:rFonts w:ascii="Times New Roman" w:hAnsi="Times New Roman"/>
+          <w:sz w:val="26"/>
+          <w:szCs w:val="26"/>
+        </w:rPr>
       </w:pPr>
     </w:p>
     <w:p>
@@ -11718,10 +12823,18 @@
           <w:ilvl w:val="0"/>
           <w:numId w:val="0"/>
         </w:numPr>
+        <w:rPr>
+          <w:rFonts w:ascii="Times New Roman" w:hAnsi="Times New Roman"/>
+          <w:sz w:val="26"/>
+          <w:szCs w:val="26"/>
+        </w:rPr>
       </w:pPr>
       <w:r>
         <w:rPr>
+          <w:rFonts w:ascii="Times New Roman" w:hAnsi="Times New Roman"/>
           <w:noProof/>
+          <w:sz w:val="26"/>
+          <w:szCs w:val="26"/>
         </w:rPr>
         <w:drawing>
           <wp:inline distT="0" distB="0" distL="0" distR="0" wp14:anchorId="69C72E79" wp14:editId="194EC9DA">
@@ -11758,6 +12871,11 @@
         </w:drawing>
       </w:r>
       <w:r>
+        <w:rPr>
+          <w:rFonts w:ascii="Times New Roman" w:hAnsi="Times New Roman"/>
+          <w:sz w:val="26"/>
+          <w:szCs w:val="26"/>
+        </w:rPr>
         <w:br w:type="page"/>
       </w:r>
     </w:p>
@@ -11768,15 +12886,27 @@
           <w:ilvl w:val="0"/>
           <w:numId w:val="0"/>
         </w:numPr>
+        <w:rPr>
+          <w:rFonts w:ascii="Times New Roman" w:hAnsi="Times New Roman"/>
+          <w:sz w:val="26"/>
+          <w:szCs w:val="26"/>
+        </w:rPr>
       </w:pPr>
     </w:p>
     <w:p>
       <w:pPr>
         <w:spacing w:after="0"/>
+        <w:rPr>
+          <w:rFonts w:ascii="Times New Roman" w:hAnsi="Times New Roman" w:cs="Times New Roman"/>
+          <w:sz w:val="26"/>
+          <w:szCs w:val="26"/>
+        </w:rPr>
       </w:pPr>
       <w:r>
         <w:rPr>
-          <w:rFonts w:ascii="Calibri" w:eastAsia="Calibri" w:hAnsi="Calibri" w:cs="Calibri"/>
+          <w:rFonts w:ascii="Times New Roman" w:eastAsia="Calibri" w:hAnsi="Times New Roman" w:cs="Times New Roman"/>
+          <w:sz w:val="26"/>
+          <w:szCs w:val="26"/>
         </w:rPr>
         <w:t xml:space="preserve"> </w:t>
       </w:r>
@@ -11785,39 +12915,43 @@
       <w:pPr>
         <w:spacing w:after="0"/>
         <w:ind w:left="-2" w:right="-4626"/>
+        <w:rPr>
+          <w:rFonts w:ascii="Times New Roman" w:hAnsi="Times New Roman" w:cs="Times New Roman"/>
+          <w:sz w:val="26"/>
+          <w:szCs w:val="26"/>
+        </w:rPr>
       </w:pPr>
     </w:p>
     <w:p>
       <w:pPr>
         <w:pStyle w:val="Heading2"/>
+        <w:rPr>
+          <w:rFonts w:ascii="Times New Roman" w:hAnsi="Times New Roman"/>
+          <w:sz w:val="26"/>
+          <w:szCs w:val="26"/>
+        </w:rPr>
       </w:pPr>
       <w:r>
         <w:rPr>
-          <w:rFonts w:eastAsia="Arial" w:cs="Arial"/>
+          <w:rFonts w:ascii="Times New Roman" w:eastAsia="Arial" w:hAnsi="Times New Roman"/>
+          <w:sz w:val="26"/>
+          <w:szCs w:val="26"/>
         </w:rPr>
         <w:t xml:space="preserve"> </w:t>
       </w:r>
       <w:r>
         <w:rPr>
           <w:rFonts w:ascii="Times New Roman" w:hAnsi="Times New Roman"/>
-        </w:rPr>
-        <w:t xml:space="preserve">UC004 </w:t>
+          <w:sz w:val="26"/>
+          <w:szCs w:val="26"/>
+        </w:rPr>
+        <w:t>UC004 – Phân quyền hệ thống</w:t>
       </w:r>
       <w:r>
-        <w:t>–</w:t>
-      </w:r>
-      <w:r>
-        <w:rPr>
-          <w:rFonts w:ascii="Times New Roman" w:hAnsi="Times New Roman"/>
-        </w:rPr>
-        <w:t xml:space="preserve"> </w:t>
-      </w:r>
-      <w:r>
-        <w:t>Phân quyền hệ thống</w:t>
-      </w:r>
-      <w:r>
-        <w:rPr>
-          <w:rFonts w:eastAsia="Arial" w:cs="Arial"/>
+        <w:rPr>
+          <w:rFonts w:ascii="Times New Roman" w:eastAsia="Arial" w:hAnsi="Times New Roman"/>
+          <w:sz w:val="26"/>
+          <w:szCs w:val="26"/>
         </w:rPr>
         <w:t xml:space="preserve"> </w:t>
       </w:r>
@@ -11825,13 +12959,25 @@
     <w:p>
       <w:pPr>
         <w:pStyle w:val="Heading3"/>
+        <w:rPr>
+          <w:rFonts w:ascii="Times New Roman" w:hAnsi="Times New Roman"/>
+          <w:sz w:val="26"/>
+          <w:szCs w:val="26"/>
+        </w:rPr>
       </w:pPr>
       <w:r>
+        <w:rPr>
+          <w:rFonts w:ascii="Times New Roman" w:hAnsi="Times New Roman"/>
+          <w:sz w:val="26"/>
+          <w:szCs w:val="26"/>
+        </w:rPr>
         <w:t>Mô tả use case UC004</w:t>
       </w:r>
       <w:r>
         <w:rPr>
-          <w:rFonts w:eastAsia="Arial" w:cs="Arial"/>
+          <w:rFonts w:ascii="Times New Roman" w:eastAsia="Arial" w:hAnsi="Times New Roman"/>
+          <w:sz w:val="26"/>
+          <w:szCs w:val="26"/>
         </w:rPr>
         <w:t xml:space="preserve"> </w:t>
       </w:r>
@@ -11869,17 +13015,27 @@
             <w:vAlign w:val="center"/>
           </w:tcPr>
           <w:p>
+            <w:pPr>
+              <w:rPr>
+                <w:rFonts w:ascii="Times New Roman" w:hAnsi="Times New Roman" w:cs="Times New Roman"/>
+                <w:sz w:val="26"/>
+                <w:szCs w:val="26"/>
+              </w:rPr>
+            </w:pPr>
             <w:r>
               <w:rPr>
                 <w:rFonts w:ascii="Times New Roman" w:eastAsia="Times New Roman" w:hAnsi="Times New Roman" w:cs="Times New Roman"/>
                 <w:b/>
-                <w:sz w:val="28"/>
+                <w:sz w:val="26"/>
+                <w:szCs w:val="26"/>
               </w:rPr>
               <w:t>Use case: UC004 – Phân quyền hệ thống</w:t>
             </w:r>
             <w:r>
               <w:rPr>
-                <w:rFonts w:ascii="Calibri" w:eastAsia="Calibri" w:hAnsi="Calibri" w:cs="Calibri"/>
+                <w:rFonts w:ascii="Times New Roman" w:eastAsia="Calibri" w:hAnsi="Times New Roman" w:cs="Times New Roman"/>
+                <w:sz w:val="26"/>
+                <w:szCs w:val="26"/>
               </w:rPr>
               <w:t xml:space="preserve"> </w:t>
             </w:r>
@@ -11895,7 +13051,15 @@
               <w:right w:val="single" w:sz="8" w:space="0" w:color="808080"/>
             </w:tcBorders>
           </w:tcPr>
-          <w:p/>
+          <w:p>
+            <w:pPr>
+              <w:rPr>
+                <w:rFonts w:ascii="Times New Roman" w:hAnsi="Times New Roman" w:cs="Times New Roman"/>
+                <w:sz w:val="26"/>
+                <w:szCs w:val="26"/>
+              </w:rPr>
+            </w:pPr>
+          </w:p>
         </w:tc>
       </w:tr>
       <w:tr>
@@ -11914,17 +13078,27 @@
             <w:vAlign w:val="center"/>
           </w:tcPr>
           <w:p>
+            <w:pPr>
+              <w:rPr>
+                <w:rFonts w:ascii="Times New Roman" w:hAnsi="Times New Roman" w:cs="Times New Roman"/>
+                <w:sz w:val="26"/>
+                <w:szCs w:val="26"/>
+              </w:rPr>
+            </w:pPr>
             <w:r>
               <w:rPr>
                 <w:rFonts w:ascii="Times New Roman" w:eastAsia="Times New Roman" w:hAnsi="Times New Roman" w:cs="Times New Roman"/>
                 <w:b/>
                 <w:sz w:val="26"/>
+                <w:szCs w:val="26"/>
               </w:rPr>
               <w:t>Mục đích:</w:t>
             </w:r>
             <w:r>
               <w:rPr>
-                <w:rFonts w:ascii="Calibri" w:eastAsia="Calibri" w:hAnsi="Calibri" w:cs="Calibri"/>
+                <w:rFonts w:ascii="Times New Roman" w:eastAsia="Calibri" w:hAnsi="Times New Roman" w:cs="Times New Roman"/>
+                <w:sz w:val="26"/>
+                <w:szCs w:val="26"/>
               </w:rPr>
               <w:t xml:space="preserve"> </w:t>
             </w:r>
@@ -11942,16 +13116,26 @@
             <w:vAlign w:val="center"/>
           </w:tcPr>
           <w:p>
+            <w:pPr>
+              <w:rPr>
+                <w:rFonts w:ascii="Times New Roman" w:hAnsi="Times New Roman" w:cs="Times New Roman"/>
+                <w:sz w:val="26"/>
+                <w:szCs w:val="26"/>
+              </w:rPr>
+            </w:pPr>
             <w:r>
               <w:rPr>
                 <w:rFonts w:ascii="Times New Roman" w:eastAsia="Times New Roman" w:hAnsi="Times New Roman" w:cs="Times New Roman"/>
                 <w:sz w:val="26"/>
+                <w:szCs w:val="26"/>
               </w:rPr>
               <w:t>Cấu hình quyền truy cập chức năng theo từng vai trò.</w:t>
             </w:r>
             <w:r>
               <w:rPr>
-                <w:rFonts w:ascii="Calibri" w:eastAsia="Calibri" w:hAnsi="Calibri" w:cs="Calibri"/>
+                <w:rFonts w:ascii="Times New Roman" w:eastAsia="Calibri" w:hAnsi="Times New Roman" w:cs="Times New Roman"/>
+                <w:sz w:val="26"/>
+                <w:szCs w:val="26"/>
               </w:rPr>
               <w:t xml:space="preserve"> </w:t>
             </w:r>
@@ -11974,17 +13158,27 @@
             <w:vAlign w:val="center"/>
           </w:tcPr>
           <w:p>
+            <w:pPr>
+              <w:rPr>
+                <w:rFonts w:ascii="Times New Roman" w:hAnsi="Times New Roman" w:cs="Times New Roman"/>
+                <w:sz w:val="26"/>
+                <w:szCs w:val="26"/>
+              </w:rPr>
+            </w:pPr>
             <w:r>
               <w:rPr>
                 <w:rFonts w:ascii="Times New Roman" w:eastAsia="Times New Roman" w:hAnsi="Times New Roman" w:cs="Times New Roman"/>
                 <w:b/>
                 <w:sz w:val="26"/>
+                <w:szCs w:val="26"/>
               </w:rPr>
               <w:t>Mô tả:</w:t>
             </w:r>
             <w:r>
               <w:rPr>
-                <w:rFonts w:ascii="Calibri" w:eastAsia="Calibri" w:hAnsi="Calibri" w:cs="Calibri"/>
+                <w:rFonts w:ascii="Times New Roman" w:eastAsia="Calibri" w:hAnsi="Times New Roman" w:cs="Times New Roman"/>
+                <w:sz w:val="26"/>
+                <w:szCs w:val="26"/>
               </w:rPr>
               <w:t xml:space="preserve"> </w:t>
             </w:r>
@@ -12002,16 +13196,26 @@
             <w:vAlign w:val="center"/>
           </w:tcPr>
           <w:p>
+            <w:pPr>
+              <w:rPr>
+                <w:rFonts w:ascii="Times New Roman" w:hAnsi="Times New Roman" w:cs="Times New Roman"/>
+                <w:sz w:val="26"/>
+                <w:szCs w:val="26"/>
+              </w:rPr>
+            </w:pPr>
             <w:r>
               <w:rPr>
                 <w:rFonts w:ascii="Times New Roman" w:eastAsia="Times New Roman" w:hAnsi="Times New Roman" w:cs="Times New Roman"/>
                 <w:sz w:val="26"/>
+                <w:szCs w:val="26"/>
               </w:rPr>
               <w:t>Use Case Phân quyền hệ thống cho phép Quản lý cấu hình quyền truy cập cho từng vai trò trong hệ thống. Các vai trò gồm Quản lý, Thu ngân, Thợ Spa và Nhân viên kho. Việc phân quyền giúp mỗi nhân viên chỉ được sử dụng các chức năng phù hợp với vai trò của mình.</w:t>
             </w:r>
             <w:r>
               <w:rPr>
-                <w:rFonts w:ascii="Calibri" w:eastAsia="Calibri" w:hAnsi="Calibri" w:cs="Calibri"/>
+                <w:rFonts w:ascii="Times New Roman" w:eastAsia="Calibri" w:hAnsi="Times New Roman" w:cs="Times New Roman"/>
+                <w:sz w:val="26"/>
+                <w:szCs w:val="26"/>
               </w:rPr>
               <w:t xml:space="preserve"> </w:t>
             </w:r>
@@ -12034,17 +13238,27 @@
             <w:vAlign w:val="center"/>
           </w:tcPr>
           <w:p>
+            <w:pPr>
+              <w:rPr>
+                <w:rFonts w:ascii="Times New Roman" w:hAnsi="Times New Roman" w:cs="Times New Roman"/>
+                <w:sz w:val="26"/>
+                <w:szCs w:val="26"/>
+              </w:rPr>
+            </w:pPr>
             <w:r>
               <w:rPr>
                 <w:rFonts w:ascii="Times New Roman" w:eastAsia="Times New Roman" w:hAnsi="Times New Roman" w:cs="Times New Roman"/>
                 <w:b/>
                 <w:sz w:val="26"/>
+                <w:szCs w:val="26"/>
               </w:rPr>
               <w:t>Tác nhân:</w:t>
             </w:r>
             <w:r>
               <w:rPr>
-                <w:rFonts w:ascii="Calibri" w:eastAsia="Calibri" w:hAnsi="Calibri" w:cs="Calibri"/>
+                <w:rFonts w:ascii="Times New Roman" w:eastAsia="Calibri" w:hAnsi="Times New Roman" w:cs="Times New Roman"/>
+                <w:sz w:val="26"/>
+                <w:szCs w:val="26"/>
               </w:rPr>
               <w:t xml:space="preserve"> </w:t>
             </w:r>
@@ -12062,16 +13276,26 @@
             <w:vAlign w:val="center"/>
           </w:tcPr>
           <w:p>
+            <w:pPr>
+              <w:rPr>
+                <w:rFonts w:ascii="Times New Roman" w:hAnsi="Times New Roman" w:cs="Times New Roman"/>
+                <w:sz w:val="26"/>
+                <w:szCs w:val="26"/>
+              </w:rPr>
+            </w:pPr>
             <w:r>
               <w:rPr>
                 <w:rFonts w:ascii="Times New Roman" w:eastAsia="Times New Roman" w:hAnsi="Times New Roman" w:cs="Times New Roman"/>
                 <w:sz w:val="26"/>
+                <w:szCs w:val="26"/>
               </w:rPr>
               <w:t>Quản lý</w:t>
             </w:r>
             <w:r>
               <w:rPr>
-                <w:rFonts w:ascii="Calibri" w:eastAsia="Calibri" w:hAnsi="Calibri" w:cs="Calibri"/>
+                <w:rFonts w:ascii="Times New Roman" w:eastAsia="Calibri" w:hAnsi="Times New Roman" w:cs="Times New Roman"/>
+                <w:sz w:val="26"/>
+                <w:szCs w:val="26"/>
               </w:rPr>
               <w:t xml:space="preserve"> </w:t>
             </w:r>
@@ -12094,17 +13318,27 @@
             <w:vAlign w:val="center"/>
           </w:tcPr>
           <w:p>
+            <w:pPr>
+              <w:rPr>
+                <w:rFonts w:ascii="Times New Roman" w:hAnsi="Times New Roman" w:cs="Times New Roman"/>
+                <w:sz w:val="26"/>
+                <w:szCs w:val="26"/>
+              </w:rPr>
+            </w:pPr>
             <w:r>
               <w:rPr>
                 <w:rFonts w:ascii="Times New Roman" w:eastAsia="Times New Roman" w:hAnsi="Times New Roman" w:cs="Times New Roman"/>
                 <w:b/>
                 <w:sz w:val="26"/>
+                <w:szCs w:val="26"/>
               </w:rPr>
               <w:t>Điều kiện trước:</w:t>
             </w:r>
             <w:r>
               <w:rPr>
-                <w:rFonts w:ascii="Calibri" w:eastAsia="Calibri" w:hAnsi="Calibri" w:cs="Calibri"/>
+                <w:rFonts w:ascii="Times New Roman" w:eastAsia="Calibri" w:hAnsi="Times New Roman" w:cs="Times New Roman"/>
+                <w:sz w:val="26"/>
+                <w:szCs w:val="26"/>
               </w:rPr>
               <w:t xml:space="preserve"> </w:t>
             </w:r>
@@ -12122,16 +13356,26 @@
             <w:vAlign w:val="center"/>
           </w:tcPr>
           <w:p>
+            <w:pPr>
+              <w:rPr>
+                <w:rFonts w:ascii="Times New Roman" w:hAnsi="Times New Roman" w:cs="Times New Roman"/>
+                <w:sz w:val="26"/>
+                <w:szCs w:val="26"/>
+              </w:rPr>
+            </w:pPr>
             <w:r>
               <w:rPr>
                 <w:rFonts w:ascii="Times New Roman" w:eastAsia="Times New Roman" w:hAnsi="Times New Roman" w:cs="Times New Roman"/>
                 <w:sz w:val="26"/>
+                <w:szCs w:val="26"/>
               </w:rPr>
               <w:t>Quản lý đã đăng nhập và có quyền phân quyền hệ thống.</w:t>
             </w:r>
             <w:r>
               <w:rPr>
-                <w:rFonts w:ascii="Calibri" w:eastAsia="Calibri" w:hAnsi="Calibri" w:cs="Calibri"/>
+                <w:rFonts w:ascii="Times New Roman" w:eastAsia="Calibri" w:hAnsi="Times New Roman" w:cs="Times New Roman"/>
+                <w:sz w:val="26"/>
+                <w:szCs w:val="26"/>
               </w:rPr>
               <w:t xml:space="preserve"> </w:t>
             </w:r>
@@ -12154,17 +13398,27 @@
             <w:vAlign w:val="center"/>
           </w:tcPr>
           <w:p>
+            <w:pPr>
+              <w:rPr>
+                <w:rFonts w:ascii="Times New Roman" w:hAnsi="Times New Roman" w:cs="Times New Roman"/>
+                <w:sz w:val="26"/>
+                <w:szCs w:val="26"/>
+              </w:rPr>
+            </w:pPr>
             <w:r>
               <w:rPr>
                 <w:rFonts w:ascii="Times New Roman" w:eastAsia="Times New Roman" w:hAnsi="Times New Roman" w:cs="Times New Roman"/>
                 <w:b/>
                 <w:sz w:val="26"/>
+                <w:szCs w:val="26"/>
               </w:rPr>
               <w:t>Điều kiện sau:</w:t>
             </w:r>
             <w:r>
               <w:rPr>
-                <w:rFonts w:ascii="Calibri" w:eastAsia="Calibri" w:hAnsi="Calibri" w:cs="Calibri"/>
+                <w:rFonts w:ascii="Times New Roman" w:eastAsia="Calibri" w:hAnsi="Times New Roman" w:cs="Times New Roman"/>
+                <w:sz w:val="26"/>
+                <w:szCs w:val="26"/>
               </w:rPr>
               <w:t xml:space="preserve"> </w:t>
             </w:r>
@@ -12184,17 +13438,25 @@
           <w:p>
             <w:pPr>
               <w:ind w:right="25"/>
+              <w:rPr>
+                <w:rFonts w:ascii="Times New Roman" w:hAnsi="Times New Roman" w:cs="Times New Roman"/>
+                <w:sz w:val="26"/>
+                <w:szCs w:val="26"/>
+              </w:rPr>
             </w:pPr>
             <w:r>
               <w:rPr>
                 <w:rFonts w:ascii="Times New Roman" w:eastAsia="Times New Roman" w:hAnsi="Times New Roman" w:cs="Times New Roman"/>
                 <w:sz w:val="26"/>
+                <w:szCs w:val="26"/>
               </w:rPr>
               <w:t>Quyền truy cập của vai trò được cập nhật và áp dụng cho tài khoản tương ứng.</w:t>
             </w:r>
             <w:r>
               <w:rPr>
-                <w:rFonts w:ascii="Calibri" w:eastAsia="Calibri" w:hAnsi="Calibri" w:cs="Calibri"/>
+                <w:rFonts w:ascii="Times New Roman" w:eastAsia="Calibri" w:hAnsi="Times New Roman" w:cs="Times New Roman"/>
+                <w:sz w:val="26"/>
+                <w:szCs w:val="26"/>
               </w:rPr>
               <w:t xml:space="preserve"> </w:t>
             </w:r>
@@ -12217,17 +13479,27 @@
             <w:vAlign w:val="center"/>
           </w:tcPr>
           <w:p>
+            <w:pPr>
+              <w:rPr>
+                <w:rFonts w:ascii="Times New Roman" w:hAnsi="Times New Roman" w:cs="Times New Roman"/>
+                <w:sz w:val="26"/>
+                <w:szCs w:val="26"/>
+              </w:rPr>
+            </w:pPr>
             <w:r>
               <w:rPr>
                 <w:rFonts w:ascii="Times New Roman" w:eastAsia="Times New Roman" w:hAnsi="Times New Roman" w:cs="Times New Roman"/>
                 <w:b/>
                 <w:sz w:val="26"/>
+                <w:szCs w:val="26"/>
               </w:rPr>
               <w:t>Luồng sự kiện chính (Basic flows):</w:t>
             </w:r>
             <w:r>
               <w:rPr>
-                <w:rFonts w:ascii="Calibri" w:eastAsia="Calibri" w:hAnsi="Calibri" w:cs="Calibri"/>
+                <w:rFonts w:ascii="Times New Roman" w:eastAsia="Calibri" w:hAnsi="Times New Roman" w:cs="Times New Roman"/>
+                <w:sz w:val="26"/>
+                <w:szCs w:val="26"/>
               </w:rPr>
               <w:t xml:space="preserve"> </w:t>
             </w:r>
@@ -12243,7 +13515,15 @@
               <w:right w:val="single" w:sz="8" w:space="0" w:color="808080"/>
             </w:tcBorders>
           </w:tcPr>
-          <w:p/>
+          <w:p>
+            <w:pPr>
+              <w:rPr>
+                <w:rFonts w:ascii="Times New Roman" w:hAnsi="Times New Roman" w:cs="Times New Roman"/>
+                <w:sz w:val="26"/>
+                <w:szCs w:val="26"/>
+              </w:rPr>
+            </w:pPr>
+          </w:p>
         </w:tc>
       </w:tr>
       <w:tr>
@@ -12265,18 +13545,26 @@
             <w:pPr>
               <w:ind w:right="53"/>
               <w:jc w:val="center"/>
+              <w:rPr>
+                <w:rFonts w:ascii="Times New Roman" w:hAnsi="Times New Roman" w:cs="Times New Roman"/>
+                <w:sz w:val="26"/>
+                <w:szCs w:val="26"/>
+              </w:rPr>
             </w:pPr>
             <w:r>
               <w:rPr>
                 <w:rFonts w:ascii="Times New Roman" w:eastAsia="Times New Roman" w:hAnsi="Times New Roman" w:cs="Times New Roman"/>
                 <w:b/>
                 <w:sz w:val="26"/>
+                <w:szCs w:val="26"/>
               </w:rPr>
               <w:t>Actor</w:t>
             </w:r>
             <w:r>
               <w:rPr>
-                <w:rFonts w:ascii="Calibri" w:eastAsia="Calibri" w:hAnsi="Calibri" w:cs="Calibri"/>
+                <w:rFonts w:ascii="Times New Roman" w:eastAsia="Calibri" w:hAnsi="Times New Roman" w:cs="Times New Roman"/>
+                <w:sz w:val="26"/>
+                <w:szCs w:val="26"/>
               </w:rPr>
               <w:t xml:space="preserve"> </w:t>
             </w:r>
@@ -12297,18 +13585,26 @@
             <w:pPr>
               <w:ind w:right="59"/>
               <w:jc w:val="center"/>
+              <w:rPr>
+                <w:rFonts w:ascii="Times New Roman" w:hAnsi="Times New Roman" w:cs="Times New Roman"/>
+                <w:sz w:val="26"/>
+                <w:szCs w:val="26"/>
+              </w:rPr>
             </w:pPr>
             <w:r>
               <w:rPr>
                 <w:rFonts w:ascii="Times New Roman" w:eastAsia="Times New Roman" w:hAnsi="Times New Roman" w:cs="Times New Roman"/>
                 <w:b/>
                 <w:sz w:val="26"/>
+                <w:szCs w:val="26"/>
               </w:rPr>
               <w:t>Hệ thống</w:t>
             </w:r>
             <w:r>
               <w:rPr>
-                <w:rFonts w:ascii="Calibri" w:eastAsia="Calibri" w:hAnsi="Calibri" w:cs="Calibri"/>
+                <w:rFonts w:ascii="Times New Roman" w:eastAsia="Calibri" w:hAnsi="Times New Roman" w:cs="Times New Roman"/>
+                <w:sz w:val="26"/>
+                <w:szCs w:val="26"/>
               </w:rPr>
               <w:t xml:space="preserve"> </w:t>
             </w:r>
@@ -12331,16 +13627,26 @@
             <w:vAlign w:val="center"/>
           </w:tcPr>
           <w:p>
+            <w:pPr>
+              <w:rPr>
+                <w:rFonts w:ascii="Times New Roman" w:hAnsi="Times New Roman" w:cs="Times New Roman"/>
+                <w:sz w:val="26"/>
+                <w:szCs w:val="26"/>
+              </w:rPr>
+            </w:pPr>
             <w:r>
               <w:rPr>
                 <w:rFonts w:ascii="Times New Roman" w:eastAsia="Times New Roman" w:hAnsi="Times New Roman" w:cs="Times New Roman"/>
                 <w:sz w:val="26"/>
+                <w:szCs w:val="26"/>
               </w:rPr>
               <w:t>1. Chọn chức năng Phân quyền hệ thống.</w:t>
             </w:r>
             <w:r>
               <w:rPr>
-                <w:rFonts w:ascii="Calibri" w:eastAsia="Calibri" w:hAnsi="Calibri" w:cs="Calibri"/>
+                <w:rFonts w:ascii="Times New Roman" w:eastAsia="Calibri" w:hAnsi="Times New Roman" w:cs="Times New Roman"/>
+                <w:sz w:val="26"/>
+                <w:szCs w:val="26"/>
               </w:rPr>
               <w:t xml:space="preserve"> </w:t>
             </w:r>
@@ -12358,16 +13664,26 @@
             <w:vAlign w:val="center"/>
           </w:tcPr>
           <w:p>
+            <w:pPr>
+              <w:rPr>
+                <w:rFonts w:ascii="Times New Roman" w:hAnsi="Times New Roman" w:cs="Times New Roman"/>
+                <w:sz w:val="26"/>
+                <w:szCs w:val="26"/>
+              </w:rPr>
+            </w:pPr>
             <w:r>
               <w:rPr>
                 <w:rFonts w:ascii="Times New Roman" w:eastAsia="Times New Roman" w:hAnsi="Times New Roman" w:cs="Times New Roman"/>
                 <w:sz w:val="26"/>
+                <w:szCs w:val="26"/>
               </w:rPr>
               <w:t>2. Hiển thị danh sách các vai trò.</w:t>
             </w:r>
             <w:r>
               <w:rPr>
-                <w:rFonts w:ascii="Calibri" w:eastAsia="Calibri" w:hAnsi="Calibri" w:cs="Calibri"/>
+                <w:rFonts w:ascii="Times New Roman" w:eastAsia="Calibri" w:hAnsi="Times New Roman" w:cs="Times New Roman"/>
+                <w:sz w:val="26"/>
+                <w:szCs w:val="26"/>
               </w:rPr>
               <w:t xml:space="preserve"> </w:t>
             </w:r>
@@ -12390,16 +13706,26 @@
             <w:vAlign w:val="center"/>
           </w:tcPr>
           <w:p>
+            <w:pPr>
+              <w:rPr>
+                <w:rFonts w:ascii="Times New Roman" w:hAnsi="Times New Roman" w:cs="Times New Roman"/>
+                <w:sz w:val="26"/>
+                <w:szCs w:val="26"/>
+              </w:rPr>
+            </w:pPr>
             <w:r>
               <w:rPr>
                 <w:rFonts w:ascii="Times New Roman" w:eastAsia="Times New Roman" w:hAnsi="Times New Roman" w:cs="Times New Roman"/>
                 <w:sz w:val="26"/>
+                <w:szCs w:val="26"/>
               </w:rPr>
               <w:t>3. Chọn một vai trò cần cấu hình.</w:t>
             </w:r>
             <w:r>
               <w:rPr>
-                <w:rFonts w:ascii="Calibri" w:eastAsia="Calibri" w:hAnsi="Calibri" w:cs="Calibri"/>
+                <w:rFonts w:ascii="Times New Roman" w:eastAsia="Calibri" w:hAnsi="Times New Roman" w:cs="Times New Roman"/>
+                <w:sz w:val="26"/>
+                <w:szCs w:val="26"/>
               </w:rPr>
               <w:t xml:space="preserve"> </w:t>
             </w:r>
@@ -12419,17 +13745,25 @@
           <w:p>
             <w:pPr>
               <w:jc w:val="both"/>
+              <w:rPr>
+                <w:rFonts w:ascii="Times New Roman" w:hAnsi="Times New Roman" w:cs="Times New Roman"/>
+                <w:sz w:val="26"/>
+                <w:szCs w:val="26"/>
+              </w:rPr>
             </w:pPr>
             <w:r>
               <w:rPr>
                 <w:rFonts w:ascii="Times New Roman" w:eastAsia="Times New Roman" w:hAnsi="Times New Roman" w:cs="Times New Roman"/>
                 <w:sz w:val="26"/>
+                <w:szCs w:val="26"/>
               </w:rPr>
               <w:t>4. Hiển thị danh sách chức năng và quyền hiện tại.</w:t>
             </w:r>
             <w:r>
               <w:rPr>
-                <w:rFonts w:ascii="Calibri" w:eastAsia="Calibri" w:hAnsi="Calibri" w:cs="Calibri"/>
+                <w:rFonts w:ascii="Times New Roman" w:eastAsia="Calibri" w:hAnsi="Times New Roman" w:cs="Times New Roman"/>
+                <w:sz w:val="26"/>
+                <w:szCs w:val="26"/>
               </w:rPr>
               <w:t xml:space="preserve"> </w:t>
             </w:r>
@@ -12452,16 +13786,26 @@
             <w:vAlign w:val="center"/>
           </w:tcPr>
           <w:p>
+            <w:pPr>
+              <w:rPr>
+                <w:rFonts w:ascii="Times New Roman" w:hAnsi="Times New Roman" w:cs="Times New Roman"/>
+                <w:sz w:val="26"/>
+                <w:szCs w:val="26"/>
+              </w:rPr>
+            </w:pPr>
             <w:r>
               <w:rPr>
                 <w:rFonts w:ascii="Times New Roman" w:eastAsia="Times New Roman" w:hAnsi="Times New Roman" w:cs="Times New Roman"/>
                 <w:sz w:val="26"/>
+                <w:szCs w:val="26"/>
               </w:rPr>
               <w:t>5. Chọn hoặc bỏ chọn các quyền truy cập.</w:t>
             </w:r>
             <w:r>
               <w:rPr>
-                <w:rFonts w:ascii="Calibri" w:eastAsia="Calibri" w:hAnsi="Calibri" w:cs="Calibri"/>
+                <w:rFonts w:ascii="Times New Roman" w:eastAsia="Calibri" w:hAnsi="Times New Roman" w:cs="Times New Roman"/>
+                <w:sz w:val="26"/>
+                <w:szCs w:val="26"/>
               </w:rPr>
               <w:t xml:space="preserve"> </w:t>
             </w:r>
@@ -12479,16 +13823,26 @@
             <w:vAlign w:val="center"/>
           </w:tcPr>
           <w:p>
+            <w:pPr>
+              <w:rPr>
+                <w:rFonts w:ascii="Times New Roman" w:hAnsi="Times New Roman" w:cs="Times New Roman"/>
+                <w:sz w:val="26"/>
+                <w:szCs w:val="26"/>
+              </w:rPr>
+            </w:pPr>
             <w:r>
               <w:rPr>
                 <w:rFonts w:ascii="Times New Roman" w:eastAsia="Times New Roman" w:hAnsi="Times New Roman" w:cs="Times New Roman"/>
                 <w:sz w:val="26"/>
+                <w:szCs w:val="26"/>
               </w:rPr>
               <w:t>6. Cập nhật trạng thái quyền trên giao diện.</w:t>
             </w:r>
             <w:r>
               <w:rPr>
-                <w:rFonts w:ascii="Calibri" w:eastAsia="Calibri" w:hAnsi="Calibri" w:cs="Calibri"/>
+                <w:rFonts w:ascii="Times New Roman" w:eastAsia="Calibri" w:hAnsi="Times New Roman" w:cs="Times New Roman"/>
+                <w:sz w:val="26"/>
+                <w:szCs w:val="26"/>
               </w:rPr>
               <w:t xml:space="preserve"> </w:t>
             </w:r>
@@ -12511,16 +13865,26 @@
             <w:vAlign w:val="center"/>
           </w:tcPr>
           <w:p>
+            <w:pPr>
+              <w:rPr>
+                <w:rFonts w:ascii="Times New Roman" w:hAnsi="Times New Roman" w:cs="Times New Roman"/>
+                <w:sz w:val="26"/>
+                <w:szCs w:val="26"/>
+              </w:rPr>
+            </w:pPr>
             <w:r>
               <w:rPr>
                 <w:rFonts w:ascii="Times New Roman" w:eastAsia="Times New Roman" w:hAnsi="Times New Roman" w:cs="Times New Roman"/>
                 <w:sz w:val="26"/>
+                <w:szCs w:val="26"/>
               </w:rPr>
               <w:t>7. Nhấn Lưu.</w:t>
             </w:r>
             <w:r>
               <w:rPr>
-                <w:rFonts w:ascii="Calibri" w:eastAsia="Calibri" w:hAnsi="Calibri" w:cs="Calibri"/>
+                <w:rFonts w:ascii="Times New Roman" w:eastAsia="Calibri" w:hAnsi="Times New Roman" w:cs="Times New Roman"/>
+                <w:sz w:val="26"/>
+                <w:szCs w:val="26"/>
               </w:rPr>
               <w:t xml:space="preserve"> </w:t>
             </w:r>
@@ -12538,16 +13902,26 @@
             <w:vAlign w:val="center"/>
           </w:tcPr>
           <w:p>
+            <w:pPr>
+              <w:rPr>
+                <w:rFonts w:ascii="Times New Roman" w:hAnsi="Times New Roman" w:cs="Times New Roman"/>
+                <w:sz w:val="26"/>
+                <w:szCs w:val="26"/>
+              </w:rPr>
+            </w:pPr>
             <w:r>
               <w:rPr>
                 <w:rFonts w:ascii="Times New Roman" w:eastAsia="Times New Roman" w:hAnsi="Times New Roman" w:cs="Times New Roman"/>
                 <w:sz w:val="26"/>
+                <w:szCs w:val="26"/>
               </w:rPr>
               <w:t>8. Kiểm tra thông tin phân quyền.</w:t>
             </w:r>
             <w:r>
               <w:rPr>
-                <w:rFonts w:ascii="Calibri" w:eastAsia="Calibri" w:hAnsi="Calibri" w:cs="Calibri"/>
+                <w:rFonts w:ascii="Times New Roman" w:eastAsia="Calibri" w:hAnsi="Times New Roman" w:cs="Times New Roman"/>
+                <w:sz w:val="26"/>
+                <w:szCs w:val="26"/>
               </w:rPr>
               <w:t xml:space="preserve"> </w:t>
             </w:r>
@@ -12570,9 +13944,18 @@
             <w:vAlign w:val="center"/>
           </w:tcPr>
           <w:p>
-            <w:r>
-              <w:rPr>
-                <w:rFonts w:ascii="Calibri" w:eastAsia="Calibri" w:hAnsi="Calibri" w:cs="Calibri"/>
+            <w:pPr>
+              <w:rPr>
+                <w:rFonts w:ascii="Times New Roman" w:hAnsi="Times New Roman" w:cs="Times New Roman"/>
+                <w:sz w:val="26"/>
+                <w:szCs w:val="26"/>
+              </w:rPr>
+            </w:pPr>
+            <w:r>
+              <w:rPr>
+                <w:rFonts w:ascii="Times New Roman" w:eastAsia="Calibri" w:hAnsi="Times New Roman" w:cs="Times New Roman"/>
+                <w:sz w:val="26"/>
+                <w:szCs w:val="26"/>
               </w:rPr>
               <w:t xml:space="preserve"> </w:t>
             </w:r>
@@ -12590,16 +13973,26 @@
             <w:vAlign w:val="center"/>
           </w:tcPr>
           <w:p>
+            <w:pPr>
+              <w:rPr>
+                <w:rFonts w:ascii="Times New Roman" w:hAnsi="Times New Roman" w:cs="Times New Roman"/>
+                <w:sz w:val="26"/>
+                <w:szCs w:val="26"/>
+              </w:rPr>
+            </w:pPr>
             <w:r>
               <w:rPr>
                 <w:rFonts w:ascii="Times New Roman" w:eastAsia="Times New Roman" w:hAnsi="Times New Roman" w:cs="Times New Roman"/>
                 <w:sz w:val="26"/>
+                <w:szCs w:val="26"/>
               </w:rPr>
               <w:t>9. Lưu quyền mới vào hệ thống.</w:t>
             </w:r>
             <w:r>
               <w:rPr>
-                <w:rFonts w:ascii="Calibri" w:eastAsia="Calibri" w:hAnsi="Calibri" w:cs="Calibri"/>
+                <w:rFonts w:ascii="Times New Roman" w:eastAsia="Calibri" w:hAnsi="Times New Roman" w:cs="Times New Roman"/>
+                <w:sz w:val="26"/>
+                <w:szCs w:val="26"/>
               </w:rPr>
               <w:t xml:space="preserve"> </w:t>
             </w:r>
@@ -12622,9 +14015,18 @@
             <w:vAlign w:val="center"/>
           </w:tcPr>
           <w:p>
-            <w:r>
-              <w:rPr>
-                <w:rFonts w:ascii="Calibri" w:eastAsia="Calibri" w:hAnsi="Calibri" w:cs="Calibri"/>
+            <w:pPr>
+              <w:rPr>
+                <w:rFonts w:ascii="Times New Roman" w:hAnsi="Times New Roman" w:cs="Times New Roman"/>
+                <w:sz w:val="26"/>
+                <w:szCs w:val="26"/>
+              </w:rPr>
+            </w:pPr>
+            <w:r>
+              <w:rPr>
+                <w:rFonts w:ascii="Times New Roman" w:eastAsia="Calibri" w:hAnsi="Times New Roman" w:cs="Times New Roman"/>
+                <w:sz w:val="26"/>
+                <w:szCs w:val="26"/>
               </w:rPr>
               <w:t xml:space="preserve"> </w:t>
             </w:r>
@@ -12642,16 +14044,26 @@
             <w:vAlign w:val="center"/>
           </w:tcPr>
           <w:p>
+            <w:pPr>
+              <w:rPr>
+                <w:rFonts w:ascii="Times New Roman" w:hAnsi="Times New Roman" w:cs="Times New Roman"/>
+                <w:sz w:val="26"/>
+                <w:szCs w:val="26"/>
+              </w:rPr>
+            </w:pPr>
             <w:r>
               <w:rPr>
                 <w:rFonts w:ascii="Times New Roman" w:eastAsia="Times New Roman" w:hAnsi="Times New Roman" w:cs="Times New Roman"/>
                 <w:sz w:val="26"/>
+                <w:szCs w:val="26"/>
               </w:rPr>
               <w:t>10. Thông báo cập nhật phân quyền thành công.</w:t>
             </w:r>
             <w:r>
               <w:rPr>
-                <w:rFonts w:ascii="Calibri" w:eastAsia="Calibri" w:hAnsi="Calibri" w:cs="Calibri"/>
+                <w:rFonts w:ascii="Times New Roman" w:eastAsia="Calibri" w:hAnsi="Times New Roman" w:cs="Times New Roman"/>
+                <w:sz w:val="26"/>
+                <w:szCs w:val="26"/>
               </w:rPr>
               <w:t xml:space="preserve"> </w:t>
             </w:r>
@@ -12674,17 +14086,27 @@
             <w:vAlign w:val="center"/>
           </w:tcPr>
           <w:p>
+            <w:pPr>
+              <w:rPr>
+                <w:rFonts w:ascii="Times New Roman" w:hAnsi="Times New Roman" w:cs="Times New Roman"/>
+                <w:sz w:val="26"/>
+                <w:szCs w:val="26"/>
+              </w:rPr>
+            </w:pPr>
             <w:r>
               <w:rPr>
                 <w:rFonts w:ascii="Times New Roman" w:eastAsia="Times New Roman" w:hAnsi="Times New Roman" w:cs="Times New Roman"/>
                 <w:b/>
                 <w:sz w:val="26"/>
+                <w:szCs w:val="26"/>
               </w:rPr>
               <w:t>Luồng sự kiện phụ (Alternative Flows):</w:t>
             </w:r>
             <w:r>
               <w:rPr>
-                <w:rFonts w:ascii="Calibri" w:eastAsia="Calibri" w:hAnsi="Calibri" w:cs="Calibri"/>
+                <w:rFonts w:ascii="Times New Roman" w:eastAsia="Calibri" w:hAnsi="Times New Roman" w:cs="Times New Roman"/>
+                <w:sz w:val="26"/>
+                <w:szCs w:val="26"/>
               </w:rPr>
               <w:t xml:space="preserve"> </w:t>
             </w:r>
@@ -12700,7 +14122,15 @@
               <w:right w:val="single" w:sz="8" w:space="0" w:color="808080"/>
             </w:tcBorders>
           </w:tcPr>
-          <w:p/>
+          <w:p>
+            <w:pPr>
+              <w:rPr>
+                <w:rFonts w:ascii="Times New Roman" w:hAnsi="Times New Roman" w:cs="Times New Roman"/>
+                <w:sz w:val="26"/>
+                <w:szCs w:val="26"/>
+              </w:rPr>
+            </w:pPr>
+          </w:p>
         </w:tc>
       </w:tr>
       <w:tr>
@@ -12722,19 +14152,27 @@
             <w:pPr>
               <w:ind w:right="53"/>
               <w:jc w:val="center"/>
+              <w:rPr>
+                <w:rFonts w:ascii="Times New Roman" w:hAnsi="Times New Roman" w:cs="Times New Roman"/>
+                <w:sz w:val="26"/>
+                <w:szCs w:val="26"/>
+              </w:rPr>
             </w:pPr>
             <w:r>
               <w:rPr>
                 <w:rFonts w:ascii="Times New Roman" w:eastAsia="Times New Roman" w:hAnsi="Times New Roman" w:cs="Times New Roman"/>
                 <w:b/>
                 <w:sz w:val="26"/>
+                <w:szCs w:val="26"/>
               </w:rPr>
               <w:lastRenderedPageBreak/>
               <w:t>Actor</w:t>
             </w:r>
             <w:r>
               <w:rPr>
-                <w:rFonts w:ascii="Calibri" w:eastAsia="Calibri" w:hAnsi="Calibri" w:cs="Calibri"/>
+                <w:rFonts w:ascii="Times New Roman" w:eastAsia="Calibri" w:hAnsi="Times New Roman" w:cs="Times New Roman"/>
+                <w:sz w:val="26"/>
+                <w:szCs w:val="26"/>
               </w:rPr>
               <w:t xml:space="preserve"> </w:t>
             </w:r>
@@ -12755,18 +14193,26 @@
             <w:pPr>
               <w:ind w:right="59"/>
               <w:jc w:val="center"/>
+              <w:rPr>
+                <w:rFonts w:ascii="Times New Roman" w:hAnsi="Times New Roman" w:cs="Times New Roman"/>
+                <w:sz w:val="26"/>
+                <w:szCs w:val="26"/>
+              </w:rPr>
             </w:pPr>
             <w:r>
               <w:rPr>
                 <w:rFonts w:ascii="Times New Roman" w:eastAsia="Times New Roman" w:hAnsi="Times New Roman" w:cs="Times New Roman"/>
                 <w:b/>
                 <w:sz w:val="26"/>
+                <w:szCs w:val="26"/>
               </w:rPr>
               <w:t>Hệ thống</w:t>
             </w:r>
             <w:r>
               <w:rPr>
-                <w:rFonts w:ascii="Calibri" w:eastAsia="Calibri" w:hAnsi="Calibri" w:cs="Calibri"/>
+                <w:rFonts w:ascii="Times New Roman" w:eastAsia="Calibri" w:hAnsi="Times New Roman" w:cs="Times New Roman"/>
+                <w:sz w:val="26"/>
+                <w:szCs w:val="26"/>
               </w:rPr>
               <w:t xml:space="preserve"> </w:t>
             </w:r>
@@ -12789,16 +14235,26 @@
             <w:vAlign w:val="center"/>
           </w:tcPr>
           <w:p>
+            <w:pPr>
+              <w:rPr>
+                <w:rFonts w:ascii="Times New Roman" w:hAnsi="Times New Roman" w:cs="Times New Roman"/>
+                <w:sz w:val="26"/>
+                <w:szCs w:val="26"/>
+              </w:rPr>
+            </w:pPr>
             <w:r>
               <w:rPr>
                 <w:rFonts w:ascii="Times New Roman" w:eastAsia="Times New Roman" w:hAnsi="Times New Roman" w:cs="Times New Roman"/>
                 <w:sz w:val="26"/>
+                <w:szCs w:val="26"/>
               </w:rPr>
               <w:t>7.1. Hủy thao tác trước khi lưu.</w:t>
             </w:r>
             <w:r>
               <w:rPr>
-                <w:rFonts w:ascii="Calibri" w:eastAsia="Calibri" w:hAnsi="Calibri" w:cs="Calibri"/>
+                <w:rFonts w:ascii="Times New Roman" w:eastAsia="Calibri" w:hAnsi="Times New Roman" w:cs="Times New Roman"/>
+                <w:sz w:val="26"/>
+                <w:szCs w:val="26"/>
               </w:rPr>
               <w:t xml:space="preserve"> </w:t>
             </w:r>
@@ -12818,17 +14274,25 @@
           <w:p>
             <w:pPr>
               <w:jc w:val="both"/>
+              <w:rPr>
+                <w:rFonts w:ascii="Times New Roman" w:hAnsi="Times New Roman" w:cs="Times New Roman"/>
+                <w:sz w:val="26"/>
+                <w:szCs w:val="26"/>
+              </w:rPr>
             </w:pPr>
             <w:r>
               <w:rPr>
                 <w:rFonts w:ascii="Times New Roman" w:eastAsia="Times New Roman" w:hAnsi="Times New Roman" w:cs="Times New Roman"/>
                 <w:sz w:val="26"/>
+                <w:szCs w:val="26"/>
               </w:rPr>
               <w:t>Không lưu thay đổi và giữ nguyên quyền hiện tại.</w:t>
             </w:r>
             <w:r>
               <w:rPr>
-                <w:rFonts w:ascii="Calibri" w:eastAsia="Calibri" w:hAnsi="Calibri" w:cs="Calibri"/>
+                <w:rFonts w:ascii="Times New Roman" w:eastAsia="Calibri" w:hAnsi="Times New Roman" w:cs="Times New Roman"/>
+                <w:sz w:val="26"/>
+                <w:szCs w:val="26"/>
               </w:rPr>
               <w:t xml:space="preserve"> </w:t>
             </w:r>
@@ -12851,16 +14315,26 @@
             <w:vAlign w:val="center"/>
           </w:tcPr>
           <w:p>
+            <w:pPr>
+              <w:rPr>
+                <w:rFonts w:ascii="Times New Roman" w:hAnsi="Times New Roman" w:cs="Times New Roman"/>
+                <w:sz w:val="26"/>
+                <w:szCs w:val="26"/>
+              </w:rPr>
+            </w:pPr>
             <w:r>
               <w:rPr>
                 <w:rFonts w:ascii="Times New Roman" w:eastAsia="Times New Roman" w:hAnsi="Times New Roman" w:cs="Times New Roman"/>
                 <w:sz w:val="26"/>
+                <w:szCs w:val="26"/>
               </w:rPr>
               <w:t>9.1. Có lỗi khi lưu quyền.</w:t>
             </w:r>
             <w:r>
               <w:rPr>
-                <w:rFonts w:ascii="Calibri" w:eastAsia="Calibri" w:hAnsi="Calibri" w:cs="Calibri"/>
+                <w:rFonts w:ascii="Times New Roman" w:eastAsia="Calibri" w:hAnsi="Times New Roman" w:cs="Times New Roman"/>
+                <w:sz w:val="26"/>
+                <w:szCs w:val="26"/>
               </w:rPr>
               <w:t xml:space="preserve"> </w:t>
             </w:r>
@@ -12878,16 +14352,26 @@
             <w:vAlign w:val="center"/>
           </w:tcPr>
           <w:p>
+            <w:pPr>
+              <w:rPr>
+                <w:rFonts w:ascii="Times New Roman" w:hAnsi="Times New Roman" w:cs="Times New Roman"/>
+                <w:sz w:val="26"/>
+                <w:szCs w:val="26"/>
+              </w:rPr>
+            </w:pPr>
             <w:r>
               <w:rPr>
                 <w:rFonts w:ascii="Times New Roman" w:eastAsia="Times New Roman" w:hAnsi="Times New Roman" w:cs="Times New Roman"/>
                 <w:sz w:val="26"/>
+                <w:szCs w:val="26"/>
               </w:rPr>
               <w:t>Thông báo lỗi và giữ nguyên cấu hình quyền trước đó.</w:t>
             </w:r>
             <w:r>
               <w:rPr>
-                <w:rFonts w:ascii="Calibri" w:eastAsia="Calibri" w:hAnsi="Calibri" w:cs="Calibri"/>
+                <w:rFonts w:ascii="Times New Roman" w:eastAsia="Calibri" w:hAnsi="Times New Roman" w:cs="Times New Roman"/>
+                <w:sz w:val="26"/>
+                <w:szCs w:val="26"/>
               </w:rPr>
               <w:t xml:space="preserve"> </w:t>
             </w:r>
@@ -12898,30 +14382,44 @@
     <w:p>
       <w:pPr>
         <w:pStyle w:val="Heading3"/>
+        <w:rPr>
+          <w:rFonts w:ascii="Times New Roman" w:hAnsi="Times New Roman"/>
+          <w:sz w:val="26"/>
+          <w:szCs w:val="26"/>
+        </w:rPr>
       </w:pPr>
       <w:r>
-        <w:t>Biểu đồ Activity –</w:t>
-      </w:r>
-      <w:r>
         <w:rPr>
           <w:rFonts w:ascii="Times New Roman" w:hAnsi="Times New Roman"/>
-        </w:rPr>
-        <w:t xml:space="preserve"> UC004 </w:t>
+          <w:sz w:val="26"/>
+          <w:szCs w:val="26"/>
+        </w:rPr>
+        <w:t xml:space="preserve">Biểu đồ Activity – UC004 </w:t>
       </w:r>
     </w:p>
     <w:p>
       <w:pPr>
         <w:spacing w:after="0"/>
+        <w:rPr>
+          <w:rFonts w:ascii="Times New Roman" w:hAnsi="Times New Roman" w:cs="Times New Roman"/>
+          <w:sz w:val="26"/>
+          <w:szCs w:val="26"/>
+        </w:rPr>
       </w:pPr>
       <w:r>
         <w:rPr>
-          <w:rFonts w:ascii="Calibri" w:eastAsia="Calibri" w:hAnsi="Calibri" w:cs="Calibri"/>
+          <w:rFonts w:ascii="Times New Roman" w:eastAsia="Calibri" w:hAnsi="Times New Roman" w:cs="Times New Roman"/>
+          <w:sz w:val="26"/>
+          <w:szCs w:val="26"/>
         </w:rPr>
         <w:t xml:space="preserve"> </w:t>
       </w:r>
       <w:r>
         <w:rPr>
+          <w:rFonts w:ascii="Times New Roman" w:hAnsi="Times New Roman" w:cs="Times New Roman"/>
           <w:noProof/>
+          <w:sz w:val="26"/>
+          <w:szCs w:val="26"/>
         </w:rPr>
         <w:drawing>
           <wp:inline distT="0" distB="0" distL="0" distR="0" wp14:anchorId="38D779B2" wp14:editId="61F62632">
@@ -12958,6 +14456,11 @@
         </w:drawing>
       </w:r>
       <w:r>
+        <w:rPr>
+          <w:rFonts w:ascii="Times New Roman" w:hAnsi="Times New Roman" w:cs="Times New Roman"/>
+          <w:sz w:val="26"/>
+          <w:szCs w:val="26"/>
+        </w:rPr>
         <w:br w:type="page"/>
       </w:r>
     </w:p>
@@ -12965,15 +14468,27 @@
       <w:pPr>
         <w:spacing w:after="63"/>
         <w:ind w:left="186" w:right="-2313"/>
+        <w:rPr>
+          <w:rFonts w:ascii="Times New Roman" w:hAnsi="Times New Roman" w:cs="Times New Roman"/>
+          <w:sz w:val="26"/>
+          <w:szCs w:val="26"/>
+        </w:rPr>
       </w:pPr>
     </w:p>
     <w:p>
       <w:pPr>
         <w:spacing w:after="220"/>
+        <w:rPr>
+          <w:rFonts w:ascii="Times New Roman" w:hAnsi="Times New Roman" w:cs="Times New Roman"/>
+          <w:sz w:val="26"/>
+          <w:szCs w:val="26"/>
+        </w:rPr>
       </w:pPr>
       <w:r>
         <w:rPr>
-          <w:rFonts w:ascii="Calibri" w:eastAsia="Calibri" w:hAnsi="Calibri" w:cs="Calibri"/>
+          <w:rFonts w:ascii="Times New Roman" w:eastAsia="Calibri" w:hAnsi="Times New Roman" w:cs="Times New Roman"/>
+          <w:sz w:val="26"/>
+          <w:szCs w:val="26"/>
         </w:rPr>
         <w:t xml:space="preserve"> </w:t>
       </w:r>
@@ -12981,25 +14496,33 @@
     <w:p>
       <w:pPr>
         <w:pStyle w:val="Heading3"/>
+        <w:rPr>
+          <w:rFonts w:ascii="Times New Roman" w:hAnsi="Times New Roman"/>
+          <w:sz w:val="26"/>
+          <w:szCs w:val="26"/>
+        </w:rPr>
       </w:pPr>
       <w:r>
         <w:rPr>
-          <w:rFonts w:eastAsia="Arial" w:cs="Arial"/>
+          <w:rFonts w:ascii="Times New Roman" w:eastAsia="Arial" w:hAnsi="Times New Roman"/>
+          <w:sz w:val="26"/>
+          <w:szCs w:val="26"/>
         </w:rPr>
         <w:t xml:space="preserve"> </w:t>
       </w:r>
       <w:r>
-        <w:t>Biểu đồ Sequence –</w:t>
+        <w:rPr>
+          <w:rFonts w:ascii="Times New Roman" w:hAnsi="Times New Roman"/>
+          <w:sz w:val="26"/>
+          <w:szCs w:val="26"/>
+        </w:rPr>
+        <w:t>Biểu đồ Sequence – UC004</w:t>
       </w:r>
       <w:r>
         <w:rPr>
-          <w:rFonts w:ascii="Times New Roman" w:hAnsi="Times New Roman"/>
-        </w:rPr>
-        <w:t xml:space="preserve"> UC004</w:t>
-      </w:r>
-      <w:r>
-        <w:rPr>
-          <w:rFonts w:eastAsia="Arial" w:cs="Arial"/>
+          <w:rFonts w:ascii="Times New Roman" w:eastAsia="Arial" w:hAnsi="Times New Roman"/>
+          <w:sz w:val="26"/>
+          <w:szCs w:val="26"/>
         </w:rPr>
         <w:t xml:space="preserve"> </w:t>
       </w:r>
@@ -13007,10 +14530,17 @@
     <w:p>
       <w:pPr>
         <w:spacing w:after="0"/>
+        <w:rPr>
+          <w:rFonts w:ascii="Times New Roman" w:hAnsi="Times New Roman" w:cs="Times New Roman"/>
+          <w:sz w:val="26"/>
+          <w:szCs w:val="26"/>
+        </w:rPr>
       </w:pPr>
       <w:r>
         <w:rPr>
-          <w:rFonts w:ascii="Calibri" w:eastAsia="Calibri" w:hAnsi="Calibri" w:cs="Calibri"/>
+          <w:rFonts w:ascii="Times New Roman" w:eastAsia="Calibri" w:hAnsi="Times New Roman" w:cs="Times New Roman"/>
+          <w:sz w:val="26"/>
+          <w:szCs w:val="26"/>
         </w:rPr>
         <w:t xml:space="preserve"> </w:t>
       </w:r>
@@ -13019,10 +14549,18 @@
       <w:pPr>
         <w:spacing w:after="91"/>
         <w:ind w:left="-312" w:right="-4316"/>
+        <w:rPr>
+          <w:rFonts w:ascii="Times New Roman" w:hAnsi="Times New Roman" w:cs="Times New Roman"/>
+          <w:sz w:val="26"/>
+          <w:szCs w:val="26"/>
+        </w:rPr>
       </w:pPr>
       <w:r>
         <w:rPr>
+          <w:rFonts w:ascii="Times New Roman" w:hAnsi="Times New Roman" w:cs="Times New Roman"/>
           <w:noProof/>
+          <w:sz w:val="26"/>
+          <w:szCs w:val="26"/>
         </w:rPr>
         <w:drawing>
           <wp:inline distT="0" distB="0" distL="0" distR="0" wp14:anchorId="62EE7BA2" wp14:editId="7209CFC3">
@@ -13062,29 +14600,20 @@
     <w:p>
       <w:pPr>
         <w:pStyle w:val="Heading2"/>
+        <w:rPr>
+          <w:rFonts w:ascii="Times New Roman" w:hAnsi="Times New Roman"/>
+        </w:rPr>
       </w:pPr>
       <w:r>
         <w:rPr>
           <w:rFonts w:ascii="Times New Roman" w:hAnsi="Times New Roman"/>
         </w:rPr>
         <w:lastRenderedPageBreak/>
-        <w:t xml:space="preserve">UC005 </w:t>
+        <w:t>UC005 – Quản lý danh mục</w:t>
       </w:r>
       <w:r>
-        <w:t>–</w:t>
-      </w:r>
-      <w:r>
-        <w:rPr>
-          <w:rFonts w:ascii="Times New Roman" w:hAnsi="Times New Roman"/>
-        </w:rPr>
-        <w:t xml:space="preserve"> </w:t>
-      </w:r>
-      <w:r>
-        <w:t>Quản lý danh mục</w:t>
-      </w:r>
-      <w:r>
-        <w:rPr>
-          <w:rFonts w:eastAsia="Arial" w:cs="Arial"/>
+        <w:rPr>
+          <w:rFonts w:ascii="Times New Roman" w:eastAsia="Arial" w:hAnsi="Times New Roman"/>
         </w:rPr>
         <w:t xml:space="preserve"> </w:t>
       </w:r>
@@ -13092,13 +14621,19 @@
     <w:p>
       <w:pPr>
         <w:pStyle w:val="Heading3"/>
+        <w:rPr>
+          <w:rFonts w:ascii="Times New Roman" w:hAnsi="Times New Roman"/>
+        </w:rPr>
       </w:pPr>
       <w:r>
+        <w:rPr>
+          <w:rFonts w:ascii="Times New Roman" w:hAnsi="Times New Roman"/>
+        </w:rPr>
         <w:t>Mô tả use case UC005</w:t>
       </w:r>
       <w:r>
         <w:rPr>
-          <w:rFonts w:eastAsia="Arial" w:cs="Arial"/>
+          <w:rFonts w:ascii="Times New Roman" w:eastAsia="Arial" w:hAnsi="Times New Roman"/>
         </w:rPr>
         <w:t xml:space="preserve"> </w:t>
       </w:r>
@@ -13136,6 +14671,11 @@
             <w:vAlign w:val="center"/>
           </w:tcPr>
           <w:p>
+            <w:pPr>
+              <w:rPr>
+                <w:rFonts w:ascii="Times New Roman" w:hAnsi="Times New Roman" w:cs="Times New Roman"/>
+              </w:rPr>
+            </w:pPr>
             <w:r>
               <w:rPr>
                 <w:rFonts w:ascii="Times New Roman" w:eastAsia="Times New Roman" w:hAnsi="Times New Roman" w:cs="Times New Roman"/>
@@ -13146,7 +14686,7 @@
             </w:r>
             <w:r>
               <w:rPr>
-                <w:rFonts w:ascii="Calibri" w:eastAsia="Calibri" w:hAnsi="Calibri" w:cs="Calibri"/>
+                <w:rFonts w:ascii="Times New Roman" w:eastAsia="Calibri" w:hAnsi="Times New Roman" w:cs="Times New Roman"/>
               </w:rPr>
               <w:t xml:space="preserve"> </w:t>
             </w:r>
@@ -13162,7 +14702,13 @@
               <w:right w:val="single" w:sz="8" w:space="0" w:color="808080"/>
             </w:tcBorders>
           </w:tcPr>
-          <w:p/>
+          <w:p>
+            <w:pPr>
+              <w:rPr>
+                <w:rFonts w:ascii="Times New Roman" w:hAnsi="Times New Roman" w:cs="Times New Roman"/>
+              </w:rPr>
+            </w:pPr>
+          </w:p>
         </w:tc>
       </w:tr>
       <w:tr>
@@ -13181,6 +14727,11 @@
             <w:vAlign w:val="center"/>
           </w:tcPr>
           <w:p>
+            <w:pPr>
+              <w:rPr>
+                <w:rFonts w:ascii="Times New Roman" w:hAnsi="Times New Roman" w:cs="Times New Roman"/>
+              </w:rPr>
+            </w:pPr>
             <w:r>
               <w:rPr>
                 <w:rFonts w:ascii="Times New Roman" w:eastAsia="Times New Roman" w:hAnsi="Times New Roman" w:cs="Times New Roman"/>
@@ -13191,7 +14742,7 @@
             </w:r>
             <w:r>
               <w:rPr>
-                <w:rFonts w:ascii="Calibri" w:eastAsia="Calibri" w:hAnsi="Calibri" w:cs="Calibri"/>
+                <w:rFonts w:ascii="Times New Roman" w:eastAsia="Calibri" w:hAnsi="Times New Roman" w:cs="Times New Roman"/>
               </w:rPr>
               <w:t xml:space="preserve"> </w:t>
             </w:r>
@@ -13209,6 +14760,11 @@
             <w:vAlign w:val="center"/>
           </w:tcPr>
           <w:p>
+            <w:pPr>
+              <w:rPr>
+                <w:rFonts w:ascii="Times New Roman" w:hAnsi="Times New Roman" w:cs="Times New Roman"/>
+              </w:rPr>
+            </w:pPr>
             <w:r>
               <w:rPr>
                 <w:rFonts w:ascii="Times New Roman" w:eastAsia="Times New Roman" w:hAnsi="Times New Roman" w:cs="Times New Roman"/>
@@ -13218,7 +14774,7 @@
             </w:r>
             <w:r>
               <w:rPr>
-                <w:rFonts w:ascii="Calibri" w:eastAsia="Calibri" w:hAnsi="Calibri" w:cs="Calibri"/>
+                <w:rFonts w:ascii="Times New Roman" w:eastAsia="Calibri" w:hAnsi="Times New Roman" w:cs="Times New Roman"/>
               </w:rPr>
               <w:t xml:space="preserve"> </w:t>
             </w:r>
@@ -13230,6 +14786,9 @@
       <w:pPr>
         <w:spacing w:after="0"/>
         <w:ind w:left="-1136" w:right="6763"/>
+        <w:rPr>
+          <w:rFonts w:ascii="Times New Roman" w:hAnsi="Times New Roman" w:cs="Times New Roman"/>
+        </w:rPr>
       </w:pPr>
     </w:p>
     <w:tbl>
@@ -13265,6 +14824,11 @@
             <w:vAlign w:val="center"/>
           </w:tcPr>
           <w:p>
+            <w:pPr>
+              <w:rPr>
+                <w:rFonts w:ascii="Times New Roman" w:hAnsi="Times New Roman" w:cs="Times New Roman"/>
+              </w:rPr>
+            </w:pPr>
             <w:r>
               <w:rPr>
                 <w:rFonts w:ascii="Times New Roman" w:eastAsia="Times New Roman" w:hAnsi="Times New Roman" w:cs="Times New Roman"/>
@@ -13275,7 +14839,7 @@
             </w:r>
             <w:r>
               <w:rPr>
-                <w:rFonts w:ascii="Calibri" w:eastAsia="Calibri" w:hAnsi="Calibri" w:cs="Calibri"/>
+                <w:rFonts w:ascii="Times New Roman" w:eastAsia="Calibri" w:hAnsi="Times New Roman" w:cs="Times New Roman"/>
               </w:rPr>
               <w:t xml:space="preserve"> </w:t>
             </w:r>
@@ -13293,6 +14857,11 @@
             <w:vAlign w:val="center"/>
           </w:tcPr>
           <w:p>
+            <w:pPr>
+              <w:rPr>
+                <w:rFonts w:ascii="Times New Roman" w:hAnsi="Times New Roman" w:cs="Times New Roman"/>
+              </w:rPr>
+            </w:pPr>
             <w:r>
               <w:rPr>
                 <w:rFonts w:ascii="Times New Roman" w:eastAsia="Times New Roman" w:hAnsi="Times New Roman" w:cs="Times New Roman"/>
@@ -13318,7 +14887,7 @@
             </w:r>
             <w:r>
               <w:rPr>
-                <w:rFonts w:ascii="Calibri" w:eastAsia="Calibri" w:hAnsi="Calibri" w:cs="Calibri"/>
+                <w:rFonts w:ascii="Times New Roman" w:eastAsia="Calibri" w:hAnsi="Times New Roman" w:cs="Times New Roman"/>
               </w:rPr>
               <w:t xml:space="preserve"> </w:t>
             </w:r>
@@ -13341,6 +14910,11 @@
             <w:vAlign w:val="center"/>
           </w:tcPr>
           <w:p>
+            <w:pPr>
+              <w:rPr>
+                <w:rFonts w:ascii="Times New Roman" w:hAnsi="Times New Roman" w:cs="Times New Roman"/>
+              </w:rPr>
+            </w:pPr>
             <w:r>
               <w:rPr>
                 <w:rFonts w:ascii="Times New Roman" w:eastAsia="Times New Roman" w:hAnsi="Times New Roman" w:cs="Times New Roman"/>
@@ -13351,7 +14925,7 @@
             </w:r>
             <w:r>
               <w:rPr>
-                <w:rFonts w:ascii="Calibri" w:eastAsia="Calibri" w:hAnsi="Calibri" w:cs="Calibri"/>
+                <w:rFonts w:ascii="Times New Roman" w:eastAsia="Calibri" w:hAnsi="Times New Roman" w:cs="Times New Roman"/>
               </w:rPr>
               <w:t xml:space="preserve"> </w:t>
             </w:r>
@@ -13369,6 +14943,11 @@
             <w:vAlign w:val="center"/>
           </w:tcPr>
           <w:p>
+            <w:pPr>
+              <w:rPr>
+                <w:rFonts w:ascii="Times New Roman" w:hAnsi="Times New Roman" w:cs="Times New Roman"/>
+              </w:rPr>
+            </w:pPr>
             <w:r>
               <w:rPr>
                 <w:rFonts w:ascii="Times New Roman" w:eastAsia="Times New Roman" w:hAnsi="Times New Roman" w:cs="Times New Roman"/>
@@ -13378,7 +14957,7 @@
             </w:r>
             <w:r>
               <w:rPr>
-                <w:rFonts w:ascii="Calibri" w:eastAsia="Calibri" w:hAnsi="Calibri" w:cs="Calibri"/>
+                <w:rFonts w:ascii="Times New Roman" w:eastAsia="Calibri" w:hAnsi="Times New Roman" w:cs="Times New Roman"/>
               </w:rPr>
               <w:t xml:space="preserve"> </w:t>
             </w:r>
@@ -13401,6 +14980,11 @@
             <w:vAlign w:val="center"/>
           </w:tcPr>
           <w:p>
+            <w:pPr>
+              <w:rPr>
+                <w:rFonts w:ascii="Times New Roman" w:hAnsi="Times New Roman" w:cs="Times New Roman"/>
+              </w:rPr>
+            </w:pPr>
             <w:r>
               <w:rPr>
                 <w:rFonts w:ascii="Times New Roman" w:eastAsia="Times New Roman" w:hAnsi="Times New Roman" w:cs="Times New Roman"/>
@@ -13411,7 +14995,7 @@
             </w:r>
             <w:r>
               <w:rPr>
-                <w:rFonts w:ascii="Calibri" w:eastAsia="Calibri" w:hAnsi="Calibri" w:cs="Calibri"/>
+                <w:rFonts w:ascii="Times New Roman" w:eastAsia="Calibri" w:hAnsi="Times New Roman" w:cs="Times New Roman"/>
               </w:rPr>
               <w:t xml:space="preserve"> </w:t>
             </w:r>
@@ -13429,6 +15013,11 @@
             <w:vAlign w:val="center"/>
           </w:tcPr>
           <w:p>
+            <w:pPr>
+              <w:rPr>
+                <w:rFonts w:ascii="Times New Roman" w:hAnsi="Times New Roman" w:cs="Times New Roman"/>
+              </w:rPr>
+            </w:pPr>
             <w:r>
               <w:rPr>
                 <w:rFonts w:ascii="Times New Roman" w:eastAsia="Times New Roman" w:hAnsi="Times New Roman" w:cs="Times New Roman"/>
@@ -13438,7 +15027,7 @@
             </w:r>
             <w:r>
               <w:rPr>
-                <w:rFonts w:ascii="Calibri" w:eastAsia="Calibri" w:hAnsi="Calibri" w:cs="Calibri"/>
+                <w:rFonts w:ascii="Times New Roman" w:eastAsia="Calibri" w:hAnsi="Times New Roman" w:cs="Times New Roman"/>
               </w:rPr>
               <w:t xml:space="preserve"> </w:t>
             </w:r>
@@ -13461,6 +15050,11 @@
             <w:vAlign w:val="center"/>
           </w:tcPr>
           <w:p>
+            <w:pPr>
+              <w:rPr>
+                <w:rFonts w:ascii="Times New Roman" w:hAnsi="Times New Roman" w:cs="Times New Roman"/>
+              </w:rPr>
+            </w:pPr>
             <w:r>
               <w:rPr>
                 <w:rFonts w:ascii="Times New Roman" w:eastAsia="Times New Roman" w:hAnsi="Times New Roman" w:cs="Times New Roman"/>
@@ -13471,7 +15065,7 @@
             </w:r>
             <w:r>
               <w:rPr>
-                <w:rFonts w:ascii="Calibri" w:eastAsia="Calibri" w:hAnsi="Calibri" w:cs="Calibri"/>
+                <w:rFonts w:ascii="Times New Roman" w:eastAsia="Calibri" w:hAnsi="Times New Roman" w:cs="Times New Roman"/>
               </w:rPr>
               <w:t xml:space="preserve"> </w:t>
             </w:r>
@@ -13491,6 +15085,9 @@
           <w:p>
             <w:pPr>
               <w:ind w:right="51"/>
+              <w:rPr>
+                <w:rFonts w:ascii="Times New Roman" w:hAnsi="Times New Roman" w:cs="Times New Roman"/>
+              </w:rPr>
             </w:pPr>
             <w:r>
               <w:rPr>
@@ -13501,7 +15098,7 @@
             </w:r>
             <w:r>
               <w:rPr>
-                <w:rFonts w:ascii="Calibri" w:eastAsia="Calibri" w:hAnsi="Calibri" w:cs="Calibri"/>
+                <w:rFonts w:ascii="Times New Roman" w:eastAsia="Calibri" w:hAnsi="Times New Roman" w:cs="Times New Roman"/>
               </w:rPr>
               <w:t xml:space="preserve"> </w:t>
             </w:r>
@@ -13525,6 +15122,11 @@
             <w:vAlign w:val="center"/>
           </w:tcPr>
           <w:p>
+            <w:pPr>
+              <w:rPr>
+                <w:rFonts w:ascii="Times New Roman" w:hAnsi="Times New Roman" w:cs="Times New Roman"/>
+              </w:rPr>
+            </w:pPr>
             <w:r>
               <w:rPr>
                 <w:rFonts w:ascii="Times New Roman" w:eastAsia="Times New Roman" w:hAnsi="Times New Roman" w:cs="Times New Roman"/>
@@ -13535,7 +15137,7 @@
             </w:r>
             <w:r>
               <w:rPr>
-                <w:rFonts w:ascii="Calibri" w:eastAsia="Calibri" w:hAnsi="Calibri" w:cs="Calibri"/>
+                <w:rFonts w:ascii="Times New Roman" w:eastAsia="Calibri" w:hAnsi="Times New Roman" w:cs="Times New Roman"/>
               </w:rPr>
               <w:t xml:space="preserve"> </w:t>
             </w:r>
@@ -13561,6 +15163,9 @@
             <w:pPr>
               <w:ind w:right="54"/>
               <w:jc w:val="center"/>
+              <w:rPr>
+                <w:rFonts w:ascii="Times New Roman" w:hAnsi="Times New Roman" w:cs="Times New Roman"/>
+              </w:rPr>
             </w:pPr>
             <w:r>
               <w:rPr>
@@ -13572,7 +15177,7 @@
             </w:r>
             <w:r>
               <w:rPr>
-                <w:rFonts w:ascii="Calibri" w:eastAsia="Calibri" w:hAnsi="Calibri" w:cs="Calibri"/>
+                <w:rFonts w:ascii="Times New Roman" w:eastAsia="Calibri" w:hAnsi="Times New Roman" w:cs="Times New Roman"/>
               </w:rPr>
               <w:t xml:space="preserve"> </w:t>
             </w:r>
@@ -13593,6 +15198,9 @@
             <w:pPr>
               <w:ind w:right="61"/>
               <w:jc w:val="center"/>
+              <w:rPr>
+                <w:rFonts w:ascii="Times New Roman" w:hAnsi="Times New Roman" w:cs="Times New Roman"/>
+              </w:rPr>
             </w:pPr>
             <w:r>
               <w:rPr>
@@ -13604,7 +15212,7 @@
             </w:r>
             <w:r>
               <w:rPr>
-                <w:rFonts w:ascii="Calibri" w:eastAsia="Calibri" w:hAnsi="Calibri" w:cs="Calibri"/>
+                <w:rFonts w:ascii="Times New Roman" w:eastAsia="Calibri" w:hAnsi="Times New Roman" w:cs="Times New Roman"/>
               </w:rPr>
               <w:t xml:space="preserve"> </w:t>
             </w:r>
@@ -13627,6 +15235,11 @@
             <w:vAlign w:val="center"/>
           </w:tcPr>
           <w:p>
+            <w:pPr>
+              <w:rPr>
+                <w:rFonts w:ascii="Times New Roman" w:hAnsi="Times New Roman" w:cs="Times New Roman"/>
+              </w:rPr>
+            </w:pPr>
             <w:r>
               <w:rPr>
                 <w:rFonts w:ascii="Times New Roman" w:eastAsia="Times New Roman" w:hAnsi="Times New Roman" w:cs="Times New Roman"/>
@@ -13636,7 +15249,7 @@
             </w:r>
             <w:r>
               <w:rPr>
-                <w:rFonts w:ascii="Calibri" w:eastAsia="Calibri" w:hAnsi="Calibri" w:cs="Calibri"/>
+                <w:rFonts w:ascii="Times New Roman" w:eastAsia="Calibri" w:hAnsi="Times New Roman" w:cs="Times New Roman"/>
               </w:rPr>
               <w:t xml:space="preserve"> </w:t>
             </w:r>
@@ -13654,6 +15267,11 @@
             <w:vAlign w:val="center"/>
           </w:tcPr>
           <w:p>
+            <w:pPr>
+              <w:rPr>
+                <w:rFonts w:ascii="Times New Roman" w:hAnsi="Times New Roman" w:cs="Times New Roman"/>
+              </w:rPr>
+            </w:pPr>
             <w:r>
               <w:rPr>
                 <w:rFonts w:ascii="Times New Roman" w:eastAsia="Times New Roman" w:hAnsi="Times New Roman" w:cs="Times New Roman"/>
@@ -13663,7 +15281,7 @@
             </w:r>
             <w:r>
               <w:rPr>
-                <w:rFonts w:ascii="Calibri" w:eastAsia="Calibri" w:hAnsi="Calibri" w:cs="Calibri"/>
+                <w:rFonts w:ascii="Times New Roman" w:eastAsia="Calibri" w:hAnsi="Times New Roman" w:cs="Times New Roman"/>
               </w:rPr>
               <w:t xml:space="preserve"> </w:t>
             </w:r>
@@ -13686,6 +15304,11 @@
             <w:vAlign w:val="center"/>
           </w:tcPr>
           <w:p>
+            <w:pPr>
+              <w:rPr>
+                <w:rFonts w:ascii="Times New Roman" w:hAnsi="Times New Roman" w:cs="Times New Roman"/>
+              </w:rPr>
+            </w:pPr>
             <w:r>
               <w:rPr>
                 <w:rFonts w:ascii="Times New Roman" w:eastAsia="Times New Roman" w:hAnsi="Times New Roman" w:cs="Times New Roman"/>
@@ -13695,7 +15318,7 @@
             </w:r>
             <w:r>
               <w:rPr>
-                <w:rFonts w:ascii="Calibri" w:eastAsia="Calibri" w:hAnsi="Calibri" w:cs="Calibri"/>
+                <w:rFonts w:ascii="Times New Roman" w:eastAsia="Calibri" w:hAnsi="Times New Roman" w:cs="Times New Roman"/>
               </w:rPr>
               <w:t xml:space="preserve"> </w:t>
             </w:r>
@@ -13713,6 +15336,11 @@
             <w:vAlign w:val="center"/>
           </w:tcPr>
           <w:p>
+            <w:pPr>
+              <w:rPr>
+                <w:rFonts w:ascii="Times New Roman" w:hAnsi="Times New Roman" w:cs="Times New Roman"/>
+              </w:rPr>
+            </w:pPr>
             <w:r>
               <w:rPr>
                 <w:rFonts w:ascii="Times New Roman" w:eastAsia="Times New Roman" w:hAnsi="Times New Roman" w:cs="Times New Roman"/>
@@ -13722,7 +15350,7 @@
             </w:r>
             <w:r>
               <w:rPr>
-                <w:rFonts w:ascii="Calibri" w:eastAsia="Calibri" w:hAnsi="Calibri" w:cs="Calibri"/>
+                <w:rFonts w:ascii="Times New Roman" w:eastAsia="Calibri" w:hAnsi="Times New Roman" w:cs="Times New Roman"/>
               </w:rPr>
               <w:t xml:space="preserve"> </w:t>
             </w:r>
@@ -13745,6 +15373,11 @@
             <w:vAlign w:val="center"/>
           </w:tcPr>
           <w:p>
+            <w:pPr>
+              <w:rPr>
+                <w:rFonts w:ascii="Times New Roman" w:hAnsi="Times New Roman" w:cs="Times New Roman"/>
+              </w:rPr>
+            </w:pPr>
             <w:r>
               <w:rPr>
                 <w:rFonts w:ascii="Times New Roman" w:eastAsia="Times New Roman" w:hAnsi="Times New Roman" w:cs="Times New Roman"/>
@@ -13754,7 +15387,7 @@
             </w:r>
             <w:r>
               <w:rPr>
-                <w:rFonts w:ascii="Calibri" w:eastAsia="Calibri" w:hAnsi="Calibri" w:cs="Calibri"/>
+                <w:rFonts w:ascii="Times New Roman" w:eastAsia="Calibri" w:hAnsi="Times New Roman" w:cs="Times New Roman"/>
               </w:rPr>
               <w:t xml:space="preserve"> </w:t>
             </w:r>
@@ -13772,6 +15405,11 @@
             <w:vAlign w:val="center"/>
           </w:tcPr>
           <w:p>
+            <w:pPr>
+              <w:rPr>
+                <w:rFonts w:ascii="Times New Roman" w:hAnsi="Times New Roman" w:cs="Times New Roman"/>
+              </w:rPr>
+            </w:pPr>
             <w:r>
               <w:rPr>
                 <w:rFonts w:ascii="Times New Roman" w:eastAsia="Times New Roman" w:hAnsi="Times New Roman" w:cs="Times New Roman"/>
@@ -13781,7 +15419,7 @@
             </w:r>
             <w:r>
               <w:rPr>
-                <w:rFonts w:ascii="Calibri" w:eastAsia="Calibri" w:hAnsi="Calibri" w:cs="Calibri"/>
+                <w:rFonts w:ascii="Times New Roman" w:eastAsia="Calibri" w:hAnsi="Times New Roman" w:cs="Times New Roman"/>
               </w:rPr>
               <w:t xml:space="preserve"> </w:t>
             </w:r>
@@ -13804,6 +15442,11 @@
             <w:vAlign w:val="center"/>
           </w:tcPr>
           <w:p>
+            <w:pPr>
+              <w:rPr>
+                <w:rFonts w:ascii="Times New Roman" w:hAnsi="Times New Roman" w:cs="Times New Roman"/>
+              </w:rPr>
+            </w:pPr>
             <w:r>
               <w:rPr>
                 <w:rFonts w:ascii="Times New Roman" w:eastAsia="Times New Roman" w:hAnsi="Times New Roman" w:cs="Times New Roman"/>
@@ -13813,7 +15456,7 @@
             </w:r>
             <w:r>
               <w:rPr>
-                <w:rFonts w:ascii="Calibri" w:eastAsia="Calibri" w:hAnsi="Calibri" w:cs="Calibri"/>
+                <w:rFonts w:ascii="Times New Roman" w:eastAsia="Calibri" w:hAnsi="Times New Roman" w:cs="Times New Roman"/>
               </w:rPr>
               <w:t xml:space="preserve"> </w:t>
             </w:r>
@@ -13831,6 +15474,11 @@
             <w:vAlign w:val="center"/>
           </w:tcPr>
           <w:p>
+            <w:pPr>
+              <w:rPr>
+                <w:rFonts w:ascii="Times New Roman" w:hAnsi="Times New Roman" w:cs="Times New Roman"/>
+              </w:rPr>
+            </w:pPr>
             <w:r>
               <w:rPr>
                 <w:rFonts w:ascii="Times New Roman" w:eastAsia="Times New Roman" w:hAnsi="Times New Roman" w:cs="Times New Roman"/>
@@ -13840,7 +15488,7 @@
             </w:r>
             <w:r>
               <w:rPr>
-                <w:rFonts w:ascii="Calibri" w:eastAsia="Calibri" w:hAnsi="Calibri" w:cs="Calibri"/>
+                <w:rFonts w:ascii="Times New Roman" w:eastAsia="Calibri" w:hAnsi="Times New Roman" w:cs="Times New Roman"/>
               </w:rPr>
               <w:t xml:space="preserve"> </w:t>
             </w:r>
@@ -13863,9 +15511,14 @@
             <w:vAlign w:val="center"/>
           </w:tcPr>
           <w:p>
-            <w:r>
-              <w:rPr>
-                <w:rFonts w:ascii="Calibri" w:eastAsia="Calibri" w:hAnsi="Calibri" w:cs="Calibri"/>
+            <w:pPr>
+              <w:rPr>
+                <w:rFonts w:ascii="Times New Roman" w:hAnsi="Times New Roman" w:cs="Times New Roman"/>
+              </w:rPr>
+            </w:pPr>
+            <w:r>
+              <w:rPr>
+                <w:rFonts w:ascii="Times New Roman" w:eastAsia="Calibri" w:hAnsi="Times New Roman" w:cs="Times New Roman"/>
               </w:rPr>
               <w:t xml:space="preserve"> </w:t>
             </w:r>
@@ -13883,6 +15536,11 @@
             <w:vAlign w:val="center"/>
           </w:tcPr>
           <w:p>
+            <w:pPr>
+              <w:rPr>
+                <w:rFonts w:ascii="Times New Roman" w:hAnsi="Times New Roman" w:cs="Times New Roman"/>
+              </w:rPr>
+            </w:pPr>
             <w:r>
               <w:rPr>
                 <w:rFonts w:ascii="Times New Roman" w:eastAsia="Times New Roman" w:hAnsi="Times New Roman" w:cs="Times New Roman"/>
@@ -13892,7 +15550,7 @@
             </w:r>
             <w:r>
               <w:rPr>
-                <w:rFonts w:ascii="Calibri" w:eastAsia="Calibri" w:hAnsi="Calibri" w:cs="Calibri"/>
+                <w:rFonts w:ascii="Times New Roman" w:eastAsia="Calibri" w:hAnsi="Times New Roman" w:cs="Times New Roman"/>
               </w:rPr>
               <w:t xml:space="preserve"> </w:t>
             </w:r>
@@ -13915,9 +15573,14 @@
             <w:vAlign w:val="center"/>
           </w:tcPr>
           <w:p>
-            <w:r>
-              <w:rPr>
-                <w:rFonts w:ascii="Calibri" w:eastAsia="Calibri" w:hAnsi="Calibri" w:cs="Calibri"/>
+            <w:pPr>
+              <w:rPr>
+                <w:rFonts w:ascii="Times New Roman" w:hAnsi="Times New Roman" w:cs="Times New Roman"/>
+              </w:rPr>
+            </w:pPr>
+            <w:r>
+              <w:rPr>
+                <w:rFonts w:ascii="Times New Roman" w:eastAsia="Calibri" w:hAnsi="Times New Roman" w:cs="Times New Roman"/>
               </w:rPr>
               <w:t xml:space="preserve"> </w:t>
             </w:r>
@@ -13935,6 +15598,11 @@
             <w:vAlign w:val="center"/>
           </w:tcPr>
           <w:p>
+            <w:pPr>
+              <w:rPr>
+                <w:rFonts w:ascii="Times New Roman" w:hAnsi="Times New Roman" w:cs="Times New Roman"/>
+              </w:rPr>
+            </w:pPr>
             <w:r>
               <w:rPr>
                 <w:rFonts w:ascii="Times New Roman" w:eastAsia="Times New Roman" w:hAnsi="Times New Roman" w:cs="Times New Roman"/>
@@ -13944,7 +15612,7 @@
             </w:r>
             <w:r>
               <w:rPr>
-                <w:rFonts w:ascii="Calibri" w:eastAsia="Calibri" w:hAnsi="Calibri" w:cs="Calibri"/>
+                <w:rFonts w:ascii="Times New Roman" w:eastAsia="Calibri" w:hAnsi="Times New Roman" w:cs="Times New Roman"/>
               </w:rPr>
               <w:t xml:space="preserve"> </w:t>
             </w:r>
@@ -13968,6 +15636,11 @@
             <w:vAlign w:val="center"/>
           </w:tcPr>
           <w:p>
+            <w:pPr>
+              <w:rPr>
+                <w:rFonts w:ascii="Times New Roman" w:hAnsi="Times New Roman" w:cs="Times New Roman"/>
+              </w:rPr>
+            </w:pPr>
             <w:r>
               <w:rPr>
                 <w:rFonts w:ascii="Times New Roman" w:eastAsia="Times New Roman" w:hAnsi="Times New Roman" w:cs="Times New Roman"/>
@@ -13978,7 +15651,7 @@
             </w:r>
             <w:r>
               <w:rPr>
-                <w:rFonts w:ascii="Calibri" w:eastAsia="Calibri" w:hAnsi="Calibri" w:cs="Calibri"/>
+                <w:rFonts w:ascii="Times New Roman" w:eastAsia="Calibri" w:hAnsi="Times New Roman" w:cs="Times New Roman"/>
               </w:rPr>
               <w:t xml:space="preserve"> </w:t>
             </w:r>
@@ -14004,6 +15677,9 @@
             <w:pPr>
               <w:ind w:right="54"/>
               <w:jc w:val="center"/>
+              <w:rPr>
+                <w:rFonts w:ascii="Times New Roman" w:hAnsi="Times New Roman" w:cs="Times New Roman"/>
+              </w:rPr>
             </w:pPr>
             <w:r>
               <w:rPr>
@@ -14015,7 +15691,7 @@
             </w:r>
             <w:r>
               <w:rPr>
-                <w:rFonts w:ascii="Calibri" w:eastAsia="Calibri" w:hAnsi="Calibri" w:cs="Calibri"/>
+                <w:rFonts w:ascii="Times New Roman" w:eastAsia="Calibri" w:hAnsi="Times New Roman" w:cs="Times New Roman"/>
               </w:rPr>
               <w:t xml:space="preserve"> </w:t>
             </w:r>
@@ -14036,6 +15712,9 @@
             <w:pPr>
               <w:ind w:right="61"/>
               <w:jc w:val="center"/>
+              <w:rPr>
+                <w:rFonts w:ascii="Times New Roman" w:hAnsi="Times New Roman" w:cs="Times New Roman"/>
+              </w:rPr>
             </w:pPr>
             <w:r>
               <w:rPr>
@@ -14047,7 +15726,7 @@
             </w:r>
             <w:r>
               <w:rPr>
-                <w:rFonts w:ascii="Calibri" w:eastAsia="Calibri" w:hAnsi="Calibri" w:cs="Calibri"/>
+                <w:rFonts w:ascii="Times New Roman" w:eastAsia="Calibri" w:hAnsi="Times New Roman" w:cs="Times New Roman"/>
               </w:rPr>
               <w:t xml:space="preserve"> </w:t>
             </w:r>
@@ -14070,6 +15749,11 @@
             <w:vAlign w:val="center"/>
           </w:tcPr>
           <w:p>
+            <w:pPr>
+              <w:rPr>
+                <w:rFonts w:ascii="Times New Roman" w:hAnsi="Times New Roman" w:cs="Times New Roman"/>
+              </w:rPr>
+            </w:pPr>
             <w:r>
               <w:rPr>
                 <w:rFonts w:ascii="Times New Roman" w:eastAsia="Times New Roman" w:hAnsi="Times New Roman" w:cs="Times New Roman"/>
@@ -14079,7 +15763,7 @@
             </w:r>
             <w:r>
               <w:rPr>
-                <w:rFonts w:ascii="Calibri" w:eastAsia="Calibri" w:hAnsi="Calibri" w:cs="Calibri"/>
+                <w:rFonts w:ascii="Times New Roman" w:eastAsia="Calibri" w:hAnsi="Times New Roman" w:cs="Times New Roman"/>
               </w:rPr>
               <w:t xml:space="preserve"> </w:t>
             </w:r>
@@ -14097,6 +15781,11 @@
             <w:vAlign w:val="center"/>
           </w:tcPr>
           <w:p>
+            <w:pPr>
+              <w:rPr>
+                <w:rFonts w:ascii="Times New Roman" w:hAnsi="Times New Roman" w:cs="Times New Roman"/>
+              </w:rPr>
+            </w:pPr>
             <w:r>
               <w:rPr>
                 <w:rFonts w:ascii="Times New Roman" w:eastAsia="Times New Roman" w:hAnsi="Times New Roman" w:cs="Times New Roman"/>
@@ -14106,7 +15795,7 @@
             </w:r>
             <w:r>
               <w:rPr>
-                <w:rFonts w:ascii="Calibri" w:eastAsia="Calibri" w:hAnsi="Calibri" w:cs="Calibri"/>
+                <w:rFonts w:ascii="Times New Roman" w:eastAsia="Calibri" w:hAnsi="Times New Roman" w:cs="Times New Roman"/>
               </w:rPr>
               <w:t xml:space="preserve"> </w:t>
             </w:r>
@@ -14129,6 +15818,11 @@
             <w:vAlign w:val="center"/>
           </w:tcPr>
           <w:p>
+            <w:pPr>
+              <w:rPr>
+                <w:rFonts w:ascii="Times New Roman" w:hAnsi="Times New Roman" w:cs="Times New Roman"/>
+              </w:rPr>
+            </w:pPr>
             <w:r>
               <w:rPr>
                 <w:rFonts w:ascii="Times New Roman" w:eastAsia="Times New Roman" w:hAnsi="Times New Roman" w:cs="Times New Roman"/>
@@ -14139,7 +15833,7 @@
             </w:r>
             <w:r>
               <w:rPr>
-                <w:rFonts w:ascii="Calibri" w:eastAsia="Calibri" w:hAnsi="Calibri" w:cs="Calibri"/>
+                <w:rFonts w:ascii="Times New Roman" w:eastAsia="Calibri" w:hAnsi="Times New Roman" w:cs="Times New Roman"/>
               </w:rPr>
               <w:t xml:space="preserve"> </w:t>
             </w:r>
@@ -14157,6 +15851,11 @@
             <w:vAlign w:val="center"/>
           </w:tcPr>
           <w:p>
+            <w:pPr>
+              <w:rPr>
+                <w:rFonts w:ascii="Times New Roman" w:hAnsi="Times New Roman" w:cs="Times New Roman"/>
+              </w:rPr>
+            </w:pPr>
             <w:r>
               <w:rPr>
                 <w:rFonts w:ascii="Times New Roman" w:eastAsia="Times New Roman" w:hAnsi="Times New Roman" w:cs="Times New Roman"/>
@@ -14166,7 +15865,7 @@
             </w:r>
             <w:r>
               <w:rPr>
-                <w:rFonts w:ascii="Calibri" w:eastAsia="Calibri" w:hAnsi="Calibri" w:cs="Calibri"/>
+                <w:rFonts w:ascii="Times New Roman" w:eastAsia="Calibri" w:hAnsi="Times New Roman" w:cs="Times New Roman"/>
               </w:rPr>
               <w:t xml:space="preserve"> </w:t>
             </w:r>
@@ -14189,6 +15888,11 @@
             <w:vAlign w:val="center"/>
           </w:tcPr>
           <w:p>
+            <w:pPr>
+              <w:rPr>
+                <w:rFonts w:ascii="Times New Roman" w:hAnsi="Times New Roman" w:cs="Times New Roman"/>
+              </w:rPr>
+            </w:pPr>
             <w:r>
               <w:rPr>
                 <w:rFonts w:ascii="Times New Roman" w:eastAsia="Times New Roman" w:hAnsi="Times New Roman" w:cs="Times New Roman"/>
@@ -14198,7 +15902,7 @@
             </w:r>
             <w:r>
               <w:rPr>
-                <w:rFonts w:ascii="Calibri" w:eastAsia="Calibri" w:hAnsi="Calibri" w:cs="Calibri"/>
+                <w:rFonts w:ascii="Times New Roman" w:eastAsia="Calibri" w:hAnsi="Times New Roman" w:cs="Times New Roman"/>
               </w:rPr>
               <w:t xml:space="preserve"> </w:t>
             </w:r>
@@ -14218,6 +15922,9 @@
           <w:p>
             <w:pPr>
               <w:ind w:right="42"/>
+              <w:rPr>
+                <w:rFonts w:ascii="Times New Roman" w:hAnsi="Times New Roman" w:cs="Times New Roman"/>
+              </w:rPr>
             </w:pPr>
             <w:r>
               <w:rPr>
@@ -14228,7 +15935,7 @@
             </w:r>
             <w:r>
               <w:rPr>
-                <w:rFonts w:ascii="Calibri" w:eastAsia="Calibri" w:hAnsi="Calibri" w:cs="Calibri"/>
+                <w:rFonts w:ascii="Times New Roman" w:eastAsia="Calibri" w:hAnsi="Times New Roman" w:cs="Times New Roman"/>
               </w:rPr>
               <w:t xml:space="preserve"> </w:t>
             </w:r>
@@ -14251,6 +15958,11 @@
             <w:vAlign w:val="center"/>
           </w:tcPr>
           <w:p>
+            <w:pPr>
+              <w:rPr>
+                <w:rFonts w:ascii="Times New Roman" w:hAnsi="Times New Roman" w:cs="Times New Roman"/>
+              </w:rPr>
+            </w:pPr>
             <w:r>
               <w:rPr>
                 <w:rFonts w:ascii="Times New Roman" w:eastAsia="Times New Roman" w:hAnsi="Times New Roman" w:cs="Times New Roman"/>
@@ -14260,7 +15972,7 @@
             </w:r>
             <w:r>
               <w:rPr>
-                <w:rFonts w:ascii="Calibri" w:eastAsia="Calibri" w:hAnsi="Calibri" w:cs="Calibri"/>
+                <w:rFonts w:ascii="Times New Roman" w:eastAsia="Calibri" w:hAnsi="Times New Roman" w:cs="Times New Roman"/>
               </w:rPr>
               <w:t xml:space="preserve"> </w:t>
             </w:r>
@@ -14278,6 +15990,11 @@
             <w:vAlign w:val="center"/>
           </w:tcPr>
           <w:p>
+            <w:pPr>
+              <w:rPr>
+                <w:rFonts w:ascii="Times New Roman" w:hAnsi="Times New Roman" w:cs="Times New Roman"/>
+              </w:rPr>
+            </w:pPr>
             <w:r>
               <w:rPr>
                 <w:rFonts w:ascii="Times New Roman" w:eastAsia="Times New Roman" w:hAnsi="Times New Roman" w:cs="Times New Roman"/>
@@ -14287,7 +16004,7 @@
             </w:r>
             <w:r>
               <w:rPr>
-                <w:rFonts w:ascii="Calibri" w:eastAsia="Calibri" w:hAnsi="Calibri" w:cs="Calibri"/>
+                <w:rFonts w:ascii="Times New Roman" w:eastAsia="Calibri" w:hAnsi="Times New Roman" w:cs="Times New Roman"/>
               </w:rPr>
               <w:t xml:space="preserve"> </w:t>
             </w:r>
@@ -14298,19 +16015,19 @@
     <w:p>
       <w:pPr>
         <w:pStyle w:val="Heading3"/>
+        <w:rPr>
+          <w:rFonts w:ascii="Times New Roman" w:hAnsi="Times New Roman"/>
+        </w:rPr>
       </w:pPr>
       <w:r>
-        <w:t>Biểu đồ Activity –</w:t>
+        <w:rPr>
+          <w:rFonts w:ascii="Times New Roman" w:hAnsi="Times New Roman"/>
+        </w:rPr>
+        <w:t>Biểu đồ Activity – UC005</w:t>
       </w:r>
       <w:r>
         <w:rPr>
-          <w:rFonts w:ascii="Times New Roman" w:hAnsi="Times New Roman"/>
-        </w:rPr>
-        <w:t xml:space="preserve"> UC005</w:t>
-      </w:r>
-      <w:r>
-        <w:rPr>
-          <w:rFonts w:eastAsia="Arial" w:cs="Arial"/>
+          <w:rFonts w:ascii="Times New Roman" w:eastAsia="Arial" w:hAnsi="Times New Roman"/>
         </w:rPr>
         <w:t xml:space="preserve"> </w:t>
       </w:r>
@@ -14319,9 +16036,13 @@
       <w:pPr>
         <w:spacing w:after="17"/>
         <w:ind w:left="196" w:right="-4823"/>
+        <w:rPr>
+          <w:rFonts w:ascii="Times New Roman" w:hAnsi="Times New Roman" w:cs="Times New Roman"/>
+        </w:rPr>
       </w:pPr>
       <w:r>
         <w:rPr>
+          <w:rFonts w:ascii="Times New Roman" w:hAnsi="Times New Roman" w:cs="Times New Roman"/>
           <w:noProof/>
         </w:rPr>
         <w:drawing>
@@ -14391,9 +16112,14 @@
             <w:shd w:val="clear" w:color="auto" w:fill="F2F2F2"/>
           </w:tcPr>
           <w:p>
-            <w:r>
-              <w:rPr>
-                <w:rFonts w:ascii="Calibri" w:eastAsia="Calibri" w:hAnsi="Calibri" w:cs="Calibri"/>
+            <w:pPr>
+              <w:rPr>
+                <w:rFonts w:ascii="Times New Roman" w:hAnsi="Times New Roman" w:cs="Times New Roman"/>
+              </w:rPr>
+            </w:pPr>
+            <w:r>
+              <w:rPr>
+                <w:rFonts w:ascii="Times New Roman" w:eastAsia="Calibri" w:hAnsi="Times New Roman" w:cs="Times New Roman"/>
               </w:rPr>
               <w:t xml:space="preserve"> </w:t>
             </w:r>
@@ -14408,6 +16134,9 @@
           <w:ilvl w:val="0"/>
           <w:numId w:val="0"/>
         </w:numPr>
+        <w:rPr>
+          <w:rFonts w:ascii="Times New Roman" w:hAnsi="Times New Roman"/>
+        </w:rPr>
       </w:pPr>
       <w:r>
         <w:rPr>
@@ -14417,27 +16146,27 @@
       </w:r>
       <w:r>
         <w:rPr>
-          <w:rFonts w:eastAsia="Arial" w:cs="Arial"/>
+          <w:rFonts w:ascii="Times New Roman" w:eastAsia="Arial" w:hAnsi="Times New Roman"/>
         </w:rPr>
         <w:t xml:space="preserve"> </w:t>
       </w:r>
       <w:r>
-        <w:t>Biểu đồ Sequence –</w:t>
-      </w:r>
-      <w:r>
         <w:rPr>
           <w:rFonts w:ascii="Times New Roman" w:hAnsi="Times New Roman"/>
         </w:rPr>
-        <w:t xml:space="preserve"> UC005 </w:t>
+        <w:t xml:space="preserve">Biểu đồ Sequence – UC005 </w:t>
       </w:r>
     </w:p>
     <w:p>
       <w:pPr>
         <w:spacing w:after="0"/>
+        <w:rPr>
+          <w:rFonts w:ascii="Times New Roman" w:hAnsi="Times New Roman" w:cs="Times New Roman"/>
+        </w:rPr>
       </w:pPr>
       <w:r>
         <w:rPr>
-          <w:rFonts w:ascii="Calibri" w:eastAsia="Calibri" w:hAnsi="Calibri" w:cs="Calibri"/>
+          <w:rFonts w:ascii="Times New Roman" w:eastAsia="Calibri" w:hAnsi="Times New Roman" w:cs="Times New Roman"/>
         </w:rPr>
         <w:t xml:space="preserve"> </w:t>
       </w:r>
@@ -14446,9 +16175,13 @@
       <w:pPr>
         <w:spacing w:after="0"/>
         <w:ind w:left="116" w:right="-4744"/>
+        <w:rPr>
+          <w:rFonts w:ascii="Times New Roman" w:hAnsi="Times New Roman" w:cs="Times New Roman"/>
+        </w:rPr>
       </w:pPr>
       <w:r>
         <w:rPr>
+          <w:rFonts w:ascii="Times New Roman" w:hAnsi="Times New Roman" w:cs="Times New Roman"/>
           <w:noProof/>
         </w:rPr>
         <w:lastRenderedPageBreak/>
@@ -25389,7 +27122,7 @@
         </mc:Choice>
         <mc:Fallback>
           <w:pict>
-            <v:group w14:anchorId="2F139710" id="Group 38972" o:spid="_x0000_s1026" style="position:absolute;margin-left:52.5pt;margin-top:732.75pt;width:501.75pt;height:.5pt;z-index:251661312;mso-position-horizontal-relative:page;mso-position-vertical-relative:page" coordsize="63722,63" o:gfxdata="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">
+            <v:group w14:anchorId="16752ECB" id="Group 38972" o:spid="_x0000_s1026" style="position:absolute;margin-left:52.5pt;margin-top:732.75pt;width:501.75pt;height:.5pt;z-index:251661312;mso-position-horizontal-relative:page;mso-position-vertical-relative:page" coordsize="63722,63" o:gfxdata="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">
               <v:shape id="Shape 38973" o:spid="_x0000_s1027" style="position:absolute;width:63722;height:0;visibility:visible;mso-wrap-style:square;v-text-anchor:top" coordsize="6372225,0" o:gfxdata="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" path="m,l6372225,e" filled="f" strokeweight=".5pt">
                 <v:stroke miterlimit="83231f" joinstyle="miter"/>
                 <v:path arrowok="t" textboxrect="0,0,6372225,0"/>
@@ -25559,7 +27292,7 @@
         </mc:Choice>
         <mc:Fallback>
           <w:pict>
-            <v:group w14:anchorId="356D795A" id="Group 38942" o:spid="_x0000_s1026" style="position:absolute;margin-left:52.5pt;margin-top:732.75pt;width:501.75pt;height:.5pt;z-index:251662336;mso-position-horizontal-relative:page;mso-position-vertical-relative:page" coordsize="63722,63" o:gfxdata="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">
+            <v:group w14:anchorId="0EF327A2" id="Group 38942" o:spid="_x0000_s1026" style="position:absolute;margin-left:52.5pt;margin-top:732.75pt;width:501.75pt;height:.5pt;z-index:251662336;mso-position-horizontal-relative:page;mso-position-vertical-relative:page" coordsize="63722,63" o:gfxdata="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">
               <v:shape id="Shape 38943" o:spid="_x0000_s1027" style="position:absolute;width:63722;height:0;visibility:visible;mso-wrap-style:square;v-text-anchor:top" coordsize="6372225,0" o:gfxdata="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" path="m,l6372225,e" filled="f" strokeweight=".5pt">
                 <v:stroke miterlimit="83231f" joinstyle="miter"/>
                 <v:path arrowok="t" textboxrect="0,0,6372225,0"/>
@@ -27912,6 +29645,7 @@
     <w:rsid w:val="00187EB6"/>
     <w:rsid w:val="00220CD5"/>
     <w:rsid w:val="002551A2"/>
+    <w:rsid w:val="0027359D"/>
     <w:rsid w:val="002A48CE"/>
     <w:rsid w:val="002F5666"/>
     <w:rsid w:val="00314A2A"/>
@@ -27929,7 +29663,6 @@
     <w:rsid w:val="009F6473"/>
     <w:rsid w:val="00AD256A"/>
     <w:rsid w:val="00B448D8"/>
-    <w:rsid w:val="00B55C08"/>
     <w:rsid w:val="00B73467"/>
     <w:rsid w:val="00BE4664"/>
     <w:rsid w:val="00DD5612"/>

--- a/DOC/N15_3_ApplicationDevelopment_SRS.docx
+++ b/DOC/N15_3_ApplicationDevelopment_SRS.docx
@@ -22,7 +22,7 @@
       <w:sdtContent>
         <w:p>
           <w:pPr>
-            <w:pStyle w:val="NoSpacing"/>
+            <w:pStyle w:val="KhngDncch"/>
             <w:spacing w:after="120"/>
             <w:jc w:val="center"/>
             <w:rPr>
@@ -33,7 +33,7 @@
         </w:p>
         <w:p>
           <w:pPr>
-            <w:pStyle w:val="NoSpacing"/>
+            <w:pStyle w:val="KhngDncch"/>
             <w:spacing w:after="120"/>
             <w:jc w:val="center"/>
             <w:rPr>
@@ -43,7 +43,7 @@
         </w:p>
         <w:p>
           <w:pPr>
-            <w:pStyle w:val="NoSpacing"/>
+            <w:pStyle w:val="KhngDncch"/>
             <w:spacing w:after="120"/>
             <w:jc w:val="center"/>
             <w:rPr>
@@ -54,7 +54,7 @@
         </w:p>
         <w:p>
           <w:pPr>
-            <w:pStyle w:val="NoSpacing"/>
+            <w:pStyle w:val="KhngDncch"/>
             <w:spacing w:after="120"/>
             <w:jc w:val="center"/>
             <w:rPr>
@@ -65,7 +65,7 @@
         </w:p>
         <w:p>
           <w:pPr>
-            <w:pStyle w:val="NoSpacing"/>
+            <w:pStyle w:val="KhngDncch"/>
             <w:spacing w:after="120"/>
             <w:jc w:val="center"/>
             <w:rPr>
@@ -76,7 +76,7 @@
         </w:p>
         <w:p>
           <w:pPr>
-            <w:pStyle w:val="NoSpacing"/>
+            <w:pStyle w:val="KhngDncch"/>
             <w:spacing w:after="120"/>
             <w:jc w:val="center"/>
             <w:rPr>
@@ -87,7 +87,7 @@
         </w:p>
         <w:p>
           <w:pPr>
-            <w:pStyle w:val="NoSpacing"/>
+            <w:pStyle w:val="KhngDncch"/>
             <w:spacing w:after="120"/>
             <w:jc w:val="center"/>
             <w:rPr>
@@ -98,7 +98,7 @@
         </w:p>
         <w:p>
           <w:pPr>
-            <w:pStyle w:val="NoSpacing"/>
+            <w:pStyle w:val="KhngDncch"/>
             <w:spacing w:after="120"/>
             <w:jc w:val="center"/>
             <w:rPr>
@@ -179,7 +179,7 @@
         </w:p>
         <w:p>
           <w:pPr>
-            <w:pStyle w:val="NoSpacing"/>
+            <w:pStyle w:val="KhngDncch"/>
             <w:spacing w:after="120"/>
             <w:jc w:val="center"/>
             <w:rPr>
@@ -190,7 +190,7 @@
         </w:p>
         <w:p>
           <w:pPr>
-            <w:pStyle w:val="NoSpacing"/>
+            <w:pStyle w:val="KhngDncch"/>
             <w:spacing w:after="120"/>
             <w:jc w:val="center"/>
             <w:rPr>
@@ -201,7 +201,7 @@
         </w:p>
         <w:p>
           <w:pPr>
-            <w:pStyle w:val="NoSpacing"/>
+            <w:pStyle w:val="KhngDncch"/>
             <w:spacing w:after="120"/>
             <w:jc w:val="center"/>
             <w:rPr>
@@ -212,7 +212,7 @@
         </w:p>
         <w:p>
           <w:pPr>
-            <w:pStyle w:val="NoSpacing"/>
+            <w:pStyle w:val="KhngDncch"/>
             <w:spacing w:after="120"/>
             <w:jc w:val="center"/>
             <w:rPr>
@@ -243,7 +243,7 @@
           <w:sdtContent>
             <w:p>
               <w:pPr>
-                <w:pStyle w:val="NoSpacing"/>
+                <w:pStyle w:val="KhngDncch"/>
                 <w:pBdr>
                   <w:top w:val="single" w:sz="6" w:space="6" w:color="5B9BD5" w:themeColor="accent1"/>
                   <w:bottom w:val="single" w:sz="6" w:space="6" w:color="5B9BD5" w:themeColor="accent1"/>
@@ -337,7 +337,7 @@
           <w:sdtContent>
             <w:p>
               <w:pPr>
-                <w:pStyle w:val="NoSpacing"/>
+                <w:pStyle w:val="KhngDncch"/>
                 <w:spacing w:after="120"/>
                 <w:jc w:val="center"/>
                 <w:rPr>
@@ -360,7 +360,7 @@
         </w:sdt>
         <w:p>
           <w:pPr>
-            <w:pStyle w:val="NoSpacing"/>
+            <w:pStyle w:val="KhngDncch"/>
             <w:spacing w:after="120"/>
             <w:jc w:val="center"/>
             <w:rPr>
@@ -454,7 +454,7 @@
                                 <w:sdtContent>
                                   <w:p>
                                     <w:pPr>
-                                      <w:pStyle w:val="NoSpacing"/>
+                                      <w:pStyle w:val="KhngDncch"/>
                                       <w:spacing w:after="40"/>
                                       <w:jc w:val="center"/>
                                       <w:rPr>
@@ -490,7 +490,7 @@
                               </w:sdt>
                               <w:p>
                                 <w:pPr>
-                                  <w:pStyle w:val="NoSpacing"/>
+                                  <w:pStyle w:val="KhngDncch"/>
                                   <w:jc w:val="center"/>
                                   <w:rPr>
                                     <w:rFonts w:ascii="Times New Roman" w:hAnsi="Times New Roman" w:cs="Times New Roman"/>
@@ -527,7 +527,7 @@
                               </w:p>
                               <w:p>
                                 <w:pPr>
-                                  <w:pStyle w:val="NoSpacing"/>
+                                  <w:pStyle w:val="KhngDncch"/>
                                   <w:jc w:val="center"/>
                                   <w:rPr>
                                     <w:rFonts w:ascii="Times New Roman" w:hAnsi="Times New Roman" w:cs="Times New Roman"/>
@@ -611,7 +611,7 @@
                           <w:sdtContent>
                             <w:p>
                               <w:pPr>
-                                <w:pStyle w:val="NoSpacing"/>
+                                <w:pStyle w:val="KhngDncch"/>
                                 <w:spacing w:after="40"/>
                                 <w:jc w:val="center"/>
                                 <w:rPr>
@@ -647,7 +647,7 @@
                         </w:sdt>
                         <w:p>
                           <w:pPr>
-                            <w:pStyle w:val="NoSpacing"/>
+                            <w:pStyle w:val="KhngDncch"/>
                             <w:jc w:val="center"/>
                             <w:rPr>
                               <w:rFonts w:ascii="Times New Roman" w:hAnsi="Times New Roman" w:cs="Times New Roman"/>
@@ -684,7 +684,7 @@
                         </w:p>
                         <w:p>
                           <w:pPr>
-                            <w:pStyle w:val="NoSpacing"/>
+                            <w:pStyle w:val="KhngDncch"/>
                             <w:jc w:val="center"/>
                             <w:rPr>
                               <w:rFonts w:ascii="Times New Roman" w:hAnsi="Times New Roman" w:cs="Times New Roman"/>
@@ -760,7 +760,7 @@
       <w:sdtContent>
         <w:p>
           <w:pPr>
-            <w:pStyle w:val="TOCHeading"/>
+            <w:pStyle w:val="uMucluc"/>
             <w:spacing w:before="0" w:after="120" w:line="240" w:lineRule="auto"/>
             <w:jc w:val="center"/>
             <w:rPr>
@@ -789,7 +789,7 @@
         </w:p>
         <w:p>
           <w:pPr>
-            <w:pStyle w:val="TOC1"/>
+            <w:pStyle w:val="Mucluc1"/>
             <w:tabs>
               <w:tab w:val="left" w:pos="440"/>
               <w:tab w:val="right" w:leader="dot" w:pos="10245"/>
@@ -828,7 +828,7 @@
           <w:hyperlink w:anchor="_Toc83627354" w:history="1">
             <w:r>
               <w:rPr>
-                <w:rStyle w:val="Hyperlink"/>
+                <w:rStyle w:val="Siuktni"/>
                 <w:rFonts w:ascii="Times New Roman" w:hAnsi="Times New Roman"/>
                 <w:b/>
                 <w:noProof/>
@@ -846,7 +846,7 @@
             </w:r>
             <w:r>
               <w:rPr>
-                <w:rStyle w:val="Hyperlink"/>
+                <w:rStyle w:val="Siuktni"/>
                 <w:rFonts w:ascii="Times New Roman" w:hAnsi="Times New Roman"/>
                 <w:b/>
                 <w:noProof/>
@@ -905,7 +905,7 @@
         </w:p>
         <w:p>
           <w:pPr>
-            <w:pStyle w:val="TOC2"/>
+            <w:pStyle w:val="Mucluc2"/>
             <w:tabs>
               <w:tab w:val="left" w:pos="960"/>
               <w:tab w:val="right" w:leader="dot" w:pos="10245"/>
@@ -920,7 +920,7 @@
           <w:hyperlink w:anchor="_Toc83627355" w:history="1">
             <w:r>
               <w:rPr>
-                <w:rStyle w:val="Hyperlink"/>
+                <w:rStyle w:val="Siuktni"/>
                 <w:rFonts w:ascii="Times New Roman" w:hAnsi="Times New Roman"/>
                 <w:noProof/>
               </w:rPr>
@@ -937,7 +937,7 @@
             </w:r>
             <w:r>
               <w:rPr>
-                <w:rStyle w:val="Hyperlink"/>
+                <w:rStyle w:val="Siuktni"/>
                 <w:rFonts w:ascii="Times New Roman" w:hAnsi="Times New Roman"/>
                 <w:noProof/>
               </w:rPr>
@@ -995,7 +995,7 @@
         </w:p>
         <w:p>
           <w:pPr>
-            <w:pStyle w:val="TOC2"/>
+            <w:pStyle w:val="Mucluc2"/>
             <w:tabs>
               <w:tab w:val="left" w:pos="960"/>
               <w:tab w:val="right" w:leader="dot" w:pos="10245"/>
@@ -1010,7 +1010,7 @@
           <w:hyperlink w:anchor="_Toc83627356" w:history="1">
             <w:r>
               <w:rPr>
-                <w:rStyle w:val="Hyperlink"/>
+                <w:rStyle w:val="Siuktni"/>
                 <w:rFonts w:ascii="Times New Roman" w:hAnsi="Times New Roman"/>
                 <w:noProof/>
               </w:rPr>
@@ -1027,7 +1027,7 @@
             </w:r>
             <w:r>
               <w:rPr>
-                <w:rStyle w:val="Hyperlink"/>
+                <w:rStyle w:val="Siuktni"/>
                 <w:rFonts w:ascii="Times New Roman" w:hAnsi="Times New Roman"/>
                 <w:noProof/>
               </w:rPr>
@@ -1085,7 +1085,7 @@
         </w:p>
         <w:p>
           <w:pPr>
-            <w:pStyle w:val="TOC2"/>
+            <w:pStyle w:val="Mucluc2"/>
             <w:tabs>
               <w:tab w:val="left" w:pos="960"/>
               <w:tab w:val="right" w:leader="dot" w:pos="10245"/>
@@ -1100,7 +1100,7 @@
           <w:hyperlink w:anchor="_Toc83627357" w:history="1">
             <w:r>
               <w:rPr>
-                <w:rStyle w:val="Hyperlink"/>
+                <w:rStyle w:val="Siuktni"/>
                 <w:rFonts w:ascii="Times New Roman" w:hAnsi="Times New Roman"/>
                 <w:noProof/>
               </w:rPr>
@@ -1117,7 +1117,7 @@
             </w:r>
             <w:r>
               <w:rPr>
-                <w:rStyle w:val="Hyperlink"/>
+                <w:rStyle w:val="Siuktni"/>
                 <w:rFonts w:ascii="Times New Roman" w:hAnsi="Times New Roman"/>
                 <w:noProof/>
               </w:rPr>
@@ -1175,7 +1175,7 @@
         </w:p>
         <w:p>
           <w:pPr>
-            <w:pStyle w:val="TOC2"/>
+            <w:pStyle w:val="Mucluc2"/>
             <w:tabs>
               <w:tab w:val="left" w:pos="960"/>
               <w:tab w:val="right" w:leader="dot" w:pos="10245"/>
@@ -1190,7 +1190,7 @@
           <w:hyperlink w:anchor="_Toc83627358" w:history="1">
             <w:r>
               <w:rPr>
-                <w:rStyle w:val="Hyperlink"/>
+                <w:rStyle w:val="Siuktni"/>
                 <w:rFonts w:ascii="Times New Roman" w:hAnsi="Times New Roman"/>
                 <w:noProof/>
               </w:rPr>
@@ -1207,7 +1207,7 @@
             </w:r>
             <w:r>
               <w:rPr>
-                <w:rStyle w:val="Hyperlink"/>
+                <w:rStyle w:val="Siuktni"/>
                 <w:rFonts w:ascii="Times New Roman" w:hAnsi="Times New Roman"/>
                 <w:noProof/>
               </w:rPr>
@@ -1265,7 +1265,7 @@
         </w:p>
         <w:p>
           <w:pPr>
-            <w:pStyle w:val="TOC1"/>
+            <w:pStyle w:val="Mucluc1"/>
             <w:tabs>
               <w:tab w:val="left" w:pos="440"/>
               <w:tab w:val="right" w:leader="dot" w:pos="10245"/>
@@ -1280,7 +1280,7 @@
           <w:hyperlink w:anchor="_Toc83627359" w:history="1">
             <w:r>
               <w:rPr>
-                <w:rStyle w:val="Hyperlink"/>
+                <w:rStyle w:val="Siuktni"/>
                 <w:rFonts w:ascii="Times New Roman" w:hAnsi="Times New Roman"/>
                 <w:b/>
                 <w:noProof/>
@@ -1298,7 +1298,7 @@
             </w:r>
             <w:r>
               <w:rPr>
-                <w:rStyle w:val="Hyperlink"/>
+                <w:rStyle w:val="Siuktni"/>
                 <w:rFonts w:ascii="Times New Roman" w:hAnsi="Times New Roman"/>
                 <w:b/>
                 <w:noProof/>
@@ -1357,7 +1357,7 @@
         </w:p>
         <w:p>
           <w:pPr>
-            <w:pStyle w:val="TOC2"/>
+            <w:pStyle w:val="Mucluc2"/>
             <w:tabs>
               <w:tab w:val="left" w:pos="960"/>
               <w:tab w:val="right" w:leader="dot" w:pos="10245"/>
@@ -1372,7 +1372,7 @@
           <w:hyperlink w:anchor="_Toc83627360" w:history="1">
             <w:r>
               <w:rPr>
-                <w:rStyle w:val="Hyperlink"/>
+                <w:rStyle w:val="Siuktni"/>
                 <w:rFonts w:ascii="Times New Roman" w:hAnsi="Times New Roman"/>
                 <w:noProof/>
               </w:rPr>
@@ -1389,7 +1389,7 @@
             </w:r>
             <w:r>
               <w:rPr>
-                <w:rStyle w:val="Hyperlink"/>
+                <w:rStyle w:val="Siuktni"/>
                 <w:rFonts w:ascii="Times New Roman" w:hAnsi="Times New Roman"/>
                 <w:noProof/>
               </w:rPr>
@@ -1447,7 +1447,7 @@
         </w:p>
         <w:p>
           <w:pPr>
-            <w:pStyle w:val="TOC2"/>
+            <w:pStyle w:val="Mucluc2"/>
             <w:tabs>
               <w:tab w:val="left" w:pos="960"/>
               <w:tab w:val="right" w:leader="dot" w:pos="10245"/>
@@ -1462,7 +1462,7 @@
           <w:hyperlink w:anchor="_Toc83627361" w:history="1">
             <w:r>
               <w:rPr>
-                <w:rStyle w:val="Hyperlink"/>
+                <w:rStyle w:val="Siuktni"/>
                 <w:rFonts w:ascii="Times New Roman" w:hAnsi="Times New Roman"/>
                 <w:noProof/>
               </w:rPr>
@@ -1479,7 +1479,7 @@
             </w:r>
             <w:r>
               <w:rPr>
-                <w:rStyle w:val="Hyperlink"/>
+                <w:rStyle w:val="Siuktni"/>
                 <w:rFonts w:ascii="Times New Roman" w:hAnsi="Times New Roman"/>
                 <w:noProof/>
               </w:rPr>
@@ -1537,7 +1537,7 @@
         </w:p>
         <w:p>
           <w:pPr>
-            <w:pStyle w:val="TOC2"/>
+            <w:pStyle w:val="Mucluc2"/>
             <w:tabs>
               <w:tab w:val="left" w:pos="960"/>
               <w:tab w:val="right" w:leader="dot" w:pos="10245"/>
@@ -1552,7 +1552,7 @@
           <w:hyperlink w:anchor="_Toc83627362" w:history="1">
             <w:r>
               <w:rPr>
-                <w:rStyle w:val="Hyperlink"/>
+                <w:rStyle w:val="Siuktni"/>
                 <w:rFonts w:ascii="Times New Roman" w:hAnsi="Times New Roman"/>
                 <w:noProof/>
               </w:rPr>
@@ -1569,7 +1569,7 @@
             </w:r>
             <w:r>
               <w:rPr>
-                <w:rStyle w:val="Hyperlink"/>
+                <w:rStyle w:val="Siuktni"/>
                 <w:rFonts w:ascii="Times New Roman" w:hAnsi="Times New Roman"/>
                 <w:noProof/>
               </w:rPr>
@@ -1627,7 +1627,7 @@
         </w:p>
         <w:p>
           <w:pPr>
-            <w:pStyle w:val="TOC2"/>
+            <w:pStyle w:val="Mucluc2"/>
             <w:tabs>
               <w:tab w:val="left" w:pos="960"/>
               <w:tab w:val="right" w:leader="dot" w:pos="10245"/>
@@ -1642,7 +1642,7 @@
           <w:hyperlink w:anchor="_Toc83627363" w:history="1">
             <w:r>
               <w:rPr>
-                <w:rStyle w:val="Hyperlink"/>
+                <w:rStyle w:val="Siuktni"/>
                 <w:rFonts w:ascii="Times New Roman" w:hAnsi="Times New Roman"/>
                 <w:noProof/>
               </w:rPr>
@@ -1659,7 +1659,7 @@
             </w:r>
             <w:r>
               <w:rPr>
-                <w:rStyle w:val="Hyperlink"/>
+                <w:rStyle w:val="Siuktni"/>
                 <w:rFonts w:ascii="Times New Roman" w:hAnsi="Times New Roman"/>
                 <w:noProof/>
               </w:rPr>
@@ -1717,7 +1717,7 @@
         </w:p>
         <w:p>
           <w:pPr>
-            <w:pStyle w:val="TOC1"/>
+            <w:pStyle w:val="Mucluc1"/>
             <w:tabs>
               <w:tab w:val="left" w:pos="440"/>
               <w:tab w:val="right" w:leader="dot" w:pos="10245"/>
@@ -1732,7 +1732,7 @@
           <w:hyperlink w:anchor="_Toc83627364" w:history="1">
             <w:r>
               <w:rPr>
-                <w:rStyle w:val="Hyperlink"/>
+                <w:rStyle w:val="Siuktni"/>
                 <w:rFonts w:ascii="Times New Roman" w:hAnsi="Times New Roman"/>
                 <w:b/>
                 <w:noProof/>
@@ -1750,7 +1750,7 @@
             </w:r>
             <w:r>
               <w:rPr>
-                <w:rStyle w:val="Hyperlink"/>
+                <w:rStyle w:val="Siuktni"/>
                 <w:rFonts w:ascii="Times New Roman" w:hAnsi="Times New Roman"/>
                 <w:b/>
                 <w:noProof/>
@@ -1809,7 +1809,7 @@
         </w:p>
         <w:p>
           <w:pPr>
-            <w:pStyle w:val="TOC2"/>
+            <w:pStyle w:val="Mucluc2"/>
             <w:tabs>
               <w:tab w:val="left" w:pos="960"/>
               <w:tab w:val="right" w:leader="dot" w:pos="10245"/>
@@ -1824,7 +1824,7 @@
           <w:hyperlink w:anchor="_Toc83627365" w:history="1">
             <w:r>
               <w:rPr>
-                <w:rStyle w:val="Hyperlink"/>
+                <w:rStyle w:val="Siuktni"/>
                 <w:rFonts w:ascii="Times New Roman" w:hAnsi="Times New Roman"/>
                 <w:noProof/>
               </w:rPr>
@@ -1841,7 +1841,7 @@
             </w:r>
             <w:r>
               <w:rPr>
-                <w:rStyle w:val="Hyperlink"/>
+                <w:rStyle w:val="Siuktni"/>
                 <w:rFonts w:ascii="Times New Roman" w:hAnsi="Times New Roman"/>
                 <w:noProof/>
               </w:rPr>
@@ -1899,7 +1899,7 @@
         </w:p>
         <w:p>
           <w:pPr>
-            <w:pStyle w:val="TOC3"/>
+            <w:pStyle w:val="Mucluc3"/>
             <w:tabs>
               <w:tab w:val="left" w:pos="1200"/>
               <w:tab w:val="right" w:leader="dot" w:pos="10245"/>
@@ -1914,7 +1914,7 @@
           <w:hyperlink w:anchor="_Toc83627366" w:history="1">
             <w:r>
               <w:rPr>
-                <w:rStyle w:val="Hyperlink"/>
+                <w:rStyle w:val="Siuktni"/>
                 <w:rFonts w:ascii="Times New Roman" w:hAnsi="Times New Roman"/>
                 <w:noProof/>
               </w:rPr>
@@ -1931,7 +1931,7 @@
             </w:r>
             <w:r>
               <w:rPr>
-                <w:rStyle w:val="Hyperlink"/>
+                <w:rStyle w:val="Siuktni"/>
                 <w:rFonts w:ascii="Times New Roman" w:hAnsi="Times New Roman"/>
                 <w:noProof/>
               </w:rPr>
@@ -1989,7 +1989,7 @@
         </w:p>
         <w:p>
           <w:pPr>
-            <w:pStyle w:val="TOC3"/>
+            <w:pStyle w:val="Mucluc3"/>
             <w:tabs>
               <w:tab w:val="left" w:pos="1200"/>
               <w:tab w:val="right" w:leader="dot" w:pos="10245"/>
@@ -2004,7 +2004,7 @@
           <w:hyperlink w:anchor="_Toc83627367" w:history="1">
             <w:r>
               <w:rPr>
-                <w:rStyle w:val="Hyperlink"/>
+                <w:rStyle w:val="Siuktni"/>
                 <w:rFonts w:ascii="Times New Roman" w:hAnsi="Times New Roman"/>
                 <w:noProof/>
               </w:rPr>
@@ -2021,7 +2021,7 @@
             </w:r>
             <w:r>
               <w:rPr>
-                <w:rStyle w:val="Hyperlink"/>
+                <w:rStyle w:val="Siuktni"/>
                 <w:rFonts w:ascii="Times New Roman" w:hAnsi="Times New Roman"/>
                 <w:noProof/>
               </w:rPr>
@@ -2079,7 +2079,7 @@
         </w:p>
         <w:p>
           <w:pPr>
-            <w:pStyle w:val="TOC2"/>
+            <w:pStyle w:val="Mucluc2"/>
             <w:tabs>
               <w:tab w:val="left" w:pos="960"/>
               <w:tab w:val="right" w:leader="dot" w:pos="10245"/>
@@ -2094,7 +2094,7 @@
           <w:hyperlink w:anchor="_Toc83627368" w:history="1">
             <w:r>
               <w:rPr>
-                <w:rStyle w:val="Hyperlink"/>
+                <w:rStyle w:val="Siuktni"/>
                 <w:rFonts w:ascii="Times New Roman" w:hAnsi="Times New Roman"/>
                 <w:noProof/>
               </w:rPr>
@@ -2111,7 +2111,7 @@
             </w:r>
             <w:r>
               <w:rPr>
-                <w:rStyle w:val="Hyperlink"/>
+                <w:rStyle w:val="Siuktni"/>
                 <w:rFonts w:ascii="Times New Roman" w:hAnsi="Times New Roman"/>
                 <w:noProof/>
               </w:rPr>
@@ -2169,7 +2169,7 @@
         </w:p>
         <w:p>
           <w:pPr>
-            <w:pStyle w:val="TOC3"/>
+            <w:pStyle w:val="Mucluc3"/>
             <w:tabs>
               <w:tab w:val="left" w:pos="1200"/>
               <w:tab w:val="right" w:leader="dot" w:pos="10245"/>
@@ -2184,7 +2184,7 @@
           <w:hyperlink w:anchor="_Toc83627369" w:history="1">
             <w:r>
               <w:rPr>
-                <w:rStyle w:val="Hyperlink"/>
+                <w:rStyle w:val="Siuktni"/>
                 <w:rFonts w:ascii="Times New Roman" w:hAnsi="Times New Roman"/>
                 <w:noProof/>
               </w:rPr>
@@ -2201,7 +2201,7 @@
             </w:r>
             <w:r>
               <w:rPr>
-                <w:rStyle w:val="Hyperlink"/>
+                <w:rStyle w:val="Siuktni"/>
                 <w:rFonts w:ascii="Times New Roman" w:hAnsi="Times New Roman"/>
                 <w:noProof/>
               </w:rPr>
@@ -2259,7 +2259,7 @@
         </w:p>
         <w:p>
           <w:pPr>
-            <w:pStyle w:val="TOC1"/>
+            <w:pStyle w:val="Mucluc1"/>
             <w:tabs>
               <w:tab w:val="left" w:pos="440"/>
               <w:tab w:val="right" w:leader="dot" w:pos="10245"/>
@@ -2274,7 +2274,7 @@
           <w:hyperlink w:anchor="_Toc83627370" w:history="1">
             <w:r>
               <w:rPr>
-                <w:rStyle w:val="Hyperlink"/>
+                <w:rStyle w:val="Siuktni"/>
                 <w:rFonts w:ascii="Times New Roman" w:hAnsi="Times New Roman"/>
                 <w:b/>
                 <w:noProof/>
@@ -2292,7 +2292,7 @@
             </w:r>
             <w:r>
               <w:rPr>
-                <w:rStyle w:val="Hyperlink"/>
+                <w:rStyle w:val="Siuktni"/>
                 <w:rFonts w:ascii="Times New Roman" w:hAnsi="Times New Roman"/>
                 <w:b/>
                 <w:noProof/>
@@ -2351,7 +2351,7 @@
         </w:p>
         <w:p>
           <w:pPr>
-            <w:pStyle w:val="TOC2"/>
+            <w:pStyle w:val="Mucluc2"/>
             <w:tabs>
               <w:tab w:val="left" w:pos="960"/>
               <w:tab w:val="right" w:leader="dot" w:pos="10245"/>
@@ -2366,7 +2366,7 @@
           <w:hyperlink w:anchor="_Toc83627371" w:history="1">
             <w:r>
               <w:rPr>
-                <w:rStyle w:val="Hyperlink"/>
+                <w:rStyle w:val="Siuktni"/>
                 <w:noProof/>
               </w:rPr>
               <w:t>4.1</w:t>
@@ -2382,7 +2382,7 @@
             </w:r>
             <w:r>
               <w:rPr>
-                <w:rStyle w:val="Hyperlink"/>
+                <w:rStyle w:val="Siuktni"/>
                 <w:noProof/>
               </w:rPr>
               <w:t>Biểu đồ lớp (Entity):</w:t>
@@ -2439,7 +2439,7 @@
         </w:p>
         <w:p>
           <w:pPr>
-            <w:pStyle w:val="TOC2"/>
+            <w:pStyle w:val="Mucluc2"/>
             <w:tabs>
               <w:tab w:val="left" w:pos="960"/>
               <w:tab w:val="right" w:leader="dot" w:pos="10245"/>
@@ -2454,7 +2454,7 @@
           <w:hyperlink w:anchor="_Toc83627372" w:history="1">
             <w:r>
               <w:rPr>
-                <w:rStyle w:val="Hyperlink"/>
+                <w:rStyle w:val="Siuktni"/>
                 <w:noProof/>
               </w:rPr>
               <w:t>4.2</w:t>
@@ -2470,7 +2470,7 @@
             </w:r>
             <w:r>
               <w:rPr>
-                <w:rStyle w:val="Hyperlink"/>
+                <w:rStyle w:val="Siuktni"/>
                 <w:noProof/>
               </w:rPr>
               <w:t>Biểu đồ lớp tổng quát:</w:t>
@@ -2570,7 +2570,7 @@
     </w:p>
     <w:p>
       <w:pPr>
-        <w:pStyle w:val="Heading1"/>
+        <w:pStyle w:val="u1"/>
         <w:spacing w:before="0" w:line="240" w:lineRule="auto"/>
         <w:ind w:left="480" w:hanging="480"/>
         <w:rPr>
@@ -2596,7 +2596,7 @@
     </w:p>
     <w:p>
       <w:pPr>
-        <w:pStyle w:val="Heading2"/>
+        <w:pStyle w:val="u2"/>
         <w:spacing w:before="0" w:line="240" w:lineRule="auto"/>
         <w:ind w:left="600" w:hanging="600"/>
         <w:rPr>
@@ -2780,7 +2780,7 @@
     </w:p>
     <w:p>
       <w:pPr>
-        <w:pStyle w:val="Heading2"/>
+        <w:pStyle w:val="u2"/>
         <w:spacing w:before="0" w:line="240" w:lineRule="auto"/>
         <w:ind w:left="600" w:hanging="600"/>
         <w:rPr>
@@ -3340,7 +3340,7 @@
     </w:p>
     <w:p>
       <w:pPr>
-        <w:pStyle w:val="Heading2"/>
+        <w:pStyle w:val="u2"/>
         <w:spacing w:before="0" w:line="240" w:lineRule="auto"/>
         <w:ind w:left="600" w:hanging="600"/>
         <w:rPr>
@@ -3375,7 +3375,7 @@
     </w:p>
     <w:tbl>
       <w:tblPr>
-        <w:tblStyle w:val="TableGrid"/>
+        <w:tblStyle w:val="LiBang"/>
         <w:tblW w:w="0" w:type="auto"/>
         <w:jc w:val="center"/>
         <w:tblLook w:val="01E0" w:firstRow="1" w:lastRow="1" w:firstColumn="1" w:lastColumn="1" w:noHBand="0" w:noVBand="0"/>
@@ -4072,7 +4072,7 @@
     </w:tbl>
     <w:p>
       <w:pPr>
-        <w:pStyle w:val="Heading2"/>
+        <w:pStyle w:val="u2"/>
         <w:numPr>
           <w:ilvl w:val="0"/>
           <w:numId w:val="0"/>
@@ -4089,7 +4089,7 @@
     </w:p>
     <w:p>
       <w:pPr>
-        <w:pStyle w:val="Heading2"/>
+        <w:pStyle w:val="u2"/>
         <w:spacing w:before="0" w:line="240" w:lineRule="auto"/>
         <w:ind w:left="600" w:hanging="600"/>
         <w:rPr>
@@ -4112,7 +4112,7 @@
     </w:p>
     <w:tbl>
       <w:tblPr>
-        <w:tblStyle w:val="TableGrid"/>
+        <w:tblStyle w:val="LiBang"/>
         <w:tblW w:w="0" w:type="auto"/>
         <w:jc w:val="center"/>
         <w:tblLook w:val="01E0" w:firstRow="1" w:lastRow="1" w:firstColumn="1" w:lastColumn="1" w:noHBand="0" w:noVBand="0"/>
@@ -4434,7 +4434,7 @@
     </w:p>
     <w:p>
       <w:pPr>
-        <w:pStyle w:val="Heading1"/>
+        <w:pStyle w:val="u1"/>
         <w:spacing w:before="0" w:line="240" w:lineRule="auto"/>
         <w:ind w:left="480" w:hanging="480"/>
         <w:rPr>
@@ -4478,7 +4478,7 @@
     </w:p>
     <w:p>
       <w:pPr>
-        <w:pStyle w:val="Heading2"/>
+        <w:pStyle w:val="u2"/>
         <w:spacing w:before="0" w:line="240" w:lineRule="auto"/>
         <w:ind w:left="600" w:hanging="600"/>
         <w:rPr>
@@ -4576,7 +4576,7 @@
     </w:p>
     <w:p>
       <w:pPr>
-        <w:pStyle w:val="Heading2"/>
+        <w:pStyle w:val="u2"/>
         <w:spacing w:before="0" w:line="240" w:lineRule="auto"/>
         <w:ind w:left="600" w:hanging="600"/>
         <w:rPr>
@@ -4623,7 +4623,7 @@
     </w:p>
     <w:tbl>
       <w:tblPr>
-        <w:tblStyle w:val="TableGrid"/>
+        <w:tblStyle w:val="LiBang"/>
         <w:tblW w:w="5000" w:type="pct"/>
         <w:jc w:val="center"/>
         <w:tblLook w:val="01E0" w:firstRow="1" w:lastRow="1" w:firstColumn="1" w:lastColumn="1" w:noHBand="0" w:noVBand="0"/>
@@ -5073,7 +5073,7 @@
     </w:p>
     <w:p>
       <w:pPr>
-        <w:pStyle w:val="Heading2"/>
+        <w:pStyle w:val="u2"/>
         <w:spacing w:before="0" w:line="240" w:lineRule="auto"/>
         <w:ind w:left="600" w:hanging="600"/>
         <w:rPr>
@@ -5130,7 +5130,7 @@
     </w:p>
     <w:tbl>
       <w:tblPr>
-        <w:tblStyle w:val="TableGrid"/>
+        <w:tblStyle w:val="LiBang"/>
         <w:tblW w:w="5000" w:type="pct"/>
         <w:jc w:val="center"/>
         <w:tblLook w:val="01E0" w:firstRow="1" w:lastRow="1" w:firstColumn="1" w:lastColumn="1" w:noHBand="0" w:noVBand="0"/>
@@ -7921,7 +7921,7 @@
     </w:p>
     <w:p>
       <w:pPr>
-        <w:pStyle w:val="Heading2"/>
+        <w:pStyle w:val="u2"/>
         <w:spacing w:before="0" w:line="240" w:lineRule="auto"/>
         <w:ind w:left="600" w:hanging="600"/>
         <w:rPr>
@@ -7983,7 +7983,7 @@
     </w:p>
     <w:p>
       <w:pPr>
-        <w:pStyle w:val="Heading1"/>
+        <w:pStyle w:val="u1"/>
         <w:spacing w:before="0" w:line="240" w:lineRule="auto"/>
         <w:ind w:left="480" w:hanging="480"/>
         <w:rPr>
@@ -8028,7 +8028,7 @@
     </w:p>
     <w:p>
       <w:pPr>
-        <w:pStyle w:val="Heading2"/>
+        <w:pStyle w:val="u2"/>
         <w:spacing w:before="0" w:line="240" w:lineRule="auto"/>
         <w:ind w:left="600" w:hanging="600"/>
         <w:rPr>
@@ -8060,7 +8060,7 @@
     </w:p>
     <w:p>
       <w:pPr>
-        <w:pStyle w:val="Heading3"/>
+        <w:pStyle w:val="u3"/>
         <w:spacing w:before="0" w:line="240" w:lineRule="auto"/>
         <w:rPr>
           <w:rFonts w:ascii="Times New Roman" w:hAnsi="Times New Roman"/>
@@ -8083,7 +8083,7 @@
     </w:p>
     <w:tbl>
       <w:tblPr>
-        <w:tblStyle w:val="TableGrid"/>
+        <w:tblStyle w:val="LiBang"/>
         <w:tblW w:w="5000" w:type="pct"/>
         <w:jc w:val="center"/>
         <w:tblLook w:val="01E0" w:firstRow="1" w:lastRow="1" w:firstColumn="1" w:lastColumn="1" w:noHBand="0" w:noVBand="0"/>
@@ -8568,7 +8568,7 @@
     </w:p>
     <w:p>
       <w:pPr>
-        <w:pStyle w:val="Heading3"/>
+        <w:pStyle w:val="u3"/>
         <w:spacing w:before="0" w:line="240" w:lineRule="auto"/>
         <w:rPr>
           <w:rFonts w:ascii="Times New Roman" w:hAnsi="Times New Roman"/>
@@ -8658,7 +8658,7 @@
     </w:p>
     <w:p>
       <w:pPr>
-        <w:pStyle w:val="Heading2"/>
+        <w:pStyle w:val="u2"/>
         <w:spacing w:before="0" w:line="240" w:lineRule="auto"/>
         <w:ind w:left="600" w:hanging="600"/>
         <w:rPr>
@@ -8690,7 +8690,7 @@
     </w:p>
     <w:p>
       <w:pPr>
-        <w:pStyle w:val="Heading3"/>
+        <w:pStyle w:val="u3"/>
         <w:spacing w:before="0" w:line="240" w:lineRule="auto"/>
         <w:rPr>
           <w:rFonts w:ascii="Times New Roman" w:hAnsi="Times New Roman"/>
@@ -8713,7 +8713,7 @@
     </w:p>
     <w:tbl>
       <w:tblPr>
-        <w:tblStyle w:val="TableGrid"/>
+        <w:tblStyle w:val="LiBang"/>
         <w:tblW w:w="5000" w:type="pct"/>
         <w:jc w:val="center"/>
         <w:tblLook w:val="01E0" w:firstRow="1" w:lastRow="1" w:firstColumn="1" w:lastColumn="1" w:noHBand="0" w:noVBand="0"/>
@@ -9199,13 +9199,1835 @@
     <w:p/>
     <w:p/>
     <w:p/>
+    <w:tbl>
+      <w:tblPr>
+        <w:tblStyle w:val="LiBang"/>
+        <w:tblW w:w="5000" w:type="pct"/>
+        <w:jc w:val="center"/>
+        <w:tblLook w:val="01E0" w:firstRow="1" w:lastRow="1" w:firstColumn="1" w:lastColumn="1" w:noHBand="0" w:noVBand="0"/>
+      </w:tblPr>
+      <w:tblGrid>
+        <w:gridCol w:w="2592"/>
+        <w:gridCol w:w="3825"/>
+        <w:gridCol w:w="3828"/>
+      </w:tblGrid>
+      <w:tr>
+        <w:trPr>
+          <w:jc w:val="center"/>
+        </w:trPr>
+        <w:tc>
+          <w:tcPr>
+            <w:tcW w:w="5000" w:type="pct"/>
+            <w:gridSpan w:val="3"/>
+          </w:tcPr>
+          <w:p>
+            <w:pPr>
+              <w:spacing w:after="120"/>
+              <w:rPr>
+                <w:rFonts w:ascii="Times New Roman" w:hAnsi="Times New Roman" w:cs="Times New Roman"/>
+                <w:b/>
+                <w:sz w:val="26"/>
+                <w:szCs w:val="26"/>
+              </w:rPr>
+            </w:pPr>
+            <w:bookmarkStart w:id="33" w:name="_Toc207611062"/>
+            <w:r>
+              <w:rPr>
+                <w:rFonts w:ascii="Times New Roman" w:hAnsi="Times New Roman" w:cs="Times New Roman"/>
+                <w:b/>
+                <w:sz w:val="26"/>
+                <w:szCs w:val="26"/>
+              </w:rPr>
+              <w:t xml:space="preserve">Use case: </w:t>
+            </w:r>
+            <w:r>
+              <w:rPr>
+                <w:rFonts w:ascii="Times New Roman" w:hAnsi="Times New Roman" w:cs="Times New Roman"/>
+                <w:i/>
+                <w:color w:val="0000FF"/>
+                <w:sz w:val="26"/>
+                <w:szCs w:val="26"/>
+              </w:rPr>
+              <w:t>UC016_xem báo cáo</w:t>
+            </w:r>
+          </w:p>
+        </w:tc>
+      </w:tr>
+      <w:tr>
+        <w:trPr>
+          <w:jc w:val="center"/>
+        </w:trPr>
+        <w:tc>
+          <w:tcPr>
+            <w:tcW w:w="1265" w:type="pct"/>
+          </w:tcPr>
+          <w:p>
+            <w:pPr>
+              <w:pStyle w:val="TableHeader"/>
+              <w:spacing w:before="0"/>
+              <w:rPr>
+                <w:rFonts w:ascii="Times New Roman" w:hAnsi="Times New Roman" w:cs="Times New Roman"/>
+                <w:b w:val="0"/>
+                <w:sz w:val="26"/>
+                <w:szCs w:val="26"/>
+              </w:rPr>
+            </w:pPr>
+            <w:r>
+              <w:rPr>
+                <w:rFonts w:ascii="Times New Roman" w:hAnsi="Times New Roman" w:cs="Times New Roman"/>
+                <w:b w:val="0"/>
+                <w:sz w:val="26"/>
+                <w:szCs w:val="26"/>
+              </w:rPr>
+              <w:t>Mục đích:</w:t>
+            </w:r>
+          </w:p>
+        </w:tc>
+        <w:tc>
+          <w:tcPr>
+            <w:tcW w:w="3735" w:type="pct"/>
+            <w:gridSpan w:val="2"/>
+          </w:tcPr>
+          <w:p>
+            <w:pPr>
+              <w:pStyle w:val="InfoBlue"/>
+              <w:spacing w:before="0" w:line="240" w:lineRule="auto"/>
+              <w:rPr>
+                <w:rFonts w:ascii="Times New Roman" w:hAnsi="Times New Roman"/>
+                <w:i w:val="0"/>
+                <w:iCs/>
+                <w:color w:val="auto"/>
+                <w:sz w:val="26"/>
+                <w:szCs w:val="26"/>
+              </w:rPr>
+            </w:pPr>
+            <w:r>
+              <w:rPr>
+                <w:rFonts w:ascii="Times New Roman" w:hAnsi="Times New Roman"/>
+                <w:i w:val="0"/>
+                <w:iCs/>
+                <w:color w:val="auto"/>
+                <w:sz w:val="26"/>
+                <w:szCs w:val="26"/>
+              </w:rPr>
+              <w:t>Cung cấp cho Nhân viên quản lý cái nhìn tổng quan và chi tiết về doanh thu, lợi nhuận tài chính, hiệu suất làm việc của đội ngũ thợ Spa, và bảng xếp hạng top sản phẩm bán chạy nhằm hỗ trợ việc ra quyết định kinh doanh và tối ưu vận hành cửa hàng.</w:t>
+            </w:r>
+          </w:p>
+        </w:tc>
+      </w:tr>
+      <w:tr>
+        <w:trPr>
+          <w:jc w:val="center"/>
+        </w:trPr>
+        <w:tc>
+          <w:tcPr>
+            <w:tcW w:w="1265" w:type="pct"/>
+          </w:tcPr>
+          <w:p>
+            <w:pPr>
+              <w:pStyle w:val="TableHeader"/>
+              <w:spacing w:before="0"/>
+              <w:rPr>
+                <w:rFonts w:ascii="Times New Roman" w:hAnsi="Times New Roman" w:cs="Times New Roman"/>
+                <w:b w:val="0"/>
+                <w:sz w:val="26"/>
+                <w:szCs w:val="26"/>
+              </w:rPr>
+            </w:pPr>
+            <w:r>
+              <w:rPr>
+                <w:rFonts w:ascii="Times New Roman" w:hAnsi="Times New Roman" w:cs="Times New Roman"/>
+                <w:b w:val="0"/>
+                <w:sz w:val="26"/>
+                <w:szCs w:val="26"/>
+              </w:rPr>
+              <w:t>Mô tả:</w:t>
+            </w:r>
+          </w:p>
+        </w:tc>
+        <w:tc>
+          <w:tcPr>
+            <w:tcW w:w="3735" w:type="pct"/>
+            <w:gridSpan w:val="2"/>
+          </w:tcPr>
+          <w:p>
+            <w:pPr>
+              <w:pStyle w:val="InfoBlue"/>
+              <w:spacing w:before="0" w:line="240" w:lineRule="auto"/>
+              <w:rPr>
+                <w:rFonts w:ascii="Times New Roman" w:hAnsi="Times New Roman"/>
+                <w:i w:val="0"/>
+                <w:iCs/>
+                <w:color w:val="auto"/>
+                <w:sz w:val="26"/>
+                <w:szCs w:val="26"/>
+              </w:rPr>
+            </w:pPr>
+            <w:r>
+              <w:rPr>
+                <w:rFonts w:ascii="Times New Roman" w:hAnsi="Times New Roman"/>
+                <w:i w:val="0"/>
+                <w:iCs/>
+                <w:color w:val="auto"/>
+                <w:sz w:val="26"/>
+                <w:szCs w:val="26"/>
+              </w:rPr>
+              <w:t>Chức năng cho phép Nhân viên quản lý xem các loại báo cáo thống kê theo các khoảng thời gian (ngày, tuần, tháng, năm hoặc tùy chọn), theo thợ Spa và theo nhóm danh mục sản phẩm/dịch vụ.</w:t>
+            </w:r>
+          </w:p>
+        </w:tc>
+      </w:tr>
+      <w:tr>
+        <w:trPr>
+          <w:jc w:val="center"/>
+        </w:trPr>
+        <w:tc>
+          <w:tcPr>
+            <w:tcW w:w="1265" w:type="pct"/>
+          </w:tcPr>
+          <w:p>
+            <w:pPr>
+              <w:pStyle w:val="TableHeader"/>
+              <w:spacing w:before="0"/>
+              <w:rPr>
+                <w:rFonts w:ascii="Times New Roman" w:hAnsi="Times New Roman" w:cs="Times New Roman"/>
+                <w:b w:val="0"/>
+                <w:sz w:val="26"/>
+                <w:szCs w:val="26"/>
+              </w:rPr>
+            </w:pPr>
+            <w:r>
+              <w:rPr>
+                <w:rFonts w:ascii="Times New Roman" w:hAnsi="Times New Roman" w:cs="Times New Roman"/>
+                <w:b w:val="0"/>
+                <w:sz w:val="26"/>
+                <w:szCs w:val="26"/>
+              </w:rPr>
+              <w:t>Tác nhân:</w:t>
+            </w:r>
+          </w:p>
+        </w:tc>
+        <w:tc>
+          <w:tcPr>
+            <w:tcW w:w="3735" w:type="pct"/>
+            <w:gridSpan w:val="2"/>
+          </w:tcPr>
+          <w:p>
+            <w:pPr>
+              <w:pStyle w:val="InfoBlue"/>
+              <w:spacing w:before="0" w:line="240" w:lineRule="auto"/>
+              <w:rPr>
+                <w:rFonts w:ascii="Times New Roman" w:hAnsi="Times New Roman"/>
+                <w:i w:val="0"/>
+                <w:iCs/>
+                <w:color w:val="auto"/>
+                <w:sz w:val="26"/>
+                <w:szCs w:val="26"/>
+              </w:rPr>
+            </w:pPr>
+            <w:r>
+              <w:rPr>
+                <w:rFonts w:ascii="Times New Roman" w:hAnsi="Times New Roman"/>
+                <w:i w:val="0"/>
+                <w:iCs/>
+                <w:color w:val="auto"/>
+                <w:sz w:val="26"/>
+                <w:szCs w:val="26"/>
+              </w:rPr>
+              <w:t>Nhân viên quản lý</w:t>
+            </w:r>
+          </w:p>
+        </w:tc>
+      </w:tr>
+      <w:tr>
+        <w:trPr>
+          <w:jc w:val="center"/>
+        </w:trPr>
+        <w:tc>
+          <w:tcPr>
+            <w:tcW w:w="1265" w:type="pct"/>
+          </w:tcPr>
+          <w:p>
+            <w:pPr>
+              <w:pStyle w:val="TableHeader"/>
+              <w:spacing w:before="0"/>
+              <w:rPr>
+                <w:rFonts w:ascii="Times New Roman" w:hAnsi="Times New Roman" w:cs="Times New Roman"/>
+                <w:b w:val="0"/>
+                <w:sz w:val="26"/>
+                <w:szCs w:val="26"/>
+              </w:rPr>
+            </w:pPr>
+            <w:r>
+              <w:rPr>
+                <w:rFonts w:ascii="Times New Roman" w:hAnsi="Times New Roman" w:cs="Times New Roman"/>
+                <w:b w:val="0"/>
+                <w:sz w:val="26"/>
+                <w:szCs w:val="26"/>
+              </w:rPr>
+              <w:t>Điều kiện trước:</w:t>
+            </w:r>
+          </w:p>
+        </w:tc>
+        <w:tc>
+          <w:tcPr>
+            <w:tcW w:w="3735" w:type="pct"/>
+            <w:gridSpan w:val="2"/>
+          </w:tcPr>
+          <w:p>
+            <w:pPr>
+              <w:pStyle w:val="InfoBlue"/>
+              <w:rPr>
+                <w:rFonts w:ascii="Times New Roman" w:hAnsi="Times New Roman"/>
+                <w:i w:val="0"/>
+                <w:iCs/>
+                <w:color w:val="auto"/>
+                <w:sz w:val="26"/>
+                <w:szCs w:val="26"/>
+              </w:rPr>
+            </w:pPr>
+            <w:r>
+              <w:rPr>
+                <w:rFonts w:ascii="Times New Roman" w:hAnsi="Times New Roman"/>
+                <w:i w:val="0"/>
+                <w:iCs/>
+                <w:color w:val="auto"/>
+                <w:sz w:val="26"/>
+                <w:szCs w:val="26"/>
+              </w:rPr>
+              <w:t xml:space="preserve">-Nhân viên quản lý đã đăng nhập thành công vào hệ thống bằng tài khoản được cấp quyền. </w:t>
+            </w:r>
+          </w:p>
+          <w:p>
+            <w:pPr>
+              <w:pStyle w:val="InfoBlue"/>
+              <w:rPr>
+                <w:rFonts w:ascii="Times New Roman" w:hAnsi="Times New Roman"/>
+                <w:i w:val="0"/>
+                <w:iCs/>
+                <w:color w:val="auto"/>
+                <w:sz w:val="26"/>
+                <w:szCs w:val="26"/>
+              </w:rPr>
+            </w:pPr>
+            <w:r>
+              <w:rPr>
+                <w:rFonts w:ascii="Times New Roman" w:hAnsi="Times New Roman"/>
+                <w:i w:val="0"/>
+                <w:iCs/>
+                <w:color w:val="auto"/>
+                <w:sz w:val="26"/>
+                <w:szCs w:val="26"/>
+              </w:rPr>
+              <w:t>-Nhân viên quản lý có vai trò và quyền hạn quản trị  để truy cập vào báo cáo và thống kê.</w:t>
+            </w:r>
+          </w:p>
+        </w:tc>
+      </w:tr>
+      <w:tr>
+        <w:trPr>
+          <w:jc w:val="center"/>
+        </w:trPr>
+        <w:tc>
+          <w:tcPr>
+            <w:tcW w:w="1265" w:type="pct"/>
+          </w:tcPr>
+          <w:p>
+            <w:pPr>
+              <w:pStyle w:val="TableHeader"/>
+              <w:spacing w:before="0"/>
+              <w:rPr>
+                <w:rFonts w:ascii="Times New Roman" w:hAnsi="Times New Roman" w:cs="Times New Roman"/>
+                <w:b w:val="0"/>
+                <w:sz w:val="26"/>
+                <w:szCs w:val="26"/>
+              </w:rPr>
+            </w:pPr>
+            <w:r>
+              <w:rPr>
+                <w:rFonts w:ascii="Times New Roman" w:hAnsi="Times New Roman" w:cs="Times New Roman"/>
+                <w:b w:val="0"/>
+                <w:sz w:val="26"/>
+                <w:szCs w:val="26"/>
+              </w:rPr>
+              <w:t>Điều kiện sau:</w:t>
+            </w:r>
+          </w:p>
+        </w:tc>
+        <w:tc>
+          <w:tcPr>
+            <w:tcW w:w="3735" w:type="pct"/>
+            <w:gridSpan w:val="2"/>
+          </w:tcPr>
+          <w:p>
+            <w:pPr>
+              <w:pStyle w:val="InfoBlue"/>
+              <w:spacing w:before="0" w:line="240" w:lineRule="auto"/>
+              <w:rPr>
+                <w:rFonts w:ascii="Times New Roman" w:hAnsi="Times New Roman"/>
+                <w:i w:val="0"/>
+                <w:iCs/>
+                <w:color w:val="auto"/>
+                <w:sz w:val="26"/>
+                <w:szCs w:val="26"/>
+              </w:rPr>
+            </w:pPr>
+            <w:r>
+              <w:rPr>
+                <w:rFonts w:ascii="Times New Roman" w:hAnsi="Times New Roman"/>
+                <w:i w:val="0"/>
+                <w:iCs/>
+                <w:color w:val="auto"/>
+                <w:sz w:val="26"/>
+                <w:szCs w:val="26"/>
+              </w:rPr>
+              <w:t>-Hệ thống truy xuất và hiển thị chính xác các biểu đồ trực quan, bảng số liệu thống kê chi tiết theo đúng các tiêu chí lọc do quản lý lựa chọn.</w:t>
+            </w:r>
+          </w:p>
+        </w:tc>
+      </w:tr>
+      <w:tr>
+        <w:trPr>
+          <w:jc w:val="center"/>
+        </w:trPr>
+        <w:tc>
+          <w:tcPr>
+            <w:tcW w:w="1265" w:type="pct"/>
+          </w:tcPr>
+          <w:p>
+            <w:pPr>
+              <w:pStyle w:val="TableHeader"/>
+              <w:spacing w:before="0"/>
+              <w:rPr>
+                <w:rFonts w:ascii="Times New Roman" w:hAnsi="Times New Roman" w:cs="Times New Roman"/>
+                <w:b w:val="0"/>
+                <w:sz w:val="26"/>
+                <w:szCs w:val="26"/>
+              </w:rPr>
+            </w:pPr>
+            <w:r>
+              <w:rPr>
+                <w:rFonts w:ascii="Times New Roman" w:hAnsi="Times New Roman" w:cs="Times New Roman"/>
+                <w:b w:val="0"/>
+                <w:sz w:val="26"/>
+                <w:szCs w:val="26"/>
+              </w:rPr>
+              <w:t>Luồng sự kiện chính (Basic flows)</w:t>
+            </w:r>
+          </w:p>
+        </w:tc>
+        <w:tc>
+          <w:tcPr>
+            <w:tcW w:w="1867" w:type="pct"/>
+          </w:tcPr>
+          <w:p>
+            <w:pPr>
+              <w:pStyle w:val="InfoBlue"/>
+              <w:spacing w:before="0" w:line="240" w:lineRule="auto"/>
+              <w:rPr>
+                <w:rFonts w:ascii="Times New Roman" w:hAnsi="Times New Roman"/>
+                <w:i w:val="0"/>
+                <w:iCs/>
+                <w:color w:val="auto"/>
+                <w:sz w:val="26"/>
+                <w:szCs w:val="26"/>
+              </w:rPr>
+            </w:pPr>
+            <w:r>
+              <w:rPr>
+                <w:rFonts w:ascii="Times New Roman" w:hAnsi="Times New Roman"/>
+                <w:i w:val="0"/>
+                <w:iCs/>
+                <w:color w:val="auto"/>
+                <w:sz w:val="26"/>
+                <w:szCs w:val="26"/>
+              </w:rPr>
+              <w:t>Nhân viên quản lý</w:t>
+            </w:r>
+          </w:p>
+          <w:p>
+            <w:pPr>
+              <w:pStyle w:val="InfoBlue"/>
+              <w:spacing w:before="0" w:line="240" w:lineRule="auto"/>
+              <w:rPr>
+                <w:rFonts w:ascii="Times New Roman" w:hAnsi="Times New Roman"/>
+                <w:i w:val="0"/>
+                <w:iCs/>
+                <w:color w:val="auto"/>
+                <w:sz w:val="26"/>
+                <w:szCs w:val="26"/>
+              </w:rPr>
+            </w:pPr>
+            <w:r>
+              <w:rPr>
+                <w:rFonts w:ascii="Times New Roman" w:hAnsi="Times New Roman"/>
+                <w:b/>
+                <w:bCs/>
+                <w:i w:val="0"/>
+                <w:iCs/>
+                <w:color w:val="auto"/>
+                <w:sz w:val="26"/>
+                <w:szCs w:val="26"/>
+              </w:rPr>
+              <w:t>1.</w:t>
+            </w:r>
+            <w:r>
+              <w:rPr>
+                <w:rFonts w:asciiTheme="minorHAnsi" w:eastAsiaTheme="minorHAnsi" w:hAnsiTheme="minorHAnsi" w:cstheme="minorBidi"/>
+                <w:i w:val="0"/>
+                <w:iCs/>
+                <w:color w:val="auto"/>
+                <w:sz w:val="22"/>
+                <w:szCs w:val="22"/>
+              </w:rPr>
+              <w:t xml:space="preserve"> </w:t>
+            </w:r>
+            <w:r>
+              <w:rPr>
+                <w:rFonts w:ascii="Times New Roman" w:hAnsi="Times New Roman"/>
+                <w:i w:val="0"/>
+                <w:iCs/>
+                <w:color w:val="auto"/>
+                <w:sz w:val="26"/>
+                <w:szCs w:val="26"/>
+              </w:rPr>
+              <w:t xml:space="preserve">Nhân viên quản lý chọn chức năng </w:t>
+            </w:r>
+            <w:r>
+              <w:rPr>
+                <w:rFonts w:ascii="Times New Roman" w:hAnsi="Times New Roman"/>
+                <w:b/>
+                <w:bCs/>
+                <w:i w:val="0"/>
+                <w:iCs/>
+                <w:color w:val="auto"/>
+                <w:sz w:val="26"/>
+                <w:szCs w:val="26"/>
+              </w:rPr>
+              <w:t>"báo cáo &amp; thống kê"</w:t>
+            </w:r>
+            <w:r>
+              <w:rPr>
+                <w:rFonts w:ascii="Times New Roman" w:hAnsi="Times New Roman"/>
+                <w:i w:val="0"/>
+                <w:iCs/>
+                <w:color w:val="auto"/>
+                <w:sz w:val="26"/>
+                <w:szCs w:val="26"/>
+              </w:rPr>
+              <w:t xml:space="preserve"> trên </w:t>
+            </w:r>
+            <w:r>
+              <w:rPr>
+                <w:rFonts w:ascii="Times New Roman" w:hAnsi="Times New Roman"/>
+                <w:i w:val="0"/>
+                <w:iCs/>
+                <w:color w:val="auto"/>
+                <w:sz w:val="26"/>
+                <w:szCs w:val="26"/>
+              </w:rPr>
+              <w:lastRenderedPageBreak/>
+              <w:t>thanh menu điều hướng chính của hệ thống.</w:t>
+            </w:r>
+          </w:p>
+          <w:p>
+            <w:pPr>
+              <w:pStyle w:val="InfoBlue"/>
+              <w:spacing w:before="0" w:line="240" w:lineRule="auto"/>
+              <w:rPr>
+                <w:rFonts w:ascii="Times New Roman" w:hAnsi="Times New Roman"/>
+                <w:i w:val="0"/>
+                <w:iCs/>
+                <w:color w:val="auto"/>
+                <w:sz w:val="26"/>
+                <w:szCs w:val="26"/>
+              </w:rPr>
+            </w:pPr>
+          </w:p>
+          <w:p>
+            <w:pPr>
+              <w:pStyle w:val="InfoBlue"/>
+              <w:spacing w:before="0" w:line="240" w:lineRule="auto"/>
+              <w:rPr>
+                <w:rFonts w:ascii="Times New Roman" w:hAnsi="Times New Roman"/>
+                <w:i w:val="0"/>
+                <w:iCs/>
+                <w:color w:val="auto"/>
+                <w:sz w:val="26"/>
+                <w:szCs w:val="26"/>
+              </w:rPr>
+            </w:pPr>
+          </w:p>
+          <w:p>
+            <w:pPr>
+              <w:pStyle w:val="InfoBlue"/>
+              <w:spacing w:before="0" w:line="240" w:lineRule="auto"/>
+              <w:rPr>
+                <w:rFonts w:ascii="Times New Roman" w:hAnsi="Times New Roman"/>
+                <w:i w:val="0"/>
+                <w:iCs/>
+                <w:color w:val="auto"/>
+                <w:sz w:val="26"/>
+                <w:szCs w:val="26"/>
+              </w:rPr>
+            </w:pPr>
+          </w:p>
+          <w:p>
+            <w:pPr>
+              <w:pStyle w:val="InfoBlue"/>
+              <w:spacing w:before="0" w:line="240" w:lineRule="auto"/>
+              <w:rPr>
+                <w:rFonts w:ascii="Times New Roman" w:hAnsi="Times New Roman"/>
+                <w:i w:val="0"/>
+                <w:iCs/>
+                <w:color w:val="auto"/>
+                <w:sz w:val="26"/>
+                <w:szCs w:val="26"/>
+              </w:rPr>
+            </w:pPr>
+          </w:p>
+          <w:p>
+            <w:pPr>
+              <w:pStyle w:val="InfoBlue"/>
+              <w:spacing w:before="0" w:line="240" w:lineRule="auto"/>
+              <w:rPr>
+                <w:rFonts w:ascii="Times New Roman" w:hAnsi="Times New Roman"/>
+                <w:i w:val="0"/>
+                <w:iCs/>
+                <w:color w:val="auto"/>
+                <w:sz w:val="26"/>
+                <w:szCs w:val="26"/>
+              </w:rPr>
+            </w:pPr>
+            <w:r>
+              <w:rPr>
+                <w:rFonts w:ascii="Times New Roman" w:hAnsi="Times New Roman"/>
+                <w:b/>
+                <w:bCs/>
+                <w:i w:val="0"/>
+                <w:iCs/>
+                <w:color w:val="auto"/>
+                <w:sz w:val="26"/>
+                <w:szCs w:val="26"/>
+              </w:rPr>
+              <w:t>3.</w:t>
+            </w:r>
+            <w:r>
+              <w:rPr>
+                <w:rFonts w:asciiTheme="minorHAnsi" w:eastAsiaTheme="minorHAnsi" w:hAnsiTheme="minorHAnsi" w:cstheme="minorBidi"/>
+                <w:i w:val="0"/>
+                <w:color w:val="auto"/>
+                <w:sz w:val="22"/>
+                <w:szCs w:val="22"/>
+              </w:rPr>
+              <w:t xml:space="preserve"> </w:t>
+            </w:r>
+            <w:r>
+              <w:rPr>
+                <w:rFonts w:ascii="Times New Roman" w:hAnsi="Times New Roman"/>
+                <w:i w:val="0"/>
+                <w:iCs/>
+                <w:color w:val="auto"/>
+                <w:sz w:val="26"/>
+                <w:szCs w:val="26"/>
+              </w:rPr>
+              <w:t>Nhân viên quản lý lựa chọn tab loại báo cáo cần xem</w:t>
+            </w:r>
+          </w:p>
+          <w:p>
+            <w:pPr>
+              <w:pStyle w:val="InfoBlue"/>
+              <w:spacing w:before="0" w:line="240" w:lineRule="auto"/>
+              <w:rPr>
+                <w:rFonts w:ascii="Times New Roman" w:hAnsi="Times New Roman"/>
+                <w:i w:val="0"/>
+                <w:iCs/>
+                <w:color w:val="auto"/>
+                <w:sz w:val="26"/>
+                <w:szCs w:val="26"/>
+              </w:rPr>
+            </w:pPr>
+            <w:r>
+              <w:rPr>
+                <w:rFonts w:ascii="Times New Roman" w:hAnsi="Times New Roman"/>
+                <w:b/>
+                <w:bCs/>
+                <w:i w:val="0"/>
+                <w:iCs/>
+                <w:color w:val="auto"/>
+                <w:sz w:val="26"/>
+                <w:szCs w:val="26"/>
+              </w:rPr>
+              <w:t>4.</w:t>
+            </w:r>
+            <w:r>
+              <w:rPr>
+                <w:rFonts w:asciiTheme="minorHAnsi" w:eastAsiaTheme="minorHAnsi" w:hAnsiTheme="minorHAnsi" w:cstheme="minorBidi"/>
+                <w:i w:val="0"/>
+                <w:color w:val="auto"/>
+                <w:sz w:val="22"/>
+                <w:szCs w:val="22"/>
+              </w:rPr>
+              <w:t xml:space="preserve"> </w:t>
+            </w:r>
+            <w:r>
+              <w:rPr>
+                <w:rFonts w:ascii="Times New Roman" w:hAnsi="Times New Roman"/>
+                <w:i w:val="0"/>
+                <w:iCs/>
+                <w:color w:val="auto"/>
+                <w:sz w:val="26"/>
+                <w:szCs w:val="26"/>
+              </w:rPr>
+              <w:t>Nhân viên quản lý thiết lập các tiêu chí lọc dữ liệu</w:t>
+            </w:r>
+            <w:r>
+              <w:rPr>
+                <w:rFonts w:ascii="Times New Roman" w:hAnsi="Times New Roman"/>
+                <w:i w:val="0"/>
+                <w:iCs/>
+                <w:color w:val="auto"/>
+                <w:sz w:val="26"/>
+                <w:szCs w:val="26"/>
+              </w:rPr>
+              <w:t>: khoảng thời gian, danh muc sản phẩm.</w:t>
+            </w:r>
+          </w:p>
+          <w:p>
+            <w:pPr>
+              <w:pStyle w:val="InfoBlue"/>
+              <w:spacing w:before="0" w:line="240" w:lineRule="auto"/>
+              <w:rPr>
+                <w:rFonts w:ascii="Times New Roman" w:hAnsi="Times New Roman"/>
+                <w:b/>
+                <w:bCs/>
+                <w:i w:val="0"/>
+                <w:iCs/>
+                <w:color w:val="auto"/>
+                <w:sz w:val="26"/>
+                <w:szCs w:val="26"/>
+              </w:rPr>
+            </w:pPr>
+            <w:r>
+              <w:rPr>
+                <w:rFonts w:ascii="Times New Roman" w:hAnsi="Times New Roman"/>
+                <w:b/>
+                <w:bCs/>
+                <w:i w:val="0"/>
+                <w:iCs/>
+                <w:color w:val="auto"/>
+                <w:sz w:val="26"/>
+                <w:szCs w:val="26"/>
+              </w:rPr>
+              <w:t>5.</w:t>
+            </w:r>
+            <w:r>
+              <w:rPr>
+                <w:rFonts w:asciiTheme="minorHAnsi" w:eastAsiaTheme="minorHAnsi" w:hAnsiTheme="minorHAnsi" w:cstheme="minorBidi"/>
+                <w:i w:val="0"/>
+                <w:color w:val="auto"/>
+                <w:sz w:val="22"/>
+                <w:szCs w:val="22"/>
+              </w:rPr>
+              <w:t xml:space="preserve"> </w:t>
+            </w:r>
+            <w:r>
+              <w:rPr>
+                <w:rFonts w:ascii="Times New Roman" w:hAnsi="Times New Roman"/>
+                <w:i w:val="0"/>
+                <w:iCs/>
+                <w:color w:val="auto"/>
+                <w:sz w:val="26"/>
+                <w:szCs w:val="26"/>
+              </w:rPr>
+              <w:t xml:space="preserve">Nhân viên quản lý nhấn nút </w:t>
+            </w:r>
+            <w:r>
+              <w:rPr>
+                <w:rFonts w:ascii="Times New Roman" w:hAnsi="Times New Roman"/>
+                <w:b/>
+                <w:bCs/>
+                <w:i w:val="0"/>
+                <w:iCs/>
+                <w:color w:val="auto"/>
+                <w:sz w:val="26"/>
+                <w:szCs w:val="26"/>
+              </w:rPr>
+              <w:t>"Xem báo cáo"</w:t>
+            </w:r>
+          </w:p>
+          <w:p>
+            <w:pPr>
+              <w:pStyle w:val="InfoBlue"/>
+              <w:spacing w:before="0" w:line="240" w:lineRule="auto"/>
+              <w:rPr>
+                <w:rFonts w:ascii="Times New Roman" w:hAnsi="Times New Roman"/>
+                <w:b/>
+                <w:bCs/>
+                <w:i w:val="0"/>
+                <w:iCs/>
+                <w:color w:val="auto"/>
+                <w:sz w:val="26"/>
+                <w:szCs w:val="26"/>
+              </w:rPr>
+            </w:pPr>
+          </w:p>
+          <w:p>
+            <w:pPr>
+              <w:pStyle w:val="InfoBlue"/>
+              <w:spacing w:before="0" w:line="240" w:lineRule="auto"/>
+              <w:rPr>
+                <w:rFonts w:ascii="Times New Roman" w:hAnsi="Times New Roman"/>
+                <w:b/>
+                <w:bCs/>
+                <w:i w:val="0"/>
+                <w:iCs/>
+                <w:color w:val="auto"/>
+                <w:sz w:val="26"/>
+                <w:szCs w:val="26"/>
+              </w:rPr>
+            </w:pPr>
+          </w:p>
+          <w:p>
+            <w:pPr>
+              <w:pStyle w:val="InfoBlue"/>
+              <w:spacing w:before="0" w:line="240" w:lineRule="auto"/>
+              <w:rPr>
+                <w:rFonts w:ascii="Times New Roman" w:hAnsi="Times New Roman"/>
+                <w:b/>
+                <w:bCs/>
+                <w:i w:val="0"/>
+                <w:iCs/>
+                <w:color w:val="auto"/>
+                <w:sz w:val="26"/>
+                <w:szCs w:val="26"/>
+              </w:rPr>
+            </w:pPr>
+          </w:p>
+          <w:p>
+            <w:pPr>
+              <w:pStyle w:val="InfoBlue"/>
+              <w:spacing w:before="0" w:line="240" w:lineRule="auto"/>
+              <w:rPr>
+                <w:rFonts w:ascii="Times New Roman" w:hAnsi="Times New Roman"/>
+                <w:b/>
+                <w:bCs/>
+                <w:i w:val="0"/>
+                <w:iCs/>
+                <w:color w:val="auto"/>
+                <w:sz w:val="26"/>
+                <w:szCs w:val="26"/>
+              </w:rPr>
+            </w:pPr>
+          </w:p>
+          <w:p>
+            <w:pPr>
+              <w:pStyle w:val="InfoBlue"/>
+              <w:spacing w:before="0" w:line="240" w:lineRule="auto"/>
+              <w:rPr>
+                <w:rFonts w:ascii="Times New Roman" w:hAnsi="Times New Roman"/>
+                <w:b/>
+                <w:bCs/>
+                <w:i w:val="0"/>
+                <w:iCs/>
+                <w:color w:val="auto"/>
+                <w:sz w:val="26"/>
+                <w:szCs w:val="26"/>
+              </w:rPr>
+            </w:pPr>
+          </w:p>
+          <w:p>
+            <w:pPr>
+              <w:pStyle w:val="InfoBlue"/>
+              <w:spacing w:before="0" w:line="240" w:lineRule="auto"/>
+              <w:rPr>
+                <w:rFonts w:ascii="Times New Roman" w:hAnsi="Times New Roman"/>
+                <w:b/>
+                <w:bCs/>
+                <w:i w:val="0"/>
+                <w:iCs/>
+                <w:color w:val="auto"/>
+                <w:sz w:val="26"/>
+                <w:szCs w:val="26"/>
+              </w:rPr>
+            </w:pPr>
+          </w:p>
+          <w:p>
+            <w:pPr>
+              <w:pStyle w:val="InfoBlue"/>
+              <w:spacing w:before="0" w:line="240" w:lineRule="auto"/>
+              <w:rPr>
+                <w:rFonts w:ascii="Times New Roman" w:hAnsi="Times New Roman"/>
+                <w:i w:val="0"/>
+                <w:iCs/>
+                <w:color w:val="auto"/>
+                <w:sz w:val="26"/>
+                <w:szCs w:val="26"/>
+              </w:rPr>
+            </w:pPr>
+            <w:r>
+              <w:rPr>
+                <w:rFonts w:ascii="Times New Roman" w:hAnsi="Times New Roman"/>
+                <w:b/>
+                <w:bCs/>
+                <w:i w:val="0"/>
+                <w:iCs/>
+                <w:color w:val="auto"/>
+                <w:sz w:val="26"/>
+                <w:szCs w:val="26"/>
+              </w:rPr>
+              <w:t>8.</w:t>
+            </w:r>
+            <w:r>
+              <w:rPr>
+                <w:rFonts w:asciiTheme="minorHAnsi" w:eastAsiaTheme="minorHAnsi" w:hAnsiTheme="minorHAnsi" w:cstheme="minorBidi"/>
+                <w:i w:val="0"/>
+                <w:color w:val="auto"/>
+                <w:sz w:val="22"/>
+                <w:szCs w:val="22"/>
+              </w:rPr>
+              <w:t xml:space="preserve"> </w:t>
+            </w:r>
+            <w:r>
+              <w:rPr>
+                <w:rFonts w:ascii="Times New Roman" w:hAnsi="Times New Roman"/>
+                <w:i w:val="0"/>
+                <w:iCs/>
+                <w:color w:val="auto"/>
+                <w:sz w:val="26"/>
+                <w:szCs w:val="26"/>
+              </w:rPr>
+              <w:t>Use case kết thúc thành công.</w:t>
+            </w:r>
+          </w:p>
+        </w:tc>
+        <w:tc>
+          <w:tcPr>
+            <w:tcW w:w="1868" w:type="pct"/>
+          </w:tcPr>
+          <w:p>
+            <w:pPr>
+              <w:pStyle w:val="InfoBlue"/>
+              <w:spacing w:before="0" w:line="240" w:lineRule="auto"/>
+              <w:rPr>
+                <w:rFonts w:ascii="Times New Roman" w:hAnsi="Times New Roman"/>
+                <w:i w:val="0"/>
+                <w:iCs/>
+                <w:color w:val="auto"/>
+                <w:sz w:val="26"/>
+                <w:szCs w:val="26"/>
+              </w:rPr>
+            </w:pPr>
+            <w:r>
+              <w:rPr>
+                <w:rFonts w:ascii="Times New Roman" w:hAnsi="Times New Roman"/>
+                <w:i w:val="0"/>
+                <w:iCs/>
+                <w:color w:val="auto"/>
+                <w:sz w:val="26"/>
+                <w:szCs w:val="26"/>
+              </w:rPr>
+              <w:lastRenderedPageBreak/>
+              <w:t>Hệ thống</w:t>
+            </w:r>
+          </w:p>
+          <w:p>
+            <w:pPr>
+              <w:pStyle w:val="InfoBlue"/>
+              <w:spacing w:before="0" w:line="240" w:lineRule="auto"/>
+              <w:rPr>
+                <w:rFonts w:ascii="Times New Roman" w:hAnsi="Times New Roman"/>
+                <w:i w:val="0"/>
+                <w:iCs/>
+                <w:color w:val="auto"/>
+                <w:sz w:val="26"/>
+                <w:szCs w:val="26"/>
+              </w:rPr>
+            </w:pPr>
+          </w:p>
+          <w:p>
+            <w:pPr>
+              <w:pStyle w:val="InfoBlue"/>
+              <w:spacing w:before="0" w:line="240" w:lineRule="auto"/>
+              <w:rPr>
+                <w:rFonts w:ascii="Times New Roman" w:hAnsi="Times New Roman"/>
+                <w:i w:val="0"/>
+                <w:iCs/>
+                <w:color w:val="auto"/>
+                <w:sz w:val="26"/>
+                <w:szCs w:val="26"/>
+              </w:rPr>
+            </w:pPr>
+          </w:p>
+          <w:p>
+            <w:pPr>
+              <w:pStyle w:val="InfoBlue"/>
+              <w:spacing w:before="0" w:line="240" w:lineRule="auto"/>
+              <w:rPr>
+                <w:rFonts w:ascii="Times New Roman" w:hAnsi="Times New Roman"/>
+                <w:i w:val="0"/>
+                <w:iCs/>
+                <w:color w:val="auto"/>
+                <w:sz w:val="26"/>
+                <w:szCs w:val="26"/>
+              </w:rPr>
+            </w:pPr>
+            <w:r>
+              <w:rPr>
+                <w:rFonts w:ascii="Times New Roman" w:hAnsi="Times New Roman"/>
+                <w:b/>
+                <w:bCs/>
+                <w:i w:val="0"/>
+                <w:iCs/>
+                <w:color w:val="auto"/>
+                <w:sz w:val="26"/>
+                <w:szCs w:val="26"/>
+              </w:rPr>
+              <w:lastRenderedPageBreak/>
+              <w:t>2.</w:t>
+            </w:r>
+            <w:r>
+              <w:rPr>
+                <w:rFonts w:ascii="Times New Roman" w:hAnsi="Times New Roman"/>
+                <w:i w:val="0"/>
+                <w:iCs/>
+                <w:color w:val="auto"/>
+                <w:sz w:val="24"/>
+              </w:rPr>
+              <w:t xml:space="preserve"> </w:t>
+            </w:r>
+            <w:r>
+              <w:rPr>
+                <w:rFonts w:ascii="Times New Roman" w:hAnsi="Times New Roman"/>
+                <w:i w:val="0"/>
+                <w:iCs/>
+                <w:color w:val="auto"/>
+                <w:sz w:val="26"/>
+                <w:szCs w:val="26"/>
+              </w:rPr>
+              <w:t xml:space="preserve">Hệ thống tải và hiển thị giao diện tổng quan phân hệ Báo cáo </w:t>
+            </w:r>
+            <w:r>
+              <w:rPr>
+                <w:rFonts w:ascii="Times New Roman" w:hAnsi="Times New Roman"/>
+                <w:i w:val="0"/>
+                <w:iCs/>
+                <w:color w:val="auto"/>
+                <w:sz w:val="26"/>
+                <w:szCs w:val="26"/>
+              </w:rPr>
+              <w:t>và</w:t>
+            </w:r>
+            <w:r>
+              <w:rPr>
+                <w:rFonts w:ascii="Times New Roman" w:hAnsi="Times New Roman"/>
+                <w:i w:val="0"/>
+                <w:iCs/>
+                <w:color w:val="auto"/>
+                <w:sz w:val="26"/>
+                <w:szCs w:val="26"/>
+              </w:rPr>
+              <w:t xml:space="preserve"> Thống kê bao gồm các tab chức năng chính:Báo cáo doanh thu và lợi nhuận, thống kê Doanh thu theo Kênh bán hàng, thống kê </w:t>
+            </w:r>
+            <w:r>
+              <w:rPr>
+                <w:rFonts w:ascii="Times New Roman" w:hAnsi="Times New Roman"/>
+                <w:i w:val="0"/>
+                <w:iCs/>
+                <w:color w:val="auto"/>
+                <w:sz w:val="26"/>
+                <w:szCs w:val="26"/>
+              </w:rPr>
+              <w:t>t</w:t>
+            </w:r>
+            <w:r>
+              <w:rPr>
+                <w:rFonts w:ascii="Times New Roman" w:hAnsi="Times New Roman"/>
+                <w:i w:val="0"/>
+                <w:iCs/>
+                <w:color w:val="auto"/>
+                <w:sz w:val="26"/>
+                <w:szCs w:val="26"/>
+              </w:rPr>
+              <w:t xml:space="preserve">op </w:t>
+            </w:r>
+            <w:r>
+              <w:rPr>
+                <w:rFonts w:ascii="Times New Roman" w:hAnsi="Times New Roman"/>
+                <w:i w:val="0"/>
+                <w:iCs/>
+                <w:color w:val="auto"/>
+                <w:sz w:val="26"/>
+                <w:szCs w:val="26"/>
+              </w:rPr>
+              <w:t>s</w:t>
+            </w:r>
+            <w:r>
+              <w:rPr>
+                <w:rFonts w:ascii="Times New Roman" w:hAnsi="Times New Roman"/>
+                <w:i w:val="0"/>
+                <w:iCs/>
+                <w:color w:val="auto"/>
+                <w:sz w:val="26"/>
+                <w:szCs w:val="26"/>
+              </w:rPr>
+              <w:t xml:space="preserve">ản phẩm </w:t>
+            </w:r>
+            <w:r>
+              <w:rPr>
+                <w:rFonts w:ascii="Times New Roman" w:hAnsi="Times New Roman"/>
+                <w:i w:val="0"/>
+                <w:iCs/>
+                <w:color w:val="auto"/>
+                <w:sz w:val="26"/>
+                <w:szCs w:val="26"/>
+              </w:rPr>
+              <w:t>b</w:t>
+            </w:r>
+            <w:r>
+              <w:rPr>
+                <w:rFonts w:ascii="Times New Roman" w:hAnsi="Times New Roman"/>
+                <w:i w:val="0"/>
+                <w:iCs/>
+                <w:color w:val="auto"/>
+                <w:sz w:val="26"/>
+                <w:szCs w:val="26"/>
+              </w:rPr>
+              <w:t xml:space="preserve">án chạy  </w:t>
+            </w:r>
+          </w:p>
+          <w:p>
+            <w:pPr>
+              <w:pStyle w:val="InfoBlue"/>
+              <w:spacing w:before="0" w:line="240" w:lineRule="auto"/>
+              <w:rPr>
+                <w:rFonts w:ascii="Times New Roman" w:hAnsi="Times New Roman"/>
+                <w:i w:val="0"/>
+                <w:iCs/>
+                <w:color w:val="auto"/>
+                <w:sz w:val="26"/>
+                <w:szCs w:val="26"/>
+              </w:rPr>
+            </w:pPr>
+          </w:p>
+          <w:p>
+            <w:pPr>
+              <w:pStyle w:val="InfoBlue"/>
+              <w:spacing w:before="0" w:line="240" w:lineRule="auto"/>
+              <w:rPr>
+                <w:rFonts w:ascii="Times New Roman" w:hAnsi="Times New Roman"/>
+                <w:i w:val="0"/>
+                <w:iCs/>
+                <w:color w:val="auto"/>
+                <w:sz w:val="26"/>
+                <w:szCs w:val="26"/>
+              </w:rPr>
+            </w:pPr>
+          </w:p>
+          <w:p>
+            <w:pPr>
+              <w:pStyle w:val="InfoBlue"/>
+              <w:spacing w:before="0" w:line="240" w:lineRule="auto"/>
+              <w:rPr>
+                <w:rFonts w:ascii="Times New Roman" w:hAnsi="Times New Roman"/>
+                <w:i w:val="0"/>
+                <w:iCs/>
+                <w:color w:val="auto"/>
+                <w:sz w:val="26"/>
+                <w:szCs w:val="26"/>
+              </w:rPr>
+            </w:pPr>
+          </w:p>
+          <w:p>
+            <w:pPr>
+              <w:pStyle w:val="InfoBlue"/>
+              <w:spacing w:before="0" w:line="240" w:lineRule="auto"/>
+              <w:rPr>
+                <w:rFonts w:ascii="Times New Roman" w:hAnsi="Times New Roman"/>
+                <w:i w:val="0"/>
+                <w:iCs/>
+                <w:color w:val="auto"/>
+                <w:sz w:val="26"/>
+                <w:szCs w:val="26"/>
+              </w:rPr>
+            </w:pPr>
+          </w:p>
+          <w:p>
+            <w:pPr>
+              <w:pStyle w:val="InfoBlue"/>
+              <w:spacing w:before="0" w:line="240" w:lineRule="auto"/>
+              <w:rPr>
+                <w:rFonts w:ascii="Times New Roman" w:hAnsi="Times New Roman"/>
+                <w:i w:val="0"/>
+                <w:iCs/>
+                <w:color w:val="auto"/>
+                <w:sz w:val="26"/>
+                <w:szCs w:val="26"/>
+              </w:rPr>
+            </w:pPr>
+          </w:p>
+          <w:p>
+            <w:pPr>
+              <w:pStyle w:val="InfoBlue"/>
+              <w:spacing w:before="0" w:line="240" w:lineRule="auto"/>
+              <w:rPr>
+                <w:rFonts w:ascii="Times New Roman" w:hAnsi="Times New Roman"/>
+                <w:i w:val="0"/>
+                <w:iCs/>
+                <w:color w:val="auto"/>
+                <w:sz w:val="26"/>
+                <w:szCs w:val="26"/>
+              </w:rPr>
+            </w:pPr>
+          </w:p>
+          <w:p>
+            <w:pPr>
+              <w:pStyle w:val="InfoBlue"/>
+              <w:spacing w:before="0" w:line="240" w:lineRule="auto"/>
+              <w:rPr>
+                <w:rFonts w:ascii="Times New Roman" w:hAnsi="Times New Roman"/>
+                <w:i w:val="0"/>
+                <w:iCs/>
+                <w:color w:val="auto"/>
+                <w:sz w:val="26"/>
+                <w:szCs w:val="26"/>
+              </w:rPr>
+            </w:pPr>
+            <w:r>
+              <w:rPr>
+                <w:rFonts w:ascii="Times New Roman" w:hAnsi="Times New Roman"/>
+                <w:b/>
+                <w:bCs/>
+                <w:i w:val="0"/>
+                <w:iCs/>
+                <w:color w:val="auto"/>
+                <w:sz w:val="26"/>
+                <w:szCs w:val="26"/>
+              </w:rPr>
+              <w:t>6.</w:t>
+            </w:r>
+            <w:r>
+              <w:rPr>
+                <w:rFonts w:asciiTheme="minorHAnsi" w:eastAsiaTheme="minorHAnsi" w:hAnsiTheme="minorHAnsi" w:cstheme="minorBidi"/>
+                <w:i w:val="0"/>
+                <w:color w:val="auto"/>
+                <w:sz w:val="22"/>
+                <w:szCs w:val="22"/>
+              </w:rPr>
+              <w:t xml:space="preserve"> </w:t>
+            </w:r>
+            <w:r>
+              <w:rPr>
+                <w:rFonts w:ascii="Times New Roman" w:hAnsi="Times New Roman"/>
+                <w:i w:val="0"/>
+                <w:iCs/>
+                <w:color w:val="auto"/>
+                <w:sz w:val="26"/>
+                <w:szCs w:val="26"/>
+              </w:rPr>
+              <w:t>Hệ thống kiểm tra tính hợp lệ của điều kiện lọc, thực hiện truy vấn cơ sở dữ liệu và tổng hợp các số liệu theo tiêu chí đã chọn</w:t>
+            </w:r>
+          </w:p>
+          <w:p>
+            <w:pPr>
+              <w:pStyle w:val="InfoBlue"/>
+              <w:spacing w:before="0" w:line="240" w:lineRule="auto"/>
+              <w:rPr>
+                <w:rFonts w:ascii="Times New Roman" w:hAnsi="Times New Roman"/>
+                <w:i w:val="0"/>
+                <w:iCs/>
+                <w:color w:val="auto"/>
+                <w:sz w:val="26"/>
+                <w:szCs w:val="26"/>
+              </w:rPr>
+            </w:pPr>
+            <w:r>
+              <w:rPr>
+                <w:rFonts w:ascii="Times New Roman" w:hAnsi="Times New Roman"/>
+                <w:b/>
+                <w:bCs/>
+                <w:i w:val="0"/>
+                <w:iCs/>
+                <w:color w:val="auto"/>
+                <w:sz w:val="26"/>
+                <w:szCs w:val="26"/>
+              </w:rPr>
+              <w:t>7.</w:t>
+            </w:r>
+            <w:r>
+              <w:rPr>
+                <w:rFonts w:asciiTheme="minorHAnsi" w:eastAsiaTheme="minorHAnsi" w:hAnsiTheme="minorHAnsi" w:cstheme="minorBidi"/>
+                <w:i w:val="0"/>
+                <w:color w:val="auto"/>
+                <w:sz w:val="22"/>
+                <w:szCs w:val="22"/>
+              </w:rPr>
+              <w:t xml:space="preserve"> </w:t>
+            </w:r>
+            <w:r>
+              <w:rPr>
+                <w:rFonts w:ascii="Times New Roman" w:hAnsi="Times New Roman"/>
+                <w:i w:val="0"/>
+                <w:iCs/>
+                <w:color w:val="auto"/>
+                <w:sz w:val="26"/>
+                <w:szCs w:val="26"/>
+              </w:rPr>
+              <w:t>Hệ thống hiển thị kết quả báo cáo trực quan dưới dạng biểu đồ kết hợp bảng dữ liệu chi tiết.</w:t>
+            </w:r>
+          </w:p>
+          <w:p>
+            <w:pPr>
+              <w:pStyle w:val="InfoBlue"/>
+              <w:spacing w:before="0" w:line="240" w:lineRule="auto"/>
+              <w:rPr>
+                <w:rFonts w:ascii="Times New Roman" w:hAnsi="Times New Roman"/>
+                <w:i w:val="0"/>
+                <w:iCs/>
+                <w:color w:val="auto"/>
+                <w:sz w:val="26"/>
+                <w:szCs w:val="26"/>
+              </w:rPr>
+            </w:pPr>
+          </w:p>
+        </w:tc>
+      </w:tr>
+      <w:tr>
+        <w:trPr>
+          <w:jc w:val="center"/>
+        </w:trPr>
+        <w:tc>
+          <w:tcPr>
+            <w:tcW w:w="1265" w:type="pct"/>
+          </w:tcPr>
+          <w:p>
+            <w:pPr>
+              <w:pStyle w:val="TableHeader"/>
+              <w:spacing w:before="0"/>
+              <w:rPr>
+                <w:rFonts w:ascii="Times New Roman" w:hAnsi="Times New Roman" w:cs="Times New Roman"/>
+                <w:b w:val="0"/>
+                <w:sz w:val="26"/>
+                <w:szCs w:val="26"/>
+              </w:rPr>
+            </w:pPr>
+            <w:r>
+              <w:rPr>
+                <w:rFonts w:ascii="Times New Roman" w:hAnsi="Times New Roman" w:cs="Times New Roman"/>
+                <w:b w:val="0"/>
+                <w:sz w:val="26"/>
+                <w:szCs w:val="26"/>
+              </w:rPr>
+              <w:lastRenderedPageBreak/>
+              <w:t>Luồng sự kiện phụ (Alternative Flows):</w:t>
+            </w:r>
+          </w:p>
+        </w:tc>
+        <w:tc>
+          <w:tcPr>
+            <w:tcW w:w="3735" w:type="pct"/>
+            <w:gridSpan w:val="2"/>
+          </w:tcPr>
+          <w:p>
+            <w:pPr>
+              <w:pStyle w:val="InfoBlue"/>
+              <w:rPr>
+                <w:rFonts w:ascii="Times New Roman" w:hAnsi="Times New Roman"/>
+                <w:b/>
+                <w:bCs/>
+                <w:i w:val="0"/>
+                <w:color w:val="auto"/>
+                <w:sz w:val="26"/>
+                <w:szCs w:val="26"/>
+              </w:rPr>
+            </w:pPr>
+            <w:r>
+              <w:rPr>
+                <w:rFonts w:ascii="Times New Roman" w:hAnsi="Times New Roman"/>
+                <w:b/>
+                <w:bCs/>
+                <w:i w:val="0"/>
+                <w:color w:val="auto"/>
+                <w:sz w:val="26"/>
+                <w:szCs w:val="26"/>
+              </w:rPr>
+              <w:t>A1: Chọn khoảng thời gian lọc không hợp lệ</w:t>
+            </w:r>
+          </w:p>
+          <w:p>
+            <w:pPr>
+              <w:pStyle w:val="InfoBlue"/>
+              <w:rPr>
+                <w:rFonts w:ascii="Times New Roman" w:hAnsi="Times New Roman"/>
+                <w:i w:val="0"/>
+                <w:color w:val="auto"/>
+                <w:sz w:val="26"/>
+                <w:szCs w:val="26"/>
+              </w:rPr>
+            </w:pPr>
+            <w:r>
+              <w:rPr>
+                <w:rFonts w:ascii="Times New Roman" w:hAnsi="Times New Roman"/>
+                <w:i w:val="0"/>
+                <w:color w:val="auto"/>
+                <w:sz w:val="26"/>
+                <w:szCs w:val="26"/>
+              </w:rPr>
+              <w:t xml:space="preserve">Điều kiện phát sinh: Tại bước 4, quản lý nhập/chọn ngày bắt đầu lớn hơn ngày kết thúc (ví dụ: Từ ngày 20/08/2026 đến ngày 10/08/2026). </w:t>
+            </w:r>
+          </w:p>
+          <w:p>
+            <w:pPr>
+              <w:pStyle w:val="InfoBlue"/>
+              <w:rPr>
+                <w:rFonts w:ascii="Times New Roman" w:hAnsi="Times New Roman"/>
+                <w:i w:val="0"/>
+                <w:color w:val="auto"/>
+                <w:sz w:val="26"/>
+                <w:szCs w:val="26"/>
+              </w:rPr>
+            </w:pPr>
+            <w:r>
+              <w:rPr>
+                <w:rFonts w:ascii="Times New Roman" w:hAnsi="Times New Roman"/>
+                <w:i w:val="0"/>
+                <w:color w:val="auto"/>
+                <w:sz w:val="26"/>
+                <w:szCs w:val="26"/>
+              </w:rPr>
+              <w:t>Xử lý:</w:t>
+            </w:r>
+          </w:p>
+          <w:p>
+            <w:pPr>
+              <w:pStyle w:val="InfoBlue"/>
+              <w:ind w:left="360"/>
+              <w:rPr>
+                <w:rFonts w:ascii="Times New Roman" w:hAnsi="Times New Roman"/>
+                <w:i w:val="0"/>
+                <w:color w:val="auto"/>
+                <w:sz w:val="26"/>
+                <w:szCs w:val="26"/>
+              </w:rPr>
+            </w:pPr>
+            <w:r>
+              <w:rPr>
+                <w:rFonts w:ascii="Times New Roman" w:hAnsi="Times New Roman"/>
+                <w:i w:val="0"/>
+                <w:color w:val="auto"/>
+                <w:sz w:val="26"/>
+                <w:szCs w:val="26"/>
+              </w:rPr>
+              <w:t>1.</w:t>
+            </w:r>
+            <w:r>
+              <w:rPr>
+                <w:rFonts w:ascii="Times New Roman" w:hAnsi="Times New Roman"/>
+                <w:i w:val="0"/>
+                <w:color w:val="auto"/>
+                <w:sz w:val="26"/>
+                <w:szCs w:val="26"/>
+              </w:rPr>
+              <w:t>Tại bước 6, hệ thống phát hiện khoảng thời gian không hợp lệ.</w:t>
+            </w:r>
+          </w:p>
+          <w:p>
+            <w:pPr>
+              <w:pStyle w:val="InfoBlue"/>
+              <w:ind w:left="360"/>
+              <w:rPr>
+                <w:rFonts w:ascii="Times New Roman" w:hAnsi="Times New Roman"/>
+                <w:i w:val="0"/>
+                <w:color w:val="auto"/>
+                <w:sz w:val="26"/>
+                <w:szCs w:val="26"/>
+              </w:rPr>
+            </w:pPr>
+            <w:r>
+              <w:rPr>
+                <w:rFonts w:ascii="Times New Roman" w:hAnsi="Times New Roman"/>
+                <w:i w:val="0"/>
+                <w:color w:val="auto"/>
+                <w:sz w:val="26"/>
+                <w:szCs w:val="26"/>
+              </w:rPr>
+              <w:t>2.</w:t>
+            </w:r>
+            <w:r>
+              <w:rPr>
+                <w:rFonts w:ascii="Times New Roman" w:hAnsi="Times New Roman"/>
+                <w:i w:val="0"/>
+                <w:color w:val="auto"/>
+                <w:sz w:val="26"/>
+                <w:szCs w:val="26"/>
+              </w:rPr>
+              <w:t>Hệ thống hiển thị thông báo lỗi: "Khoảng thời gian không hợp lệ! Ngày bắt đầu phải nhỏ hơn hoặc bằng ngày kết thúc."</w:t>
+            </w:r>
+          </w:p>
+          <w:p>
+            <w:pPr>
+              <w:pStyle w:val="InfoBlue"/>
+              <w:ind w:left="360"/>
+              <w:rPr>
+                <w:rFonts w:ascii="Times New Roman" w:hAnsi="Times New Roman"/>
+                <w:i w:val="0"/>
+                <w:color w:val="auto"/>
+                <w:sz w:val="26"/>
+                <w:szCs w:val="26"/>
+              </w:rPr>
+            </w:pPr>
+            <w:r>
+              <w:rPr>
+                <w:rFonts w:ascii="Times New Roman" w:hAnsi="Times New Roman"/>
+                <w:i w:val="0"/>
+                <w:color w:val="auto"/>
+                <w:sz w:val="26"/>
+                <w:szCs w:val="26"/>
+              </w:rPr>
+              <w:t>3.</w:t>
+            </w:r>
+            <w:r>
+              <w:rPr>
+                <w:rFonts w:ascii="Times New Roman" w:hAnsi="Times New Roman"/>
+                <w:i w:val="0"/>
+                <w:color w:val="auto"/>
+                <w:sz w:val="26"/>
+                <w:szCs w:val="26"/>
+              </w:rPr>
+              <w:t xml:space="preserve">Hệ thống giữ nguyên các tiêu chí lọc và quay lại bước 4 để người dùng chọn lại. </w:t>
+            </w:r>
+          </w:p>
+          <w:p>
+            <w:pPr>
+              <w:pStyle w:val="InfoBlue"/>
+              <w:rPr>
+                <w:rFonts w:ascii="Times New Roman" w:hAnsi="Times New Roman"/>
+                <w:b/>
+                <w:bCs/>
+                <w:i w:val="0"/>
+                <w:color w:val="auto"/>
+                <w:sz w:val="26"/>
+                <w:szCs w:val="26"/>
+              </w:rPr>
+            </w:pPr>
+            <w:r>
+              <w:rPr>
+                <w:rFonts w:ascii="Times New Roman" w:hAnsi="Times New Roman"/>
+                <w:b/>
+                <w:bCs/>
+                <w:i w:val="0"/>
+                <w:color w:val="auto"/>
+                <w:sz w:val="26"/>
+                <w:szCs w:val="26"/>
+              </w:rPr>
+              <w:t>A2: Không có dữ liệu báo cáo khớp với tiêu chí lọc</w:t>
+            </w:r>
+          </w:p>
+          <w:p>
+            <w:pPr>
+              <w:pStyle w:val="InfoBlue"/>
+              <w:rPr>
+                <w:rFonts w:ascii="Times New Roman" w:hAnsi="Times New Roman"/>
+                <w:i w:val="0"/>
+                <w:color w:val="auto"/>
+                <w:sz w:val="26"/>
+                <w:szCs w:val="26"/>
+              </w:rPr>
+            </w:pPr>
+            <w:r>
+              <w:rPr>
+                <w:rFonts w:ascii="Times New Roman" w:hAnsi="Times New Roman"/>
+                <w:i w:val="0"/>
+                <w:color w:val="auto"/>
+                <w:sz w:val="26"/>
+                <w:szCs w:val="26"/>
+              </w:rPr>
+              <w:t xml:space="preserve">Điều kiện phát sinh: Trong khoảng thời gian hoặc điều kiện bộ lọc được chọn không phát sinh bất kỳ hóa đơn hay giao dịch nào trong CSDL. </w:t>
+            </w:r>
+          </w:p>
+          <w:p>
+            <w:pPr>
+              <w:pStyle w:val="InfoBlue"/>
+              <w:rPr>
+                <w:rFonts w:ascii="Times New Roman" w:hAnsi="Times New Roman"/>
+                <w:i w:val="0"/>
+                <w:color w:val="auto"/>
+                <w:sz w:val="26"/>
+                <w:szCs w:val="26"/>
+              </w:rPr>
+            </w:pPr>
+            <w:r>
+              <w:rPr>
+                <w:rFonts w:ascii="Times New Roman" w:hAnsi="Times New Roman"/>
+                <w:i w:val="0"/>
+                <w:color w:val="auto"/>
+                <w:sz w:val="26"/>
+                <w:szCs w:val="26"/>
+              </w:rPr>
+              <w:t>Xử lý:</w:t>
+            </w:r>
+          </w:p>
+          <w:p>
+            <w:pPr>
+              <w:pStyle w:val="InfoBlue"/>
+              <w:ind w:left="360"/>
+              <w:rPr>
+                <w:rFonts w:ascii="Times New Roman" w:hAnsi="Times New Roman"/>
+                <w:i w:val="0"/>
+                <w:color w:val="auto"/>
+                <w:sz w:val="26"/>
+                <w:szCs w:val="26"/>
+              </w:rPr>
+            </w:pPr>
+            <w:r>
+              <w:rPr>
+                <w:rFonts w:ascii="Times New Roman" w:hAnsi="Times New Roman"/>
+                <w:i w:val="0"/>
+                <w:color w:val="auto"/>
+                <w:sz w:val="26"/>
+                <w:szCs w:val="26"/>
+              </w:rPr>
+              <w:t>1.</w:t>
+            </w:r>
+            <w:r>
+              <w:rPr>
+                <w:rFonts w:ascii="Times New Roman" w:hAnsi="Times New Roman"/>
+                <w:i w:val="0"/>
+                <w:color w:val="auto"/>
+                <w:sz w:val="26"/>
+                <w:szCs w:val="26"/>
+              </w:rPr>
+              <w:t>Tại bước 6, truy vấn CSDL trả về 0 kết quả.</w:t>
+            </w:r>
+          </w:p>
+          <w:p>
+            <w:pPr>
+              <w:pStyle w:val="InfoBlue"/>
+              <w:ind w:left="360"/>
+              <w:rPr>
+                <w:rFonts w:ascii="Times New Roman" w:hAnsi="Times New Roman"/>
+                <w:i w:val="0"/>
+                <w:color w:val="auto"/>
+                <w:sz w:val="26"/>
+                <w:szCs w:val="26"/>
+              </w:rPr>
+            </w:pPr>
+            <w:r>
+              <w:rPr>
+                <w:rFonts w:ascii="Times New Roman" w:hAnsi="Times New Roman"/>
+                <w:i w:val="0"/>
+                <w:color w:val="auto"/>
+                <w:sz w:val="26"/>
+                <w:szCs w:val="26"/>
+              </w:rPr>
+              <w:t>2.</w:t>
+            </w:r>
+            <w:r>
+              <w:rPr>
+                <w:rFonts w:ascii="Times New Roman" w:hAnsi="Times New Roman"/>
+                <w:i w:val="0"/>
+                <w:color w:val="auto"/>
+                <w:sz w:val="26"/>
+                <w:szCs w:val="26"/>
+              </w:rPr>
+              <w:t>Hệ thống hiển thị thông báo nhẹ: "Không tìm thấy dữ liệu báo cáo phù hợp với điều kiện lọc đã chọn."</w:t>
+            </w:r>
+          </w:p>
+          <w:p>
+            <w:pPr>
+              <w:pStyle w:val="InfoBlue"/>
+              <w:ind w:left="360"/>
+              <w:rPr>
+                <w:rFonts w:ascii="Times New Roman" w:hAnsi="Times New Roman"/>
+                <w:i w:val="0"/>
+                <w:color w:val="auto"/>
+                <w:sz w:val="26"/>
+                <w:szCs w:val="26"/>
+              </w:rPr>
+            </w:pPr>
+            <w:r>
+              <w:rPr>
+                <w:rFonts w:ascii="Times New Roman" w:hAnsi="Times New Roman"/>
+                <w:i w:val="0"/>
+                <w:color w:val="auto"/>
+                <w:sz w:val="26"/>
+                <w:szCs w:val="26"/>
+              </w:rPr>
+              <w:lastRenderedPageBreak/>
+              <w:t>3.</w:t>
+            </w:r>
+            <w:r>
+              <w:rPr>
+                <w:rFonts w:ascii="Times New Roman" w:hAnsi="Times New Roman"/>
+                <w:i w:val="0"/>
+                <w:color w:val="auto"/>
+                <w:sz w:val="26"/>
+                <w:szCs w:val="26"/>
+              </w:rPr>
+              <w:t xml:space="preserve">Bảng dữ liệu chi tiết hiển thị danh sách rỗng, các chỉ số tổng bằng 0 VNĐ, biểu đồ hiển thị trạng thái trống. </w:t>
+            </w:r>
+          </w:p>
+          <w:p>
+            <w:pPr>
+              <w:pStyle w:val="InfoBlue"/>
+              <w:ind w:left="360"/>
+              <w:rPr>
+                <w:rFonts w:ascii="Times New Roman" w:hAnsi="Times New Roman"/>
+                <w:i w:val="0"/>
+                <w:color w:val="auto"/>
+                <w:sz w:val="26"/>
+                <w:szCs w:val="26"/>
+              </w:rPr>
+            </w:pPr>
+            <w:r>
+              <w:rPr>
+                <w:rFonts w:ascii="Times New Roman" w:hAnsi="Times New Roman"/>
+                <w:i w:val="0"/>
+                <w:color w:val="auto"/>
+                <w:sz w:val="26"/>
+                <w:szCs w:val="26"/>
+              </w:rPr>
+              <w:t>4.</w:t>
+            </w:r>
+            <w:r>
+              <w:rPr>
+                <w:rFonts w:ascii="Times New Roman" w:hAnsi="Times New Roman"/>
+                <w:i w:val="0"/>
+                <w:color w:val="auto"/>
+                <w:sz w:val="26"/>
+                <w:szCs w:val="26"/>
+              </w:rPr>
+              <w:t xml:space="preserve">Người dùng có thể điều chỉnh lại bộ lọc và tiếp tục từ bước 4. </w:t>
+            </w:r>
+          </w:p>
+        </w:tc>
+      </w:tr>
+      <w:tr>
+        <w:trPr>
+          <w:jc w:val="center"/>
+        </w:trPr>
+        <w:tc>
+          <w:tcPr>
+            <w:tcW w:w="1265" w:type="pct"/>
+          </w:tcPr>
+          <w:p>
+            <w:pPr>
+              <w:pStyle w:val="TableHeader"/>
+              <w:spacing w:before="0"/>
+              <w:rPr>
+                <w:rFonts w:ascii="Times New Roman" w:hAnsi="Times New Roman" w:cs="Times New Roman"/>
+                <w:sz w:val="26"/>
+                <w:szCs w:val="26"/>
+              </w:rPr>
+            </w:pPr>
+          </w:p>
+        </w:tc>
+        <w:tc>
+          <w:tcPr>
+            <w:tcW w:w="3735" w:type="pct"/>
+            <w:gridSpan w:val="2"/>
+          </w:tcPr>
+          <w:p>
+            <w:pPr>
+              <w:pStyle w:val="InfoBlue"/>
+              <w:spacing w:before="0" w:line="240" w:lineRule="auto"/>
+              <w:rPr>
+                <w:rFonts w:ascii="Times New Roman" w:hAnsi="Times New Roman"/>
+                <w:sz w:val="26"/>
+                <w:szCs w:val="26"/>
+              </w:rPr>
+            </w:pPr>
+          </w:p>
+        </w:tc>
+      </w:tr>
+    </w:tbl>
     <w:p>
       <w:pPr>
-        <w:pStyle w:val="ListParagraph"/>
-        <w:numPr>
-          <w:ilvl w:val="0"/>
-          <w:numId w:val="19"/>
-        </w:numPr>
+        <w:spacing w:after="120" w:line="240" w:lineRule="auto"/>
+        <w:rPr>
+          <w:rFonts w:ascii="Times New Roman" w:hAnsi="Times New Roman" w:cs="Times New Roman"/>
+          <w:b/>
+          <w:sz w:val="26"/>
+          <w:szCs w:val="26"/>
+        </w:rPr>
+      </w:pPr>
+    </w:p>
+    <w:p>
+      <w:pPr>
+        <w:spacing w:after="120" w:line="240" w:lineRule="auto"/>
+        <w:rPr>
+          <w:rFonts w:ascii="Times New Roman" w:hAnsi="Times New Roman" w:cs="Times New Roman"/>
+          <w:b/>
+          <w:sz w:val="26"/>
+          <w:szCs w:val="26"/>
+        </w:rPr>
+      </w:pPr>
+      <w:r>
+        <w:rPr>
+          <w:rFonts w:ascii="Times New Roman" w:hAnsi="Times New Roman" w:cs="Times New Roman"/>
+          <w:b/>
+          <w:sz w:val="26"/>
+          <w:szCs w:val="26"/>
+        </w:rPr>
+        <w:t>Activity</w:t>
+      </w:r>
+    </w:p>
+    <w:p>
+      <w:pPr>
+        <w:spacing w:after="120" w:line="240" w:lineRule="auto"/>
+        <w:rPr>
+          <w:rFonts w:ascii="Times New Roman" w:hAnsi="Times New Roman" w:cs="Times New Roman"/>
+          <w:b/>
+          <w:sz w:val="26"/>
+          <w:szCs w:val="26"/>
+        </w:rPr>
+      </w:pPr>
+      <w:r>
+        <w:rPr>
+          <w:rFonts w:ascii="Times New Roman" w:hAnsi="Times New Roman" w:cs="Times New Roman"/>
+          <w:b/>
+          <w:sz w:val="26"/>
+          <w:szCs w:val="26"/>
+        </w:rPr>
+        <w:drawing>
+          <wp:inline distT="0" distB="0" distL="0" distR="0" wp14:anchorId="3BCFBCAF" wp14:editId="2B86681B">
+            <wp:extent cx="4401164" cy="7220958"/>
+            <wp:effectExtent l="0" t="0" r="0" b="0"/>
+            <wp:docPr id="1914011929" name="Hình ảnh 1"/>
+            <wp:cNvGraphicFramePr>
+              <a:graphicFrameLocks xmlns:a="http://schemas.openxmlformats.org/drawingml/2006/main" noChangeAspect="1"/>
+            </wp:cNvGraphicFramePr>
+            <a:graphic xmlns:a="http://schemas.openxmlformats.org/drawingml/2006/main">
+              <a:graphicData uri="http://schemas.openxmlformats.org/drawingml/2006/picture">
+                <pic:pic xmlns:pic="http://schemas.openxmlformats.org/drawingml/2006/picture">
+                  <pic:nvPicPr>
+                    <pic:cNvPr id="1914011929" name=""/>
+                    <pic:cNvPicPr/>
+                  </pic:nvPicPr>
+                  <pic:blipFill>
+                    <a:blip r:embed="rId11"/>
+                    <a:stretch>
+                      <a:fillRect/>
+                    </a:stretch>
+                  </pic:blipFill>
+                  <pic:spPr>
+                    <a:xfrm>
+                      <a:off x="0" y="0"/>
+                      <a:ext cx="4401164" cy="7220958"/>
+                    </a:xfrm>
+                    <a:prstGeom prst="rect">
+                      <a:avLst/>
+                    </a:prstGeom>
+                  </pic:spPr>
+                </pic:pic>
+              </a:graphicData>
+            </a:graphic>
+          </wp:inline>
+        </w:drawing>
+      </w:r>
+    </w:p>
+    <w:p>
+      <w:pPr>
         <w:spacing w:after="120" w:line="240" w:lineRule="auto"/>
         <w:rPr>
           <w:rFonts w:ascii="Times New Roman" w:eastAsia="Times New Roman" w:hAnsi="Times New Roman" w:cs="Times New Roman"/>
@@ -9214,7 +11036,68 @@
           <w:szCs w:val="26"/>
         </w:rPr>
       </w:pPr>
-      <w:bookmarkStart w:id="33" w:name="_Toc207611062"/>
+      <w:r>
+        <w:rPr>
+          <w:rFonts w:ascii="Times New Roman" w:hAnsi="Times New Roman" w:cs="Times New Roman"/>
+          <w:b/>
+          <w:sz w:val="26"/>
+          <w:szCs w:val="26"/>
+        </w:rPr>
+        <w:lastRenderedPageBreak/>
+        <w:t>Squence</w:t>
+      </w:r>
+      <w:r>
+        <w:rPr>
+          <w:rFonts w:ascii="Times New Roman" w:hAnsi="Times New Roman" w:cs="Times New Roman"/>
+          <w:b/>
+          <w:sz w:val="26"/>
+          <w:szCs w:val="26"/>
+        </w:rPr>
+        <w:br/>
+      </w:r>
+      <w:r>
+        <w:rPr>
+          <w:rFonts w:ascii="Times New Roman" w:hAnsi="Times New Roman" w:cs="Times New Roman"/>
+          <w:b/>
+          <w:sz w:val="26"/>
+          <w:szCs w:val="26"/>
+        </w:rPr>
+        <w:drawing>
+          <wp:inline distT="0" distB="0" distL="0" distR="0" wp14:anchorId="334D98E7" wp14:editId="547E78A5">
+            <wp:extent cx="6511925" cy="5123180"/>
+            <wp:effectExtent l="0" t="0" r="3175" b="1270"/>
+            <wp:docPr id="1415237614" name="Hình ảnh 1"/>
+            <wp:cNvGraphicFramePr>
+              <a:graphicFrameLocks xmlns:a="http://schemas.openxmlformats.org/drawingml/2006/main" noChangeAspect="1"/>
+            </wp:cNvGraphicFramePr>
+            <a:graphic xmlns:a="http://schemas.openxmlformats.org/drawingml/2006/main">
+              <a:graphicData uri="http://schemas.openxmlformats.org/drawingml/2006/picture">
+                <pic:pic xmlns:pic="http://schemas.openxmlformats.org/drawingml/2006/picture">
+                  <pic:nvPicPr>
+                    <pic:cNvPr id="1415237614" name=""/>
+                    <pic:cNvPicPr/>
+                  </pic:nvPicPr>
+                  <pic:blipFill>
+                    <a:blip r:embed="rId12"/>
+                    <a:stretch>
+                      <a:fillRect/>
+                    </a:stretch>
+                  </pic:blipFill>
+                  <pic:spPr>
+                    <a:xfrm>
+                      <a:off x="0" y="0"/>
+                      <a:ext cx="6511925" cy="5123180"/>
+                    </a:xfrm>
+                    <a:prstGeom prst="rect">
+                      <a:avLst/>
+                    </a:prstGeom>
+                  </pic:spPr>
+                </pic:pic>
+              </a:graphicData>
+            </a:graphic>
+          </wp:inline>
+        </w:drawing>
+      </w:r>
       <w:r>
         <w:rPr>
           <w:rFonts w:ascii="Times New Roman" w:hAnsi="Times New Roman" w:cs="Times New Roman"/>
@@ -9227,7 +11110,7 @@
     </w:p>
     <w:p>
       <w:pPr>
-        <w:pStyle w:val="Heading1"/>
+        <w:pStyle w:val="u1"/>
         <w:spacing w:before="0" w:line="240" w:lineRule="auto"/>
         <w:ind w:left="480" w:hanging="480"/>
         <w:rPr>
@@ -9262,7 +11145,7 @@
     </w:p>
     <w:p>
       <w:pPr>
-        <w:pStyle w:val="Heading2"/>
+        <w:pStyle w:val="u2"/>
         <w:rPr>
           <w:sz w:val="22"/>
           <w:szCs w:val="18"/>
@@ -9283,12 +11166,46 @@
         <w:ind w:left="720"/>
       </w:pPr>
       <w:r>
-        <w:t>Vẽ biểu đồ chỉ chứa các lớp thực thể</w:t>
+        <w:drawing>
+          <wp:inline distT="0" distB="0" distL="0" distR="0" wp14:anchorId="7CA6B66E" wp14:editId="29703344">
+            <wp:extent cx="6511925" cy="5031740"/>
+            <wp:effectExtent l="0" t="0" r="3175" b="0"/>
+            <wp:docPr id="2143511389" name="Hình ảnh 1"/>
+            <wp:cNvGraphicFramePr>
+              <a:graphicFrameLocks xmlns:a="http://schemas.openxmlformats.org/drawingml/2006/main" noChangeAspect="1"/>
+            </wp:cNvGraphicFramePr>
+            <a:graphic xmlns:a="http://schemas.openxmlformats.org/drawingml/2006/main">
+              <a:graphicData uri="http://schemas.openxmlformats.org/drawingml/2006/picture">
+                <pic:pic xmlns:pic="http://schemas.openxmlformats.org/drawingml/2006/picture">
+                  <pic:nvPicPr>
+                    <pic:cNvPr id="2143511389" name=""/>
+                    <pic:cNvPicPr/>
+                  </pic:nvPicPr>
+                  <pic:blipFill>
+                    <a:blip r:embed="rId13"/>
+                    <a:stretch>
+                      <a:fillRect/>
+                    </a:stretch>
+                  </pic:blipFill>
+                  <pic:spPr>
+                    <a:xfrm>
+                      <a:off x="0" y="0"/>
+                      <a:ext cx="6511925" cy="5031740"/>
+                    </a:xfrm>
+                    <a:prstGeom prst="rect">
+                      <a:avLst/>
+                    </a:prstGeom>
+                  </pic:spPr>
+                </pic:pic>
+              </a:graphicData>
+            </a:graphic>
+          </wp:inline>
+        </w:drawing>
       </w:r>
     </w:p>
     <w:p>
       <w:pPr>
-        <w:pStyle w:val="Heading2"/>
+        <w:pStyle w:val="u2"/>
         <w:rPr>
           <w:sz w:val="22"/>
           <w:szCs w:val="18"/>
@@ -9304,631 +11221,6 @@
       </w:r>
       <w:bookmarkEnd w:id="36"/>
     </w:p>
-    <w:p>
-      <w:r>
-        <w:t xml:space="preserve">Lớp Boundary (GUI) </w:t>
-      </w:r>
-      <w:r>
-        <w:sym w:font="Wingdings" w:char="F0E0"/>
-      </w:r>
-      <w:r>
-        <w:t xml:space="preserve"> Lớp Control </w:t>
-      </w:r>
-      <w:r>
-        <w:sym w:font="Wingdings" w:char="F0E0"/>
-      </w:r>
-      <w:r>
-        <w:t xml:space="preserve"> Lớp Entity</w:t>
-      </w:r>
-    </w:p>
-    <w:tbl>
-      <w:tblPr>
-        <w:tblStyle w:val="TableGrid"/>
-        <w:tblpPr w:leftFromText="180" w:rightFromText="180" w:vertAnchor="text" w:horzAnchor="page" w:tblpX="1956" w:tblpY="368"/>
-        <w:tblW w:w="0" w:type="auto"/>
-        <w:shd w:val="clear" w:color="auto" w:fill="FBE4D5" w:themeFill="accent2" w:themeFillTint="33"/>
-        <w:tblLook w:val="04A0" w:firstRow="1" w:lastRow="0" w:firstColumn="1" w:lastColumn="0" w:noHBand="0" w:noVBand="1"/>
-      </w:tblPr>
-      <w:tblGrid>
-        <w:gridCol w:w="1557"/>
-      </w:tblGrid>
-      <w:tr>
-        <w:tc>
-          <w:tcPr>
-            <w:tcW w:w="1557" w:type="dxa"/>
-            <w:shd w:val="clear" w:color="auto" w:fill="FBE4D5" w:themeFill="accent2" w:themeFillTint="33"/>
-          </w:tcPr>
-          <w:p>
-            <w:pPr>
-              <w:rPr>
-                <w:i/>
-                <w:iCs/>
-              </w:rPr>
-            </w:pPr>
-            <w:r>
-              <w:rPr>
-                <w:i/>
-                <w:iCs/>
-              </w:rPr>
-              <w:t>&lt;&lt;boundary&gt;&gt;</w:t>
-            </w:r>
-          </w:p>
-          <w:p>
-            <w:r>
-              <w:rPr>
-                <w:noProof/>
-              </w:rPr>
-              <mc:AlternateContent>
-                <mc:Choice Requires="wps">
-                  <w:drawing>
-                    <wp:anchor distT="0" distB="0" distL="114300" distR="114300" simplePos="0" relativeHeight="251662336" behindDoc="0" locked="0" layoutInCell="1" allowOverlap="1" wp14:anchorId="7DB77F3B" wp14:editId="46D9F348">
-                      <wp:simplePos x="0" y="0"/>
-                      <wp:positionH relativeFrom="column">
-                        <wp:posOffset>911405</wp:posOffset>
-                      </wp:positionH>
-                      <wp:positionV relativeFrom="paragraph">
-                        <wp:posOffset>132317</wp:posOffset>
-                      </wp:positionV>
-                      <wp:extent cx="757451" cy="348018"/>
-                      <wp:effectExtent l="0" t="0" r="17780" b="20320"/>
-                      <wp:wrapNone/>
-                      <wp:docPr id="2" name="Straight Connector 2"/>
-                      <wp:cNvGraphicFramePr/>
-                      <a:graphic xmlns:a="http://schemas.openxmlformats.org/drawingml/2006/main">
-                        <a:graphicData uri="http://schemas.microsoft.com/office/word/2010/wordprocessingShape">
-                          <wps:wsp>
-                            <wps:cNvCnPr/>
-                            <wps:spPr>
-                              <a:xfrm>
-                                <a:off x="0" y="0"/>
-                                <a:ext cx="757451" cy="348018"/>
-                              </a:xfrm>
-                              <a:prstGeom prst="line">
-                                <a:avLst/>
-                              </a:prstGeom>
-                            </wps:spPr>
-                            <wps:style>
-                              <a:lnRef idx="1">
-                                <a:schemeClr val="accent1"/>
-                              </a:lnRef>
-                              <a:fillRef idx="0">
-                                <a:schemeClr val="accent1"/>
-                              </a:fillRef>
-                              <a:effectRef idx="0">
-                                <a:schemeClr val="accent1"/>
-                              </a:effectRef>
-                              <a:fontRef idx="minor">
-                                <a:schemeClr val="tx1"/>
-                              </a:fontRef>
-                            </wps:style>
-                            <wps:bodyPr/>
-                          </wps:wsp>
-                        </a:graphicData>
-                      </a:graphic>
-                    </wp:anchor>
-                  </w:drawing>
-                </mc:Choice>
-                <mc:Fallback>
-                  <w:pict>
-                    <v:line w14:anchorId="20454FE2" id="Straight Connector 2" o:spid="_x0000_s1026" style="position:absolute;z-index:251662336;visibility:visible;mso-wrap-style:square;mso-wrap-distance-left:9pt;mso-wrap-distance-top:0;mso-wrap-distance-right:9pt;mso-wrap-distance-bottom:0;mso-position-horizontal:absolute;mso-position-horizontal-relative:text;mso-position-vertical:absolute;mso-position-vertical-relative:text" from="71.75pt,10.4pt" to="131.4pt,37.8pt" o:gfxdata="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" strokecolor="#5b9bd5 [3204]" strokeweight=".5pt">
-                      <v:stroke joinstyle="miter"/>
-                    </v:line>
-                  </w:pict>
-                </mc:Fallback>
-              </mc:AlternateContent>
-            </w:r>
-            <w:r>
-              <w:t>GUI_aaa</w:t>
-            </w:r>
-          </w:p>
-        </w:tc>
-      </w:tr>
-      <w:tr>
-        <w:tc>
-          <w:tcPr>
-            <w:tcW w:w="1557" w:type="dxa"/>
-            <w:shd w:val="clear" w:color="auto" w:fill="FBE4D5" w:themeFill="accent2" w:themeFillTint="33"/>
-          </w:tcPr>
-          <w:p/>
-        </w:tc>
-      </w:tr>
-      <w:tr>
-        <w:tc>
-          <w:tcPr>
-            <w:tcW w:w="1557" w:type="dxa"/>
-            <w:shd w:val="clear" w:color="auto" w:fill="FBE4D5" w:themeFill="accent2" w:themeFillTint="33"/>
-          </w:tcPr>
-          <w:p>
-            <w:r>
-              <w:t xml:space="preserve">  </w:t>
-            </w:r>
-          </w:p>
-        </w:tc>
-      </w:tr>
-    </w:tbl>
-    <w:p/>
-    <w:tbl>
-      <w:tblPr>
-        <w:tblStyle w:val="TableGrid"/>
-        <w:tblpPr w:leftFromText="180" w:rightFromText="180" w:vertAnchor="text" w:horzAnchor="page" w:tblpX="8394" w:tblpY="360"/>
-        <w:tblW w:w="0" w:type="auto"/>
-        <w:shd w:val="clear" w:color="auto" w:fill="D9E2F3" w:themeFill="accent5" w:themeFillTint="33"/>
-        <w:tblLook w:val="04A0" w:firstRow="1" w:lastRow="0" w:firstColumn="1" w:lastColumn="0" w:noHBand="0" w:noVBand="1"/>
-      </w:tblPr>
-      <w:tblGrid>
-        <w:gridCol w:w="1696"/>
-      </w:tblGrid>
-      <w:tr>
-        <w:tc>
-          <w:tcPr>
-            <w:tcW w:w="1696" w:type="dxa"/>
-            <w:shd w:val="clear" w:color="auto" w:fill="D9E2F3" w:themeFill="accent5" w:themeFillTint="33"/>
-          </w:tcPr>
-          <w:p>
-            <w:pPr>
-              <w:rPr>
-                <w:i/>
-                <w:iCs/>
-              </w:rPr>
-            </w:pPr>
-            <w:r>
-              <w:rPr>
-                <w:i/>
-                <w:iCs/>
-              </w:rPr>
-              <w:t>&lt;&lt;Entity&gt;&gt;</w:t>
-            </w:r>
-          </w:p>
-          <w:p>
-            <w:r>
-              <w:t xml:space="preserve">       AA</w:t>
-            </w:r>
-          </w:p>
-        </w:tc>
-      </w:tr>
-      <w:tr>
-        <w:tc>
-          <w:tcPr>
-            <w:tcW w:w="1696" w:type="dxa"/>
-            <w:shd w:val="clear" w:color="auto" w:fill="D9E2F3" w:themeFill="accent5" w:themeFillTint="33"/>
-          </w:tcPr>
-          <w:p>
-            <w:pPr>
-              <w:pStyle w:val="ListParagraph"/>
-              <w:numPr>
-                <w:ilvl w:val="0"/>
-                <w:numId w:val="21"/>
-              </w:numPr>
-            </w:pPr>
-            <w:r>
-              <w:t>a1</w:t>
-            </w:r>
-          </w:p>
-          <w:p>
-            <w:pPr>
-              <w:pStyle w:val="ListParagraph"/>
-              <w:numPr>
-                <w:ilvl w:val="0"/>
-                <w:numId w:val="21"/>
-              </w:numPr>
-            </w:pPr>
-            <w:r>
-              <w:t>a2</w:t>
-            </w:r>
-          </w:p>
-        </w:tc>
-      </w:tr>
-      <w:tr>
-        <w:tc>
-          <w:tcPr>
-            <w:tcW w:w="1696" w:type="dxa"/>
-            <w:shd w:val="clear" w:color="auto" w:fill="D9E2F3" w:themeFill="accent5" w:themeFillTint="33"/>
-          </w:tcPr>
-          <w:p>
-            <w:r>
-              <w:rPr>
-                <w:sz w:val="20"/>
-                <w:szCs w:val="20"/>
-              </w:rPr>
-              <w:t>+toString(): String</w:t>
-            </w:r>
-          </w:p>
-        </w:tc>
-      </w:tr>
-    </w:tbl>
-    <w:p/>
-    <w:tbl>
-      <w:tblPr>
-        <w:tblStyle w:val="TableGrid"/>
-        <w:tblpPr w:leftFromText="180" w:rightFromText="180" w:vertAnchor="text" w:horzAnchor="page" w:tblpX="4687" w:tblpY="18"/>
-        <w:tblW w:w="0" w:type="auto"/>
-        <w:shd w:val="clear" w:color="auto" w:fill="FFF2CC" w:themeFill="accent4" w:themeFillTint="33"/>
-        <w:tblLook w:val="04A0" w:firstRow="1" w:lastRow="0" w:firstColumn="1" w:lastColumn="0" w:noHBand="0" w:noVBand="1"/>
-      </w:tblPr>
-      <w:tblGrid>
-        <w:gridCol w:w="1557"/>
-      </w:tblGrid>
-      <w:tr>
-        <w:tc>
-          <w:tcPr>
-            <w:tcW w:w="1557" w:type="dxa"/>
-            <w:shd w:val="clear" w:color="auto" w:fill="FFF2CC" w:themeFill="accent4" w:themeFillTint="33"/>
-          </w:tcPr>
-          <w:p>
-            <w:pPr>
-              <w:rPr>
-                <w:i/>
-                <w:iCs/>
-              </w:rPr>
-            </w:pPr>
-            <w:r>
-              <w:rPr>
-                <w:i/>
-                <w:iCs/>
-              </w:rPr>
-              <w:t>&lt;&lt;Control&gt;&gt;</w:t>
-            </w:r>
-          </w:p>
-          <w:p>
-            <w:r>
-              <w:rPr>
-                <w:noProof/>
-              </w:rPr>
-              <mc:AlternateContent>
-                <mc:Choice Requires="wps">
-                  <w:drawing>
-                    <wp:anchor distT="0" distB="0" distL="114300" distR="114300" simplePos="0" relativeHeight="251664384" behindDoc="0" locked="0" layoutInCell="1" allowOverlap="1" wp14:anchorId="4978D279" wp14:editId="3558C748">
-                      <wp:simplePos x="0" y="0"/>
-                      <wp:positionH relativeFrom="column">
-                        <wp:posOffset>917310</wp:posOffset>
-                      </wp:positionH>
-                      <wp:positionV relativeFrom="paragraph">
-                        <wp:posOffset>63481</wp:posOffset>
-                      </wp:positionV>
-                      <wp:extent cx="1351128" cy="0"/>
-                      <wp:effectExtent l="0" t="0" r="8255" b="12700"/>
-                      <wp:wrapNone/>
-                      <wp:docPr id="4" name="Straight Connector 4"/>
-                      <wp:cNvGraphicFramePr/>
-                      <a:graphic xmlns:a="http://schemas.openxmlformats.org/drawingml/2006/main">
-                        <a:graphicData uri="http://schemas.microsoft.com/office/word/2010/wordprocessingShape">
-                          <wps:wsp>
-                            <wps:cNvCnPr/>
-                            <wps:spPr>
-                              <a:xfrm>
-                                <a:off x="0" y="0"/>
-                                <a:ext cx="1351128" cy="0"/>
-                              </a:xfrm>
-                              <a:prstGeom prst="line">
-                                <a:avLst/>
-                              </a:prstGeom>
-                            </wps:spPr>
-                            <wps:style>
-                              <a:lnRef idx="1">
-                                <a:schemeClr val="accent1"/>
-                              </a:lnRef>
-                              <a:fillRef idx="0">
-                                <a:schemeClr val="accent1"/>
-                              </a:fillRef>
-                              <a:effectRef idx="0">
-                                <a:schemeClr val="accent1"/>
-                              </a:effectRef>
-                              <a:fontRef idx="minor">
-                                <a:schemeClr val="tx1"/>
-                              </a:fontRef>
-                            </wps:style>
-                            <wps:bodyPr/>
-                          </wps:wsp>
-                        </a:graphicData>
-                      </a:graphic>
-                    </wp:anchor>
-                  </w:drawing>
-                </mc:Choice>
-                <mc:Fallback>
-                  <w:pict>
-                    <v:line w14:anchorId="675AE3B0" id="Straight Connector 4" o:spid="_x0000_s1026" style="position:absolute;z-index:251664384;visibility:visible;mso-wrap-style:square;mso-wrap-distance-left:9pt;mso-wrap-distance-top:0;mso-wrap-distance-right:9pt;mso-wrap-distance-bottom:0;mso-position-horizontal:absolute;mso-position-horizontal-relative:text;mso-position-vertical:absolute;mso-position-vertical-relative:text" from="72.25pt,5pt" to="178.65pt,5pt" o:gfxdata="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" strokecolor="#5b9bd5 [3204]" strokeweight=".5pt">
-                      <v:stroke joinstyle="miter"/>
-                    </v:line>
-                  </w:pict>
-                </mc:Fallback>
-              </mc:AlternateContent>
-            </w:r>
-            <w:r>
-              <w:t xml:space="preserve">     aaaaaa</w:t>
-            </w:r>
-          </w:p>
-        </w:tc>
-      </w:tr>
-      <w:tr>
-        <w:tc>
-          <w:tcPr>
-            <w:tcW w:w="1557" w:type="dxa"/>
-            <w:shd w:val="clear" w:color="auto" w:fill="FFF2CC" w:themeFill="accent4" w:themeFillTint="33"/>
-          </w:tcPr>
-          <w:p/>
-        </w:tc>
-      </w:tr>
-      <w:tr>
-        <w:tc>
-          <w:tcPr>
-            <w:tcW w:w="1557" w:type="dxa"/>
-            <w:shd w:val="clear" w:color="auto" w:fill="FFF2CC" w:themeFill="accent4" w:themeFillTint="33"/>
-          </w:tcPr>
-          <w:p/>
-        </w:tc>
-      </w:tr>
-    </w:tbl>
-    <w:p/>
-    <w:p/>
-    <w:p>
-      <w:r>
-        <w:rPr>
-          <w:noProof/>
-        </w:rPr>
-        <mc:AlternateContent>
-          <mc:Choice Requires="wps">
-            <w:drawing>
-              <wp:anchor distT="0" distB="0" distL="114300" distR="114300" simplePos="0" relativeHeight="251665408" behindDoc="0" locked="0" layoutInCell="1" allowOverlap="1" wp14:anchorId="5FADFF87" wp14:editId="334D132B">
-                <wp:simplePos x="0" y="0"/>
-                <wp:positionH relativeFrom="column">
-                  <wp:posOffset>5121152</wp:posOffset>
-                </wp:positionH>
-                <wp:positionV relativeFrom="paragraph">
-                  <wp:posOffset>253782</wp:posOffset>
-                </wp:positionV>
-                <wp:extent cx="0" cy="443552"/>
-                <wp:effectExtent l="0" t="0" r="12700" b="13970"/>
-                <wp:wrapNone/>
-                <wp:docPr id="5" name="Straight Connector 5"/>
-                <wp:cNvGraphicFramePr/>
-                <a:graphic xmlns:a="http://schemas.openxmlformats.org/drawingml/2006/main">
-                  <a:graphicData uri="http://schemas.microsoft.com/office/word/2010/wordprocessingShape">
-                    <wps:wsp>
-                      <wps:cNvCnPr/>
-                      <wps:spPr>
-                        <a:xfrm>
-                          <a:off x="0" y="0"/>
-                          <a:ext cx="0" cy="443552"/>
-                        </a:xfrm>
-                        <a:prstGeom prst="line">
-                          <a:avLst/>
-                        </a:prstGeom>
-                      </wps:spPr>
-                      <wps:style>
-                        <a:lnRef idx="1">
-                          <a:schemeClr val="accent1"/>
-                        </a:lnRef>
-                        <a:fillRef idx="0">
-                          <a:schemeClr val="accent1"/>
-                        </a:fillRef>
-                        <a:effectRef idx="0">
-                          <a:schemeClr val="accent1"/>
-                        </a:effectRef>
-                        <a:fontRef idx="minor">
-                          <a:schemeClr val="tx1"/>
-                        </a:fontRef>
-                      </wps:style>
-                      <wps:bodyPr/>
-                    </wps:wsp>
-                  </a:graphicData>
-                </a:graphic>
-              </wp:anchor>
-            </w:drawing>
-          </mc:Choice>
-          <mc:Fallback>
-            <w:pict>
-              <v:line w14:anchorId="1ADCF60B" id="Straight Connector 5" o:spid="_x0000_s1026" style="position:absolute;z-index:251665408;visibility:visible;mso-wrap-style:square;mso-wrap-distance-left:9pt;mso-wrap-distance-top:0;mso-wrap-distance-right:9pt;mso-wrap-distance-bottom:0;mso-position-horizontal:absolute;mso-position-horizontal-relative:text;mso-position-vertical:absolute;mso-position-vertical-relative:text" from="403.25pt,20pt" to="403.25pt,54.95pt" o:gfxdata="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" strokecolor="#5b9bd5 [3204]" strokeweight=".5pt">
-                <v:stroke joinstyle="miter"/>
-              </v:line>
-            </w:pict>
-          </mc:Fallback>
-        </mc:AlternateContent>
-      </w:r>
-      <w:r>
-        <w:rPr>
-          <w:noProof/>
-        </w:rPr>
-        <mc:AlternateContent>
-          <mc:Choice Requires="wps">
-            <w:drawing>
-              <wp:anchor distT="0" distB="0" distL="114300" distR="114300" simplePos="0" relativeHeight="251663360" behindDoc="0" locked="0" layoutInCell="1" allowOverlap="1" wp14:anchorId="2C92C43D" wp14:editId="78206007">
-                <wp:simplePos x="0" y="0"/>
-                <wp:positionH relativeFrom="column">
-                  <wp:posOffset>2739617</wp:posOffset>
-                </wp:positionH>
-                <wp:positionV relativeFrom="paragraph">
-                  <wp:posOffset>158248</wp:posOffset>
-                </wp:positionV>
-                <wp:extent cx="0" cy="457200"/>
-                <wp:effectExtent l="0" t="0" r="12700" b="12700"/>
-                <wp:wrapNone/>
-                <wp:docPr id="3" name="Straight Connector 3"/>
-                <wp:cNvGraphicFramePr/>
-                <a:graphic xmlns:a="http://schemas.openxmlformats.org/drawingml/2006/main">
-                  <a:graphicData uri="http://schemas.microsoft.com/office/word/2010/wordprocessingShape">
-                    <wps:wsp>
-                      <wps:cNvCnPr/>
-                      <wps:spPr>
-                        <a:xfrm>
-                          <a:off x="0" y="0"/>
-                          <a:ext cx="0" cy="457200"/>
-                        </a:xfrm>
-                        <a:prstGeom prst="line">
-                          <a:avLst/>
-                        </a:prstGeom>
-                      </wps:spPr>
-                      <wps:style>
-                        <a:lnRef idx="1">
-                          <a:schemeClr val="accent1"/>
-                        </a:lnRef>
-                        <a:fillRef idx="0">
-                          <a:schemeClr val="accent1"/>
-                        </a:fillRef>
-                        <a:effectRef idx="0">
-                          <a:schemeClr val="accent1"/>
-                        </a:effectRef>
-                        <a:fontRef idx="minor">
-                          <a:schemeClr val="tx1"/>
-                        </a:fontRef>
-                      </wps:style>
-                      <wps:bodyPr/>
-                    </wps:wsp>
-                  </a:graphicData>
-                </a:graphic>
-              </wp:anchor>
-            </w:drawing>
-          </mc:Choice>
-          <mc:Fallback>
-            <w:pict>
-              <v:line w14:anchorId="606A5493" id="Straight Connector 3" o:spid="_x0000_s1026" style="position:absolute;z-index:251663360;visibility:visible;mso-wrap-style:square;mso-wrap-distance-left:9pt;mso-wrap-distance-top:0;mso-wrap-distance-right:9pt;mso-wrap-distance-bottom:0;mso-position-horizontal:absolute;mso-position-horizontal-relative:text;mso-position-vertical:absolute;mso-position-vertical-relative:text" from="215.7pt,12.45pt" to="215.7pt,48.45pt" o:gfxdata="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" strokecolor="#5b9bd5 [3204]" strokeweight=".5pt">
-                <v:stroke joinstyle="miter"/>
-              </v:line>
-            </w:pict>
-          </mc:Fallback>
-        </mc:AlternateContent>
-      </w:r>
-    </w:p>
-    <w:p/>
-    <w:tbl>
-      <w:tblPr>
-        <w:tblStyle w:val="TableGrid"/>
-        <w:tblpPr w:leftFromText="180" w:rightFromText="180" w:vertAnchor="text" w:horzAnchor="page" w:tblpX="8436" w:tblpY="184"/>
-        <w:tblW w:w="0" w:type="auto"/>
-        <w:shd w:val="clear" w:color="auto" w:fill="D9E2F3" w:themeFill="accent5" w:themeFillTint="33"/>
-        <w:tblLook w:val="04A0" w:firstRow="1" w:lastRow="0" w:firstColumn="1" w:lastColumn="0" w:noHBand="0" w:noVBand="1"/>
-      </w:tblPr>
-      <w:tblGrid>
-        <w:gridCol w:w="1696"/>
-      </w:tblGrid>
-      <w:tr>
-        <w:tc>
-          <w:tcPr>
-            <w:tcW w:w="1696" w:type="dxa"/>
-            <w:shd w:val="clear" w:color="auto" w:fill="D9E2F3" w:themeFill="accent5" w:themeFillTint="33"/>
-          </w:tcPr>
-          <w:p>
-            <w:pPr>
-              <w:rPr>
-                <w:i/>
-                <w:iCs/>
-              </w:rPr>
-            </w:pPr>
-            <w:r>
-              <w:rPr>
-                <w:i/>
-                <w:iCs/>
-              </w:rPr>
-              <w:t>&lt;&lt;Entity&gt;&gt;</w:t>
-            </w:r>
-          </w:p>
-          <w:p>
-            <w:r>
-              <w:t xml:space="preserve">     BBBB</w:t>
-            </w:r>
-          </w:p>
-        </w:tc>
-      </w:tr>
-      <w:tr>
-        <w:tc>
-          <w:tcPr>
-            <w:tcW w:w="1696" w:type="dxa"/>
-            <w:shd w:val="clear" w:color="auto" w:fill="D9E2F3" w:themeFill="accent5" w:themeFillTint="33"/>
-          </w:tcPr>
-          <w:p>
-            <w:pPr>
-              <w:pStyle w:val="ListParagraph"/>
-              <w:numPr>
-                <w:ilvl w:val="0"/>
-                <w:numId w:val="21"/>
-              </w:numPr>
-            </w:pPr>
-            <w:r>
-              <w:t xml:space="preserve">bb </w:t>
-            </w:r>
-          </w:p>
-        </w:tc>
-      </w:tr>
-      <w:tr>
-        <w:tc>
-          <w:tcPr>
-            <w:tcW w:w="1696" w:type="dxa"/>
-            <w:shd w:val="clear" w:color="auto" w:fill="D9E2F3" w:themeFill="accent5" w:themeFillTint="33"/>
-          </w:tcPr>
-          <w:p>
-            <w:r>
-              <w:rPr>
-                <w:sz w:val="20"/>
-                <w:szCs w:val="20"/>
-              </w:rPr>
-              <w:t>+toString(): String</w:t>
-            </w:r>
-          </w:p>
-        </w:tc>
-      </w:tr>
-    </w:tbl>
-    <w:tbl>
-      <w:tblPr>
-        <w:tblStyle w:val="TableGrid"/>
-        <w:tblpPr w:leftFromText="180" w:rightFromText="180" w:vertAnchor="text" w:horzAnchor="page" w:tblpX="4687" w:tblpY="18"/>
-        <w:tblW w:w="0" w:type="auto"/>
-        <w:tblLook w:val="04A0" w:firstRow="1" w:lastRow="0" w:firstColumn="1" w:lastColumn="0" w:noHBand="0" w:noVBand="1"/>
-      </w:tblPr>
-      <w:tblGrid>
-        <w:gridCol w:w="1557"/>
-      </w:tblGrid>
-      <w:tr>
-        <w:tc>
-          <w:tcPr>
-            <w:tcW w:w="1557" w:type="dxa"/>
-            <w:shd w:val="clear" w:color="auto" w:fill="FFF2CC" w:themeFill="accent4" w:themeFillTint="33"/>
-          </w:tcPr>
-          <w:p>
-            <w:pPr>
-              <w:rPr>
-                <w:i/>
-                <w:iCs/>
-              </w:rPr>
-            </w:pPr>
-            <w:r>
-              <w:rPr>
-                <w:i/>
-                <w:iCs/>
-              </w:rPr>
-              <w:t>&lt;&lt;Control&gt;&gt;</w:t>
-            </w:r>
-          </w:p>
-          <w:p>
-            <w:r>
-              <w:t xml:space="preserve">     cccccc</w:t>
-            </w:r>
-          </w:p>
-        </w:tc>
-      </w:tr>
-      <w:tr>
-        <w:tc>
-          <w:tcPr>
-            <w:tcW w:w="1557" w:type="dxa"/>
-            <w:shd w:val="clear" w:color="auto" w:fill="FFF2CC" w:themeFill="accent4" w:themeFillTint="33"/>
-          </w:tcPr>
-          <w:p/>
-        </w:tc>
-      </w:tr>
-      <w:tr>
-        <w:tc>
-          <w:tcPr>
-            <w:tcW w:w="1557" w:type="dxa"/>
-            <w:shd w:val="clear" w:color="auto" w:fill="FFF2CC" w:themeFill="accent4" w:themeFillTint="33"/>
-          </w:tcPr>
-          <w:p/>
-        </w:tc>
-      </w:tr>
-    </w:tbl>
-    <w:p/>
-    <w:p/>
-    <w:p/>
-    <w:p/>
-    <w:p/>
-    <w:p/>
     <w:p/>
     <w:p>
       <w:pPr>
@@ -9944,44 +11236,67 @@
       <w:r>
         <w:br w:type="page"/>
       </w:r>
-    </w:p>
-    <w:p>
-      <w:pPr>
-        <w:pStyle w:val="ListParagraph"/>
-        <w:spacing w:after="120" w:line="240" w:lineRule="auto"/>
-        <w:ind w:left="284"/>
-        <w:jc w:val="both"/>
-        <w:rPr>
-          <w:rFonts w:ascii="Times New Roman" w:hAnsi="Times New Roman" w:cs="Times New Roman"/>
-          <w:b/>
-          <w:i/>
-          <w:iCs/>
-          <w:color w:val="FF0000"/>
-          <w:sz w:val="26"/>
-          <w:szCs w:val="26"/>
-        </w:rPr>
-      </w:pPr>
       <w:r>
         <w:rPr>
-          <w:rFonts w:ascii="Times New Roman" w:hAnsi="Times New Roman" w:cs="Times New Roman"/>
-          <w:b/>
-          <w:i/>
-          <w:iCs/>
-          <w:color w:val="FF0000"/>
-          <w:sz w:val="26"/>
-          <w:szCs w:val="26"/>
+          <w:noProof/>
         </w:rPr>
         <w:lastRenderedPageBreak/>
-        <w:t>Link nhật ký</w:t>
+        <w:drawing>
+          <wp:inline distT="0" distB="0" distL="0" distR="0" wp14:anchorId="7ADAA530" wp14:editId="2ED4AF8F">
+            <wp:extent cx="6511925" cy="3917950"/>
+            <wp:effectExtent l="0" t="0" r="3175" b="6350"/>
+            <wp:docPr id="1889076160" name="Hình ảnh 1"/>
+            <wp:cNvGraphicFramePr>
+              <a:graphicFrameLocks xmlns:a="http://schemas.openxmlformats.org/drawingml/2006/main" noChangeAspect="1"/>
+            </wp:cNvGraphicFramePr>
+            <a:graphic xmlns:a="http://schemas.openxmlformats.org/drawingml/2006/main">
+              <a:graphicData uri="http://schemas.openxmlformats.org/drawingml/2006/picture">
+                <pic:pic xmlns:pic="http://schemas.openxmlformats.org/drawingml/2006/picture">
+                  <pic:nvPicPr>
+                    <pic:cNvPr id="1889076160" name=""/>
+                    <pic:cNvPicPr/>
+                  </pic:nvPicPr>
+                  <pic:blipFill>
+                    <a:blip r:embed="rId14"/>
+                    <a:stretch>
+                      <a:fillRect/>
+                    </a:stretch>
+                  </pic:blipFill>
+                  <pic:spPr>
+                    <a:xfrm>
+                      <a:off x="0" y="0"/>
+                      <a:ext cx="6511925" cy="3917950"/>
+                    </a:xfrm>
+                    <a:prstGeom prst="rect">
+                      <a:avLst/>
+                    </a:prstGeom>
+                  </pic:spPr>
+                </pic:pic>
+              </a:graphicData>
+            </a:graphic>
+          </wp:inline>
+        </w:drawing>
       </w:r>
     </w:p>
     <w:p>
       <w:pPr>
         <w:spacing w:after="120" w:line="240" w:lineRule="auto"/>
       </w:pPr>
+      <w:r>
+        <w:rPr>
+          <w:rFonts w:ascii="Times New Roman" w:hAnsi="Times New Roman" w:cs="Times New Roman"/>
+          <w:b/>
+          <w:i/>
+          <w:iCs/>
+          <w:color w:val="FF0000"/>
+          <w:sz w:val="26"/>
+          <w:szCs w:val="26"/>
+        </w:rPr>
+        <w:t>https://github.com/phatnguyen2702/QuanLiCuaHangThuCung</w:t>
+      </w:r>
     </w:p>
     <w:sectPr>
-      <w:footerReference w:type="default" r:id="rId11"/>
+      <w:footerReference w:type="default" r:id="rId15"/>
       <w:pgSz w:w="12240" w:h="15840" w:code="1"/>
       <w:pgMar w:top="851" w:right="851" w:bottom="851" w:left="1134" w:header="567" w:footer="567" w:gutter="0"/>
       <w:pgNumType w:start="0"/>
@@ -10042,7 +11357,7 @@
     <w:sdtContent>
       <w:p>
         <w:pPr>
-          <w:pStyle w:val="Footer"/>
+          <w:pStyle w:val="Chntrang"/>
           <w:tabs>
             <w:tab w:val="clear" w:pos="4680"/>
             <w:tab w:val="clear" w:pos="9360"/>
@@ -10205,7 +11520,7 @@
   </w:sdt>
   <w:p>
     <w:pPr>
-      <w:pStyle w:val="Footer"/>
+      <w:pStyle w:val="Chntrang"/>
     </w:pPr>
   </w:p>
 </w:ftr>
@@ -10245,7 +11560,7 @@
     <w:lvl w:ilvl="0">
       <w:start w:val="1"/>
       <w:numFmt w:val="decimal"/>
-      <w:pStyle w:val="Heading1"/>
+      <w:pStyle w:val="u1"/>
       <w:lvlText w:val="%1."/>
       <w:legacy w:legacy="1" w:legacySpace="144" w:legacyIndent="0"/>
       <w:lvlJc w:val="left"/>
@@ -10253,7 +11568,7 @@
     <w:lvl w:ilvl="1">
       <w:start w:val="1"/>
       <w:numFmt w:val="decimal"/>
-      <w:pStyle w:val="Heading2"/>
+      <w:pStyle w:val="u2"/>
       <w:lvlText w:val="%1.%2"/>
       <w:legacy w:legacy="1" w:legacySpace="144" w:legacyIndent="0"/>
       <w:lvlJc w:val="left"/>
@@ -10261,7 +11576,7 @@
     <w:lvl w:ilvl="2">
       <w:start w:val="1"/>
       <w:numFmt w:val="decimal"/>
-      <w:pStyle w:val="Heading3"/>
+      <w:pStyle w:val="u3"/>
       <w:lvlText w:val="%1.%2.%3"/>
       <w:legacy w:legacy="1" w:legacySpace="144" w:legacyIndent="0"/>
       <w:lvlJc w:val="left"/>
@@ -10269,7 +11584,7 @@
     <w:lvl w:ilvl="3">
       <w:start w:val="1"/>
       <w:numFmt w:val="decimal"/>
-      <w:pStyle w:val="Heading4"/>
+      <w:pStyle w:val="u4"/>
       <w:lvlText w:val="%1.%2.%3.%4"/>
       <w:legacy w:legacy="1" w:legacySpace="144" w:legacyIndent="0"/>
       <w:lvlJc w:val="left"/>
@@ -10277,7 +11592,7 @@
     <w:lvl w:ilvl="4">
       <w:start w:val="1"/>
       <w:numFmt w:val="decimal"/>
-      <w:pStyle w:val="Heading5"/>
+      <w:pStyle w:val="u5"/>
       <w:lvlText w:val="%1.%2.%3.%4.%5"/>
       <w:legacy w:legacy="1" w:legacySpace="144" w:legacyIndent="0"/>
       <w:lvlJc w:val="left"/>
@@ -10285,7 +11600,7 @@
     <w:lvl w:ilvl="5">
       <w:start w:val="1"/>
       <w:numFmt w:val="decimal"/>
-      <w:pStyle w:val="Heading6"/>
+      <w:pStyle w:val="u6"/>
       <w:lvlText w:val="%1.%2.%3.%4.%5.%6"/>
       <w:legacy w:legacy="1" w:legacySpace="144" w:legacyIndent="0"/>
       <w:lvlJc w:val="left"/>
@@ -10293,7 +11608,7 @@
     <w:lvl w:ilvl="6">
       <w:start w:val="1"/>
       <w:numFmt w:val="decimal"/>
-      <w:pStyle w:val="Heading7"/>
+      <w:pStyle w:val="u7"/>
       <w:lvlText w:val="%1.%2.%3.%4.%5.%6.%7"/>
       <w:legacy w:legacy="1" w:legacySpace="144" w:legacyIndent="0"/>
       <w:lvlJc w:val="left"/>
@@ -10301,7 +11616,7 @@
     <w:lvl w:ilvl="7">
       <w:start w:val="1"/>
       <w:numFmt w:val="decimal"/>
-      <w:pStyle w:val="Heading8"/>
+      <w:pStyle w:val="u8"/>
       <w:lvlText w:val="%1.%2.%3.%4.%5.%6.%7.%8"/>
       <w:legacy w:legacy="1" w:legacySpace="144" w:legacyIndent="0"/>
       <w:lvlJc w:val="left"/>
@@ -10309,7 +11624,7 @@
     <w:lvl w:ilvl="8">
       <w:start w:val="1"/>
       <w:numFmt w:val="decimal"/>
-      <w:pStyle w:val="Heading9"/>
+      <w:pStyle w:val="u9"/>
       <w:lvlText w:val="%1.%2.%3.%4.%5.%6.%7.%8.%9"/>
       <w:legacy w:legacy="1" w:legacySpace="144" w:legacyIndent="0"/>
       <w:lvlJc w:val="left"/>
@@ -10429,6 +11744,296 @@
     </w:lvl>
   </w:abstractNum>
   <w:abstractNum w:abstractNumId="2" w15:restartNumberingAfterBreak="0">
+    <w:nsid w:val="0FED18B0"/>
+    <w:multiLevelType w:val="multilevel"/>
+    <w:tmpl w:val="BC60399A"/>
+    <w:lvl w:ilvl="0">
+      <w:start w:val="1"/>
+      <w:numFmt w:val="bullet"/>
+      <w:lvlText w:val=""/>
+      <w:lvlJc w:val="left"/>
+      <w:pPr>
+        <w:tabs>
+          <w:tab w:val="num" w:pos="720"/>
+        </w:tabs>
+        <w:ind w:left="720" w:hanging="360"/>
+      </w:pPr>
+      <w:rPr>
+        <w:rFonts w:ascii="Symbol" w:hAnsi="Symbol" w:hint="default"/>
+        <w:sz w:val="20"/>
+      </w:rPr>
+    </w:lvl>
+    <w:lvl w:ilvl="1">
+      <w:start w:val="1"/>
+      <w:numFmt w:val="decimal"/>
+      <w:lvlText w:val="%2."/>
+      <w:lvlJc w:val="left"/>
+      <w:pPr>
+        <w:tabs>
+          <w:tab w:val="num" w:pos="1440"/>
+        </w:tabs>
+        <w:ind w:left="1440" w:hanging="360"/>
+      </w:pPr>
+    </w:lvl>
+    <w:lvl w:ilvl="2" w:tentative="1">
+      <w:start w:val="1"/>
+      <w:numFmt w:val="bullet"/>
+      <w:lvlText w:val=""/>
+      <w:lvlJc w:val="left"/>
+      <w:pPr>
+        <w:tabs>
+          <w:tab w:val="num" w:pos="2160"/>
+        </w:tabs>
+        <w:ind w:left="2160" w:hanging="360"/>
+      </w:pPr>
+      <w:rPr>
+        <w:rFonts w:ascii="Wingdings" w:hAnsi="Wingdings" w:hint="default"/>
+        <w:sz w:val="20"/>
+      </w:rPr>
+    </w:lvl>
+    <w:lvl w:ilvl="3" w:tentative="1">
+      <w:start w:val="1"/>
+      <w:numFmt w:val="bullet"/>
+      <w:lvlText w:val=""/>
+      <w:lvlJc w:val="left"/>
+      <w:pPr>
+        <w:tabs>
+          <w:tab w:val="num" w:pos="2880"/>
+        </w:tabs>
+        <w:ind w:left="2880" w:hanging="360"/>
+      </w:pPr>
+      <w:rPr>
+        <w:rFonts w:ascii="Wingdings" w:hAnsi="Wingdings" w:hint="default"/>
+        <w:sz w:val="20"/>
+      </w:rPr>
+    </w:lvl>
+    <w:lvl w:ilvl="4" w:tentative="1">
+      <w:start w:val="1"/>
+      <w:numFmt w:val="bullet"/>
+      <w:lvlText w:val=""/>
+      <w:lvlJc w:val="left"/>
+      <w:pPr>
+        <w:tabs>
+          <w:tab w:val="num" w:pos="3600"/>
+        </w:tabs>
+        <w:ind w:left="3600" w:hanging="360"/>
+      </w:pPr>
+      <w:rPr>
+        <w:rFonts w:ascii="Wingdings" w:hAnsi="Wingdings" w:hint="default"/>
+        <w:sz w:val="20"/>
+      </w:rPr>
+    </w:lvl>
+    <w:lvl w:ilvl="5" w:tentative="1">
+      <w:start w:val="1"/>
+      <w:numFmt w:val="bullet"/>
+      <w:lvlText w:val=""/>
+      <w:lvlJc w:val="left"/>
+      <w:pPr>
+        <w:tabs>
+          <w:tab w:val="num" w:pos="4320"/>
+        </w:tabs>
+        <w:ind w:left="4320" w:hanging="360"/>
+      </w:pPr>
+      <w:rPr>
+        <w:rFonts w:ascii="Wingdings" w:hAnsi="Wingdings" w:hint="default"/>
+        <w:sz w:val="20"/>
+      </w:rPr>
+    </w:lvl>
+    <w:lvl w:ilvl="6" w:tentative="1">
+      <w:start w:val="1"/>
+      <w:numFmt w:val="bullet"/>
+      <w:lvlText w:val=""/>
+      <w:lvlJc w:val="left"/>
+      <w:pPr>
+        <w:tabs>
+          <w:tab w:val="num" w:pos="5040"/>
+        </w:tabs>
+        <w:ind w:left="5040" w:hanging="360"/>
+      </w:pPr>
+      <w:rPr>
+        <w:rFonts w:ascii="Wingdings" w:hAnsi="Wingdings" w:hint="default"/>
+        <w:sz w:val="20"/>
+      </w:rPr>
+    </w:lvl>
+    <w:lvl w:ilvl="7" w:tentative="1">
+      <w:start w:val="1"/>
+      <w:numFmt w:val="bullet"/>
+      <w:lvlText w:val=""/>
+      <w:lvlJc w:val="left"/>
+      <w:pPr>
+        <w:tabs>
+          <w:tab w:val="num" w:pos="5760"/>
+        </w:tabs>
+        <w:ind w:left="5760" w:hanging="360"/>
+      </w:pPr>
+      <w:rPr>
+        <w:rFonts w:ascii="Wingdings" w:hAnsi="Wingdings" w:hint="default"/>
+        <w:sz w:val="20"/>
+      </w:rPr>
+    </w:lvl>
+    <w:lvl w:ilvl="8" w:tentative="1">
+      <w:start w:val="1"/>
+      <w:numFmt w:val="bullet"/>
+      <w:lvlText w:val=""/>
+      <w:lvlJc w:val="left"/>
+      <w:pPr>
+        <w:tabs>
+          <w:tab w:val="num" w:pos="6480"/>
+        </w:tabs>
+        <w:ind w:left="6480" w:hanging="360"/>
+      </w:pPr>
+      <w:rPr>
+        <w:rFonts w:ascii="Wingdings" w:hAnsi="Wingdings" w:hint="default"/>
+        <w:sz w:val="20"/>
+      </w:rPr>
+    </w:lvl>
+  </w:abstractNum>
+  <w:abstractNum w:abstractNumId="3" w15:restartNumberingAfterBreak="0">
+    <w:nsid w:val="14FB0C80"/>
+    <w:multiLevelType w:val="multilevel"/>
+    <w:tmpl w:val="7646E5B2"/>
+    <w:lvl w:ilvl="0">
+      <w:start w:val="1"/>
+      <w:numFmt w:val="bullet"/>
+      <w:lvlText w:val=""/>
+      <w:lvlJc w:val="left"/>
+      <w:pPr>
+        <w:tabs>
+          <w:tab w:val="num" w:pos="720"/>
+        </w:tabs>
+        <w:ind w:left="720" w:hanging="360"/>
+      </w:pPr>
+      <w:rPr>
+        <w:rFonts w:ascii="Symbol" w:hAnsi="Symbol" w:hint="default"/>
+        <w:sz w:val="20"/>
+      </w:rPr>
+    </w:lvl>
+    <w:lvl w:ilvl="1">
+      <w:start w:val="1"/>
+      <w:numFmt w:val="decimal"/>
+      <w:lvlText w:val="%2."/>
+      <w:lvlJc w:val="left"/>
+      <w:pPr>
+        <w:tabs>
+          <w:tab w:val="num" w:pos="1440"/>
+        </w:tabs>
+        <w:ind w:left="1440" w:hanging="360"/>
+      </w:pPr>
+    </w:lvl>
+    <w:lvl w:ilvl="2" w:tentative="1">
+      <w:start w:val="1"/>
+      <w:numFmt w:val="bullet"/>
+      <w:lvlText w:val=""/>
+      <w:lvlJc w:val="left"/>
+      <w:pPr>
+        <w:tabs>
+          <w:tab w:val="num" w:pos="2160"/>
+        </w:tabs>
+        <w:ind w:left="2160" w:hanging="360"/>
+      </w:pPr>
+      <w:rPr>
+        <w:rFonts w:ascii="Wingdings" w:hAnsi="Wingdings" w:hint="default"/>
+        <w:sz w:val="20"/>
+      </w:rPr>
+    </w:lvl>
+    <w:lvl w:ilvl="3" w:tentative="1">
+      <w:start w:val="1"/>
+      <w:numFmt w:val="bullet"/>
+      <w:lvlText w:val=""/>
+      <w:lvlJc w:val="left"/>
+      <w:pPr>
+        <w:tabs>
+          <w:tab w:val="num" w:pos="2880"/>
+        </w:tabs>
+        <w:ind w:left="2880" w:hanging="360"/>
+      </w:pPr>
+      <w:rPr>
+        <w:rFonts w:ascii="Wingdings" w:hAnsi="Wingdings" w:hint="default"/>
+        <w:sz w:val="20"/>
+      </w:rPr>
+    </w:lvl>
+    <w:lvl w:ilvl="4" w:tentative="1">
+      <w:start w:val="1"/>
+      <w:numFmt w:val="bullet"/>
+      <w:lvlText w:val=""/>
+      <w:lvlJc w:val="left"/>
+      <w:pPr>
+        <w:tabs>
+          <w:tab w:val="num" w:pos="3600"/>
+        </w:tabs>
+        <w:ind w:left="3600" w:hanging="360"/>
+      </w:pPr>
+      <w:rPr>
+        <w:rFonts w:ascii="Wingdings" w:hAnsi="Wingdings" w:hint="default"/>
+        <w:sz w:val="20"/>
+      </w:rPr>
+    </w:lvl>
+    <w:lvl w:ilvl="5" w:tentative="1">
+      <w:start w:val="1"/>
+      <w:numFmt w:val="bullet"/>
+      <w:lvlText w:val=""/>
+      <w:lvlJc w:val="left"/>
+      <w:pPr>
+        <w:tabs>
+          <w:tab w:val="num" w:pos="4320"/>
+        </w:tabs>
+        <w:ind w:left="4320" w:hanging="360"/>
+      </w:pPr>
+      <w:rPr>
+        <w:rFonts w:ascii="Wingdings" w:hAnsi="Wingdings" w:hint="default"/>
+        <w:sz w:val="20"/>
+      </w:rPr>
+    </w:lvl>
+    <w:lvl w:ilvl="6" w:tentative="1">
+      <w:start w:val="1"/>
+      <w:numFmt w:val="bullet"/>
+      <w:lvlText w:val=""/>
+      <w:lvlJc w:val="left"/>
+      <w:pPr>
+        <w:tabs>
+          <w:tab w:val="num" w:pos="5040"/>
+        </w:tabs>
+        <w:ind w:left="5040" w:hanging="360"/>
+      </w:pPr>
+      <w:rPr>
+        <w:rFonts w:ascii="Wingdings" w:hAnsi="Wingdings" w:hint="default"/>
+        <w:sz w:val="20"/>
+      </w:rPr>
+    </w:lvl>
+    <w:lvl w:ilvl="7" w:tentative="1">
+      <w:start w:val="1"/>
+      <w:numFmt w:val="bullet"/>
+      <w:lvlText w:val=""/>
+      <w:lvlJc w:val="left"/>
+      <w:pPr>
+        <w:tabs>
+          <w:tab w:val="num" w:pos="5760"/>
+        </w:tabs>
+        <w:ind w:left="5760" w:hanging="360"/>
+      </w:pPr>
+      <w:rPr>
+        <w:rFonts w:ascii="Wingdings" w:hAnsi="Wingdings" w:hint="default"/>
+        <w:sz w:val="20"/>
+      </w:rPr>
+    </w:lvl>
+    <w:lvl w:ilvl="8" w:tentative="1">
+      <w:start w:val="1"/>
+      <w:numFmt w:val="bullet"/>
+      <w:lvlText w:val=""/>
+      <w:lvlJc w:val="left"/>
+      <w:pPr>
+        <w:tabs>
+          <w:tab w:val="num" w:pos="6480"/>
+        </w:tabs>
+        <w:ind w:left="6480" w:hanging="360"/>
+      </w:pPr>
+      <w:rPr>
+        <w:rFonts w:ascii="Wingdings" w:hAnsi="Wingdings" w:hint="default"/>
+        <w:sz w:val="20"/>
+      </w:rPr>
+    </w:lvl>
+  </w:abstractNum>
+  <w:abstractNum w:abstractNumId="4" w15:restartNumberingAfterBreak="0">
     <w:nsid w:val="58E76261"/>
     <w:multiLevelType w:val="hybridMultilevel"/>
     <w:tmpl w:val="1A5C9ED0"/>
@@ -10520,7 +12125,152 @@
       </w:pPr>
     </w:lvl>
   </w:abstractNum>
-  <w:abstractNum w:abstractNumId="3" w15:restartNumberingAfterBreak="0">
+  <w:abstractNum w:abstractNumId="5" w15:restartNumberingAfterBreak="0">
+    <w:nsid w:val="6BFD1725"/>
+    <w:multiLevelType w:val="multilevel"/>
+    <w:tmpl w:val="48565B26"/>
+    <w:lvl w:ilvl="0">
+      <w:start w:val="1"/>
+      <w:numFmt w:val="bullet"/>
+      <w:lvlText w:val=""/>
+      <w:lvlJc w:val="left"/>
+      <w:pPr>
+        <w:tabs>
+          <w:tab w:val="num" w:pos="720"/>
+        </w:tabs>
+        <w:ind w:left="720" w:hanging="360"/>
+      </w:pPr>
+      <w:rPr>
+        <w:rFonts w:ascii="Symbol" w:hAnsi="Symbol" w:hint="default"/>
+        <w:sz w:val="20"/>
+      </w:rPr>
+    </w:lvl>
+    <w:lvl w:ilvl="1">
+      <w:start w:val="1"/>
+      <w:numFmt w:val="decimal"/>
+      <w:lvlText w:val="%2."/>
+      <w:lvlJc w:val="left"/>
+      <w:pPr>
+        <w:tabs>
+          <w:tab w:val="num" w:pos="1440"/>
+        </w:tabs>
+        <w:ind w:left="1440" w:hanging="360"/>
+      </w:pPr>
+    </w:lvl>
+    <w:lvl w:ilvl="2" w:tentative="1">
+      <w:start w:val="1"/>
+      <w:numFmt w:val="bullet"/>
+      <w:lvlText w:val=""/>
+      <w:lvlJc w:val="left"/>
+      <w:pPr>
+        <w:tabs>
+          <w:tab w:val="num" w:pos="2160"/>
+        </w:tabs>
+        <w:ind w:left="2160" w:hanging="360"/>
+      </w:pPr>
+      <w:rPr>
+        <w:rFonts w:ascii="Wingdings" w:hAnsi="Wingdings" w:hint="default"/>
+        <w:sz w:val="20"/>
+      </w:rPr>
+    </w:lvl>
+    <w:lvl w:ilvl="3" w:tentative="1">
+      <w:start w:val="1"/>
+      <w:numFmt w:val="bullet"/>
+      <w:lvlText w:val=""/>
+      <w:lvlJc w:val="left"/>
+      <w:pPr>
+        <w:tabs>
+          <w:tab w:val="num" w:pos="2880"/>
+        </w:tabs>
+        <w:ind w:left="2880" w:hanging="360"/>
+      </w:pPr>
+      <w:rPr>
+        <w:rFonts w:ascii="Wingdings" w:hAnsi="Wingdings" w:hint="default"/>
+        <w:sz w:val="20"/>
+      </w:rPr>
+    </w:lvl>
+    <w:lvl w:ilvl="4" w:tentative="1">
+      <w:start w:val="1"/>
+      <w:numFmt w:val="bullet"/>
+      <w:lvlText w:val=""/>
+      <w:lvlJc w:val="left"/>
+      <w:pPr>
+        <w:tabs>
+          <w:tab w:val="num" w:pos="3600"/>
+        </w:tabs>
+        <w:ind w:left="3600" w:hanging="360"/>
+      </w:pPr>
+      <w:rPr>
+        <w:rFonts w:ascii="Wingdings" w:hAnsi="Wingdings" w:hint="default"/>
+        <w:sz w:val="20"/>
+      </w:rPr>
+    </w:lvl>
+    <w:lvl w:ilvl="5" w:tentative="1">
+      <w:start w:val="1"/>
+      <w:numFmt w:val="bullet"/>
+      <w:lvlText w:val=""/>
+      <w:lvlJc w:val="left"/>
+      <w:pPr>
+        <w:tabs>
+          <w:tab w:val="num" w:pos="4320"/>
+        </w:tabs>
+        <w:ind w:left="4320" w:hanging="360"/>
+      </w:pPr>
+      <w:rPr>
+        <w:rFonts w:ascii="Wingdings" w:hAnsi="Wingdings" w:hint="default"/>
+        <w:sz w:val="20"/>
+      </w:rPr>
+    </w:lvl>
+    <w:lvl w:ilvl="6" w:tentative="1">
+      <w:start w:val="1"/>
+      <w:numFmt w:val="bullet"/>
+      <w:lvlText w:val=""/>
+      <w:lvlJc w:val="left"/>
+      <w:pPr>
+        <w:tabs>
+          <w:tab w:val="num" w:pos="5040"/>
+        </w:tabs>
+        <w:ind w:left="5040" w:hanging="360"/>
+      </w:pPr>
+      <w:rPr>
+        <w:rFonts w:ascii="Wingdings" w:hAnsi="Wingdings" w:hint="default"/>
+        <w:sz w:val="20"/>
+      </w:rPr>
+    </w:lvl>
+    <w:lvl w:ilvl="7" w:tentative="1">
+      <w:start w:val="1"/>
+      <w:numFmt w:val="bullet"/>
+      <w:lvlText w:val=""/>
+      <w:lvlJc w:val="left"/>
+      <w:pPr>
+        <w:tabs>
+          <w:tab w:val="num" w:pos="5760"/>
+        </w:tabs>
+        <w:ind w:left="5760" w:hanging="360"/>
+      </w:pPr>
+      <w:rPr>
+        <w:rFonts w:ascii="Wingdings" w:hAnsi="Wingdings" w:hint="default"/>
+        <w:sz w:val="20"/>
+      </w:rPr>
+    </w:lvl>
+    <w:lvl w:ilvl="8" w:tentative="1">
+      <w:start w:val="1"/>
+      <w:numFmt w:val="bullet"/>
+      <w:lvlText w:val=""/>
+      <w:lvlJc w:val="left"/>
+      <w:pPr>
+        <w:tabs>
+          <w:tab w:val="num" w:pos="6480"/>
+        </w:tabs>
+        <w:ind w:left="6480" w:hanging="360"/>
+      </w:pPr>
+      <w:rPr>
+        <w:rFonts w:ascii="Wingdings" w:hAnsi="Wingdings" w:hint="default"/>
+        <w:sz w:val="20"/>
+      </w:rPr>
+    </w:lvl>
+  </w:abstractNum>
+  <w:abstractNum w:abstractNumId="6" w15:restartNumberingAfterBreak="0">
     <w:nsid w:val="757C5D96"/>
     <w:multiLevelType w:val="multilevel"/>
     <w:tmpl w:val="3DF8B776"/>
@@ -10669,7 +12419,7 @@
       </w:rPr>
     </w:lvl>
   </w:abstractNum>
-  <w:abstractNum w:abstractNumId="4" w15:restartNumberingAfterBreak="0">
+  <w:abstractNum w:abstractNumId="7" w15:restartNumberingAfterBreak="0">
     <w:nsid w:val="7E415C1C"/>
     <w:multiLevelType w:val="hybridMultilevel"/>
     <w:tmpl w:val="B2EA5180"/>
@@ -10834,10 +12584,10 @@
     <w:abstractNumId w:val="0"/>
   </w:num>
   <w:num w:numId="18" w16cid:durableId="868446669">
-    <w:abstractNumId w:val="4"/>
+    <w:abstractNumId w:val="7"/>
   </w:num>
   <w:num w:numId="19" w16cid:durableId="858466581">
-    <w:abstractNumId w:val="2"/>
+    <w:abstractNumId w:val="4"/>
   </w:num>
   <w:num w:numId="20" w16cid:durableId="1405563687">
     <w:abstractNumId w:val="0"/>
@@ -10846,7 +12596,16 @@
     <w:abstractNumId w:val="1"/>
   </w:num>
   <w:num w:numId="22" w16cid:durableId="1820069747">
+    <w:abstractNumId w:val="6"/>
+  </w:num>
+  <w:num w:numId="23" w16cid:durableId="805705615">
     <w:abstractNumId w:val="3"/>
+  </w:num>
+  <w:num w:numId="24" w16cid:durableId="186334534">
+    <w:abstractNumId w:val="2"/>
+  </w:num>
+  <w:num w:numId="25" w16cid:durableId="484854011">
+    <w:abstractNumId w:val="5"/>
   </w:num>
 </w:numbering>
 </file>
@@ -11246,15 +13005,15 @@
     <w:lsdException w:name="Unresolved Mention" w:semiHidden="1" w:unhideWhenUsed="1"/>
     <w:lsdException w:name="Smart Link" w:semiHidden="1" w:unhideWhenUsed="1"/>
   </w:latentStyles>
-  <w:style w:type="paragraph" w:default="1" w:styleId="Normal">
+  <w:style w:type="paragraph" w:default="1" w:styleId="Binhthng">
     <w:name w:val="Normal"/>
     <w:qFormat/>
   </w:style>
-  <w:style w:type="paragraph" w:styleId="Heading1">
+  <w:style w:type="paragraph" w:styleId="u1">
     <w:name w:val="heading 1"/>
-    <w:basedOn w:val="Normal"/>
-    <w:next w:val="Normal"/>
-    <w:link w:val="Heading1Char"/>
+    <w:basedOn w:val="Binhthng"/>
+    <w:next w:val="Binhthng"/>
+    <w:link w:val="u1Char"/>
     <w:qFormat/>
     <w:rsid w:val="00162092"/>
     <w:pPr>
@@ -11273,11 +13032,11 @@
       <w:szCs w:val="20"/>
     </w:rPr>
   </w:style>
-  <w:style w:type="paragraph" w:styleId="Heading2">
+  <w:style w:type="paragraph" w:styleId="u2">
     <w:name w:val="heading 2"/>
-    <w:basedOn w:val="Heading1"/>
-    <w:next w:val="Normal"/>
-    <w:link w:val="Heading2Char"/>
+    <w:basedOn w:val="u1"/>
+    <w:next w:val="Binhthng"/>
+    <w:link w:val="u2Char"/>
     <w:qFormat/>
     <w:rsid w:val="00162092"/>
     <w:pPr>
@@ -11291,11 +13050,11 @@
       <w:sz w:val="24"/>
     </w:rPr>
   </w:style>
-  <w:style w:type="paragraph" w:styleId="Heading3">
+  <w:style w:type="paragraph" w:styleId="u3">
     <w:name w:val="heading 3"/>
-    <w:basedOn w:val="Heading1"/>
-    <w:next w:val="Normal"/>
-    <w:link w:val="Heading3Char"/>
+    <w:basedOn w:val="u1"/>
+    <w:next w:val="Binhthng"/>
+    <w:link w:val="u3Char"/>
     <w:qFormat/>
     <w:rsid w:val="00162092"/>
     <w:pPr>
@@ -11309,11 +13068,11 @@
       <w:sz w:val="22"/>
     </w:rPr>
   </w:style>
-  <w:style w:type="paragraph" w:styleId="Heading4">
+  <w:style w:type="paragraph" w:styleId="u4">
     <w:name w:val="heading 4"/>
-    <w:basedOn w:val="Heading1"/>
-    <w:next w:val="Normal"/>
-    <w:link w:val="Heading4Char"/>
+    <w:basedOn w:val="u1"/>
+    <w:next w:val="Binhthng"/>
+    <w:link w:val="u4Char"/>
     <w:qFormat/>
     <w:rsid w:val="00162092"/>
     <w:pPr>
@@ -11328,11 +13087,11 @@
       <w:sz w:val="20"/>
     </w:rPr>
   </w:style>
-  <w:style w:type="paragraph" w:styleId="Heading5">
+  <w:style w:type="paragraph" w:styleId="u5">
     <w:name w:val="heading 5"/>
-    <w:basedOn w:val="Normal"/>
-    <w:next w:val="Normal"/>
-    <w:link w:val="Heading5Char"/>
+    <w:basedOn w:val="Binhthng"/>
+    <w:next w:val="Binhthng"/>
+    <w:link w:val="u5Char"/>
     <w:qFormat/>
     <w:rsid w:val="00162092"/>
     <w:pPr>
@@ -11351,11 +13110,11 @@
       <w:szCs w:val="20"/>
     </w:rPr>
   </w:style>
-  <w:style w:type="paragraph" w:styleId="Heading6">
+  <w:style w:type="paragraph" w:styleId="u6">
     <w:name w:val="heading 6"/>
-    <w:basedOn w:val="Normal"/>
-    <w:next w:val="Normal"/>
-    <w:link w:val="Heading6Char"/>
+    <w:basedOn w:val="Binhthng"/>
+    <w:next w:val="Binhthng"/>
+    <w:link w:val="u6Char"/>
     <w:qFormat/>
     <w:rsid w:val="00162092"/>
     <w:pPr>
@@ -11375,11 +13134,11 @@
       <w:szCs w:val="20"/>
     </w:rPr>
   </w:style>
-  <w:style w:type="paragraph" w:styleId="Heading7">
+  <w:style w:type="paragraph" w:styleId="u7">
     <w:name w:val="heading 7"/>
-    <w:basedOn w:val="Normal"/>
-    <w:next w:val="Normal"/>
-    <w:link w:val="Heading7Char"/>
+    <w:basedOn w:val="Binhthng"/>
+    <w:next w:val="Binhthng"/>
+    <w:link w:val="u7Char"/>
     <w:qFormat/>
     <w:rsid w:val="00162092"/>
     <w:pPr>
@@ -11399,11 +13158,11 @@
       <w:szCs w:val="20"/>
     </w:rPr>
   </w:style>
-  <w:style w:type="paragraph" w:styleId="Heading8">
+  <w:style w:type="paragraph" w:styleId="u8">
     <w:name w:val="heading 8"/>
-    <w:basedOn w:val="Normal"/>
-    <w:next w:val="Normal"/>
-    <w:link w:val="Heading8Char"/>
+    <w:basedOn w:val="Binhthng"/>
+    <w:next w:val="Binhthng"/>
+    <w:link w:val="u8Char"/>
     <w:qFormat/>
     <w:rsid w:val="00162092"/>
     <w:pPr>
@@ -11424,11 +13183,11 @@
       <w:szCs w:val="20"/>
     </w:rPr>
   </w:style>
-  <w:style w:type="paragraph" w:styleId="Heading9">
+  <w:style w:type="paragraph" w:styleId="u9">
     <w:name w:val="heading 9"/>
-    <w:basedOn w:val="Normal"/>
-    <w:next w:val="Normal"/>
-    <w:link w:val="Heading9Char"/>
+    <w:basedOn w:val="Binhthng"/>
+    <w:next w:val="Binhthng"/>
+    <w:link w:val="u9Char"/>
     <w:qFormat/>
     <w:rsid w:val="00162092"/>
     <w:pPr>
@@ -11450,13 +13209,13 @@
       <w:szCs w:val="20"/>
     </w:rPr>
   </w:style>
-  <w:style w:type="character" w:default="1" w:styleId="DefaultParagraphFont">
+  <w:style w:type="character" w:default="1" w:styleId="Phngmcinhcuaoanvn">
     <w:name w:val="Default Paragraph Font"/>
     <w:uiPriority w:val="1"/>
     <w:semiHidden/>
     <w:unhideWhenUsed/>
   </w:style>
-  <w:style w:type="table" w:default="1" w:styleId="TableNormal">
+  <w:style w:type="table" w:default="1" w:styleId="BangThngthng">
     <w:name w:val="Normal Table"/>
     <w:uiPriority w:val="99"/>
     <w:semiHidden/>
@@ -11471,15 +13230,15 @@
       </w:tblCellMar>
     </w:tblPr>
   </w:style>
-  <w:style w:type="numbering" w:default="1" w:styleId="NoList">
+  <w:style w:type="numbering" w:default="1" w:styleId="Khngco">
     <w:name w:val="No List"/>
     <w:uiPriority w:val="99"/>
     <w:semiHidden/>
     <w:unhideWhenUsed/>
   </w:style>
-  <w:style w:type="paragraph" w:styleId="NoSpacing">
+  <w:style w:type="paragraph" w:styleId="KhngDncch">
     <w:name w:val="No Spacing"/>
-    <w:link w:val="NoSpacingChar"/>
+    <w:link w:val="KhngDncchChar"/>
     <w:uiPriority w:val="1"/>
     <w:qFormat/>
     <w:rsid w:val="00A925CA"/>
@@ -11490,20 +13249,20 @@
       <w:rFonts w:eastAsiaTheme="minorEastAsia"/>
     </w:rPr>
   </w:style>
-  <w:style w:type="character" w:customStyle="1" w:styleId="NoSpacingChar">
-    <w:name w:val="No Spacing Char"/>
-    <w:basedOn w:val="DefaultParagraphFont"/>
-    <w:link w:val="NoSpacing"/>
+  <w:style w:type="character" w:customStyle="1" w:styleId="KhngDncchChar">
+    <w:name w:val="Không Dãn cách Char"/>
+    <w:basedOn w:val="Phngmcinhcuaoanvn"/>
+    <w:link w:val="KhngDncch"/>
     <w:uiPriority w:val="1"/>
     <w:rsid w:val="00A925CA"/>
     <w:rPr>
       <w:rFonts w:eastAsiaTheme="minorEastAsia"/>
     </w:rPr>
   </w:style>
-  <w:style w:type="paragraph" w:styleId="Header">
+  <w:style w:type="paragraph" w:styleId="utrang">
     <w:name w:val="header"/>
-    <w:basedOn w:val="Normal"/>
-    <w:link w:val="HeaderChar"/>
+    <w:basedOn w:val="Binhthng"/>
+    <w:link w:val="utrangChar"/>
     <w:uiPriority w:val="99"/>
     <w:unhideWhenUsed/>
     <w:rsid w:val="00094677"/>
@@ -11515,17 +13274,17 @@
       <w:spacing w:after="0" w:line="240" w:lineRule="auto"/>
     </w:pPr>
   </w:style>
-  <w:style w:type="character" w:customStyle="1" w:styleId="HeaderChar">
-    <w:name w:val="Header Char"/>
-    <w:basedOn w:val="DefaultParagraphFont"/>
-    <w:link w:val="Header"/>
+  <w:style w:type="character" w:customStyle="1" w:styleId="utrangChar">
+    <w:name w:val="Đầu trang Char"/>
+    <w:basedOn w:val="Phngmcinhcuaoanvn"/>
+    <w:link w:val="utrang"/>
     <w:uiPriority w:val="99"/>
     <w:rsid w:val="00094677"/>
   </w:style>
-  <w:style w:type="paragraph" w:styleId="Footer">
+  <w:style w:type="paragraph" w:styleId="Chntrang">
     <w:name w:val="footer"/>
-    <w:basedOn w:val="Normal"/>
-    <w:link w:val="FooterChar"/>
+    <w:basedOn w:val="Binhthng"/>
+    <w:link w:val="ChntrangChar"/>
     <w:uiPriority w:val="99"/>
     <w:unhideWhenUsed/>
     <w:rsid w:val="00094677"/>
@@ -11537,17 +13296,17 @@
       <w:spacing w:after="0" w:line="240" w:lineRule="auto"/>
     </w:pPr>
   </w:style>
-  <w:style w:type="character" w:customStyle="1" w:styleId="FooterChar">
-    <w:name w:val="Footer Char"/>
-    <w:basedOn w:val="DefaultParagraphFont"/>
-    <w:link w:val="Footer"/>
+  <w:style w:type="character" w:customStyle="1" w:styleId="ChntrangChar">
+    <w:name w:val="Chân trang Char"/>
+    <w:basedOn w:val="Phngmcinhcuaoanvn"/>
+    <w:link w:val="Chntrang"/>
     <w:uiPriority w:val="99"/>
     <w:rsid w:val="00094677"/>
   </w:style>
-  <w:style w:type="character" w:customStyle="1" w:styleId="Heading1Char">
-    <w:name w:val="Heading 1 Char"/>
-    <w:basedOn w:val="DefaultParagraphFont"/>
-    <w:link w:val="Heading1"/>
+  <w:style w:type="character" w:customStyle="1" w:styleId="u1Char">
+    <w:name w:val="Đầu đề 1 Char"/>
+    <w:basedOn w:val="Phngmcinhcuaoanvn"/>
+    <w:link w:val="u1"/>
     <w:rsid w:val="00162092"/>
     <w:rPr>
       <w:rFonts w:ascii="Arial" w:eastAsia="Times New Roman" w:hAnsi="Arial" w:cs="Times New Roman"/>
@@ -11555,10 +13314,10 @@
       <w:szCs w:val="20"/>
     </w:rPr>
   </w:style>
-  <w:style w:type="character" w:customStyle="1" w:styleId="Heading2Char">
-    <w:name w:val="Heading 2 Char"/>
-    <w:basedOn w:val="DefaultParagraphFont"/>
-    <w:link w:val="Heading2"/>
+  <w:style w:type="character" w:customStyle="1" w:styleId="u2Char">
+    <w:name w:val="Đầu đề 2 Char"/>
+    <w:basedOn w:val="Phngmcinhcuaoanvn"/>
+    <w:link w:val="u2"/>
     <w:rsid w:val="00162092"/>
     <w:rPr>
       <w:rFonts w:ascii="Arial" w:eastAsia="Times New Roman" w:hAnsi="Arial" w:cs="Times New Roman"/>
@@ -11567,10 +13326,10 @@
       <w:szCs w:val="20"/>
     </w:rPr>
   </w:style>
-  <w:style w:type="character" w:customStyle="1" w:styleId="Heading3Char">
-    <w:name w:val="Heading 3 Char"/>
-    <w:basedOn w:val="DefaultParagraphFont"/>
-    <w:link w:val="Heading3"/>
+  <w:style w:type="character" w:customStyle="1" w:styleId="u3Char">
+    <w:name w:val="Đầu đề 3 Char"/>
+    <w:basedOn w:val="Phngmcinhcuaoanvn"/>
+    <w:link w:val="u3"/>
     <w:rsid w:val="00162092"/>
     <w:rPr>
       <w:rFonts w:ascii="Arial" w:eastAsia="Times New Roman" w:hAnsi="Arial" w:cs="Times New Roman"/>
@@ -11578,10 +13337,10 @@
       <w:szCs w:val="20"/>
     </w:rPr>
   </w:style>
-  <w:style w:type="character" w:customStyle="1" w:styleId="Heading4Char">
-    <w:name w:val="Heading 4 Char"/>
-    <w:basedOn w:val="DefaultParagraphFont"/>
-    <w:link w:val="Heading4"/>
+  <w:style w:type="character" w:customStyle="1" w:styleId="u4Char">
+    <w:name w:val="Đầu đề 4 Char"/>
+    <w:basedOn w:val="Phngmcinhcuaoanvn"/>
+    <w:link w:val="u4"/>
     <w:rsid w:val="00162092"/>
     <w:rPr>
       <w:rFonts w:ascii="Arial" w:eastAsia="Times New Roman" w:hAnsi="Arial" w:cs="Times New Roman"/>
@@ -11591,20 +13350,20 @@
       <w:szCs w:val="20"/>
     </w:rPr>
   </w:style>
-  <w:style w:type="character" w:customStyle="1" w:styleId="Heading5Char">
-    <w:name w:val="Heading 5 Char"/>
-    <w:basedOn w:val="DefaultParagraphFont"/>
-    <w:link w:val="Heading5"/>
+  <w:style w:type="character" w:customStyle="1" w:styleId="u5Char">
+    <w:name w:val="Đầu đề 5 Char"/>
+    <w:basedOn w:val="Phngmcinhcuaoanvn"/>
+    <w:link w:val="u5"/>
     <w:rsid w:val="00162092"/>
     <w:rPr>
       <w:rFonts w:ascii="Arial" w:eastAsia="Times New Roman" w:hAnsi="Arial" w:cs="Times New Roman"/>
       <w:szCs w:val="20"/>
     </w:rPr>
   </w:style>
-  <w:style w:type="character" w:customStyle="1" w:styleId="Heading6Char">
-    <w:name w:val="Heading 6 Char"/>
-    <w:basedOn w:val="DefaultParagraphFont"/>
-    <w:link w:val="Heading6"/>
+  <w:style w:type="character" w:customStyle="1" w:styleId="u6Char">
+    <w:name w:val="Đầu đề 6 Char"/>
+    <w:basedOn w:val="Phngmcinhcuaoanvn"/>
+    <w:link w:val="u6"/>
     <w:rsid w:val="00162092"/>
     <w:rPr>
       <w:rFonts w:ascii="Arial" w:eastAsia="Times New Roman" w:hAnsi="Arial" w:cs="Times New Roman"/>
@@ -11612,10 +13371,10 @@
       <w:szCs w:val="20"/>
     </w:rPr>
   </w:style>
-  <w:style w:type="character" w:customStyle="1" w:styleId="Heading7Char">
-    <w:name w:val="Heading 7 Char"/>
-    <w:basedOn w:val="DefaultParagraphFont"/>
-    <w:link w:val="Heading7"/>
+  <w:style w:type="character" w:customStyle="1" w:styleId="u7Char">
+    <w:name w:val="Đầu đề 7 Char"/>
+    <w:basedOn w:val="Phngmcinhcuaoanvn"/>
+    <w:link w:val="u7"/>
     <w:rsid w:val="00162092"/>
     <w:rPr>
       <w:rFonts w:ascii="Arial" w:eastAsia="Times New Roman" w:hAnsi="Arial" w:cs="Times New Roman"/>
@@ -11623,10 +13382,10 @@
       <w:szCs w:val="20"/>
     </w:rPr>
   </w:style>
-  <w:style w:type="character" w:customStyle="1" w:styleId="Heading8Char">
-    <w:name w:val="Heading 8 Char"/>
-    <w:basedOn w:val="DefaultParagraphFont"/>
-    <w:link w:val="Heading8"/>
+  <w:style w:type="character" w:customStyle="1" w:styleId="u8Char">
+    <w:name w:val="Đầu đề 8 Char"/>
+    <w:basedOn w:val="Phngmcinhcuaoanvn"/>
+    <w:link w:val="u8"/>
     <w:rsid w:val="00162092"/>
     <w:rPr>
       <w:rFonts w:ascii="Arial" w:eastAsia="Times New Roman" w:hAnsi="Arial" w:cs="Times New Roman"/>
@@ -11635,10 +13394,10 @@
       <w:szCs w:val="20"/>
     </w:rPr>
   </w:style>
-  <w:style w:type="character" w:customStyle="1" w:styleId="Heading9Char">
-    <w:name w:val="Heading 9 Char"/>
-    <w:basedOn w:val="DefaultParagraphFont"/>
-    <w:link w:val="Heading9"/>
+  <w:style w:type="character" w:customStyle="1" w:styleId="u9Char">
+    <w:name w:val="Đầu đề 9 Char"/>
+    <w:basedOn w:val="Phngmcinhcuaoanvn"/>
+    <w:link w:val="u9"/>
     <w:rsid w:val="00162092"/>
     <w:rPr>
       <w:rFonts w:ascii="Arial" w:eastAsia="Times New Roman" w:hAnsi="Arial" w:cs="Times New Roman"/>
@@ -11650,8 +13409,8 @@
   </w:style>
   <w:style w:type="paragraph" w:customStyle="1" w:styleId="notes">
     <w:name w:val="notes"/>
-    <w:basedOn w:val="Normal"/>
-    <w:next w:val="Normal"/>
+    <w:basedOn w:val="Binhthng"/>
+    <w:next w:val="Binhthng"/>
     <w:autoRedefine/>
     <w:rsid w:val="009A4427"/>
     <w:pPr>
@@ -11673,7 +13432,7 @@
   </w:style>
   <w:style w:type="paragraph" w:customStyle="1" w:styleId="StyleTabletextBoldCentered">
     <w:name w:val="Style Tabletext + Bold Centered"/>
-    <w:basedOn w:val="Normal"/>
+    <w:basedOn w:val="Binhthng"/>
     <w:rsid w:val="00162092"/>
     <w:pPr>
       <w:keepLines/>
@@ -11691,7 +13450,7 @@
   </w:style>
   <w:style w:type="paragraph" w:customStyle="1" w:styleId="TableHeader">
     <w:name w:val="Table Header"/>
-    <w:basedOn w:val="Normal"/>
+    <w:basedOn w:val="Binhthng"/>
     <w:rsid w:val="00674208"/>
     <w:pPr>
       <w:widowControl w:val="0"/>
@@ -11709,7 +13468,7 @@
   </w:style>
   <w:style w:type="paragraph" w:customStyle="1" w:styleId="InfoBlue">
     <w:name w:val="InfoBlue"/>
-    <w:basedOn w:val="Normal"/>
+    <w:basedOn w:val="Binhthng"/>
     <w:link w:val="InfoBlueCharChar"/>
     <w:rsid w:val="00674208"/>
     <w:pPr>
@@ -11725,7 +13484,7 @@
   </w:style>
   <w:style w:type="character" w:customStyle="1" w:styleId="InfoBlueCharChar">
     <w:name w:val="InfoBlue Char Char"/>
-    <w:basedOn w:val="DefaultParagraphFont"/>
+    <w:basedOn w:val="Phngmcinhcuaoanvn"/>
     <w:link w:val="InfoBlue"/>
     <w:rsid w:val="00674208"/>
     <w:rPr>
@@ -11736,9 +13495,9 @@
       <w:szCs w:val="24"/>
     </w:rPr>
   </w:style>
-  <w:style w:type="table" w:styleId="TableGrid">
+  <w:style w:type="table" w:styleId="LiBang">
     <w:name w:val="Table Grid"/>
-    <w:basedOn w:val="TableNormal"/>
+    <w:basedOn w:val="BangThngthng"/>
     <w:uiPriority w:val="39"/>
     <w:rsid w:val="00674208"/>
     <w:pPr>
@@ -11755,10 +13514,10 @@
       </w:tblBorders>
     </w:tblPr>
   </w:style>
-  <w:style w:type="paragraph" w:styleId="TOCHeading">
+  <w:style w:type="paragraph" w:styleId="uMucluc">
     <w:name w:val="TOC Heading"/>
-    <w:basedOn w:val="Heading1"/>
-    <w:next w:val="Normal"/>
+    <w:basedOn w:val="u1"/>
+    <w:next w:val="Binhthng"/>
     <w:uiPriority w:val="39"/>
     <w:unhideWhenUsed/>
     <w:qFormat/>
@@ -11780,10 +13539,10 @@
       <w:szCs w:val="32"/>
     </w:rPr>
   </w:style>
-  <w:style w:type="paragraph" w:styleId="TOC1">
+  <w:style w:type="paragraph" w:styleId="Mucluc1">
     <w:name w:val="toc 1"/>
-    <w:basedOn w:val="Normal"/>
-    <w:next w:val="Normal"/>
+    <w:basedOn w:val="Binhthng"/>
+    <w:next w:val="Binhthng"/>
     <w:autoRedefine/>
     <w:uiPriority w:val="39"/>
     <w:unhideWhenUsed/>
@@ -11792,10 +13551,10 @@
       <w:spacing w:after="100"/>
     </w:pPr>
   </w:style>
-  <w:style w:type="paragraph" w:styleId="TOC2">
+  <w:style w:type="paragraph" w:styleId="Mucluc2">
     <w:name w:val="toc 2"/>
-    <w:basedOn w:val="Normal"/>
-    <w:next w:val="Normal"/>
+    <w:basedOn w:val="Binhthng"/>
+    <w:next w:val="Binhthng"/>
     <w:autoRedefine/>
     <w:uiPriority w:val="39"/>
     <w:unhideWhenUsed/>
@@ -11805,10 +13564,10 @@
       <w:ind w:left="220"/>
     </w:pPr>
   </w:style>
-  <w:style w:type="paragraph" w:styleId="TOC3">
+  <w:style w:type="paragraph" w:styleId="Mucluc3">
     <w:name w:val="toc 3"/>
-    <w:basedOn w:val="Normal"/>
-    <w:next w:val="Normal"/>
+    <w:basedOn w:val="Binhthng"/>
+    <w:next w:val="Binhthng"/>
     <w:autoRedefine/>
     <w:uiPriority w:val="39"/>
     <w:unhideWhenUsed/>
@@ -11818,9 +13577,9 @@
       <w:ind w:left="440"/>
     </w:pPr>
   </w:style>
-  <w:style w:type="character" w:styleId="Hyperlink">
+  <w:style w:type="character" w:styleId="Siuktni">
     <w:name w:val="Hyperlink"/>
-    <w:basedOn w:val="DefaultParagraphFont"/>
+    <w:basedOn w:val="Phngmcinhcuaoanvn"/>
     <w:uiPriority w:val="99"/>
     <w:unhideWhenUsed/>
     <w:rsid w:val="00EA666F"/>
@@ -11829,9 +13588,9 @@
       <w:u w:val="single"/>
     </w:rPr>
   </w:style>
-  <w:style w:type="paragraph" w:styleId="ListParagraph">
+  <w:style w:type="paragraph" w:styleId="oancuaDanhsach">
     <w:name w:val="List Paragraph"/>
-    <w:basedOn w:val="Normal"/>
+    <w:basedOn w:val="Binhthng"/>
     <w:uiPriority w:val="34"/>
     <w:qFormat/>
     <w:rsid w:val="00F9669E"/>
@@ -11839,6 +13598,31 @@
       <w:ind w:left="720"/>
       <w:contextualSpacing/>
     </w:pPr>
+  </w:style>
+  <w:style w:type="paragraph" w:styleId="ThngthngWeb">
+    <w:name w:val="Normal (Web)"/>
+    <w:basedOn w:val="Binhthng"/>
+    <w:uiPriority w:val="99"/>
+    <w:semiHidden/>
+    <w:unhideWhenUsed/>
+    <w:rsid w:val="006D0B24"/>
+    <w:rPr>
+      <w:rFonts w:ascii="Times New Roman" w:hAnsi="Times New Roman" w:cs="Times New Roman"/>
+      <w:sz w:val="24"/>
+      <w:szCs w:val="24"/>
+    </w:rPr>
+  </w:style>
+  <w:style w:type="character" w:styleId="cpChagiiquyt">
+    <w:name w:val="Unresolved Mention"/>
+    <w:basedOn w:val="Phngmcinhcuaoanvn"/>
+    <w:uiPriority w:val="99"/>
+    <w:semiHidden/>
+    <w:unhideWhenUsed/>
+    <w:rsid w:val="006502D4"/>
+    <w:rPr>
+      <w:color w:val="605E5C"/>
+      <w:shd w:val="clear" w:color="auto" w:fill="E1DFDD"/>
+    </w:rPr>
   </w:style>
 </w:styles>
 </file>
@@ -11870,7 +13654,7 @@
             <w:rPr>
               <w:rFonts w:asciiTheme="majorHAnsi" w:eastAsiaTheme="majorEastAsia" w:hAnsiTheme="majorHAnsi" w:cstheme="majorBidi"/>
               <w:caps/>
-              <w:color w:val="156082" w:themeColor="accent1"/>
+              <w:color w:val="4472C4" w:themeColor="accent1"/>
               <w:sz w:val="80"/>
               <w:szCs w:val="80"/>
             </w:rPr>
@@ -11901,7 +13685,7 @@
           </w:pPr>
           <w:r>
             <w:rPr>
-              <w:color w:val="156082" w:themeColor="accent1"/>
+              <w:color w:val="4472C4" w:themeColor="accent1"/>
               <w:sz w:val="28"/>
               <w:szCs w:val="28"/>
             </w:rPr>
@@ -11965,18 +13749,6 @@
     <w:pitch w:val="variable"/>
     <w:sig w:usb0="E4002EFF" w:usb1="C200247B" w:usb2="00000009" w:usb3="00000000" w:csb0="000001FF" w:csb1="00000000"/>
   </w:font>
-  <w:font w:name="Aptos">
-    <w:charset w:val="00"/>
-    <w:family w:val="swiss"/>
-    <w:pitch w:val="variable"/>
-    <w:sig w:usb0="20000287" w:usb1="00000003" w:usb2="00000000" w:usb3="00000000" w:csb0="0000019F" w:csb1="00000000"/>
-  </w:font>
-  <w:font w:name="Aptos Display">
-    <w:charset w:val="00"/>
-    <w:family w:val="swiss"/>
-    <w:pitch w:val="variable"/>
-    <w:sig w:usb0="20000287" w:usb1="00000003" w:usb2="00000000" w:usb3="00000000" w:csb0="0000019F" w:csb1="00000000"/>
-  </w:font>
 </w:fonts>
 </file>
 
@@ -11997,16 +13769,22 @@
   </w:compat>
   <w:rsids>
     <w:rsidRoot w:val="00F152FF"/>
+    <w:rsid w:val="000F39DA"/>
     <w:rsid w:val="00187EB6"/>
+    <w:rsid w:val="001E2D3D"/>
     <w:rsid w:val="00220CD5"/>
     <w:rsid w:val="002551A2"/>
+    <w:rsid w:val="00297877"/>
     <w:rsid w:val="002A48CE"/>
     <w:rsid w:val="00314A2A"/>
+    <w:rsid w:val="003B3C8F"/>
     <w:rsid w:val="00416DE4"/>
     <w:rsid w:val="00513297"/>
     <w:rsid w:val="005F04E9"/>
+    <w:rsid w:val="00777EA3"/>
     <w:rsid w:val="007D4F22"/>
     <w:rsid w:val="008179DC"/>
+    <w:rsid w:val="0099002F"/>
     <w:rsid w:val="00994E73"/>
     <w:rsid w:val="009F6473"/>
     <w:rsid w:val="00AD256A"/>
@@ -12014,6 +13792,8 @@
     <w:rsid w:val="00B73467"/>
     <w:rsid w:val="00BE4664"/>
     <w:rsid w:val="00DD5612"/>
+    <w:rsid w:val="00E1349B"/>
+    <w:rsid w:val="00E65813"/>
     <w:rsid w:val="00EA5BB7"/>
     <w:rsid w:val="00F06863"/>
     <w:rsid w:val="00F152FF"/>
@@ -12435,17 +14215,17 @@
     <w:lsdException w:name="Unresolved Mention" w:semiHidden="1" w:unhideWhenUsed="1"/>
     <w:lsdException w:name="Smart Link" w:semiHidden="1" w:unhideWhenUsed="1"/>
   </w:latentStyles>
-  <w:style w:type="paragraph" w:default="1" w:styleId="Normal">
+  <w:style w:type="paragraph" w:default="1" w:styleId="Binhthng">
     <w:name w:val="Normal"/>
     <w:qFormat/>
   </w:style>
-  <w:style w:type="character" w:default="1" w:styleId="DefaultParagraphFont">
+  <w:style w:type="character" w:default="1" w:styleId="Phngmcinhcuaoanvn">
     <w:name w:val="Default Paragraph Font"/>
     <w:uiPriority w:val="1"/>
     <w:semiHidden/>
     <w:unhideWhenUsed/>
   </w:style>
-  <w:style w:type="table" w:default="1" w:styleId="TableNormal">
+  <w:style w:type="table" w:default="1" w:styleId="BangThngthng">
     <w:name w:val="Normal Table"/>
     <w:uiPriority w:val="99"/>
     <w:semiHidden/>
@@ -12460,7 +14240,7 @@
       </w:tblCellMar>
     </w:tblPr>
   </w:style>
-  <w:style w:type="numbering" w:default="1" w:styleId="NoList">
+  <w:style w:type="numbering" w:default="1" w:styleId="Khngco">
     <w:name w:val="No List"/>
     <w:uiPriority w:val="99"/>
     <w:semiHidden/>

--- a/DOC/N15_3_ApplicationDevelopment_SRS.docx
+++ b/DOC/N15_3_ApplicationDevelopment_SRS.docx
@@ -1,6 +1,6 @@
 
 <file path=word/document.xml><?xml version="1.0" encoding="utf-8"?>
-<w:document xmlns:wpc="http://schemas.microsoft.com/office/word/2010/wordprocessingCanvas" xmlns:cx="http://schemas.microsoft.com/office/drawing/2014/chartex" xmlns:cx1="http://schemas.microsoft.com/office/drawing/2015/9/8/chartex" xmlns:cx2="http://schemas.microsoft.com/office/drawing/2015/10/21/chartex" xmlns:cx3="http://schemas.microsoft.com/office/drawing/2016/5/9/chartex" xmlns:cx4="http://schemas.microsoft.com/office/drawing/2016/5/10/chartex" xmlns:cx5="http://schemas.microsoft.com/office/drawing/2016/5/11/chartex" xmlns:cx6="http://schemas.microsoft.com/office/drawing/2016/5/12/chartex" xmlns:cx7="http://schemas.microsoft.com/office/drawing/2016/5/13/chartex" xmlns:cx8="http://schemas.microsoft.com/office/drawing/2016/5/14/chartex" xmlns:mc="http://schemas.openxmlformats.org/markup-compatibility/2006" xmlns:aink="http://schemas.microsoft.com/office/drawing/2016/ink" xmlns:am3d="http://schemas.microsoft.com/office/drawing/2017/model3d" xmlns:o="urn:schemas-microsoft-com:office:office" xmlns:oel="http://schemas.microsoft.com/office/2019/extlst" xmlns:r="http://schemas.openxmlformats.org/officeDocument/2006/relationships" xmlns:m="http://schemas.openxmlformats.org/officeDocument/2006/math" xmlns:v="urn:schemas-microsoft-com:vml" xmlns:wp14="http://schemas.microsoft.com/office/word/2010/wordprocessingDrawing" xmlns:wp="http://schemas.openxmlformats.org/drawingml/2006/wordprocessingDrawing" xmlns:w10="urn:schemas-microsoft-com:office:word" xmlns:w="http://schemas.openxmlformats.org/wordprocessingml/2006/main" xmlns:w14="http://schemas.microsoft.com/office/word/2010/wordml" xmlns:w15="http://schemas.microsoft.com/office/word/2012/wordml" xmlns:w16cex="http://schemas.microsoft.com/office/word/2018/wordml/cex" xmlns:w16cid="http://schemas.microsoft.com/office/word/2016/wordml/cid" xmlns:w16="http://schemas.microsoft.com/office/word/2018/wordml" xmlns:w16du="http://schemas.microsoft.com/office/word/2023/wordml/word16du" xmlns:w16sdtdh="http://schemas.microsoft.com/office/word/2020/wordml/sdtdatahash" xmlns:w16sdtfl="http://schemas.microsoft.com/office/word/2024/wordml/sdtformatlock" xmlns:w16se="http://schemas.microsoft.com/office/word/2015/wordml/symex" xmlns:wpg="http://schemas.microsoft.com/office/word/2010/wordprocessingGroup" xmlns:wpi="http://schemas.microsoft.com/office/word/2010/wordprocessingInk" xmlns:wne="http://schemas.microsoft.com/office/word/2006/wordml" xmlns:wps="http://schemas.microsoft.com/office/word/2010/wordprocessingShape" mc:Ignorable="w14 w15 w16se w16cid w16 w16cex w16sdtdh w16sdtfl w16du wp14">
+<w:document xmlns:wpc="http://schemas.microsoft.com/office/word/2010/wordprocessingCanvas" xmlns:mc="http://schemas.openxmlformats.org/markup-compatibility/2006" xmlns:o="urn:schemas-microsoft-com:office:office" xmlns:r="http://schemas.openxmlformats.org/officeDocument/2006/relationships" xmlns:m="http://schemas.openxmlformats.org/officeDocument/2006/math" xmlns:v="urn:schemas-microsoft-com:vml" xmlns:wp14="http://schemas.microsoft.com/office/word/2010/wordprocessingDrawing" xmlns:wp="http://schemas.openxmlformats.org/drawingml/2006/wordprocessingDrawing" xmlns:w10="urn:schemas-microsoft-com:office:word" xmlns:w="http://schemas.openxmlformats.org/wordprocessingml/2006/main" xmlns:w14="http://schemas.microsoft.com/office/word/2010/wordml" xmlns:w15="http://schemas.microsoft.com/office/word/2012/wordml" xmlns:wpg="http://schemas.microsoft.com/office/word/2010/wordprocessingGroup" xmlns:wpi="http://schemas.microsoft.com/office/word/2010/wordprocessingInk" xmlns:wne="http://schemas.microsoft.com/office/word/2006/wordml" xmlns:wps="http://schemas.microsoft.com/office/word/2010/wordprocessingShape" mc:Ignorable="w14 w15 wp14">
   <w:body>
     <w:sdt>
       <w:sdtPr>
@@ -240,6 +240,7 @@
             <w:dataBinding w:prefixMappings="xmlns:ns0='http://purl.org/dc/elements/1.1/' xmlns:ns1='http://schemas.openxmlformats.org/package/2006/metadata/core-properties' " w:xpath="/ns1:coreProperties[1]/ns0:title[1]" w:storeItemID="{6C3C8BC8-F283-45AE-878A-BAB7291924A1}"/>
             <w:text/>
           </w:sdtPr>
+          <w:sdtEndPr/>
           <w:sdtContent>
             <w:p>
               <w:pPr>
@@ -334,6 +335,7 @@
             <w:dataBinding w:prefixMappings="xmlns:ns0='http://purl.org/dc/elements/1.1/' xmlns:ns1='http://schemas.openxmlformats.org/package/2006/metadata/core-properties' " w:xpath="/ns1:coreProperties[1]/ns0:subject[1]" w:storeItemID="{6C3C8BC8-F283-45AE-878A-BAB7291924A1}"/>
             <w:text/>
           </w:sdtPr>
+          <w:sdtEndPr/>
           <w:sdtContent>
             <w:p>
               <w:pPr>
@@ -451,6 +453,7 @@
                                     <w:calendar w:val="gregorian"/>
                                   </w:date>
                                 </w:sdtPr>
+                                <w:sdtEndPr/>
                                 <w:sdtContent>
                                   <w:p>
                                     <w:pPr>
@@ -512,6 +515,7 @@
                                     <w:dataBinding w:prefixMappings="xmlns:ns0='http://schemas.openxmlformats.org/officeDocument/2006/extended-properties' " w:xpath="/ns0:Properties[1]/ns0:Company[1]" w:storeItemID="{6668398D-A668-4E3E-A5EB-62B293D839F1}"/>
                                     <w:text/>
                                   </w:sdtPr>
+                                  <w:sdtEndPr/>
                                   <w:sdtContent>
                                     <w:r>
                                       <w:rPr>
@@ -547,6 +551,7 @@
                                     <w:dataBinding w:prefixMappings="xmlns:ns0='http://schemas.microsoft.com/office/2006/coverPageProps' " w:xpath="/ns0:CoverPageProperties[1]/ns0:CompanyAddress[1]" w:storeItemID="{55AF091B-3C7A-41E3-B477-F2FDAA23CFDA}"/>
                                     <w:text/>
                                   </w:sdtPr>
+                                  <w:sdtEndPr/>
                                   <w:sdtContent>
                                     <w:r>
                                       <w:rPr>
@@ -585,7 +590,7 @@
                     <v:stroke joinstyle="miter"/>
                     <v:path gradientshapeok="t" o:connecttype="rect"/>
                   </v:shapetype>
-                  <v:shape id="Text Box 142" o:spid="_x0000_s1026" type="#_x0000_t202" style="position:absolute;left:0;text-align:left;margin-left:0;margin-top:0;width:516pt;height:43.9pt;z-index:251659264;visibility:visible;mso-wrap-style:square;mso-width-percent:1000;mso-height-percent:0;mso-top-percent:850;mso-wrap-distance-left:9pt;mso-wrap-distance-top:0;mso-wrap-distance-right:9pt;mso-wrap-distance-bottom:0;mso-position-horizontal:center;mso-position-horizontal-relative:margin;mso-position-vertical-relative:page;mso-width-percent:1000;mso-height-percent:0;mso-top-percent:850;mso-width-relative:margin;mso-height-relative:margin;v-text-anchor:bottom" o:gfxdata="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" filled="f" stroked="f" strokeweight=".5pt">
+                  <v:shape id="Text Box 142" o:spid="_x0000_s1026" type="#_x0000_t202" style="position:absolute;left:0;text-align:left;margin-left:0;margin-top:0;width:516pt;height:43.9pt;z-index:251659264;visibility:visible;mso-wrap-style:square;mso-width-percent:1000;mso-height-percent:0;mso-top-percent:850;mso-wrap-distance-left:9pt;mso-wrap-distance-top:0;mso-wrap-distance-right:9pt;mso-wrap-distance-bottom:0;mso-position-horizontal:center;mso-position-horizontal-relative:margin;mso-position-vertical-relative:page;mso-width-percent:1000;mso-height-percent:0;mso-top-percent:850;mso-width-relative:margin;mso-height-relative:margin;v-text-anchor:bottom" o:gfxdata="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" filled="f" stroked="f" strokeweight=".5pt">
                     <v:textbox style="mso-fit-shape-to-text:t" inset="0,0,0,0">
                       <w:txbxContent>
                         <w:sdt>
@@ -608,6 +613,7 @@
                               <w:calendar w:val="gregorian"/>
                             </w:date>
                           </w:sdtPr>
+                          <w:sdtEndPr/>
                           <w:sdtContent>
                             <w:p>
                               <w:pPr>
@@ -669,6 +675,7 @@
                               <w:dataBinding w:prefixMappings="xmlns:ns0='http://schemas.openxmlformats.org/officeDocument/2006/extended-properties' " w:xpath="/ns0:Properties[1]/ns0:Company[1]" w:storeItemID="{6668398D-A668-4E3E-A5EB-62B293D839F1}"/>
                               <w:text/>
                             </w:sdtPr>
+                            <w:sdtEndPr/>
                             <w:sdtContent>
                               <w:r>
                                 <w:rPr>
@@ -704,6 +711,7 @@
                               <w:dataBinding w:prefixMappings="xmlns:ns0='http://schemas.microsoft.com/office/2006/coverPageProps' " w:xpath="/ns0:CoverPageProperties[1]/ns0:CompanyAddress[1]" w:storeItemID="{55AF091B-3C7A-41E3-B477-F2FDAA23CFDA}"/>
                               <w:text/>
                             </w:sdtPr>
+                            <w:sdtEndPr/>
                             <w:sdtContent>
                               <w:r>
                                 <w:rPr>
@@ -2744,7 +2752,27 @@
           <w:sz w:val="26"/>
           <w:szCs w:val="26"/>
         </w:rPr>
-        <w:t>Tài liệu đóng vai trò làm căn cứ kỹ thuật chuẩn xác cho đội ngũ phát triển (Lập trình viên, Thiết kế CSDL) và đội ngũ Kiểm thử (QA/Tester) tiến hành hiện thực, kiểm thử và đóng gói ứng dụng đúng theo mong muốn của khách hàng.</w:t>
+        <w:t xml:space="preserve">Tài liệu đóng vai trò làm căn cứ kỹ thuật chuẩn xác cho đội </w:t>
+      </w:r>
+      <w:proofErr w:type="gramStart"/>
+      <w:r>
+        <w:rPr>
+          <w:rFonts w:ascii="Times New Roman" w:hAnsi="Times New Roman" w:cs="Times New Roman"/>
+          <w:color w:val="000000" w:themeColor="text1"/>
+          <w:sz w:val="26"/>
+          <w:szCs w:val="26"/>
+        </w:rPr>
+        <w:t>ngũ</w:t>
+      </w:r>
+      <w:proofErr w:type="gramEnd"/>
+      <w:r>
+        <w:rPr>
+          <w:rFonts w:ascii="Times New Roman" w:hAnsi="Times New Roman" w:cs="Times New Roman"/>
+          <w:color w:val="000000" w:themeColor="text1"/>
+          <w:sz w:val="26"/>
+          <w:szCs w:val="26"/>
+        </w:rPr>
+        <w:t xml:space="preserve"> phát triển (Lập trình viên, Thiết kế CSDL) và đội ngũ Kiểm thử (QA/Tester) tiến hành hiện thực, kiểm thử và đóng gói ứng dụng đúng theo mong muốn của khách hàng.</w:t>
       </w:r>
     </w:p>
     <w:p>
@@ -2778,10 +2806,20 @@
           <w:sz w:val="26"/>
           <w:szCs w:val="26"/>
         </w:rPr>
-        <w:t>Phạm vi</w:t>
+        <w:t xml:space="preserve">Phạm </w:t>
+      </w:r>
+      <w:proofErr w:type="gramStart"/>
+      <w:r>
+        <w:rPr>
+          <w:rFonts w:ascii="Times New Roman" w:hAnsi="Times New Roman"/>
+          <w:sz w:val="26"/>
+          <w:szCs w:val="26"/>
+        </w:rPr>
+        <w:t>vi</w:t>
       </w:r>
       <w:bookmarkEnd w:id="4"/>
       <w:bookmarkEnd w:id="5"/>
+      <w:proofErr w:type="gramEnd"/>
     </w:p>
     <w:p>
       <w:pPr>
@@ -2856,156 +2894,9 @@
           <w:sz w:val="26"/>
           <w:szCs w:val="26"/>
         </w:rPr>
-        <w:t>Đội ngũ thực hiện:</w:t>
-      </w:r>
-      <w:r>
-        <w:rPr>
-          <w:rFonts w:ascii="Times New Roman" w:hAnsi="Times New Roman" w:cs="Times New Roman"/>
-          <w:sz w:val="26"/>
-          <w:szCs w:val="26"/>
-        </w:rPr>
-        <w:t xml:space="preserve"> Nhóm 15 gồm 05 thành viên: </w:t>
-      </w:r>
-    </w:p>
-    <w:p>
-      <w:pPr>
-        <w:spacing w:after="120" w:line="240" w:lineRule="auto"/>
-        <w:rPr>
-          <w:rFonts w:ascii="Times New Roman" w:hAnsi="Times New Roman" w:cs="Times New Roman"/>
-          <w:sz w:val="26"/>
-          <w:szCs w:val="26"/>
-        </w:rPr>
-      </w:pPr>
-      <w:r>
-        <w:rPr>
-          <w:rFonts w:ascii="Times New Roman" w:hAnsi="Times New Roman" w:cs="Times New Roman"/>
-          <w:sz w:val="26"/>
-          <w:szCs w:val="26"/>
-        </w:rPr>
-        <w:t>-</w:t>
-      </w:r>
-      <w:r>
-        <w:rPr>
-          <w:rFonts w:ascii="Times New Roman" w:hAnsi="Times New Roman" w:cs="Times New Roman"/>
-          <w:sz w:val="26"/>
-          <w:szCs w:val="26"/>
-        </w:rPr>
-        <w:t>Đặng Đình An (Nhóm trưởng)</w:t>
-      </w:r>
-    </w:p>
-    <w:p>
-      <w:pPr>
-        <w:spacing w:after="120" w:line="240" w:lineRule="auto"/>
-        <w:rPr>
-          <w:rFonts w:ascii="Times New Roman" w:hAnsi="Times New Roman" w:cs="Times New Roman"/>
-          <w:sz w:val="26"/>
-          <w:szCs w:val="26"/>
-        </w:rPr>
-      </w:pPr>
-      <w:r>
-        <w:rPr>
-          <w:rFonts w:ascii="Times New Roman" w:hAnsi="Times New Roman" w:cs="Times New Roman"/>
-          <w:sz w:val="26"/>
-          <w:szCs w:val="26"/>
-        </w:rPr>
-        <w:t>-</w:t>
-      </w:r>
-      <w:r>
-        <w:rPr>
-          <w:rFonts w:ascii="Times New Roman" w:hAnsi="Times New Roman" w:cs="Times New Roman"/>
-          <w:sz w:val="26"/>
-          <w:szCs w:val="26"/>
-        </w:rPr>
-        <w:t>Trần Võ Hà</w:t>
-      </w:r>
-    </w:p>
-    <w:p>
-      <w:pPr>
-        <w:spacing w:after="120" w:line="240" w:lineRule="auto"/>
-        <w:rPr>
-          <w:rFonts w:ascii="Times New Roman" w:hAnsi="Times New Roman" w:cs="Times New Roman"/>
-          <w:sz w:val="26"/>
-          <w:szCs w:val="26"/>
-        </w:rPr>
-      </w:pPr>
-      <w:r>
-        <w:rPr>
-          <w:rFonts w:ascii="Times New Roman" w:hAnsi="Times New Roman" w:cs="Times New Roman"/>
-          <w:sz w:val="26"/>
-          <w:szCs w:val="26"/>
-        </w:rPr>
-        <w:t>-</w:t>
-      </w:r>
-      <w:r>
-        <w:rPr>
-          <w:rFonts w:ascii="Times New Roman" w:hAnsi="Times New Roman" w:cs="Times New Roman"/>
-          <w:sz w:val="26"/>
-          <w:szCs w:val="26"/>
-        </w:rPr>
-        <w:t>Nguyễn Tiến Phát</w:t>
-      </w:r>
-    </w:p>
-    <w:p>
-      <w:pPr>
-        <w:spacing w:after="120" w:line="240" w:lineRule="auto"/>
-        <w:rPr>
-          <w:rFonts w:ascii="Times New Roman" w:hAnsi="Times New Roman" w:cs="Times New Roman"/>
-          <w:sz w:val="26"/>
-          <w:szCs w:val="26"/>
-        </w:rPr>
-      </w:pPr>
-      <w:r>
-        <w:rPr>
-          <w:rFonts w:ascii="Times New Roman" w:hAnsi="Times New Roman" w:cs="Times New Roman"/>
-          <w:sz w:val="26"/>
-          <w:szCs w:val="26"/>
-        </w:rPr>
-        <w:t>-</w:t>
-      </w:r>
-      <w:r>
-        <w:rPr>
-          <w:rFonts w:ascii="Times New Roman" w:hAnsi="Times New Roman" w:cs="Times New Roman"/>
-          <w:sz w:val="26"/>
-          <w:szCs w:val="26"/>
-        </w:rPr>
-        <w:t>Đặng Gia Thuận</w:t>
-      </w:r>
-    </w:p>
-    <w:p>
-      <w:pPr>
-        <w:spacing w:after="120" w:line="240" w:lineRule="auto"/>
-        <w:rPr>
-          <w:rFonts w:ascii="Times New Roman" w:hAnsi="Times New Roman" w:cs="Times New Roman"/>
-          <w:sz w:val="26"/>
-          <w:szCs w:val="26"/>
-        </w:rPr>
-      </w:pPr>
-      <w:r>
-        <w:rPr>
-          <w:rFonts w:ascii="Times New Roman" w:hAnsi="Times New Roman" w:cs="Times New Roman"/>
-          <w:sz w:val="26"/>
-          <w:szCs w:val="26"/>
-        </w:rPr>
-        <w:t>-</w:t>
-      </w:r>
-      <w:r>
-        <w:rPr>
-          <w:rFonts w:ascii="Times New Roman" w:hAnsi="Times New Roman" w:cs="Times New Roman"/>
-          <w:sz w:val="26"/>
-          <w:szCs w:val="26"/>
-        </w:rPr>
-        <w:t>Nguyễn Anh Vũ</w:t>
-      </w:r>
-    </w:p>
-    <w:p>
-      <w:pPr>
-        <w:spacing w:after="120" w:line="240" w:lineRule="auto"/>
-        <w:rPr>
-          <w:rFonts w:ascii="Times New Roman" w:hAnsi="Times New Roman" w:cs="Times New Roman"/>
-          <w:sz w:val="26"/>
-          <w:szCs w:val="26"/>
-        </w:rPr>
-      </w:pPr>
+        <w:t xml:space="preserve">Đội </w:t>
+      </w:r>
+      <w:proofErr w:type="gramStart"/>
       <w:r>
         <w:rPr>
           <w:rFonts w:ascii="Times New Roman" w:hAnsi="Times New Roman" w:cs="Times New Roman"/>
@@ -3014,26 +2905,9 @@
           <w:sz w:val="26"/>
           <w:szCs w:val="26"/>
         </w:rPr>
-        <w:t>Thời gian thực hiện dự án:</w:t>
-      </w:r>
-      <w:r>
-        <w:rPr>
-          <w:rFonts w:ascii="Times New Roman" w:hAnsi="Times New Roman" w:cs="Times New Roman"/>
-          <w:sz w:val="26"/>
-          <w:szCs w:val="26"/>
-        </w:rPr>
-        <w:t xml:space="preserve"> Từ ngày 10/08/2026 đến ngày 26/08/2026. </w:t>
-      </w:r>
-    </w:p>
-    <w:p>
-      <w:pPr>
-        <w:spacing w:after="120" w:line="240" w:lineRule="auto"/>
-        <w:rPr>
-          <w:rFonts w:ascii="Times New Roman" w:hAnsi="Times New Roman" w:cs="Times New Roman"/>
-          <w:sz w:val="26"/>
-          <w:szCs w:val="26"/>
-        </w:rPr>
-      </w:pPr>
+        <w:t>ngũ</w:t>
+      </w:r>
+      <w:proofErr w:type="gramEnd"/>
       <w:r>
         <w:rPr>
           <w:rFonts w:ascii="Times New Roman" w:hAnsi="Times New Roman" w:cs="Times New Roman"/>
@@ -3042,13 +2916,20 @@
           <w:sz w:val="26"/>
           <w:szCs w:val="26"/>
         </w:rPr>
-        <w:t>Phạm vi quản lý của ứng dụng bao gồm 5 phân hệ chuyên biệt:</w:t>
+        <w:t xml:space="preserve"> thực hiện:</w:t>
+      </w:r>
+      <w:r>
+        <w:rPr>
+          <w:rFonts w:ascii="Times New Roman" w:hAnsi="Times New Roman" w:cs="Times New Roman"/>
+          <w:sz w:val="26"/>
+          <w:szCs w:val="26"/>
+        </w:rPr>
+        <w:t xml:space="preserve"> Nhóm 15 gồm 05 thành viên: </w:t>
       </w:r>
     </w:p>
     <w:p>
       <w:pPr>
         <w:spacing w:after="120" w:line="240" w:lineRule="auto"/>
-        <w:ind w:left="720"/>
         <w:rPr>
           <w:rFonts w:ascii="Times New Roman" w:hAnsi="Times New Roman" w:cs="Times New Roman"/>
           <w:sz w:val="26"/>
@@ -3061,7 +2942,7 @@
           <w:sz w:val="26"/>
           <w:szCs w:val="26"/>
         </w:rPr>
-        <w:t>+</w:t>
+        <w:t>-</w:t>
       </w:r>
       <w:r>
         <w:rPr>
@@ -3069,8 +2950,122 @@
           <w:sz w:val="26"/>
           <w:szCs w:val="26"/>
         </w:rPr>
-        <w:t xml:space="preserve">Phân hệ 1 - </w:t>
-      </w:r>
+        <w:t>Đặng Đình An (Nhóm trưởng)</w:t>
+      </w:r>
+    </w:p>
+    <w:p>
+      <w:pPr>
+        <w:spacing w:after="120" w:line="240" w:lineRule="auto"/>
+        <w:rPr>
+          <w:rFonts w:ascii="Times New Roman" w:hAnsi="Times New Roman" w:cs="Times New Roman"/>
+          <w:sz w:val="26"/>
+          <w:szCs w:val="26"/>
+        </w:rPr>
+      </w:pPr>
+      <w:r>
+        <w:rPr>
+          <w:rFonts w:ascii="Times New Roman" w:hAnsi="Times New Roman" w:cs="Times New Roman"/>
+          <w:sz w:val="26"/>
+          <w:szCs w:val="26"/>
+        </w:rPr>
+        <w:t>-</w:t>
+      </w:r>
+      <w:r>
+        <w:rPr>
+          <w:rFonts w:ascii="Times New Roman" w:hAnsi="Times New Roman" w:cs="Times New Roman"/>
+          <w:sz w:val="26"/>
+          <w:szCs w:val="26"/>
+        </w:rPr>
+        <w:t>Trần Võ Hà</w:t>
+      </w:r>
+    </w:p>
+    <w:p>
+      <w:pPr>
+        <w:spacing w:after="120" w:line="240" w:lineRule="auto"/>
+        <w:rPr>
+          <w:rFonts w:ascii="Times New Roman" w:hAnsi="Times New Roman" w:cs="Times New Roman"/>
+          <w:sz w:val="26"/>
+          <w:szCs w:val="26"/>
+        </w:rPr>
+      </w:pPr>
+      <w:r>
+        <w:rPr>
+          <w:rFonts w:ascii="Times New Roman" w:hAnsi="Times New Roman" w:cs="Times New Roman"/>
+          <w:sz w:val="26"/>
+          <w:szCs w:val="26"/>
+        </w:rPr>
+        <w:t>-</w:t>
+      </w:r>
+      <w:r>
+        <w:rPr>
+          <w:rFonts w:ascii="Times New Roman" w:hAnsi="Times New Roman" w:cs="Times New Roman"/>
+          <w:sz w:val="26"/>
+          <w:szCs w:val="26"/>
+        </w:rPr>
+        <w:t>Nguyễn Tiến Phát</w:t>
+      </w:r>
+    </w:p>
+    <w:p>
+      <w:pPr>
+        <w:spacing w:after="120" w:line="240" w:lineRule="auto"/>
+        <w:rPr>
+          <w:rFonts w:ascii="Times New Roman" w:hAnsi="Times New Roman" w:cs="Times New Roman"/>
+          <w:sz w:val="26"/>
+          <w:szCs w:val="26"/>
+        </w:rPr>
+      </w:pPr>
+      <w:r>
+        <w:rPr>
+          <w:rFonts w:ascii="Times New Roman" w:hAnsi="Times New Roman" w:cs="Times New Roman"/>
+          <w:sz w:val="26"/>
+          <w:szCs w:val="26"/>
+        </w:rPr>
+        <w:t>-</w:t>
+      </w:r>
+      <w:r>
+        <w:rPr>
+          <w:rFonts w:ascii="Times New Roman" w:hAnsi="Times New Roman" w:cs="Times New Roman"/>
+          <w:sz w:val="26"/>
+          <w:szCs w:val="26"/>
+        </w:rPr>
+        <w:t>Đặng Gia Thuận</w:t>
+      </w:r>
+    </w:p>
+    <w:p>
+      <w:pPr>
+        <w:spacing w:after="120" w:line="240" w:lineRule="auto"/>
+        <w:rPr>
+          <w:rFonts w:ascii="Times New Roman" w:hAnsi="Times New Roman" w:cs="Times New Roman"/>
+          <w:sz w:val="26"/>
+          <w:szCs w:val="26"/>
+        </w:rPr>
+      </w:pPr>
+      <w:r>
+        <w:rPr>
+          <w:rFonts w:ascii="Times New Roman" w:hAnsi="Times New Roman" w:cs="Times New Roman"/>
+          <w:sz w:val="26"/>
+          <w:szCs w:val="26"/>
+        </w:rPr>
+        <w:t>-</w:t>
+      </w:r>
+      <w:r>
+        <w:rPr>
+          <w:rFonts w:ascii="Times New Roman" w:hAnsi="Times New Roman" w:cs="Times New Roman"/>
+          <w:sz w:val="26"/>
+          <w:szCs w:val="26"/>
+        </w:rPr>
+        <w:t>Nguyễn Anh Vũ</w:t>
+      </w:r>
+    </w:p>
+    <w:p>
+      <w:pPr>
+        <w:spacing w:after="120" w:line="240" w:lineRule="auto"/>
+        <w:rPr>
+          <w:rFonts w:ascii="Times New Roman" w:hAnsi="Times New Roman" w:cs="Times New Roman"/>
+          <w:sz w:val="26"/>
+          <w:szCs w:val="26"/>
+        </w:rPr>
+      </w:pPr>
       <w:r>
         <w:rPr>
           <w:rFonts w:ascii="Times New Roman" w:hAnsi="Times New Roman" w:cs="Times New Roman"/>
@@ -3079,7 +3074,7 @@
           <w:sz w:val="26"/>
           <w:szCs w:val="26"/>
         </w:rPr>
-        <w:t>Quản lý Hệ thống &amp; Phân quyền:</w:t>
+        <w:t>Thời gian thực hiện dự án:</w:t>
       </w:r>
       <w:r>
         <w:rPr>
@@ -3087,35 +3082,18 @@
           <w:sz w:val="26"/>
           <w:szCs w:val="26"/>
         </w:rPr>
-        <w:t xml:space="preserve"> Quản lý xác thực đăng nhập, quản lý tài khoản nhân viên, phân ca làm việc, phân quyền người dùng theo vai trò (Chủ cửa hàng, Thu ngân, Thợ Spa). </w:t>
+        <w:t xml:space="preserve"> Từ ngày 10/08/2026 đến ngày 26/08/2026. </w:t>
       </w:r>
     </w:p>
     <w:p>
       <w:pPr>
         <w:spacing w:after="120" w:line="240" w:lineRule="auto"/>
-        <w:ind w:left="720"/>
         <w:rPr>
           <w:rFonts w:ascii="Times New Roman" w:hAnsi="Times New Roman" w:cs="Times New Roman"/>
           <w:sz w:val="26"/>
           <w:szCs w:val="26"/>
         </w:rPr>
       </w:pPr>
-      <w:r>
-        <w:rPr>
-          <w:rFonts w:ascii="Times New Roman" w:hAnsi="Times New Roman" w:cs="Times New Roman"/>
-          <w:sz w:val="26"/>
-          <w:szCs w:val="26"/>
-        </w:rPr>
-        <w:t>+</w:t>
-      </w:r>
-      <w:r>
-        <w:rPr>
-          <w:rFonts w:ascii="Times New Roman" w:hAnsi="Times New Roman" w:cs="Times New Roman"/>
-          <w:sz w:val="26"/>
-          <w:szCs w:val="26"/>
-        </w:rPr>
-        <w:t>Phân hệ 2 -</w:t>
-      </w:r>
       <w:r>
         <w:rPr>
           <w:rFonts w:ascii="Times New Roman" w:hAnsi="Times New Roman" w:cs="Times New Roman"/>
@@ -3124,43 +3102,9 @@
           <w:sz w:val="26"/>
           <w:szCs w:val="26"/>
         </w:rPr>
-        <w:t xml:space="preserve"> Quản lý Kho &amp; Hàng hóa:</w:t>
-      </w:r>
-      <w:r>
-        <w:rPr>
-          <w:rFonts w:ascii="Times New Roman" w:hAnsi="Times New Roman" w:cs="Times New Roman"/>
-          <w:sz w:val="26"/>
-          <w:szCs w:val="26"/>
-        </w:rPr>
-        <w:t xml:space="preserve"> Quản lý 5 nhóm danh mục (Thức ăn, Phụ kiện, Đồ chơi, Mỹ phẩm, Thuốc &amp; Vitamin), tạo/in mã vạch (Barcode/QR code), lập phiếu nhập kho, theo dõi hạn sử dụng (HSD), tự động trừ tồn kho và đưa ra cảnh báo tồn kho dưới mức tối thiểu (&lt; 5 sản phẩm) hoặc cận HSD. </w:t>
-      </w:r>
-    </w:p>
-    <w:p>
-      <w:pPr>
-        <w:spacing w:after="120" w:line="240" w:lineRule="auto"/>
-        <w:ind w:left="720"/>
-        <w:rPr>
-          <w:rFonts w:ascii="Times New Roman" w:hAnsi="Times New Roman" w:cs="Times New Roman"/>
-          <w:sz w:val="26"/>
-          <w:szCs w:val="26"/>
-        </w:rPr>
-      </w:pPr>
-      <w:r>
-        <w:rPr>
-          <w:rFonts w:ascii="Times New Roman" w:hAnsi="Times New Roman" w:cs="Times New Roman"/>
-          <w:sz w:val="26"/>
-          <w:szCs w:val="26"/>
-        </w:rPr>
-        <w:t>+</w:t>
-      </w:r>
-      <w:r>
-        <w:rPr>
-          <w:rFonts w:ascii="Times New Roman" w:hAnsi="Times New Roman" w:cs="Times New Roman"/>
-          <w:sz w:val="26"/>
-          <w:szCs w:val="26"/>
-        </w:rPr>
-        <w:t>Phân hệ 3 -</w:t>
-      </w:r>
+        <w:t xml:space="preserve">Phạm </w:t>
+      </w:r>
+      <w:proofErr w:type="gramStart"/>
       <w:r>
         <w:rPr>
           <w:rFonts w:ascii="Times New Roman" w:hAnsi="Times New Roman" w:cs="Times New Roman"/>
@@ -3169,44 +3113,9 @@
           <w:sz w:val="26"/>
           <w:szCs w:val="26"/>
         </w:rPr>
-        <w:t xml:space="preserve"> Quản lý Dịch vụ Spa &amp; Đặt lịch hẹn:</w:t>
-      </w:r>
-      <w:r>
-        <w:rPr>
-          <w:rFonts w:ascii="Times New Roman" w:hAnsi="Times New Roman" w:cs="Times New Roman"/>
-          <w:sz w:val="26"/>
-          <w:szCs w:val="26"/>
-        </w:rPr>
-        <w:t xml:space="preserve"> Đặt lịch hẹn chăm sóc thú cưng (Tắm, sấy, cắt tỉa, vệ sinh tai/mắt, làm móng), kiểm tra lịch trống tránh trùng ca thợ trong khung </w:t>
-      </w:r>
-      <w:r>
-        <w:rPr>
-          <w:rFonts w:ascii="Times New Roman" w:hAnsi="Times New Roman" w:cs="Times New Roman"/>
-          <w:sz w:val="26"/>
-          <w:szCs w:val="26"/>
-        </w:rPr>
-        <w:lastRenderedPageBreak/>
-        <w:t xml:space="preserve">giờ từ 06:00 đến 22:00, lưu trữ hồ sơ thú cưng (giống, cân nặng, tiền sử dị ứng, tính nết hiền/dữ) để cảnh báo an toàn. </w:t>
-      </w:r>
-    </w:p>
-    <w:p>
-      <w:pPr>
-        <w:spacing w:after="120" w:line="240" w:lineRule="auto"/>
-        <w:ind w:left="720"/>
-        <w:rPr>
-          <w:rFonts w:ascii="Times New Roman" w:hAnsi="Times New Roman" w:cs="Times New Roman"/>
-          <w:sz w:val="26"/>
-          <w:szCs w:val="26"/>
-        </w:rPr>
-      </w:pPr>
-      <w:r>
-        <w:rPr>
-          <w:rFonts w:ascii="Times New Roman" w:hAnsi="Times New Roman" w:cs="Times New Roman"/>
-          <w:sz w:val="26"/>
-          <w:szCs w:val="26"/>
-        </w:rPr>
-        <w:t>Phân hệ 4 -</w:t>
-      </w:r>
+        <w:t>vi</w:t>
+      </w:r>
+      <w:proofErr w:type="gramEnd"/>
       <w:r>
         <w:rPr>
           <w:rFonts w:ascii="Times New Roman" w:hAnsi="Times New Roman" w:cs="Times New Roman"/>
@@ -3215,15 +3124,7 @@
           <w:sz w:val="26"/>
           <w:szCs w:val="26"/>
         </w:rPr>
-        <w:t xml:space="preserve"> Quản lý Bán hàng &amp; Đơn hàng Đa kênh (POS &amp; Omnichannel):</w:t>
-      </w:r>
-      <w:r>
-        <w:rPr>
-          <w:rFonts w:ascii="Times New Roman" w:hAnsi="Times New Roman" w:cs="Times New Roman"/>
-          <w:sz w:val="26"/>
-          <w:szCs w:val="26"/>
-        </w:rPr>
-        <w:t xml:space="preserve"> Lập hóa đơn tại quầy, quét mã vạch, chọn nguồn đơn hàng (Tại quầy, Facebook, Zalo, Shopee, TikTok), áp dụng voucher/mã giảm giá, quản lý thẻ thành viên VIP (Member, Bạc, Vàng, Kim Cương), tích điểm tự động và theo dõi trạng thái giao hàng online. </w:t>
+        <w:t xml:space="preserve"> quản lý của ứng dụng bao gồm 5 phân hệ chuyên biệt:</w:t>
       </w:r>
     </w:p>
     <w:p>
@@ -3242,7 +3143,15 @@
           <w:sz w:val="26"/>
           <w:szCs w:val="26"/>
         </w:rPr>
-        <w:t>Phân hệ 5 -</w:t>
+        <w:t>+</w:t>
+      </w:r>
+      <w:r>
+        <w:rPr>
+          <w:rFonts w:ascii="Times New Roman" w:hAnsi="Times New Roman" w:cs="Times New Roman"/>
+          <w:sz w:val="26"/>
+          <w:szCs w:val="26"/>
+        </w:rPr>
+        <w:t xml:space="preserve">Phân hệ 1 - </w:t>
       </w:r>
       <w:r>
         <w:rPr>
@@ -3252,6 +3161,197 @@
           <w:sz w:val="26"/>
           <w:szCs w:val="26"/>
         </w:rPr>
+        <w:t>Quản lý Hệ thống &amp; Phân quyền:</w:t>
+      </w:r>
+      <w:r>
+        <w:rPr>
+          <w:rFonts w:ascii="Times New Roman" w:hAnsi="Times New Roman" w:cs="Times New Roman"/>
+          <w:sz w:val="26"/>
+          <w:szCs w:val="26"/>
+        </w:rPr>
+        <w:t xml:space="preserve"> Quản lý xác thực đăng nhập, quản lý tài khoản nhân viên, phân ca làm việc, phân quyền người dùng </w:t>
+      </w:r>
+      <w:proofErr w:type="gramStart"/>
+      <w:r>
+        <w:rPr>
+          <w:rFonts w:ascii="Times New Roman" w:hAnsi="Times New Roman" w:cs="Times New Roman"/>
+          <w:sz w:val="26"/>
+          <w:szCs w:val="26"/>
+        </w:rPr>
+        <w:t>theo</w:t>
+      </w:r>
+      <w:proofErr w:type="gramEnd"/>
+      <w:r>
+        <w:rPr>
+          <w:rFonts w:ascii="Times New Roman" w:hAnsi="Times New Roman" w:cs="Times New Roman"/>
+          <w:sz w:val="26"/>
+          <w:szCs w:val="26"/>
+        </w:rPr>
+        <w:t xml:space="preserve"> vai trò (Chủ cửa hàng, Thu ngân, Thợ Spa). </w:t>
+      </w:r>
+    </w:p>
+    <w:p>
+      <w:pPr>
+        <w:spacing w:after="120" w:line="240" w:lineRule="auto"/>
+        <w:ind w:left="720"/>
+        <w:rPr>
+          <w:rFonts w:ascii="Times New Roman" w:hAnsi="Times New Roman" w:cs="Times New Roman"/>
+          <w:sz w:val="26"/>
+          <w:szCs w:val="26"/>
+        </w:rPr>
+      </w:pPr>
+      <w:r>
+        <w:rPr>
+          <w:rFonts w:ascii="Times New Roman" w:hAnsi="Times New Roman" w:cs="Times New Roman"/>
+          <w:sz w:val="26"/>
+          <w:szCs w:val="26"/>
+        </w:rPr>
+        <w:t>+</w:t>
+      </w:r>
+      <w:r>
+        <w:rPr>
+          <w:rFonts w:ascii="Times New Roman" w:hAnsi="Times New Roman" w:cs="Times New Roman"/>
+          <w:sz w:val="26"/>
+          <w:szCs w:val="26"/>
+        </w:rPr>
+        <w:t>Phân hệ 2 -</w:t>
+      </w:r>
+      <w:r>
+        <w:rPr>
+          <w:rFonts w:ascii="Times New Roman" w:hAnsi="Times New Roman" w:cs="Times New Roman"/>
+          <w:b/>
+          <w:bCs/>
+          <w:sz w:val="26"/>
+          <w:szCs w:val="26"/>
+        </w:rPr>
+        <w:t xml:space="preserve"> Quản lý Kho &amp; Hàng hóa:</w:t>
+      </w:r>
+      <w:r>
+        <w:rPr>
+          <w:rFonts w:ascii="Times New Roman" w:hAnsi="Times New Roman" w:cs="Times New Roman"/>
+          <w:sz w:val="26"/>
+          <w:szCs w:val="26"/>
+        </w:rPr>
+        <w:t xml:space="preserve"> Quản lý 5 nhóm danh mục (Thức ăn, Phụ kiện, Đồ chơi, Mỹ phẩm, Thuốc &amp; Vitamin), tạo/in mã vạch (Barcode/QR code), lập phiếu nhập kho, theo dõi hạn sử dụng (HSD), tự động trừ tồn kho và đưa ra cảnh báo tồn kho dưới mức tối thiểu (&lt; 5 sản phẩm) hoặc cận HSD. </w:t>
+      </w:r>
+    </w:p>
+    <w:p>
+      <w:pPr>
+        <w:spacing w:after="120" w:line="240" w:lineRule="auto"/>
+        <w:ind w:left="720"/>
+        <w:rPr>
+          <w:rFonts w:ascii="Times New Roman" w:hAnsi="Times New Roman" w:cs="Times New Roman"/>
+          <w:sz w:val="26"/>
+          <w:szCs w:val="26"/>
+        </w:rPr>
+      </w:pPr>
+      <w:r>
+        <w:rPr>
+          <w:rFonts w:ascii="Times New Roman" w:hAnsi="Times New Roman" w:cs="Times New Roman"/>
+          <w:sz w:val="26"/>
+          <w:szCs w:val="26"/>
+        </w:rPr>
+        <w:t>+</w:t>
+      </w:r>
+      <w:r>
+        <w:rPr>
+          <w:rFonts w:ascii="Times New Roman" w:hAnsi="Times New Roman" w:cs="Times New Roman"/>
+          <w:sz w:val="26"/>
+          <w:szCs w:val="26"/>
+        </w:rPr>
+        <w:t>Phân hệ 3 -</w:t>
+      </w:r>
+      <w:r>
+        <w:rPr>
+          <w:rFonts w:ascii="Times New Roman" w:hAnsi="Times New Roman" w:cs="Times New Roman"/>
+          <w:b/>
+          <w:bCs/>
+          <w:sz w:val="26"/>
+          <w:szCs w:val="26"/>
+        </w:rPr>
+        <w:t xml:space="preserve"> Quản lý Dịch vụ Spa &amp; Đặt lịch hẹn:</w:t>
+      </w:r>
+      <w:r>
+        <w:rPr>
+          <w:rFonts w:ascii="Times New Roman" w:hAnsi="Times New Roman" w:cs="Times New Roman"/>
+          <w:sz w:val="26"/>
+          <w:szCs w:val="26"/>
+        </w:rPr>
+        <w:t xml:space="preserve"> Đặt lịch hẹn chăm sóc thú cưng (Tắm, sấy, cắt tỉa, vệ sinh tai/mắt, làm móng), kiểm tra lịch trống tránh trùng ca thợ trong khung </w:t>
+      </w:r>
+      <w:r>
+        <w:rPr>
+          <w:rFonts w:ascii="Times New Roman" w:hAnsi="Times New Roman" w:cs="Times New Roman"/>
+          <w:sz w:val="26"/>
+          <w:szCs w:val="26"/>
+        </w:rPr>
+        <w:lastRenderedPageBreak/>
+        <w:t xml:space="preserve">giờ từ 06:00 đến 22:00, lưu trữ hồ sơ thú cưng (giống, cân nặng, tiền sử dị ứng, tính nết hiền/dữ) để cảnh báo an toàn. </w:t>
+      </w:r>
+    </w:p>
+    <w:p>
+      <w:pPr>
+        <w:spacing w:after="120" w:line="240" w:lineRule="auto"/>
+        <w:ind w:left="720"/>
+        <w:rPr>
+          <w:rFonts w:ascii="Times New Roman" w:hAnsi="Times New Roman" w:cs="Times New Roman"/>
+          <w:sz w:val="26"/>
+          <w:szCs w:val="26"/>
+        </w:rPr>
+      </w:pPr>
+      <w:r>
+        <w:rPr>
+          <w:rFonts w:ascii="Times New Roman" w:hAnsi="Times New Roman" w:cs="Times New Roman"/>
+          <w:sz w:val="26"/>
+          <w:szCs w:val="26"/>
+        </w:rPr>
+        <w:t>Phân hệ 4 -</w:t>
+      </w:r>
+      <w:r>
+        <w:rPr>
+          <w:rFonts w:ascii="Times New Roman" w:hAnsi="Times New Roman" w:cs="Times New Roman"/>
+          <w:b/>
+          <w:bCs/>
+          <w:sz w:val="26"/>
+          <w:szCs w:val="26"/>
+        </w:rPr>
+        <w:t xml:space="preserve"> Quản lý Bán hàng &amp; Đơn hàng Đa kênh (POS &amp; Omnichannel):</w:t>
+      </w:r>
+      <w:r>
+        <w:rPr>
+          <w:rFonts w:ascii="Times New Roman" w:hAnsi="Times New Roman" w:cs="Times New Roman"/>
+          <w:sz w:val="26"/>
+          <w:szCs w:val="26"/>
+        </w:rPr>
+        <w:t xml:space="preserve"> Lập hóa đơn tại quầy, quét mã vạch, chọn nguồn đơn hàng (Tại quầy, Facebook, Zalo, Shopee, TikTok), áp dụng voucher/mã giảm giá, quản lý thẻ thành viên VIP (Member, Bạc, Vàng, Kim Cương), tích điểm tự động và theo dõi trạng thái giao hàng online. </w:t>
+      </w:r>
+    </w:p>
+    <w:p>
+      <w:pPr>
+        <w:spacing w:after="120" w:line="240" w:lineRule="auto"/>
+        <w:ind w:left="720"/>
+        <w:rPr>
+          <w:rFonts w:ascii="Times New Roman" w:hAnsi="Times New Roman" w:cs="Times New Roman"/>
+          <w:sz w:val="26"/>
+          <w:szCs w:val="26"/>
+        </w:rPr>
+      </w:pPr>
+      <w:r>
+        <w:rPr>
+          <w:rFonts w:ascii="Times New Roman" w:hAnsi="Times New Roman" w:cs="Times New Roman"/>
+          <w:sz w:val="26"/>
+          <w:szCs w:val="26"/>
+        </w:rPr>
+        <w:t>Phân hệ 5 -</w:t>
+      </w:r>
+      <w:r>
+        <w:rPr>
+          <w:rFonts w:ascii="Times New Roman" w:hAnsi="Times New Roman" w:cs="Times New Roman"/>
+          <w:b/>
+          <w:bCs/>
+          <w:sz w:val="26"/>
+          <w:szCs w:val="26"/>
+        </w:rPr>
         <w:t xml:space="preserve"> Báo cáo &amp; Thống kê Quản trị:</w:t>
       </w:r>
       <w:r>
@@ -3260,7 +3360,25 @@
           <w:sz w:val="26"/>
           <w:szCs w:val="26"/>
         </w:rPr>
-        <w:t xml:space="preserve"> Tổng hợp báo cáo doanh thu theo thời gian, theo kênh bán hàng, báo cáo lợi nhuận, thống kê top sản phẩm bán chạy, đánh giá hiệu suất làm việc của từng thợ Spa và xuất dữ liệu ra file Excel/PDF. </w:t>
+        <w:t xml:space="preserve"> Tổng hợp báo cáo doanh </w:t>
+      </w:r>
+      <w:proofErr w:type="gramStart"/>
+      <w:r>
+        <w:rPr>
+          <w:rFonts w:ascii="Times New Roman" w:hAnsi="Times New Roman" w:cs="Times New Roman"/>
+          <w:sz w:val="26"/>
+          <w:szCs w:val="26"/>
+        </w:rPr>
+        <w:t>thu</w:t>
+      </w:r>
+      <w:proofErr w:type="gramEnd"/>
+      <w:r>
+        <w:rPr>
+          <w:rFonts w:ascii="Times New Roman" w:hAnsi="Times New Roman" w:cs="Times New Roman"/>
+          <w:sz w:val="26"/>
+          <w:szCs w:val="26"/>
+        </w:rPr>
+        <w:t xml:space="preserve"> theo thời gian, theo kênh bán hàng, báo cáo lợi nhuận, thống kê top sản phẩm bán chạy, đánh giá hiệu suất làm việc của từng thợ Spa và xuất dữ liệu ra file Excel/PDF. </w:t>
       </w:r>
     </w:p>
     <w:p>
@@ -3294,7 +3412,29 @@
           <w:sz w:val="26"/>
           <w:szCs w:val="26"/>
         </w:rPr>
-        <w:t xml:space="preserve">Đối tượng sử dụng tài liệu: Chủ cửa hàng (Quản lý), Nhân viên thu ngân, Thợ Spa, Nhân viên kho, Giảng viên hướng dẫn và Thành viên nhóm phát triển phần mềm. </w:t>
+        <w:t xml:space="preserve">Đối tượng sử dụng tài liệu: Chủ cửa hàng (Quản lý), Nhân viên </w:t>
+      </w:r>
+      <w:proofErr w:type="gramStart"/>
+      <w:r>
+        <w:rPr>
+          <w:rFonts w:ascii="Times New Roman" w:hAnsi="Times New Roman" w:cs="Times New Roman"/>
+          <w:i/>
+          <w:iCs/>
+          <w:sz w:val="26"/>
+          <w:szCs w:val="26"/>
+        </w:rPr>
+        <w:t>thu</w:t>
+      </w:r>
+      <w:proofErr w:type="gramEnd"/>
+      <w:r>
+        <w:rPr>
+          <w:rFonts w:ascii="Times New Roman" w:hAnsi="Times New Roman" w:cs="Times New Roman"/>
+          <w:i/>
+          <w:iCs/>
+          <w:sz w:val="26"/>
+          <w:szCs w:val="26"/>
+        </w:rPr>
+        <w:t xml:space="preserve"> ngân, Thợ Spa, Nhân viên kho, Giảng viên hướng dẫn và Thành viên nhóm phát triển phần mềm. </w:t>
       </w:r>
     </w:p>
     <w:p>
@@ -4893,7 +5033,25 @@
                 <w:szCs w:val="26"/>
               </w:rPr>
               <w:lastRenderedPageBreak/>
-              <w:t xml:space="preserve">Cần đặc biệt chú ý đến phần ghi chú cảnh báo an toàn (tính dữ/hiền, </w:t>
+              <w:t xml:space="preserve">Cần đặc biệt chú ý đến phần ghi chú cảnh báo </w:t>
+            </w:r>
+            <w:proofErr w:type="gramStart"/>
+            <w:r>
+              <w:rPr>
+                <w:rFonts w:ascii="Times New Roman" w:hAnsi="Times New Roman" w:cs="Times New Roman"/>
+                <w:sz w:val="26"/>
+                <w:szCs w:val="26"/>
+              </w:rPr>
+              <w:t>an</w:t>
+            </w:r>
+            <w:proofErr w:type="gramEnd"/>
+            <w:r>
+              <w:rPr>
+                <w:rFonts w:ascii="Times New Roman" w:hAnsi="Times New Roman" w:cs="Times New Roman"/>
+                <w:sz w:val="26"/>
+                <w:szCs w:val="26"/>
+              </w:rPr>
+              <w:t xml:space="preserve"> toàn (tính dữ/hiền, </w:t>
             </w:r>
             <w:r>
               <w:rPr>
@@ -5798,7 +5956,31 @@
                 <w:sz w:val="26"/>
                 <w:szCs w:val="26"/>
               </w:rPr>
-              <w:t xml:space="preserve"> nhóm danh mục (Thức ăn, Phụ kiện,...)</w:t>
+              <w:t xml:space="preserve"> nhóm danh mục (Thức ăn, Phụ kiện</w:t>
+            </w:r>
+            <w:proofErr w:type="gramStart"/>
+            <w:r>
+              <w:rPr>
+                <w:rFonts w:ascii="Times New Roman" w:hAnsi="Times New Roman"/>
+                <w:b w:val="0"/>
+                <w:bCs w:val="0"/>
+                <w:i/>
+                <w:sz w:val="26"/>
+                <w:szCs w:val="26"/>
+              </w:rPr>
+              <w:t>,...</w:t>
+            </w:r>
+            <w:proofErr w:type="gramEnd"/>
+            <w:r>
+              <w:rPr>
+                <w:rFonts w:ascii="Times New Roman" w:hAnsi="Times New Roman"/>
+                <w:b w:val="0"/>
+                <w:bCs w:val="0"/>
+                <w:i/>
+                <w:sz w:val="26"/>
+                <w:szCs w:val="26"/>
+              </w:rPr>
+              <w:t>)</w:t>
             </w:r>
           </w:p>
         </w:tc>
@@ -5923,7 +6105,31 @@
                 <w:sz w:val="26"/>
                 <w:szCs w:val="26"/>
               </w:rPr>
-              <w:t>Thêm, sửa, xóa thông tin sản phẩm(Tên sản phẩm,HSD,Ngày nhập kho,…)</w:t>
+              <w:t xml:space="preserve">Thêm, sửa, xóa thông tin sản </w:t>
+            </w:r>
+            <w:proofErr w:type="gramStart"/>
+            <w:r>
+              <w:rPr>
+                <w:rFonts w:ascii="Times New Roman" w:hAnsi="Times New Roman"/>
+                <w:b w:val="0"/>
+                <w:bCs w:val="0"/>
+                <w:i/>
+                <w:sz w:val="26"/>
+                <w:szCs w:val="26"/>
+              </w:rPr>
+              <w:t>phẩm(</w:t>
+            </w:r>
+            <w:proofErr w:type="gramEnd"/>
+            <w:r>
+              <w:rPr>
+                <w:rFonts w:ascii="Times New Roman" w:hAnsi="Times New Roman"/>
+                <w:b w:val="0"/>
+                <w:bCs w:val="0"/>
+                <w:i/>
+                <w:sz w:val="26"/>
+                <w:szCs w:val="26"/>
+              </w:rPr>
+              <w:t>Tên sản phẩm,HSD,Ngày nhập kho,…)</w:t>
             </w:r>
           </w:p>
         </w:tc>
@@ -6596,6 +6802,7 @@
               </w:rPr>
               <w:t>Ghi nhận lịch hẹn, chọn dịch vụ và chỉ định thợ Spa phụ trách</w:t>
             </w:r>
+            <w:proofErr w:type="gramStart"/>
             <w:r>
               <w:rPr>
                 <w:rFonts w:ascii="Times New Roman" w:hAnsi="Times New Roman"/>
@@ -6605,7 +6812,19 @@
                 <w:sz w:val="26"/>
                 <w:szCs w:val="26"/>
               </w:rPr>
-              <w:t>,có thể đổi giờ hoặc hủy lịch hẹn, hệ thống tự động giải phóng khung giờ đó.</w:t>
+              <w:t>,có</w:t>
+            </w:r>
+            <w:proofErr w:type="gramEnd"/>
+            <w:r>
+              <w:rPr>
+                <w:rFonts w:ascii="Times New Roman" w:hAnsi="Times New Roman"/>
+                <w:b w:val="0"/>
+                <w:bCs w:val="0"/>
+                <w:i/>
+                <w:sz w:val="26"/>
+                <w:szCs w:val="26"/>
+              </w:rPr>
+              <w:t xml:space="preserve"> thể đổi giờ hoặc hủy lịch hẹn, hệ thống tự động giải phóng khung giờ đó.</w:t>
             </w:r>
           </w:p>
         </w:tc>
@@ -6739,6 +6958,7 @@
                 <w:szCs w:val="26"/>
               </w:rPr>
             </w:pPr>
+            <w:proofErr w:type="gramStart"/>
             <w:r>
               <w:rPr>
                 <w:rFonts w:ascii="Times New Roman" w:hAnsi="Times New Roman"/>
@@ -6748,7 +6968,19 @@
                 <w:sz w:val="26"/>
                 <w:szCs w:val="26"/>
               </w:rPr>
-              <w:t>quản lý các phiếu dịch vụ đang được thực hiện.</w:t>
+              <w:t>quản</w:t>
+            </w:r>
+            <w:proofErr w:type="gramEnd"/>
+            <w:r>
+              <w:rPr>
+                <w:rFonts w:ascii="Times New Roman" w:hAnsi="Times New Roman"/>
+                <w:b w:val="0"/>
+                <w:bCs w:val="0"/>
+                <w:i/>
+                <w:sz w:val="26"/>
+                <w:szCs w:val="26"/>
+              </w:rPr>
+              <w:t xml:space="preserve"> lý các phiếu dịch vụ đang được thực hiện.</w:t>
             </w:r>
           </w:p>
         </w:tc>
@@ -7500,15 +7732,446 @@
     </w:p>
     <w:p>
       <w:pPr>
-        <w:pStyle w:val="notes"/>
-        <w:spacing w:before="0" w:after="120" w:line="240" w:lineRule="auto"/>
-      </w:pPr>
-      <w:r>
-        <w:t>&lt;Trình bày các điều kiện về mặt kỹ thuật cần thiết để phát triển ứng dụng, ví dụ: cấu hình phần cứng, cấu hình mạng, các phần mềm, hệ quản trị cơ sở dữ liệu khác có liên quan, các công cụ sử dụng để phát triển ứng dụng. Các yêu cầu khác...&gt;.</w:t>
+        <w:rPr>
+          <w:b/>
+          <w:bCs/>
+          <w:sz w:val="26"/>
+          <w:szCs w:val="26"/>
+        </w:rPr>
+      </w:pPr>
+      <w:bookmarkStart w:id="21" w:name="_Toc207611055"/>
+      <w:r>
+        <w:rPr>
+          <w:b/>
+          <w:bCs/>
+          <w:sz w:val="26"/>
+          <w:szCs w:val="26"/>
+        </w:rPr>
+        <w:t>a. Yêu cầu về môi trường phần cứng (Hardware Constraints):</w:t>
       </w:r>
     </w:p>
     <w:p>
       <w:pPr>
+        <w:rPr>
+          <w:sz w:val="26"/>
+          <w:szCs w:val="26"/>
+        </w:rPr>
+      </w:pPr>
+      <w:r>
+        <w:rPr>
+          <w:sz w:val="26"/>
+          <w:szCs w:val="26"/>
+        </w:rPr>
+        <w:t>-Máy chủ (Database Server) / Máy quản lý: Cấu hình tối thiểu CPU Core i5, RAM 8GB, ổ cứng SSD từ 256GB trở lên để đảm bảo tốc độ truy xuất cơ sở dữ liệu khi hệ thống xử lý lượng lớn dữ liệu hàng hóa và hồ sơ thú cưng.</w:t>
+      </w:r>
+    </w:p>
+    <w:p>
+      <w:pPr>
+        <w:rPr>
+          <w:sz w:val="26"/>
+          <w:szCs w:val="26"/>
+        </w:rPr>
+      </w:pPr>
+      <w:r>
+        <w:rPr>
+          <w:sz w:val="26"/>
+          <w:szCs w:val="26"/>
+        </w:rPr>
+        <w:t xml:space="preserve">-Máy trạm (POS tại quầy </w:t>
+      </w:r>
+      <w:proofErr w:type="gramStart"/>
+      <w:r>
+        <w:rPr>
+          <w:sz w:val="26"/>
+          <w:szCs w:val="26"/>
+        </w:rPr>
+        <w:t>thu</w:t>
+      </w:r>
+      <w:proofErr w:type="gramEnd"/>
+      <w:r>
+        <w:rPr>
+          <w:sz w:val="26"/>
+          <w:szCs w:val="26"/>
+        </w:rPr>
+        <w:t xml:space="preserve"> ngân): Cấu hình tối thiểu CPU Core i3, RAM 4GB.</w:t>
+      </w:r>
+    </w:p>
+    <w:p>
+      <w:pPr>
+        <w:rPr>
+          <w:sz w:val="26"/>
+          <w:szCs w:val="26"/>
+        </w:rPr>
+      </w:pPr>
+      <w:r>
+        <w:rPr>
+          <w:sz w:val="26"/>
+          <w:szCs w:val="26"/>
+        </w:rPr>
+        <w:t xml:space="preserve">-Thiết bị ngoại </w:t>
+      </w:r>
+      <w:proofErr w:type="gramStart"/>
+      <w:r>
+        <w:rPr>
+          <w:sz w:val="26"/>
+          <w:szCs w:val="26"/>
+        </w:rPr>
+        <w:t>vi</w:t>
+      </w:r>
+      <w:proofErr w:type="gramEnd"/>
+      <w:r>
+        <w:rPr>
+          <w:sz w:val="26"/>
+          <w:szCs w:val="26"/>
+        </w:rPr>
+        <w:t xml:space="preserve"> tích hợp:</w:t>
+      </w:r>
+    </w:p>
+    <w:p>
+      <w:pPr>
+        <w:rPr>
+          <w:sz w:val="26"/>
+          <w:szCs w:val="26"/>
+        </w:rPr>
+      </w:pPr>
+      <w:r>
+        <w:rPr>
+          <w:sz w:val="26"/>
+          <w:szCs w:val="26"/>
+        </w:rPr>
+        <w:t xml:space="preserve">    +Máy quét mã vạch (Barcode/QR code scanner) để đọc mã sản phẩm tại quầy.</w:t>
+      </w:r>
+    </w:p>
+    <w:p>
+      <w:pPr>
+        <w:rPr>
+          <w:sz w:val="26"/>
+          <w:szCs w:val="26"/>
+        </w:rPr>
+      </w:pPr>
+      <w:r>
+        <w:rPr>
+          <w:sz w:val="26"/>
+          <w:szCs w:val="26"/>
+        </w:rPr>
+        <w:t xml:space="preserve">    +Ngăn kéo đựng tiền tự động kết nối với máy in.</w:t>
+      </w:r>
+    </w:p>
+    <w:p>
+      <w:pPr>
+        <w:rPr>
+          <w:b/>
+          <w:bCs/>
+          <w:sz w:val="26"/>
+          <w:szCs w:val="26"/>
+        </w:rPr>
+      </w:pPr>
+      <w:r>
+        <w:rPr>
+          <w:b/>
+          <w:bCs/>
+          <w:sz w:val="26"/>
+          <w:szCs w:val="26"/>
+        </w:rPr>
+        <w:lastRenderedPageBreak/>
+        <w:t>b. Yêu cầu về môi trường phần mềm (Software Constraints):</w:t>
+      </w:r>
+    </w:p>
+    <w:p>
+      <w:pPr>
+        <w:rPr>
+          <w:sz w:val="26"/>
+          <w:szCs w:val="26"/>
+        </w:rPr>
+      </w:pPr>
+      <w:r>
+        <w:rPr>
+          <w:sz w:val="26"/>
+          <w:szCs w:val="26"/>
+        </w:rPr>
+        <w:t>-Hệ điều hành: Các máy trạm và máy quản lý cần cài đặt hệ điều hành Windows 10 hoặc Windows 11.</w:t>
+      </w:r>
+    </w:p>
+    <w:p>
+      <w:pPr>
+        <w:rPr>
+          <w:sz w:val="26"/>
+          <w:szCs w:val="26"/>
+        </w:rPr>
+      </w:pPr>
+      <w:r>
+        <w:rPr>
+          <w:sz w:val="26"/>
+          <w:szCs w:val="26"/>
+        </w:rPr>
+        <w:t xml:space="preserve"> -Nền tảng và Ngôn ngữ phát triển: Ứng dụng được xây dựng </w:t>
+      </w:r>
+      <w:proofErr w:type="gramStart"/>
+      <w:r>
+        <w:rPr>
+          <w:sz w:val="26"/>
+          <w:szCs w:val="26"/>
+        </w:rPr>
+        <w:t>theo</w:t>
+      </w:r>
+      <w:proofErr w:type="gramEnd"/>
+      <w:r>
+        <w:rPr>
+          <w:sz w:val="26"/>
+          <w:szCs w:val="26"/>
+        </w:rPr>
+        <w:t xml:space="preserve"> mô hình Desktop App sử dụng ngôn ngữ Java (ứng dụng các thư viện như Java Swing để phát triển giao diện người dùng).</w:t>
+      </w:r>
+    </w:p>
+    <w:p>
+      <w:pPr>
+        <w:rPr>
+          <w:sz w:val="26"/>
+          <w:szCs w:val="26"/>
+        </w:rPr>
+      </w:pPr>
+      <w:r>
+        <w:rPr>
+          <w:sz w:val="26"/>
+          <w:szCs w:val="26"/>
+        </w:rPr>
+        <w:t>-Hệ quản trị cơ sở dữ liệu: SQL Server để lưu trữ toàn bộ dữ liệu về sản phẩm, hóa đơn, lịch hẹn Spa và hồ sơ thú cưng.</w:t>
+      </w:r>
+    </w:p>
+    <w:p>
+      <w:pPr>
+        <w:rPr>
+          <w:sz w:val="26"/>
+          <w:szCs w:val="26"/>
+        </w:rPr>
+      </w:pPr>
+      <w:r>
+        <w:rPr>
+          <w:sz w:val="26"/>
+          <w:szCs w:val="26"/>
+        </w:rPr>
+        <w:t>-Công cụ hỗ trợ khác: Cần cài đặt sẵn các phần mềm đọc file PDF/Excel trên máy quản lý để hỗ trợ việc mở và xem các báo cáo sau khi kết xuất.</w:t>
+      </w:r>
+    </w:p>
+    <w:p>
+      <w:pPr>
+        <w:rPr>
+          <w:b/>
+          <w:bCs/>
+          <w:sz w:val="26"/>
+          <w:szCs w:val="26"/>
+        </w:rPr>
+      </w:pPr>
+      <w:r>
+        <w:rPr>
+          <w:b/>
+          <w:bCs/>
+          <w:sz w:val="26"/>
+          <w:szCs w:val="26"/>
+        </w:rPr>
+        <w:t>c. Yêu cầu về môi trường mạng (Network Constraints):</w:t>
+      </w:r>
+    </w:p>
+    <w:p>
+      <w:pPr>
+        <w:rPr>
+          <w:sz w:val="26"/>
+          <w:szCs w:val="26"/>
+        </w:rPr>
+      </w:pPr>
+      <w:r>
+        <w:rPr>
+          <w:b/>
+          <w:bCs/>
+          <w:sz w:val="26"/>
+          <w:szCs w:val="26"/>
+        </w:rPr>
+        <w:t>-</w:t>
+      </w:r>
+      <w:r>
+        <w:rPr>
+          <w:b/>
+          <w:bCs/>
+          <w:sz w:val="26"/>
+          <w:szCs w:val="26"/>
+        </w:rPr>
+        <w:t>Mạng nội bộ (LAN):</w:t>
+      </w:r>
+      <w:r>
+        <w:rPr>
+          <w:sz w:val="26"/>
+          <w:szCs w:val="26"/>
+        </w:rPr>
+        <w:t xml:space="preserve"> Yêu cầu có kết nối mạng LAN ổn định giữa các máy trạm (</w:t>
+      </w:r>
+      <w:proofErr w:type="gramStart"/>
+      <w:r>
+        <w:rPr>
+          <w:sz w:val="26"/>
+          <w:szCs w:val="26"/>
+        </w:rPr>
+        <w:t>thu</w:t>
+      </w:r>
+      <w:proofErr w:type="gramEnd"/>
+      <w:r>
+        <w:rPr>
+          <w:sz w:val="26"/>
+          <w:szCs w:val="26"/>
+        </w:rPr>
+        <w:t xml:space="preserve"> ngân, kho) với máy chủ để đồng bộ dữ liệu theo thời gian thực, đặc biệt là khi cập nhật số lượng tồn kho.</w:t>
+      </w:r>
+    </w:p>
+    <w:p>
+      <w:pPr>
+        <w:rPr>
+          <w:sz w:val="26"/>
+          <w:szCs w:val="26"/>
+        </w:rPr>
+      </w:pPr>
+      <w:r>
+        <w:rPr>
+          <w:b/>
+          <w:bCs/>
+          <w:sz w:val="26"/>
+          <w:szCs w:val="26"/>
+        </w:rPr>
+        <w:t>-</w:t>
+      </w:r>
+      <w:r>
+        <w:rPr>
+          <w:b/>
+          <w:bCs/>
+          <w:sz w:val="26"/>
+          <w:szCs w:val="26"/>
+        </w:rPr>
+        <w:t>Kết nối Internet:</w:t>
+      </w:r>
+      <w:r>
+        <w:rPr>
+          <w:sz w:val="26"/>
+          <w:szCs w:val="26"/>
+        </w:rPr>
+        <w:t xml:space="preserve"> Bắt buộc phải có kết nối Internet liên tục để phân hệ Bán hàng đa kênh (Omnichannel) có thể lấy dữ liệu đơn hàng từ Facebook, Zalo, Shopee, TikTok và để đồng bộ hệ thống tích điểm CRM của khách hàng.</w:t>
+      </w:r>
+    </w:p>
+    <w:p>
+      <w:pPr>
+        <w:rPr>
+          <w:sz w:val="26"/>
+          <w:szCs w:val="26"/>
+        </w:rPr>
+      </w:pPr>
+      <w:r>
+        <w:rPr>
+          <w:b/>
+          <w:bCs/>
+          <w:sz w:val="26"/>
+          <w:szCs w:val="26"/>
+        </w:rPr>
+        <w:t>d. Ràng buộc về thiết kế giao diện và Trải nghiệm người dùng (UI/UX Constraints):</w:t>
+      </w:r>
+    </w:p>
+    <w:p>
+      <w:pPr>
+        <w:rPr>
+          <w:sz w:val="26"/>
+          <w:szCs w:val="26"/>
+        </w:rPr>
+      </w:pPr>
+      <w:r>
+        <w:rPr>
+          <w:b/>
+          <w:bCs/>
+          <w:sz w:val="26"/>
+          <w:szCs w:val="26"/>
+        </w:rPr>
+        <w:t>-</w:t>
+      </w:r>
+      <w:r>
+        <w:rPr>
+          <w:b/>
+          <w:bCs/>
+          <w:sz w:val="26"/>
+          <w:szCs w:val="26"/>
+        </w:rPr>
+        <w:t>Tính thực dụng:</w:t>
+      </w:r>
+      <w:r>
+        <w:rPr>
+          <w:sz w:val="26"/>
+          <w:szCs w:val="26"/>
+        </w:rPr>
+        <w:t xml:space="preserve"> Giao diện cần được thiết kế tối giản, chia thành các mô-đun rõ ràng. Hạn chế tối đa các hiệu ứng chuyển động (animation) không cần thiết để phần mềm chạy nhẹ và phản hồi nhanh.</w:t>
+      </w:r>
+    </w:p>
+    <w:p>
+      <w:pPr>
+        <w:rPr>
+          <w:sz w:val="26"/>
+          <w:szCs w:val="26"/>
+        </w:rPr>
+      </w:pPr>
+      <w:r>
+        <w:rPr>
+          <w:b/>
+          <w:bCs/>
+          <w:sz w:val="26"/>
+          <w:szCs w:val="26"/>
+        </w:rPr>
+        <w:t>-</w:t>
+      </w:r>
+      <w:r>
+        <w:rPr>
+          <w:b/>
+          <w:bCs/>
+          <w:sz w:val="26"/>
+          <w:szCs w:val="26"/>
+        </w:rPr>
+        <w:t>Tương tác trực diện:</w:t>
+      </w:r>
+      <w:r>
+        <w:rPr>
+          <w:sz w:val="26"/>
+          <w:szCs w:val="26"/>
+        </w:rPr>
+        <w:t xml:space="preserve"> Các thao tác điều khiển, mở bảng chọn hoặc hiển thị thông tin chi tiết (modal) phải được kích hoạt bằng các thao tác click chuột dứt khoát, thay vì phụ thuộc vào việc rê hoặc di chuột (hover), giúp nhân viên thao tác chính xác khi đang bận phục vụ khách.</w:t>
+      </w:r>
+    </w:p>
+    <w:p>
+      <w:pPr>
+        <w:rPr>
+          <w:sz w:val="26"/>
+          <w:szCs w:val="26"/>
+        </w:rPr>
+      </w:pPr>
+      <w:r>
+        <w:rPr>
+          <w:b/>
+          <w:bCs/>
+          <w:sz w:val="26"/>
+          <w:szCs w:val="26"/>
+        </w:rPr>
+        <w:t>-</w:t>
+      </w:r>
+      <w:r>
+        <w:rPr>
+          <w:b/>
+          <w:bCs/>
+          <w:sz w:val="26"/>
+          <w:szCs w:val="26"/>
+        </w:rPr>
+        <w:t>Màu sắc:</w:t>
+      </w:r>
+      <w:r>
+        <w:rPr>
+          <w:sz w:val="26"/>
+          <w:szCs w:val="26"/>
+        </w:rPr>
+        <w:t xml:space="preserve"> Ưu tiên sử dụng các tone màu trung tính (như các khung nền màu xám/gray) làm chủ đạo để giảm mỏi mắt cho nhân viên thu ngân khi phải nhìn màn hình liên tục từ 06:00 đến 22:00, đồng thời làm nổi bật các dữ liệu quan trọng như số tiền, cảnh báo tồn kho, hoặc thông tin thú cưng dữ/cần chú ý.</w:t>
+      </w:r>
+    </w:p>
+    <w:p>
+      <w:pPr>
         <w:spacing w:after="120" w:line="240" w:lineRule="auto"/>
         <w:rPr>
           <w:rFonts w:ascii="Times New Roman" w:eastAsia="Times New Roman" w:hAnsi="Times New Roman" w:cs="Times New Roman"/>
@@ -7517,7 +8180,6 @@
           <w:szCs w:val="26"/>
         </w:rPr>
       </w:pPr>
-      <w:bookmarkStart w:id="21" w:name="_Toc207611055"/>
       <w:r>
         <w:rPr>
           <w:rFonts w:ascii="Times New Roman" w:hAnsi="Times New Roman" w:cs="Times New Roman"/>
@@ -7851,25 +8513,7 @@
                 <w:sz w:val="26"/>
                 <w:szCs w:val="26"/>
               </w:rPr>
-              <w:t>Nhân viên q</w:t>
-            </w:r>
-            <w:r>
-              <w:rPr>
-                <w:rFonts w:ascii="Times New Roman" w:hAnsi="Times New Roman"/>
-                <w:color w:val="auto"/>
-                <w:sz w:val="26"/>
-                <w:szCs w:val="26"/>
-              </w:rPr>
-              <w:t>uản lý, Nhân viên thu ngân, Thợ Spa, Nhân viên kho</w:t>
-            </w:r>
-            <w:r>
-              <w:rPr>
-                <w:rFonts w:ascii="Times New Roman" w:hAnsi="Times New Roman"/>
-                <w:color w:val="auto"/>
-                <w:sz w:val="26"/>
-                <w:szCs w:val="26"/>
-              </w:rPr>
-              <w:t>.</w:t>
+              <w:t>Nhân viên quản lý, Nhân viên thu ngân, Thợ Spa, Nhân viên kho.</w:t>
             </w:r>
           </w:p>
         </w:tc>
@@ -7928,16 +8572,7 @@
                 <w:sz w:val="26"/>
                 <w:szCs w:val="26"/>
               </w:rPr>
-              <w:t xml:space="preserve">Nhân viên </w:t>
-            </w:r>
-            <w:r>
-              <w:rPr>
-                <w:rFonts w:ascii="Times New Roman" w:hAnsi="Times New Roman"/>
-                <w:color w:val="auto"/>
-                <w:sz w:val="26"/>
-                <w:szCs w:val="26"/>
-              </w:rPr>
-              <w:t>đã được cấp tài khoản và tài khoản đang hoạt động.</w:t>
+              <w:t>Nhân viên đã được cấp tài khoản và tài khoản đang hoạt động.</w:t>
             </w:r>
           </w:p>
         </w:tc>
@@ -7997,16 +8632,7 @@
                 <w:sz w:val="26"/>
                 <w:szCs w:val="26"/>
               </w:rPr>
-              <w:t>Nhân viên</w:t>
-            </w:r>
-            <w:r>
-              <w:rPr>
-                <w:rFonts w:ascii="Times New Roman" w:hAnsi="Times New Roman"/>
-                <w:color w:val="auto"/>
-                <w:sz w:val="26"/>
-                <w:szCs w:val="26"/>
-              </w:rPr>
-              <w:t xml:space="preserve"> đăng nhập thành công và được truy cập các chức năng theo quyền.</w:t>
+              <w:t>Nhân viên đăng nhập thành công và được truy cập các chức năng theo quyền.</w:t>
             </w:r>
             <w:r>
               <w:rPr>
@@ -8508,16 +9134,7 @@
                 <w:sz w:val="26"/>
                 <w:szCs w:val="26"/>
               </w:rPr>
-              <w:t>Nhân viên q</w:t>
-            </w:r>
-            <w:r>
-              <w:rPr>
-                <w:rFonts w:ascii="Times New Roman" w:hAnsi="Times New Roman"/>
-                <w:color w:val="auto"/>
-                <w:sz w:val="26"/>
-                <w:szCs w:val="26"/>
-              </w:rPr>
-              <w:t>uản lý đã đăng nhập và có quyền quản lý tài khoản.</w:t>
+              <w:t>Nhân viên quản lý đã đăng nhập và có quyền quản lý tài khoản.</w:t>
             </w:r>
           </w:p>
         </w:tc>
@@ -9119,16 +9736,7 @@
                 <w:sz w:val="26"/>
                 <w:szCs w:val="26"/>
               </w:rPr>
-              <w:t>Nhân viên q</w:t>
-            </w:r>
-            <w:r>
-              <w:rPr>
-                <w:rFonts w:ascii="Times New Roman" w:hAnsi="Times New Roman"/>
-                <w:color w:val="auto"/>
-                <w:sz w:val="26"/>
-                <w:szCs w:val="26"/>
-              </w:rPr>
-              <w:t>uản lý đã đăng nhập; nhân viên cần phân ca đã tồn tại trong hệ thống.</w:t>
+              <w:t>Nhân viên quản lý đã đăng nhập; nhân viên cần phân ca đã tồn tại trong hệ thống.</w:t>
             </w:r>
             <w:r>
               <w:rPr>
@@ -9694,16 +10302,7 @@
                 <w:sz w:val="26"/>
                 <w:szCs w:val="26"/>
               </w:rPr>
-              <w:t>Nhân viên q</w:t>
-            </w:r>
-            <w:r>
-              <w:rPr>
-                <w:rFonts w:ascii="Times New Roman" w:hAnsi="Times New Roman"/>
-                <w:color w:val="auto"/>
-                <w:sz w:val="26"/>
-                <w:szCs w:val="26"/>
-              </w:rPr>
-              <w:t>uản lý đã đăng nhập và có quyền phân quyền hệ thống.</w:t>
+              <w:t>Nhân viên quản lý đã đăng nhập và có quyền phân quyền hệ thống.</w:t>
             </w:r>
             <w:r>
               <w:rPr>
@@ -10129,7 +10728,25 @@
                 <w:color w:val="auto"/>
                 <w:sz w:val="26"/>
               </w:rPr>
-              <w:t>Use Case Quản lý danh mục cho phép người có quyền quản lý danh mục thực hiện các thao tác thêm, sửa và xóa các nhóm danh mục hàng hóa của cửa hàng như Thức ăn, Phụ kiện,... Việc quản lý danh mục giúp phân loại hàng hóa và hỗ trợ quá trình quản lý sản phẩm trong hệ thống.</w:t>
+              <w:t>Use Case Quản lý danh mục cho phép người có quyền quản lý danh mục thực hiện các thao tác thêm, sửa và xóa các nhóm danh mục hàng hóa của cửa hàng như Thức ăn, Phụ kiện</w:t>
+            </w:r>
+            <w:proofErr w:type="gramStart"/>
+            <w:r>
+              <w:rPr>
+                <w:rFonts w:ascii="Times New Roman" w:hAnsi="Times New Roman"/>
+                <w:color w:val="auto"/>
+                <w:sz w:val="26"/>
+              </w:rPr>
+              <w:t>,...</w:t>
+            </w:r>
+            <w:proofErr w:type="gramEnd"/>
+            <w:r>
+              <w:rPr>
+                <w:rFonts w:ascii="Times New Roman" w:hAnsi="Times New Roman"/>
+                <w:color w:val="auto"/>
+                <w:sz w:val="26"/>
+              </w:rPr>
+              <w:t xml:space="preserve"> Việc quản lý danh mục giúp phân loại hàng hóa và hỗ trợ quá trình quản lý sản phẩm trong hệ thống.</w:t>
             </w:r>
             <w:r>
               <w:rPr>
@@ -10428,6 +11045,7 @@
                 <w:sz w:val="26"/>
                 <w:szCs w:val="26"/>
               </w:rPr>
+              <w:lastRenderedPageBreak/>
               <w:t>Luồng sự kiện phụ (Alternative Flows):</w:t>
             </w:r>
           </w:p>
@@ -11069,7 +11687,27 @@
                 <w:sz w:val="26"/>
                 <w:szCs w:val="26"/>
               </w:rPr>
-              <w:t>Nhân viên kho chọn chức năng Thêm mới, Sửa hoặc Xóa thông tin sản phẩm.</w:t>
+              <w:t xml:space="preserve">Nhân viên kho chọn chức năng </w:t>
+            </w:r>
+            <w:proofErr w:type="gramStart"/>
+            <w:r>
+              <w:rPr>
+                <w:rFonts w:ascii="Times New Roman" w:hAnsi="Times New Roman"/>
+                <w:color w:val="auto"/>
+                <w:sz w:val="26"/>
+                <w:szCs w:val="26"/>
+              </w:rPr>
+              <w:t>Thêm</w:t>
+            </w:r>
+            <w:proofErr w:type="gramEnd"/>
+            <w:r>
+              <w:rPr>
+                <w:rFonts w:ascii="Times New Roman" w:hAnsi="Times New Roman"/>
+                <w:color w:val="auto"/>
+                <w:sz w:val="26"/>
+                <w:szCs w:val="26"/>
+              </w:rPr>
+              <w:t xml:space="preserve"> mới, Sửa hoặc Xóa thông tin sản phẩm.</w:t>
             </w:r>
           </w:p>
           <w:p>
@@ -11360,6 +11998,9 @@
     </w:p>
     <w:p>
       <w:r>
+        <w:rPr>
+          <w:noProof/>
+        </w:rPr>
         <w:drawing>
           <wp:inline distT="0" distB="0" distL="0" distR="0" wp14:anchorId="2DEB880B" wp14:editId="3FCEE5F6">
             <wp:extent cx="5387807" cy="6058425"/>
@@ -11458,7 +12099,6 @@
           <w:noProof/>
           <w:sz w:val="26"/>
           <w:szCs w:val="26"/>
-          <w:lang w:val="pt-BR"/>
         </w:rPr>
         <w:drawing>
           <wp:inline distT="0" distB="0" distL="0" distR="0" wp14:anchorId="2B6DD7FE" wp14:editId="2F5151C3">
@@ -12032,7 +12672,27 @@
                 <w:sz w:val="26"/>
                 <w:szCs w:val="26"/>
               </w:rPr>
-              <w:t>Nhân viên kho điền thông tin chung của phiếu nhập.</w:t>
+              <w:t xml:space="preserve">Nhân viên kho điền thông tin </w:t>
+            </w:r>
+            <w:proofErr w:type="gramStart"/>
+            <w:r>
+              <w:rPr>
+                <w:rFonts w:ascii="Times New Roman" w:hAnsi="Times New Roman"/>
+                <w:color w:val="auto"/>
+                <w:sz w:val="26"/>
+                <w:szCs w:val="26"/>
+              </w:rPr>
+              <w:t>chung</w:t>
+            </w:r>
+            <w:proofErr w:type="gramEnd"/>
+            <w:r>
+              <w:rPr>
+                <w:rFonts w:ascii="Times New Roman" w:hAnsi="Times New Roman"/>
+                <w:color w:val="auto"/>
+                <w:sz w:val="26"/>
+                <w:szCs w:val="26"/>
+              </w:rPr>
+              <w:t xml:space="preserve"> của phiếu nhập.</w:t>
             </w:r>
           </w:p>
           <w:p>
@@ -12151,7 +12811,27 @@
                 <w:sz w:val="26"/>
                 <w:szCs w:val="26"/>
               </w:rPr>
-              <w:t>Hệ thống cập nhật số lượng tồn kho theo từng mã lô, lưu phiếu nhập, hiển thị hộp thoại thông báo thành công và cung cấp tùy chọn in phiếu.</w:t>
+              <w:t xml:space="preserve">Hệ thống cập nhật số lượng tồn kho </w:t>
+            </w:r>
+            <w:proofErr w:type="gramStart"/>
+            <w:r>
+              <w:rPr>
+                <w:rFonts w:ascii="Times New Roman" w:hAnsi="Times New Roman"/>
+                <w:color w:val="auto"/>
+                <w:sz w:val="26"/>
+                <w:szCs w:val="26"/>
+              </w:rPr>
+              <w:t>theo</w:t>
+            </w:r>
+            <w:proofErr w:type="gramEnd"/>
+            <w:r>
+              <w:rPr>
+                <w:rFonts w:ascii="Times New Roman" w:hAnsi="Times New Roman"/>
+                <w:color w:val="auto"/>
+                <w:sz w:val="26"/>
+                <w:szCs w:val="26"/>
+              </w:rPr>
+              <w:t xml:space="preserve"> từng mã lô, lưu phiếu nhập, hiển thị hộp thoại thông báo thành công và cung cấp tùy chọn in phiếu.</w:t>
             </w:r>
           </w:p>
         </w:tc>
@@ -12247,8 +12927,19 @@
                 <w:sz w:val="26"/>
                 <w:szCs w:val="26"/>
               </w:rPr>
-              <w:t>4.2. Hệ thống hiển thị MessageBox xác nhận với tùy chọn Yes/No "Bạn có chắc chắn muốn hủy phiếu nhập đang lập?".</w:t>
-            </w:r>
+              <w:t>4.2. Hệ thống hiển thị MessageBox xác nhận với tùy chọn Yes/No "Bạn có chắc chắn muốn hủy phiếu nhập đang lập?</w:t>
+            </w:r>
+            <w:proofErr w:type="gramStart"/>
+            <w:r>
+              <w:rPr>
+                <w:rFonts w:ascii="Times New Roman" w:hAnsi="Times New Roman"/>
+                <w:color w:val="auto"/>
+                <w:sz w:val="26"/>
+                <w:szCs w:val="26"/>
+              </w:rPr>
+              <w:t>".</w:t>
+            </w:r>
+            <w:proofErr w:type="gramEnd"/>
           </w:p>
           <w:p>
             <w:pPr>
@@ -13276,6 +13967,9 @@
     </w:p>
     <w:p>
       <w:r>
+        <w:rPr>
+          <w:noProof/>
+        </w:rPr>
         <w:drawing>
           <wp:inline distT="0" distB="0" distL="0" distR="0" wp14:anchorId="23D8A882" wp14:editId="6672EFB8">
             <wp:extent cx="6511925" cy="4694555"/>
@@ -13972,7 +14666,27 @@
                 <w:sz w:val="26"/>
                 <w:szCs w:val="26"/>
               </w:rPr>
-              <w:t>Nhân viên kho xem chi tiết để lên phương án xử lý.</w:t>
+              <w:t xml:space="preserve">Nhân viên kho xem chi tiết để lên phương </w:t>
+            </w:r>
+            <w:proofErr w:type="gramStart"/>
+            <w:r>
+              <w:rPr>
+                <w:rFonts w:ascii="Times New Roman" w:hAnsi="Times New Roman"/>
+                <w:color w:val="auto"/>
+                <w:sz w:val="26"/>
+                <w:szCs w:val="26"/>
+              </w:rPr>
+              <w:t>án</w:t>
+            </w:r>
+            <w:proofErr w:type="gramEnd"/>
+            <w:r>
+              <w:rPr>
+                <w:rFonts w:ascii="Times New Roman" w:hAnsi="Times New Roman"/>
+                <w:color w:val="auto"/>
+                <w:sz w:val="26"/>
+                <w:szCs w:val="26"/>
+              </w:rPr>
+              <w:t xml:space="preserve"> xử lý.</w:t>
             </w:r>
           </w:p>
         </w:tc>
@@ -14070,7 +14784,27 @@
                 <w:sz w:val="26"/>
                 <w:szCs w:val="26"/>
               </w:rPr>
-              <w:t>3.2. Hệ thống hiện thông báo: "Kho đang ở mức an toàn, không có cảnh báo".</w:t>
+              <w:t xml:space="preserve">3.2. Hệ thống hiện thông báo: "Kho đang ở mức </w:t>
+            </w:r>
+            <w:proofErr w:type="gramStart"/>
+            <w:r>
+              <w:rPr>
+                <w:rFonts w:ascii="Times New Roman" w:hAnsi="Times New Roman"/>
+                <w:color w:val="auto"/>
+                <w:sz w:val="26"/>
+                <w:szCs w:val="26"/>
+              </w:rPr>
+              <w:t>an</w:t>
+            </w:r>
+            <w:proofErr w:type="gramEnd"/>
+            <w:r>
+              <w:rPr>
+                <w:rFonts w:ascii="Times New Roman" w:hAnsi="Times New Roman"/>
+                <w:color w:val="auto"/>
+                <w:sz w:val="26"/>
+                <w:szCs w:val="26"/>
+              </w:rPr>
+              <w:t xml:space="preserve"> toàn, không có cảnh báo".</w:t>
             </w:r>
           </w:p>
         </w:tc>
@@ -14468,7 +15202,27 @@
                 <w:sz w:val="26"/>
                 <w:szCs w:val="26"/>
               </w:rPr>
-              <w:t>Sử dụng Form nhập liệu để ghi nhận hồ sơ chi tiết của thú cưng, đặc biệt lưu ý tính hiền/dữ để hệ thống đưa ra cảnh báo an toàn nội bộ trước khi làm dịch vụ Spa.</w:t>
+              <w:t xml:space="preserve">Sử dụng Form nhập liệu để ghi nhận hồ sơ chi tiết của thú cưng, đặc biệt lưu ý tính hiền/dữ để hệ thống đưa ra cảnh báo </w:t>
+            </w:r>
+            <w:proofErr w:type="gramStart"/>
+            <w:r>
+              <w:rPr>
+                <w:rFonts w:ascii="Times New Roman" w:hAnsi="Times New Roman"/>
+                <w:color w:val="auto"/>
+                <w:sz w:val="26"/>
+                <w:szCs w:val="26"/>
+              </w:rPr>
+              <w:t>an</w:t>
+            </w:r>
+            <w:proofErr w:type="gramEnd"/>
+            <w:r>
+              <w:rPr>
+                <w:rFonts w:ascii="Times New Roman" w:hAnsi="Times New Roman"/>
+                <w:color w:val="auto"/>
+                <w:sz w:val="26"/>
+                <w:szCs w:val="26"/>
+              </w:rPr>
+              <w:t xml:space="preserve"> toàn nội bộ trước khi làm dịch vụ Spa.</w:t>
             </w:r>
           </w:p>
         </w:tc>
@@ -15809,6 +16563,7 @@
                       <w:sz w:val="26"/>
                       <w:szCs w:val="26"/>
                     </w:rPr>
+                    <w:lastRenderedPageBreak/>
                     <w:br/>
                   </w:r>
                 </w:p>
@@ -15847,7 +16602,6 @@
           <w:sz w:val="26"/>
           <w:szCs w:val="26"/>
         </w:rPr>
-        <w:lastRenderedPageBreak/>
         <w:t>Biểu đồ</w:t>
       </w:r>
     </w:p>
@@ -15877,15 +16631,7 @@
           <w:sz w:val="26"/>
           <w:szCs w:val="26"/>
         </w:rPr>
-        <w:t>2</w:t>
-      </w:r>
-      <w:r>
-        <w:rPr>
-          <w:rFonts w:ascii="Times New Roman" w:hAnsi="Times New Roman"/>
-          <w:sz w:val="26"/>
-          <w:szCs w:val="26"/>
-        </w:rPr>
-        <w:t>_</w:t>
+        <w:t>2_</w:t>
       </w:r>
       <w:r>
         <w:rPr>
@@ -15978,27 +16724,7 @@
                 <w:sz w:val="26"/>
                 <w:szCs w:val="26"/>
               </w:rPr>
-              <w:t>UC012</w:t>
-            </w:r>
-            <w:r>
-              <w:rPr>
-                <w:rFonts w:ascii="Times New Roman" w:hAnsi="Times New Roman"/>
-                <w:i/>
-                <w:iCs/>
-                <w:sz w:val="26"/>
-                <w:szCs w:val="26"/>
-              </w:rPr>
-              <w:t>_</w:t>
-            </w:r>
-            <w:r>
-              <w:rPr>
-                <w:rFonts w:ascii="Times New Roman" w:hAnsi="Times New Roman"/>
-                <w:i/>
-                <w:iCs/>
-                <w:sz w:val="26"/>
-                <w:szCs w:val="26"/>
-              </w:rPr>
-              <w:t>Quản lý phiếu dịch vụ</w:t>
+              <w:t>UC012_Quản lý phiếu dịch vụ</w:t>
             </w:r>
           </w:p>
         </w:tc>
@@ -16055,25 +16781,7 @@
                 <w:sz w:val="26"/>
                 <w:szCs w:val="26"/>
               </w:rPr>
-              <w:t>Cho phép nhân viên</w:t>
-            </w:r>
-            <w:r>
-              <w:rPr>
-                <w:rFonts w:ascii="Times New Roman" w:hAnsi="Times New Roman"/>
-                <w:color w:val="auto"/>
-                <w:sz w:val="26"/>
-                <w:szCs w:val="26"/>
-              </w:rPr>
-              <w:t xml:space="preserve"> Spa</w:t>
-            </w:r>
-            <w:r>
-              <w:rPr>
-                <w:rFonts w:ascii="Times New Roman" w:hAnsi="Times New Roman"/>
-                <w:color w:val="auto"/>
-                <w:sz w:val="26"/>
-                <w:szCs w:val="26"/>
-              </w:rPr>
-              <w:t xml:space="preserve"> quản lý các phiếu dịch vụ Spa đang được thực hiện cho thú cưng.</w:t>
+              <w:t>Cho phép nhân viên Spa quản lý các phiếu dịch vụ Spa đang được thực hiện cho thú cưng.</w:t>
             </w:r>
           </w:p>
         </w:tc>
@@ -16130,25 +16838,7 @@
                 <w:sz w:val="26"/>
                 <w:szCs w:val="26"/>
               </w:rPr>
-              <w:t>Nhân viên</w:t>
-            </w:r>
-            <w:r>
-              <w:rPr>
-                <w:rFonts w:ascii="Times New Roman" w:hAnsi="Times New Roman"/>
-                <w:color w:val="auto"/>
-                <w:sz w:val="26"/>
-                <w:szCs w:val="26"/>
-              </w:rPr>
-              <w:t xml:space="preserve"> Spa</w:t>
-            </w:r>
-            <w:r>
-              <w:rPr>
-                <w:rFonts w:ascii="Times New Roman" w:hAnsi="Times New Roman"/>
-                <w:color w:val="auto"/>
-                <w:sz w:val="26"/>
-                <w:szCs w:val="26"/>
-              </w:rPr>
-              <w:t xml:space="preserve"> có thể thêm, sửa, xóa và theo dõi thông tin các phiếu dịch vụ trong quá trình thực hiện.</w:t>
+              <w:t>Nhân viên Spa có thể thêm, sửa, xóa và theo dõi thông tin các phiếu dịch vụ trong quá trình thực hiện.</w:t>
             </w:r>
           </w:p>
         </w:tc>
@@ -16205,16 +16895,7 @@
                 <w:sz w:val="26"/>
                 <w:szCs w:val="26"/>
               </w:rPr>
-              <w:t>Nhân viên</w:t>
-            </w:r>
-            <w:r>
-              <w:rPr>
-                <w:rFonts w:ascii="Times New Roman" w:hAnsi="Times New Roman"/>
-                <w:color w:val="auto"/>
-                <w:sz w:val="26"/>
-                <w:szCs w:val="26"/>
-              </w:rPr>
-              <w:t xml:space="preserve"> Spa</w:t>
+              <w:t>Nhân viên Spa</w:t>
             </w:r>
           </w:p>
         </w:tc>
@@ -16271,25 +16952,7 @@
                 <w:sz w:val="26"/>
                 <w:szCs w:val="26"/>
               </w:rPr>
-              <w:t xml:space="preserve">Nhân viên </w:t>
-            </w:r>
-            <w:r>
-              <w:rPr>
-                <w:rFonts w:ascii="Times New Roman" w:hAnsi="Times New Roman"/>
-                <w:color w:val="auto"/>
-                <w:sz w:val="26"/>
-                <w:szCs w:val="26"/>
-              </w:rPr>
-              <w:t xml:space="preserve">Spa </w:t>
-            </w:r>
-            <w:r>
-              <w:rPr>
-                <w:rFonts w:ascii="Times New Roman" w:hAnsi="Times New Roman"/>
-                <w:color w:val="auto"/>
-                <w:sz w:val="26"/>
-                <w:szCs w:val="26"/>
-              </w:rPr>
-              <w:t>đã đăng nhập và có quyền quản lý phiếu dịch vụ.</w:t>
+              <w:t>Nhân viên Spa đã đăng nhập và có quyền quản lý phiếu dịch vụ.</w:t>
             </w:r>
           </w:p>
         </w:tc>
@@ -16586,27 +17249,7 @@
                 <w:sz w:val="26"/>
                 <w:szCs w:val="26"/>
               </w:rPr>
-              <w:t>UC013</w:t>
-            </w:r>
-            <w:r>
-              <w:rPr>
-                <w:rFonts w:ascii="Times New Roman" w:hAnsi="Times New Roman"/>
-                <w:i/>
-                <w:iCs/>
-                <w:sz w:val="26"/>
-                <w:szCs w:val="26"/>
-              </w:rPr>
-              <w:t>_</w:t>
-            </w:r>
-            <w:r>
-              <w:rPr>
-                <w:rFonts w:ascii="Times New Roman" w:hAnsi="Times New Roman"/>
-                <w:i/>
-                <w:iCs/>
-                <w:sz w:val="26"/>
-                <w:szCs w:val="26"/>
-              </w:rPr>
-              <w:t>Lập hóa đơn</w:t>
+              <w:t>UC013_Lập hóa đơn</w:t>
             </w:r>
           </w:p>
         </w:tc>
@@ -16663,25 +17306,7 @@
                 <w:sz w:val="26"/>
                 <w:szCs w:val="26"/>
               </w:rPr>
-              <w:t>Cho phép nhân viên</w:t>
-            </w:r>
-            <w:r>
-              <w:rPr>
-                <w:rFonts w:ascii="Times New Roman" w:hAnsi="Times New Roman"/>
-                <w:color w:val="auto"/>
-                <w:sz w:val="26"/>
-                <w:szCs w:val="26"/>
-              </w:rPr>
-              <w:t xml:space="preserve"> thu ngân</w:t>
-            </w:r>
-            <w:r>
-              <w:rPr>
-                <w:rFonts w:ascii="Times New Roman" w:hAnsi="Times New Roman"/>
-                <w:color w:val="auto"/>
-                <w:sz w:val="26"/>
-                <w:szCs w:val="26"/>
-              </w:rPr>
-              <w:t xml:space="preserve"> lập hóa đơn thanh toán cho khách hàng tại quầy.</w:t>
+              <w:t>Cho phép nhân viên thu ngân lập hóa đơn thanh toán cho khách hàng tại quầy.</w:t>
             </w:r>
           </w:p>
         </w:tc>
@@ -16738,25 +17363,7 @@
                 <w:sz w:val="26"/>
                 <w:szCs w:val="26"/>
               </w:rPr>
-              <w:t xml:space="preserve">Nhân viên </w:t>
-            </w:r>
-            <w:r>
-              <w:rPr>
-                <w:rFonts w:ascii="Times New Roman" w:hAnsi="Times New Roman"/>
-                <w:color w:val="auto"/>
-                <w:sz w:val="26"/>
-                <w:szCs w:val="26"/>
-              </w:rPr>
-              <w:t xml:space="preserve">thu ngân </w:t>
-            </w:r>
-            <w:r>
-              <w:rPr>
-                <w:rFonts w:ascii="Times New Roman" w:hAnsi="Times New Roman"/>
-                <w:color w:val="auto"/>
-                <w:sz w:val="26"/>
-                <w:szCs w:val="26"/>
-              </w:rPr>
-              <w:t>quét mã vạch sản phẩm hoặc chọn các dịch vụ đã hoàn thành, hệ thống tự động tính tổng tiền và hỗ trợ in hóa đơn cho khách hàng.</w:t>
+              <w:t>Nhân viên thu ngân quét mã vạch sản phẩm hoặc chọn các dịch vụ đã hoàn thành, hệ thống tự động tính tổng tiền và hỗ trợ in hóa đơn cho khách hàng.</w:t>
             </w:r>
           </w:p>
         </w:tc>
@@ -16870,25 +17477,7 @@
                 <w:sz w:val="26"/>
                 <w:szCs w:val="26"/>
               </w:rPr>
-              <w:t>Nhân viên</w:t>
-            </w:r>
-            <w:r>
-              <w:rPr>
-                <w:rFonts w:ascii="Times New Roman" w:hAnsi="Times New Roman"/>
-                <w:color w:val="auto"/>
-                <w:sz w:val="26"/>
-                <w:szCs w:val="26"/>
-              </w:rPr>
-              <w:t xml:space="preserve"> thu ngân</w:t>
-            </w:r>
-            <w:r>
-              <w:rPr>
-                <w:rFonts w:ascii="Times New Roman" w:hAnsi="Times New Roman"/>
-                <w:color w:val="auto"/>
-                <w:sz w:val="26"/>
-                <w:szCs w:val="26"/>
-              </w:rPr>
-              <w:t xml:space="preserve"> đã đăng nhập hệ thống; sản phẩm hoặc dịch vụ đã có trong hệ thống.</w:t>
+              <w:t>Nhân viên thu ngân đã đăng nhập hệ thống; sản phẩm hoặc dịch vụ đã có trong hệ thống.</w:t>
             </w:r>
           </w:p>
         </w:tc>
@@ -16945,16 +17534,7 @@
                 <w:sz w:val="26"/>
                 <w:szCs w:val="26"/>
               </w:rPr>
-              <w:t>Hóa đơn được tạo và lưu thành công</w:t>
-            </w:r>
-            <w:r>
-              <w:rPr>
-                <w:rFonts w:ascii="Times New Roman" w:hAnsi="Times New Roman"/>
-                <w:color w:val="auto"/>
-                <w:sz w:val="26"/>
-                <w:szCs w:val="26"/>
-              </w:rPr>
-              <w:t>.</w:t>
+              <w:t>Hóa đơn được tạo và lưu thành công.</w:t>
             </w:r>
           </w:p>
         </w:tc>
@@ -16985,6 +17565,7 @@
                 <w:sz w:val="26"/>
                 <w:szCs w:val="26"/>
               </w:rPr>
+              <w:lastRenderedPageBreak/>
               <w:t>Luồng sự kiện chính (Basic flows)</w:t>
             </w:r>
           </w:p>
@@ -17195,27 +17776,7 @@
                 <w:sz w:val="26"/>
                 <w:szCs w:val="26"/>
               </w:rPr>
-              <w:t>UC014</w:t>
-            </w:r>
-            <w:r>
-              <w:rPr>
-                <w:rFonts w:ascii="Times New Roman" w:hAnsi="Times New Roman"/>
-                <w:i/>
-                <w:iCs/>
-                <w:sz w:val="26"/>
-                <w:szCs w:val="26"/>
-              </w:rPr>
-              <w:t>_</w:t>
-            </w:r>
-            <w:r>
-              <w:rPr>
-                <w:rFonts w:ascii="Times New Roman" w:hAnsi="Times New Roman"/>
-                <w:i/>
-                <w:iCs/>
-                <w:sz w:val="26"/>
-                <w:szCs w:val="26"/>
-              </w:rPr>
-              <w:t>Áp dụng khuyến mãi</w:t>
+              <w:t>UC014_Áp dụng khuyến mãi</w:t>
             </w:r>
           </w:p>
         </w:tc>
@@ -17272,25 +17833,7 @@
                 <w:sz w:val="26"/>
                 <w:szCs w:val="26"/>
               </w:rPr>
-              <w:t>Cho phép nhân viên</w:t>
-            </w:r>
-            <w:r>
-              <w:rPr>
-                <w:rFonts w:ascii="Times New Roman" w:hAnsi="Times New Roman"/>
-                <w:color w:val="auto"/>
-                <w:sz w:val="26"/>
-                <w:szCs w:val="26"/>
-              </w:rPr>
-              <w:t xml:space="preserve"> thu ngân</w:t>
-            </w:r>
-            <w:r>
-              <w:rPr>
-                <w:rFonts w:ascii="Times New Roman" w:hAnsi="Times New Roman"/>
-                <w:color w:val="auto"/>
-                <w:sz w:val="26"/>
-                <w:szCs w:val="26"/>
-              </w:rPr>
-              <w:t xml:space="preserve"> áp dụng mã giảm giá hoặc chiết khấu theo hạng thẻ VIP cho hóa đơn.</w:t>
+              <w:t>Cho phép nhân viên thu ngân áp dụng mã giảm giá hoặc chiết khấu theo hạng thẻ VIP cho hóa đơn.</w:t>
             </w:r>
           </w:p>
         </w:tc>
@@ -17347,25 +17890,7 @@
                 <w:sz w:val="26"/>
                 <w:szCs w:val="26"/>
               </w:rPr>
-              <w:t>Nhân viên</w:t>
-            </w:r>
-            <w:r>
-              <w:rPr>
-                <w:rFonts w:ascii="Times New Roman" w:hAnsi="Times New Roman"/>
-                <w:color w:val="auto"/>
-                <w:sz w:val="26"/>
-                <w:szCs w:val="26"/>
-              </w:rPr>
-              <w:t xml:space="preserve"> thu ngân</w:t>
-            </w:r>
-            <w:r>
-              <w:rPr>
-                <w:rFonts w:ascii="Times New Roman" w:hAnsi="Times New Roman"/>
-                <w:color w:val="auto"/>
-                <w:sz w:val="26"/>
-                <w:szCs w:val="26"/>
-              </w:rPr>
-              <w:t xml:space="preserve"> nhập mã giảm giá/Voucher hoặc hệ thống tự động xác định mức chiết khấu dựa trên hạng thẻ VIP của khách hàng.</w:t>
+              <w:t>Nhân viên thu ngân nhập mã giảm giá/Voucher hoặc hệ thống tự động xác định mức chiết khấu dựa trên hạng thẻ VIP của khách hàng.</w:t>
             </w:r>
           </w:p>
         </w:tc>
@@ -17479,25 +18004,7 @@
                 <w:sz w:val="26"/>
                 <w:szCs w:val="26"/>
               </w:rPr>
-              <w:t>Nhân viên</w:t>
-            </w:r>
-            <w:r>
-              <w:rPr>
-                <w:rFonts w:ascii="Times New Roman" w:hAnsi="Times New Roman"/>
-                <w:color w:val="auto"/>
-                <w:sz w:val="26"/>
-                <w:szCs w:val="26"/>
-              </w:rPr>
-              <w:t xml:space="preserve"> thu ngân</w:t>
-            </w:r>
-            <w:r>
-              <w:rPr>
-                <w:rFonts w:ascii="Times New Roman" w:hAnsi="Times New Roman"/>
-                <w:color w:val="auto"/>
-                <w:sz w:val="26"/>
-                <w:szCs w:val="26"/>
-              </w:rPr>
-              <w:t xml:space="preserve"> đã đăng nhập và hóa đơn đang được lập. Mã giảm giá hoặc thông tin thẻ VIP đã tồn tại trong hệ thống.</w:t>
+              <w:t>Nhân viên thu ngân đã đăng nhập và hóa đơn đang được lập. Mã giảm giá hoặc thông tin thẻ VIP đã tồn tại trong hệ thống.</w:t>
             </w:r>
           </w:p>
         </w:tc>
@@ -17960,25 +18467,7 @@
                 <w:sz w:val="26"/>
                 <w:szCs w:val="26"/>
               </w:rPr>
-              <w:t>Nhân viên</w:t>
-            </w:r>
-            <w:r>
-              <w:rPr>
-                <w:rFonts w:ascii="Times New Roman" w:hAnsi="Times New Roman"/>
-                <w:color w:val="auto"/>
-                <w:sz w:val="26"/>
-                <w:szCs w:val="26"/>
-              </w:rPr>
-              <w:t xml:space="preserve"> thu ngân</w:t>
-            </w:r>
-            <w:r>
-              <w:rPr>
-                <w:rFonts w:ascii="Times New Roman" w:hAnsi="Times New Roman"/>
-                <w:color w:val="auto"/>
-                <w:sz w:val="26"/>
-                <w:szCs w:val="26"/>
-              </w:rPr>
-              <w:t xml:space="preserve"> có thể thêm, chỉnh sửa hoặc xóa thông tin thẻ thành viên và cập nhật thứ hạng thẻ theo chính sách của hệ thống.</w:t>
+              <w:t>Nhân viên thu ngân có thể thêm, chỉnh sửa hoặc xóa thông tin thẻ thành viên và cập nhật thứ hạng thẻ theo chính sách của hệ thống.</w:t>
             </w:r>
           </w:p>
         </w:tc>
@@ -18092,25 +18581,7 @@
                 <w:sz w:val="26"/>
                 <w:szCs w:val="26"/>
               </w:rPr>
-              <w:t>Nhân viên</w:t>
-            </w:r>
-            <w:r>
-              <w:rPr>
-                <w:rFonts w:ascii="Times New Roman" w:hAnsi="Times New Roman"/>
-                <w:color w:val="auto"/>
-                <w:sz w:val="26"/>
-                <w:szCs w:val="26"/>
-              </w:rPr>
-              <w:t xml:space="preserve"> thu ngân</w:t>
-            </w:r>
-            <w:r>
-              <w:rPr>
-                <w:rFonts w:ascii="Times New Roman" w:hAnsi="Times New Roman"/>
-                <w:color w:val="auto"/>
-                <w:sz w:val="26"/>
-                <w:szCs w:val="26"/>
-              </w:rPr>
-              <w:t xml:space="preserve"> đã đăng nhập và có quyền quản lý thẻ thành viên.</w:t>
+              <w:t>Nhân viên thu ngân đã đăng nhập và có quyền quản lý thẻ thành viên.</w:t>
             </w:r>
           </w:p>
         </w:tc>
@@ -18141,6 +18612,7 @@
                 <w:sz w:val="26"/>
                 <w:szCs w:val="26"/>
               </w:rPr>
+              <w:lastRenderedPageBreak/>
               <w:t>Điều kiện sau:</w:t>
             </w:r>
           </w:p>
@@ -18246,7 +18718,6 @@
                 <w:sz w:val="26"/>
                 <w:szCs w:val="26"/>
               </w:rPr>
-              <w:lastRenderedPageBreak/>
               <w:t>Luồng sự kiện phụ (Alternative Flows):</w:t>
             </w:r>
           </w:p>
@@ -18422,25 +18893,7 @@
                 <w:sz w:val="26"/>
                 <w:szCs w:val="26"/>
               </w:rPr>
-              <w:t>UC016_</w:t>
-            </w:r>
-            <w:r>
-              <w:rPr>
-                <w:rFonts w:ascii="Times New Roman" w:hAnsi="Times New Roman" w:cs="Times New Roman"/>
-                <w:i/>
-                <w:sz w:val="26"/>
-                <w:szCs w:val="26"/>
-              </w:rPr>
-              <w:t>X</w:t>
-            </w:r>
-            <w:r>
-              <w:rPr>
-                <w:rFonts w:ascii="Times New Roman" w:hAnsi="Times New Roman" w:cs="Times New Roman"/>
-                <w:i/>
-                <w:sz w:val="26"/>
-                <w:szCs w:val="26"/>
-              </w:rPr>
-              <w:t>em báo cáo</w:t>
+              <w:t>UC016_Xem báo cáo</w:t>
             </w:r>
           </w:p>
         </w:tc>
@@ -18696,7 +19149,31 @@
                 <w:sz w:val="26"/>
                 <w:szCs w:val="26"/>
               </w:rPr>
-              <w:t>-Nhân viên quản lý có vai trò và quyền hạn quản trị  để truy cập vào báo cáo và thống kê.</w:t>
+              <w:t xml:space="preserve">-Nhân viên quản lý có vai trò và quyền hạn quản </w:t>
+            </w:r>
+            <w:proofErr w:type="gramStart"/>
+            <w:r>
+              <w:rPr>
+                <w:rFonts w:ascii="Times New Roman" w:hAnsi="Times New Roman"/>
+                <w:i w:val="0"/>
+                <w:iCs/>
+                <w:color w:val="auto"/>
+                <w:sz w:val="26"/>
+                <w:szCs w:val="26"/>
+              </w:rPr>
+              <w:t>trị  để</w:t>
+            </w:r>
+            <w:proofErr w:type="gramEnd"/>
+            <w:r>
+              <w:rPr>
+                <w:rFonts w:ascii="Times New Roman" w:hAnsi="Times New Roman"/>
+                <w:i w:val="0"/>
+                <w:iCs/>
+                <w:color w:val="auto"/>
+                <w:sz w:val="26"/>
+                <w:szCs w:val="26"/>
+              </w:rPr>
+              <w:t xml:space="preserve"> truy cập vào báo cáo và thống kê.</w:t>
             </w:r>
           </w:p>
         </w:tc>
@@ -19061,6 +19538,1162 @@
         </w:drawing>
       </w:r>
     </w:p>
+    <w:p>
+      <w:pPr>
+        <w:pStyle w:val="Heading2"/>
+        <w:spacing w:before="0" w:line="240" w:lineRule="auto"/>
+        <w:ind w:left="600" w:hanging="600"/>
+        <w:rPr>
+          <w:rFonts w:ascii="Times New Roman" w:hAnsi="Times New Roman"/>
+          <w:iCs/>
+          <w:sz w:val="26"/>
+          <w:szCs w:val="26"/>
+        </w:rPr>
+      </w:pPr>
+      <w:r>
+        <w:rPr>
+          <w:rFonts w:ascii="Times New Roman" w:hAnsi="Times New Roman"/>
+          <w:iCs/>
+          <w:sz w:val="26"/>
+          <w:szCs w:val="26"/>
+        </w:rPr>
+        <w:t>UC01</w:t>
+      </w:r>
+      <w:r>
+        <w:rPr>
+          <w:rFonts w:ascii="Times New Roman" w:hAnsi="Times New Roman"/>
+          <w:iCs/>
+          <w:sz w:val="26"/>
+          <w:szCs w:val="26"/>
+        </w:rPr>
+        <w:t>7</w:t>
+      </w:r>
+      <w:r>
+        <w:rPr>
+          <w:rFonts w:ascii="Times New Roman" w:hAnsi="Times New Roman"/>
+          <w:iCs/>
+          <w:sz w:val="26"/>
+          <w:szCs w:val="26"/>
+        </w:rPr>
+        <w:t>_</w:t>
+      </w:r>
+      <w:r>
+        <w:rPr>
+          <w:rFonts w:ascii="Times New Roman" w:hAnsi="Times New Roman"/>
+          <w:iCs/>
+          <w:sz w:val="26"/>
+          <w:szCs w:val="26"/>
+        </w:rPr>
+        <w:t>Lập</w:t>
+      </w:r>
+      <w:r>
+        <w:rPr>
+          <w:rFonts w:ascii="Times New Roman" w:hAnsi="Times New Roman"/>
+          <w:iCs/>
+          <w:sz w:val="26"/>
+          <w:szCs w:val="26"/>
+        </w:rPr>
+        <w:t xml:space="preserve"> báo cáo </w:t>
+      </w:r>
+    </w:p>
+    <w:p>
+      <w:pPr>
+        <w:pStyle w:val="Heading3"/>
+      </w:pPr>
+      <w:r>
+        <w:t>Mô tả UC017</w:t>
+      </w:r>
+    </w:p>
+    <w:tbl>
+      <w:tblPr>
+        <w:tblStyle w:val="TableGrid"/>
+        <w:tblW w:w="5000" w:type="pct"/>
+        <w:jc w:val="center"/>
+        <w:tblLook w:val="01E0" w:firstRow="1" w:lastRow="1" w:firstColumn="1" w:lastColumn="1" w:noHBand="0" w:noVBand="0"/>
+      </w:tblPr>
+      <w:tblGrid>
+        <w:gridCol w:w="2592"/>
+        <w:gridCol w:w="7653"/>
+      </w:tblGrid>
+      <w:tr>
+        <w:trPr>
+          <w:jc w:val="center"/>
+        </w:trPr>
+        <w:tc>
+          <w:tcPr>
+            <w:tcW w:w="5000" w:type="pct"/>
+            <w:gridSpan w:val="2"/>
+          </w:tcPr>
+          <w:p>
+            <w:pPr>
+              <w:spacing w:after="120"/>
+              <w:rPr>
+                <w:rFonts w:ascii="Times New Roman" w:hAnsi="Times New Roman" w:cs="Times New Roman"/>
+                <w:b/>
+                <w:sz w:val="26"/>
+                <w:szCs w:val="26"/>
+              </w:rPr>
+            </w:pPr>
+            <w:r>
+              <w:rPr>
+                <w:rFonts w:ascii="Times New Roman" w:hAnsi="Times New Roman" w:cs="Times New Roman"/>
+                <w:b/>
+                <w:sz w:val="26"/>
+                <w:szCs w:val="26"/>
+              </w:rPr>
+              <w:t xml:space="preserve">Use case: </w:t>
+            </w:r>
+            <w:r>
+              <w:rPr>
+                <w:rFonts w:ascii="Times New Roman" w:hAnsi="Times New Roman" w:cs="Times New Roman"/>
+                <w:i/>
+                <w:color w:val="0000FF"/>
+                <w:sz w:val="26"/>
+                <w:szCs w:val="26"/>
+              </w:rPr>
+              <w:t>UC017</w:t>
+            </w:r>
+          </w:p>
+        </w:tc>
+      </w:tr>
+      <w:tr>
+        <w:trPr>
+          <w:jc w:val="center"/>
+        </w:trPr>
+        <w:tc>
+          <w:tcPr>
+            <w:tcW w:w="1265" w:type="pct"/>
+          </w:tcPr>
+          <w:p>
+            <w:pPr>
+              <w:pStyle w:val="TableHeader"/>
+              <w:spacing w:before="0"/>
+              <w:rPr>
+                <w:rFonts w:ascii="Times New Roman" w:hAnsi="Times New Roman" w:cs="Times New Roman"/>
+                <w:b w:val="0"/>
+                <w:sz w:val="26"/>
+                <w:szCs w:val="26"/>
+              </w:rPr>
+            </w:pPr>
+            <w:r>
+              <w:rPr>
+                <w:rFonts w:ascii="Times New Roman" w:hAnsi="Times New Roman" w:cs="Times New Roman"/>
+                <w:b w:val="0"/>
+                <w:sz w:val="26"/>
+                <w:szCs w:val="26"/>
+              </w:rPr>
+              <w:t>Mục đích:</w:t>
+            </w:r>
+          </w:p>
+        </w:tc>
+        <w:tc>
+          <w:tcPr>
+            <w:tcW w:w="3735" w:type="pct"/>
+          </w:tcPr>
+          <w:p>
+            <w:pPr>
+              <w:pStyle w:val="InfoBlue"/>
+              <w:spacing w:before="0" w:line="240" w:lineRule="auto"/>
+              <w:rPr>
+                <w:rFonts w:ascii="Times New Roman" w:hAnsi="Times New Roman"/>
+                <w:sz w:val="26"/>
+                <w:szCs w:val="26"/>
+              </w:rPr>
+            </w:pPr>
+            <w:r>
+              <w:rPr>
+                <w:rFonts w:ascii="Times New Roman" w:hAnsi="Times New Roman"/>
+                <w:sz w:val="26"/>
+                <w:szCs w:val="26"/>
+              </w:rPr>
+              <w:t>Tổng hợp các số liệu thống kê (doanh thu, lợi nhuận, hiệu suất thợ Spa...) thành một bản báo cáo hoàn chỉnh và lưu trữ dữ liệu báo cáo này trực tiếp vào cơ sở dữ liệu (Database) để phục vụ việc tra cứu, đối soát trong tương lai.</w:t>
+            </w:r>
+          </w:p>
+        </w:tc>
+      </w:tr>
+      <w:tr>
+        <w:trPr>
+          <w:jc w:val="center"/>
+        </w:trPr>
+        <w:tc>
+          <w:tcPr>
+            <w:tcW w:w="1265" w:type="pct"/>
+          </w:tcPr>
+          <w:p>
+            <w:pPr>
+              <w:pStyle w:val="TableHeader"/>
+              <w:spacing w:before="0"/>
+              <w:rPr>
+                <w:rFonts w:ascii="Times New Roman" w:hAnsi="Times New Roman" w:cs="Times New Roman"/>
+                <w:b w:val="0"/>
+                <w:sz w:val="26"/>
+                <w:szCs w:val="26"/>
+              </w:rPr>
+            </w:pPr>
+            <w:r>
+              <w:rPr>
+                <w:rFonts w:ascii="Times New Roman" w:hAnsi="Times New Roman" w:cs="Times New Roman"/>
+                <w:b w:val="0"/>
+                <w:sz w:val="26"/>
+                <w:szCs w:val="26"/>
+              </w:rPr>
+              <w:t>Mô tả:</w:t>
+            </w:r>
+          </w:p>
+        </w:tc>
+        <w:tc>
+          <w:tcPr>
+            <w:tcW w:w="3735" w:type="pct"/>
+          </w:tcPr>
+          <w:p>
+            <w:pPr>
+              <w:pStyle w:val="InfoBlue"/>
+              <w:spacing w:before="0" w:line="240" w:lineRule="auto"/>
+              <w:rPr>
+                <w:rFonts w:ascii="Times New Roman" w:hAnsi="Times New Roman"/>
+                <w:sz w:val="26"/>
+                <w:szCs w:val="26"/>
+              </w:rPr>
+            </w:pPr>
+            <w:r>
+              <w:rPr>
+                <w:rFonts w:ascii="Times New Roman" w:hAnsi="Times New Roman"/>
+                <w:sz w:val="26"/>
+                <w:szCs w:val="26"/>
+              </w:rPr>
+              <w:t>Use case cho phép người quản lý chốt số liệu thống kê trong một khoảng thời gian nhất định. Thay vì xuất ra file ngoài, hệ thống sẽ đóng gói toàn bộ danh sách dữ liệu đang hiển thị và ghi thành các bản ghi (records) lưu cố định vào SQL Server.</w:t>
+            </w:r>
+          </w:p>
+        </w:tc>
+      </w:tr>
+      <w:tr>
+        <w:trPr>
+          <w:jc w:val="center"/>
+        </w:trPr>
+        <w:tc>
+          <w:tcPr>
+            <w:tcW w:w="1265" w:type="pct"/>
+          </w:tcPr>
+          <w:p>
+            <w:pPr>
+              <w:pStyle w:val="TableHeader"/>
+              <w:spacing w:before="0"/>
+              <w:rPr>
+                <w:rFonts w:ascii="Times New Roman" w:hAnsi="Times New Roman" w:cs="Times New Roman"/>
+                <w:b w:val="0"/>
+                <w:sz w:val="26"/>
+                <w:szCs w:val="26"/>
+              </w:rPr>
+            </w:pPr>
+            <w:r>
+              <w:rPr>
+                <w:rFonts w:ascii="Times New Roman" w:hAnsi="Times New Roman" w:cs="Times New Roman"/>
+                <w:b w:val="0"/>
+                <w:sz w:val="26"/>
+                <w:szCs w:val="26"/>
+              </w:rPr>
+              <w:t>Tác nhân:</w:t>
+            </w:r>
+          </w:p>
+        </w:tc>
+        <w:tc>
+          <w:tcPr>
+            <w:tcW w:w="3735" w:type="pct"/>
+          </w:tcPr>
+          <w:p>
+            <w:pPr>
+              <w:pStyle w:val="InfoBlue"/>
+              <w:spacing w:before="0" w:line="240" w:lineRule="auto"/>
+              <w:rPr>
+                <w:rFonts w:ascii="Times New Roman" w:hAnsi="Times New Roman"/>
+                <w:sz w:val="26"/>
+                <w:szCs w:val="26"/>
+              </w:rPr>
+            </w:pPr>
+            <w:r>
+              <w:rPr>
+                <w:rFonts w:ascii="Times New Roman" w:hAnsi="Times New Roman"/>
+                <w:sz w:val="26"/>
+                <w:szCs w:val="26"/>
+              </w:rPr>
+              <w:t>Nhân viên quản lý</w:t>
+            </w:r>
+          </w:p>
+        </w:tc>
+      </w:tr>
+      <w:tr>
+        <w:trPr>
+          <w:jc w:val="center"/>
+        </w:trPr>
+        <w:tc>
+          <w:tcPr>
+            <w:tcW w:w="1265" w:type="pct"/>
+          </w:tcPr>
+          <w:p>
+            <w:pPr>
+              <w:pStyle w:val="TableHeader"/>
+              <w:spacing w:before="0"/>
+              <w:rPr>
+                <w:rFonts w:ascii="Times New Roman" w:hAnsi="Times New Roman" w:cs="Times New Roman"/>
+                <w:b w:val="0"/>
+                <w:sz w:val="26"/>
+                <w:szCs w:val="26"/>
+              </w:rPr>
+            </w:pPr>
+            <w:r>
+              <w:rPr>
+                <w:rFonts w:ascii="Times New Roman" w:hAnsi="Times New Roman" w:cs="Times New Roman"/>
+                <w:b w:val="0"/>
+                <w:sz w:val="26"/>
+                <w:szCs w:val="26"/>
+              </w:rPr>
+              <w:t>Điều kiện trước:</w:t>
+            </w:r>
+          </w:p>
+        </w:tc>
+        <w:tc>
+          <w:tcPr>
+            <w:tcW w:w="3735" w:type="pct"/>
+          </w:tcPr>
+          <w:p>
+            <w:pPr>
+              <w:pStyle w:val="InfoBlue"/>
+              <w:spacing w:before="0" w:line="240" w:lineRule="auto"/>
+              <w:rPr>
+                <w:rFonts w:ascii="Times New Roman" w:hAnsi="Times New Roman"/>
+                <w:sz w:val="26"/>
+                <w:szCs w:val="26"/>
+              </w:rPr>
+            </w:pPr>
+            <w:r>
+              <w:rPr>
+                <w:rFonts w:ascii="Times New Roman" w:hAnsi="Times New Roman"/>
+                <w:sz w:val="26"/>
+                <w:szCs w:val="26"/>
+              </w:rPr>
+              <w:t xml:space="preserve">- Người dùng đã đăng nhập vào hệ thống thành công với phân quyền là </w:t>
+            </w:r>
+            <w:r>
+              <w:rPr>
+                <w:rFonts w:ascii="Times New Roman" w:hAnsi="Times New Roman"/>
+                <w:sz w:val="26"/>
+                <w:szCs w:val="26"/>
+              </w:rPr>
+              <w:t>“</w:t>
+            </w:r>
+            <w:r>
+              <w:rPr>
+                <w:rFonts w:ascii="Times New Roman" w:hAnsi="Times New Roman"/>
+                <w:sz w:val="26"/>
+                <w:szCs w:val="26"/>
+              </w:rPr>
+              <w:t>Nhân viên quản lý</w:t>
+            </w:r>
+            <w:r>
+              <w:rPr>
+                <w:rFonts w:ascii="Times New Roman" w:hAnsi="Times New Roman"/>
+                <w:sz w:val="26"/>
+                <w:szCs w:val="26"/>
+              </w:rPr>
+              <w:t>”</w:t>
+            </w:r>
+          </w:p>
+          <w:p>
+            <w:pPr>
+              <w:pStyle w:val="InfoBlue"/>
+              <w:spacing w:before="0" w:line="240" w:lineRule="auto"/>
+              <w:rPr>
+                <w:rFonts w:ascii="Times New Roman" w:hAnsi="Times New Roman"/>
+                <w:sz w:val="26"/>
+                <w:szCs w:val="26"/>
+              </w:rPr>
+            </w:pPr>
+            <w:r>
+              <w:rPr>
+                <w:rFonts w:ascii="Times New Roman" w:hAnsi="Times New Roman"/>
+                <w:sz w:val="26"/>
+                <w:szCs w:val="26"/>
+              </w:rPr>
+              <w:lastRenderedPageBreak/>
+              <w:t xml:space="preserve">- Người dùng đang thao tác tại màn hình </w:t>
+            </w:r>
+            <w:r>
+              <w:rPr>
+                <w:rFonts w:ascii="Times New Roman" w:hAnsi="Times New Roman"/>
+                <w:sz w:val="26"/>
+                <w:szCs w:val="26"/>
+              </w:rPr>
+              <w:t>“</w:t>
+            </w:r>
+            <w:r>
+              <w:rPr>
+                <w:rFonts w:ascii="Times New Roman" w:hAnsi="Times New Roman"/>
+                <w:sz w:val="26"/>
+                <w:szCs w:val="26"/>
+              </w:rPr>
+              <w:t>Báo cáo và Thống kê</w:t>
+            </w:r>
+            <w:r>
+              <w:rPr>
+                <w:rFonts w:ascii="Times New Roman" w:hAnsi="Times New Roman"/>
+                <w:sz w:val="26"/>
+                <w:szCs w:val="26"/>
+              </w:rPr>
+              <w:t>”</w:t>
+            </w:r>
+            <w:r>
+              <w:rPr>
+                <w:rFonts w:ascii="Times New Roman" w:hAnsi="Times New Roman"/>
+                <w:sz w:val="26"/>
+                <w:szCs w:val="26"/>
+              </w:rPr>
+              <w:t xml:space="preserve"> và đã có dữ liệu thống kê được hiển thị sẵn trên màn hình.</w:t>
+            </w:r>
+          </w:p>
+        </w:tc>
+      </w:tr>
+      <w:tr>
+        <w:trPr>
+          <w:jc w:val="center"/>
+        </w:trPr>
+        <w:tc>
+          <w:tcPr>
+            <w:tcW w:w="1265" w:type="pct"/>
+          </w:tcPr>
+          <w:p>
+            <w:pPr>
+              <w:pStyle w:val="TableHeader"/>
+              <w:spacing w:before="0"/>
+              <w:rPr>
+                <w:rFonts w:ascii="Times New Roman" w:hAnsi="Times New Roman" w:cs="Times New Roman"/>
+                <w:b w:val="0"/>
+                <w:sz w:val="26"/>
+                <w:szCs w:val="26"/>
+              </w:rPr>
+            </w:pPr>
+            <w:r>
+              <w:rPr>
+                <w:rFonts w:ascii="Times New Roman" w:hAnsi="Times New Roman" w:cs="Times New Roman"/>
+                <w:b w:val="0"/>
+                <w:sz w:val="26"/>
+                <w:szCs w:val="26"/>
+              </w:rPr>
+              <w:lastRenderedPageBreak/>
+              <w:t>Điều kiện sau:</w:t>
+            </w:r>
+          </w:p>
+        </w:tc>
+        <w:tc>
+          <w:tcPr>
+            <w:tcW w:w="3735" w:type="pct"/>
+          </w:tcPr>
+          <w:p>
+            <w:pPr>
+              <w:pStyle w:val="InfoBlue"/>
+              <w:spacing w:before="0" w:line="240" w:lineRule="auto"/>
+              <w:rPr>
+                <w:rFonts w:ascii="Times New Roman" w:hAnsi="Times New Roman"/>
+                <w:sz w:val="26"/>
+                <w:szCs w:val="26"/>
+              </w:rPr>
+            </w:pPr>
+            <w:r>
+              <w:rPr>
+                <w:rFonts w:ascii="Times New Roman" w:hAnsi="Times New Roman"/>
+                <w:sz w:val="26"/>
+                <w:szCs w:val="26"/>
+              </w:rPr>
+              <w:t>Một hoặc nhiều bản ghi dữ liệu của kỳ báo cáo đó được tạo và lưu (INSERT) thành công vào Database</w:t>
+            </w:r>
+            <w:r>
+              <w:rPr>
+                <w:rFonts w:ascii="Times New Roman" w:hAnsi="Times New Roman"/>
+                <w:sz w:val="26"/>
+                <w:szCs w:val="26"/>
+              </w:rPr>
+              <w:t xml:space="preserve"> và hiện thông báo “Đã tạo báo cáo thành công”</w:t>
+            </w:r>
+          </w:p>
+        </w:tc>
+      </w:tr>
+      <w:tr>
+        <w:trPr>
+          <w:jc w:val="center"/>
+        </w:trPr>
+        <w:tc>
+          <w:tcPr>
+            <w:tcW w:w="1265" w:type="pct"/>
+          </w:tcPr>
+          <w:p>
+            <w:pPr>
+              <w:pStyle w:val="TableHeader"/>
+              <w:spacing w:before="0"/>
+              <w:rPr>
+                <w:rFonts w:ascii="Times New Roman" w:hAnsi="Times New Roman" w:cs="Times New Roman"/>
+                <w:b w:val="0"/>
+                <w:sz w:val="26"/>
+                <w:szCs w:val="26"/>
+              </w:rPr>
+            </w:pPr>
+            <w:r>
+              <w:rPr>
+                <w:rFonts w:ascii="Times New Roman" w:hAnsi="Times New Roman" w:cs="Times New Roman"/>
+                <w:b w:val="0"/>
+                <w:sz w:val="26"/>
+                <w:szCs w:val="26"/>
+              </w:rPr>
+              <w:t>Luồng sự kiện chính (Basic flows)</w:t>
+            </w:r>
+          </w:p>
+        </w:tc>
+        <w:tc>
+          <w:tcPr>
+            <w:tcW w:w="3735" w:type="pct"/>
+          </w:tcPr>
+          <w:p>
+            <w:pPr>
+              <w:pStyle w:val="InfoBlue"/>
+              <w:rPr>
+                <w:rFonts w:ascii="Times New Roman" w:hAnsi="Times New Roman"/>
+                <w:sz w:val="26"/>
+                <w:szCs w:val="26"/>
+              </w:rPr>
+            </w:pPr>
+            <w:r>
+              <w:rPr>
+                <w:rFonts w:ascii="Times New Roman" w:hAnsi="Times New Roman"/>
+                <w:sz w:val="26"/>
+                <w:szCs w:val="26"/>
+              </w:rPr>
+              <w:t>1</w:t>
+            </w:r>
+            <w:r>
+              <w:rPr>
+                <w:rFonts w:ascii="Times New Roman" w:hAnsi="Times New Roman"/>
+                <w:sz w:val="26"/>
+                <w:szCs w:val="26"/>
+              </w:rPr>
+              <w:t xml:space="preserve">. </w:t>
+            </w:r>
+            <w:r>
+              <w:rPr>
+                <w:rFonts w:ascii="Times New Roman" w:hAnsi="Times New Roman"/>
+                <w:sz w:val="26"/>
+                <w:szCs w:val="26"/>
+              </w:rPr>
+              <w:t>Quản</w:t>
+            </w:r>
+            <w:r>
+              <w:rPr>
+                <w:rFonts w:ascii="Times New Roman" w:hAnsi="Times New Roman"/>
+                <w:sz w:val="26"/>
+                <w:szCs w:val="26"/>
+              </w:rPr>
+              <w:t xml:space="preserve"> </w:t>
+            </w:r>
+            <w:r>
+              <w:rPr>
+                <w:rFonts w:ascii="Times New Roman" w:hAnsi="Times New Roman"/>
+                <w:sz w:val="26"/>
+                <w:szCs w:val="26"/>
+              </w:rPr>
+              <w:t xml:space="preserve">lý </w:t>
+            </w:r>
+            <w:r>
+              <w:rPr>
+                <w:rFonts w:ascii="Times New Roman" w:hAnsi="Times New Roman"/>
+                <w:sz w:val="26"/>
+                <w:szCs w:val="26"/>
+              </w:rPr>
+              <w:t xml:space="preserve">nhấn chọn chức năng </w:t>
+            </w:r>
+            <w:r>
+              <w:rPr>
+                <w:rFonts w:ascii="Times New Roman" w:hAnsi="Times New Roman"/>
+                <w:sz w:val="26"/>
+                <w:szCs w:val="26"/>
+              </w:rPr>
+              <w:t>“</w:t>
+            </w:r>
+            <w:r>
+              <w:rPr>
+                <w:rFonts w:ascii="Times New Roman" w:hAnsi="Times New Roman"/>
+                <w:sz w:val="26"/>
+                <w:szCs w:val="26"/>
+              </w:rPr>
+              <w:t>Lập báo cáo</w:t>
+            </w:r>
+            <w:r>
+              <w:rPr>
+                <w:rFonts w:ascii="Times New Roman" w:hAnsi="Times New Roman"/>
+                <w:sz w:val="26"/>
+                <w:szCs w:val="26"/>
+              </w:rPr>
+              <w:t>”.</w:t>
+            </w:r>
+          </w:p>
+          <w:p>
+            <w:pPr>
+              <w:pStyle w:val="InfoBlue"/>
+              <w:rPr>
+                <w:rFonts w:ascii="Times New Roman" w:hAnsi="Times New Roman"/>
+                <w:sz w:val="26"/>
+                <w:szCs w:val="26"/>
+              </w:rPr>
+            </w:pPr>
+            <w:r>
+              <w:rPr>
+                <w:rFonts w:ascii="Times New Roman" w:hAnsi="Times New Roman"/>
+                <w:sz w:val="26"/>
+                <w:szCs w:val="26"/>
+              </w:rPr>
+              <w:t>2</w:t>
+            </w:r>
+            <w:r>
+              <w:rPr>
+                <w:rFonts w:ascii="Times New Roman" w:hAnsi="Times New Roman"/>
+                <w:sz w:val="26"/>
+                <w:szCs w:val="26"/>
+              </w:rPr>
+              <w:t xml:space="preserve">. </w:t>
+            </w:r>
+            <w:r>
+              <w:rPr>
+                <w:rFonts w:ascii="Times New Roman" w:hAnsi="Times New Roman"/>
+                <w:sz w:val="26"/>
+                <w:szCs w:val="26"/>
+              </w:rPr>
+              <w:t>Hệ thống truy xuất số liệu và hiển thị lên màn hình</w:t>
+            </w:r>
+          </w:p>
+          <w:p>
+            <w:pPr>
+              <w:pStyle w:val="InfoBlue"/>
+              <w:spacing w:before="0"/>
+              <w:rPr>
+                <w:rFonts w:ascii="Times New Roman" w:hAnsi="Times New Roman"/>
+                <w:sz w:val="26"/>
+                <w:szCs w:val="26"/>
+              </w:rPr>
+            </w:pPr>
+            <w:r>
+              <w:rPr>
+                <w:rFonts w:ascii="Times New Roman" w:hAnsi="Times New Roman"/>
+                <w:sz w:val="26"/>
+                <w:szCs w:val="26"/>
+              </w:rPr>
+              <w:t>3</w:t>
+            </w:r>
+            <w:r>
+              <w:rPr>
+                <w:rFonts w:ascii="Times New Roman" w:hAnsi="Times New Roman"/>
+                <w:sz w:val="26"/>
+                <w:szCs w:val="26"/>
+              </w:rPr>
+              <w:t xml:space="preserve">. </w:t>
+            </w:r>
+            <w:r>
+              <w:rPr>
+                <w:rFonts w:ascii="Times New Roman" w:hAnsi="Times New Roman"/>
+                <w:sz w:val="26"/>
+                <w:szCs w:val="26"/>
+              </w:rPr>
+              <w:t>Quản lý kiểm tra tính chính xác của dữ liệu</w:t>
+            </w:r>
+            <w:r>
+              <w:rPr>
+                <w:rFonts w:ascii="Times New Roman" w:hAnsi="Times New Roman"/>
+                <w:sz w:val="26"/>
+                <w:szCs w:val="26"/>
+              </w:rPr>
+              <w:t xml:space="preserve"> và click </w:t>
+            </w:r>
+            <w:r>
+              <w:rPr>
+                <w:rFonts w:ascii="Times New Roman" w:hAnsi="Times New Roman"/>
+                <w:sz w:val="26"/>
+                <w:szCs w:val="26"/>
+              </w:rPr>
+              <w:t xml:space="preserve">nút </w:t>
+            </w:r>
+            <w:r>
+              <w:rPr>
+                <w:rFonts w:ascii="Times New Roman" w:hAnsi="Times New Roman"/>
+                <w:sz w:val="26"/>
+                <w:szCs w:val="26"/>
+              </w:rPr>
+              <w:t>“</w:t>
+            </w:r>
+            <w:r>
+              <w:rPr>
+                <w:rFonts w:ascii="Times New Roman" w:hAnsi="Times New Roman"/>
+                <w:sz w:val="26"/>
+                <w:szCs w:val="26"/>
+              </w:rPr>
+              <w:t>Lưu báo cáo</w:t>
+            </w:r>
+            <w:r>
+              <w:rPr>
+                <w:rFonts w:ascii="Times New Roman" w:hAnsi="Times New Roman"/>
+                <w:sz w:val="26"/>
+                <w:szCs w:val="26"/>
+              </w:rPr>
+              <w:t>”</w:t>
+            </w:r>
+            <w:r>
+              <w:rPr>
+                <w:rFonts w:ascii="Times New Roman" w:hAnsi="Times New Roman"/>
+                <w:sz w:val="26"/>
+                <w:szCs w:val="26"/>
+              </w:rPr>
+              <w:t>.</w:t>
+            </w:r>
+          </w:p>
+          <w:p>
+            <w:pPr>
+              <w:pStyle w:val="InfoBlue"/>
+              <w:spacing w:before="0"/>
+              <w:rPr>
+                <w:rFonts w:ascii="Times New Roman" w:hAnsi="Times New Roman"/>
+                <w:sz w:val="26"/>
+                <w:szCs w:val="26"/>
+              </w:rPr>
+            </w:pPr>
+            <w:r>
+              <w:rPr>
+                <w:rFonts w:ascii="Times New Roman" w:hAnsi="Times New Roman"/>
+                <w:sz w:val="26"/>
+                <w:szCs w:val="26"/>
+              </w:rPr>
+              <w:t xml:space="preserve">4. Hệ thống đọc danh sách dữ liệu trên màn hình, tập hợp các dòng dữ liệu này bằng cấu trúc danh sách tuần tự (ArrayList) để chuẩn bị lưu trữ. </w:t>
+            </w:r>
+          </w:p>
+          <w:p>
+            <w:pPr>
+              <w:pStyle w:val="InfoBlue"/>
+              <w:spacing w:before="0"/>
+              <w:rPr>
+                <w:rFonts w:ascii="Times New Roman" w:hAnsi="Times New Roman"/>
+                <w:sz w:val="26"/>
+                <w:szCs w:val="26"/>
+              </w:rPr>
+            </w:pPr>
+            <w:r>
+              <w:rPr>
+                <w:rFonts w:ascii="Times New Roman" w:hAnsi="Times New Roman"/>
+                <w:sz w:val="26"/>
+                <w:szCs w:val="26"/>
+              </w:rPr>
+              <w:t xml:space="preserve">5. Hệ thống thực hiện câu lệnh SQL (INSERT) để lưu toàn bộ danh sách báo cáo vào Database. </w:t>
+            </w:r>
+          </w:p>
+          <w:p>
+            <w:pPr>
+              <w:pStyle w:val="InfoBlue"/>
+              <w:spacing w:before="0"/>
+              <w:rPr>
+                <w:rFonts w:ascii="Times New Roman" w:hAnsi="Times New Roman"/>
+                <w:sz w:val="26"/>
+                <w:szCs w:val="26"/>
+              </w:rPr>
+            </w:pPr>
+            <w:r>
+              <w:rPr>
+                <w:rFonts w:ascii="Times New Roman" w:hAnsi="Times New Roman"/>
+                <w:sz w:val="26"/>
+                <w:szCs w:val="26"/>
+              </w:rPr>
+              <w:t xml:space="preserve">6. Hệ thống hiển thị hộp thoại thông báo: </w:t>
+            </w:r>
+            <w:r>
+              <w:rPr>
+                <w:rFonts w:ascii="Times New Roman" w:hAnsi="Times New Roman"/>
+                <w:sz w:val="26"/>
+                <w:szCs w:val="26"/>
+              </w:rPr>
+              <w:t>“</w:t>
+            </w:r>
+            <w:r>
+              <w:rPr>
+                <w:rFonts w:ascii="Times New Roman" w:hAnsi="Times New Roman"/>
+                <w:sz w:val="26"/>
+                <w:szCs w:val="26"/>
+              </w:rPr>
+              <w:t>Lưu báo cáo vào cơ sở dữ liệu thành công</w:t>
+            </w:r>
+            <w:r>
+              <w:rPr>
+                <w:rFonts w:ascii="Times New Roman" w:hAnsi="Times New Roman"/>
+                <w:sz w:val="26"/>
+                <w:szCs w:val="26"/>
+              </w:rPr>
+              <w:t>”</w:t>
+            </w:r>
+            <w:r>
+              <w:rPr>
+                <w:rFonts w:ascii="Times New Roman" w:hAnsi="Times New Roman"/>
+                <w:sz w:val="26"/>
+                <w:szCs w:val="26"/>
+              </w:rPr>
+              <w:t>.</w:t>
+            </w:r>
+          </w:p>
+          <w:p>
+            <w:pPr>
+              <w:pStyle w:val="InfoBlue"/>
+              <w:spacing w:before="0"/>
+              <w:rPr>
+                <w:rFonts w:ascii="Times New Roman" w:hAnsi="Times New Roman"/>
+                <w:sz w:val="26"/>
+                <w:szCs w:val="26"/>
+              </w:rPr>
+            </w:pPr>
+            <w:r>
+              <w:rPr>
+                <w:rFonts w:ascii="Times New Roman" w:hAnsi="Times New Roman"/>
+                <w:sz w:val="26"/>
+                <w:szCs w:val="26"/>
+              </w:rPr>
+              <w:t>7.Quản lý bấm xác nhận và kết thúc Usecase</w:t>
+            </w:r>
+          </w:p>
+        </w:tc>
+      </w:tr>
+      <w:tr>
+        <w:trPr>
+          <w:jc w:val="center"/>
+        </w:trPr>
+        <w:tc>
+          <w:tcPr>
+            <w:tcW w:w="1265" w:type="pct"/>
+          </w:tcPr>
+          <w:p>
+            <w:pPr>
+              <w:pStyle w:val="TableHeader"/>
+              <w:spacing w:before="0"/>
+              <w:rPr>
+                <w:rFonts w:ascii="Times New Roman" w:hAnsi="Times New Roman" w:cs="Times New Roman"/>
+                <w:b w:val="0"/>
+                <w:sz w:val="26"/>
+                <w:szCs w:val="26"/>
+              </w:rPr>
+            </w:pPr>
+            <w:r>
+              <w:rPr>
+                <w:rFonts w:ascii="Times New Roman" w:hAnsi="Times New Roman" w:cs="Times New Roman"/>
+                <w:b w:val="0"/>
+                <w:sz w:val="26"/>
+                <w:szCs w:val="26"/>
+              </w:rPr>
+              <w:t>Luồng sự kiện phụ (Alternative Flows):</w:t>
+            </w:r>
+          </w:p>
+        </w:tc>
+        <w:tc>
+          <w:tcPr>
+            <w:tcW w:w="3735" w:type="pct"/>
+          </w:tcPr>
+          <w:p>
+            <w:pPr>
+              <w:pStyle w:val="InfoBlue"/>
+              <w:spacing w:before="0"/>
+              <w:rPr>
+                <w:rFonts w:ascii="Times New Roman" w:hAnsi="Times New Roman"/>
+                <w:sz w:val="26"/>
+                <w:szCs w:val="26"/>
+              </w:rPr>
+            </w:pPr>
+            <w:r>
+              <w:rPr>
+                <w:rFonts w:ascii="Times New Roman" w:hAnsi="Times New Roman"/>
+                <w:sz w:val="26"/>
+                <w:szCs w:val="26"/>
+              </w:rPr>
+              <w:t xml:space="preserve">- </w:t>
+            </w:r>
+            <w:r>
+              <w:rPr>
+                <w:rFonts w:ascii="Times New Roman" w:hAnsi="Times New Roman"/>
+                <w:b/>
+                <w:bCs/>
+                <w:sz w:val="26"/>
+                <w:szCs w:val="26"/>
+              </w:rPr>
+              <w:t>A</w:t>
+            </w:r>
+            <w:r>
+              <w:rPr>
+                <w:rFonts w:ascii="Times New Roman" w:hAnsi="Times New Roman"/>
+                <w:b/>
+                <w:bCs/>
+                <w:sz w:val="26"/>
+                <w:szCs w:val="26"/>
+              </w:rPr>
+              <w:t>1</w:t>
+            </w:r>
+            <w:r>
+              <w:rPr>
+                <w:rFonts w:ascii="Times New Roman" w:hAnsi="Times New Roman"/>
+                <w:b/>
+                <w:bCs/>
+                <w:sz w:val="26"/>
+                <w:szCs w:val="26"/>
+              </w:rPr>
+              <w:t>. Lỗi kết nối Database:</w:t>
+            </w:r>
+            <w:r>
+              <w:rPr>
+                <w:rFonts w:ascii="Times New Roman" w:hAnsi="Times New Roman"/>
+                <w:sz w:val="26"/>
+                <w:szCs w:val="26"/>
+              </w:rPr>
+              <w:t xml:space="preserve"> Tại bước 5, nếu quá trình ghi dữ liệu thất bại do rớt mạng hoặc lỗi SQL, hệ thống hủy giao dịch (rollback) dữ liệu và hiển thị thông báo </w:t>
+            </w:r>
+            <w:r>
+              <w:rPr>
+                <w:rFonts w:ascii="Times New Roman" w:hAnsi="Times New Roman"/>
+                <w:sz w:val="26"/>
+                <w:szCs w:val="26"/>
+              </w:rPr>
+              <w:t>“</w:t>
+            </w:r>
+            <w:r>
+              <w:rPr>
+                <w:rFonts w:ascii="Times New Roman" w:hAnsi="Times New Roman"/>
+                <w:sz w:val="26"/>
+                <w:szCs w:val="26"/>
+              </w:rPr>
+              <w:t>Lỗi kết nối cơ sở dữ liệu. Không thể lưu báo cáo, vui lòng thử lại sau</w:t>
+            </w:r>
+            <w:r>
+              <w:rPr>
+                <w:rFonts w:ascii="Times New Roman" w:hAnsi="Times New Roman"/>
+                <w:sz w:val="26"/>
+                <w:szCs w:val="26"/>
+              </w:rPr>
+              <w:t>”</w:t>
+            </w:r>
+            <w:r>
+              <w:rPr>
+                <w:rFonts w:ascii="Times New Roman" w:hAnsi="Times New Roman"/>
+                <w:sz w:val="26"/>
+                <w:szCs w:val="26"/>
+              </w:rPr>
+              <w:t>.</w:t>
+            </w:r>
+          </w:p>
+          <w:p>
+            <w:pPr>
+              <w:pStyle w:val="InfoBlue"/>
+              <w:spacing w:before="0" w:line="240" w:lineRule="auto"/>
+              <w:rPr>
+                <w:rFonts w:ascii="Times New Roman" w:hAnsi="Times New Roman"/>
+                <w:sz w:val="26"/>
+                <w:szCs w:val="26"/>
+              </w:rPr>
+            </w:pPr>
+          </w:p>
+        </w:tc>
+      </w:tr>
+    </w:tbl>
+    <w:p>
+      <w:pPr>
+        <w:spacing w:after="120" w:line="240" w:lineRule="auto"/>
+        <w:rPr>
+          <w:rFonts w:ascii="Times New Roman" w:hAnsi="Times New Roman" w:cs="Times New Roman"/>
+          <w:b/>
+          <w:sz w:val="26"/>
+          <w:szCs w:val="26"/>
+        </w:rPr>
+      </w:pPr>
+      <w:r>
+        <w:rPr>
+          <w:rFonts w:ascii="Times New Roman" w:hAnsi="Times New Roman" w:cs="Times New Roman"/>
+          <w:b/>
+          <w:sz w:val="26"/>
+          <w:szCs w:val="26"/>
+        </w:rPr>
+        <w:t>3.17.2 Biểu đồ</w:t>
+      </w:r>
+    </w:p>
+    <w:p>
+      <w:pPr>
+        <w:spacing w:after="120" w:line="240" w:lineRule="auto"/>
+        <w:rPr>
+          <w:rFonts w:ascii="Times New Roman" w:hAnsi="Times New Roman" w:cs="Times New Roman"/>
+          <w:bCs/>
+          <w:sz w:val="26"/>
+          <w:szCs w:val="26"/>
+        </w:rPr>
+      </w:pPr>
+      <w:r>
+        <w:rPr>
+          <w:rFonts w:ascii="Times New Roman" w:hAnsi="Times New Roman" w:cs="Times New Roman"/>
+          <w:bCs/>
+          <w:sz w:val="26"/>
+          <w:szCs w:val="26"/>
+        </w:rPr>
+        <w:t>Activity</w:t>
+      </w:r>
+    </w:p>
+    <w:p>
+      <w:pPr>
+        <w:rPr>
+          <w:b/>
+          <w:bCs/>
+          <w:sz w:val="26"/>
+          <w:szCs w:val="26"/>
+        </w:rPr>
+      </w:pPr>
+      <w:r>
+        <w:rPr>
+          <w:rFonts w:ascii="Times New Roman" w:hAnsi="Times New Roman" w:cs="Times New Roman"/>
+          <w:bCs/>
+          <w:noProof/>
+          <w:sz w:val="26"/>
+          <w:szCs w:val="26"/>
+        </w:rPr>
+        <w:lastRenderedPageBreak/>
+        <w:drawing>
+          <wp:inline distT="0" distB="0" distL="0" distR="0" wp14:anchorId="6112D015" wp14:editId="77D2696C">
+            <wp:extent cx="6511925" cy="4911090"/>
+            <wp:effectExtent l="0" t="0" r="3175" b="3810"/>
+            <wp:docPr id="938010133" name="Picture 6"/>
+            <wp:cNvGraphicFramePr>
+              <a:graphicFrameLocks xmlns:a="http://schemas.openxmlformats.org/drawingml/2006/main" noChangeAspect="1"/>
+            </wp:cNvGraphicFramePr>
+            <a:graphic xmlns:a="http://schemas.openxmlformats.org/drawingml/2006/main">
+              <a:graphicData uri="http://schemas.openxmlformats.org/drawingml/2006/picture">
+                <pic:pic xmlns:pic="http://schemas.openxmlformats.org/drawingml/2006/picture">
+                  <pic:nvPicPr>
+                    <pic:cNvPr id="0" name="Picture 13"/>
+                    <pic:cNvPicPr>
+                      <a:picLocks noChangeAspect="1" noChangeArrowheads="1"/>
+                    </pic:cNvPicPr>
+                  </pic:nvPicPr>
+                  <pic:blipFill>
+                    <a:blip r:embed="rId23">
+                      <a:extLst>
+                        <a:ext uri="{28A0092B-C50C-407E-A947-70E740481C1C}">
+                          <a14:useLocalDpi xmlns:a14="http://schemas.microsoft.com/office/drawing/2010/main" val="0"/>
+                        </a:ext>
+                      </a:extLst>
+                    </a:blip>
+                    <a:srcRect/>
+                    <a:stretch>
+                      <a:fillRect/>
+                    </a:stretch>
+                  </pic:blipFill>
+                  <pic:spPr bwMode="auto">
+                    <a:xfrm>
+                      <a:off x="0" y="0"/>
+                      <a:ext cx="6511925" cy="4911090"/>
+                    </a:xfrm>
+                    <a:prstGeom prst="rect">
+                      <a:avLst/>
+                    </a:prstGeom>
+                    <a:noFill/>
+                    <a:ln>
+                      <a:noFill/>
+                    </a:ln>
+                  </pic:spPr>
+                </pic:pic>
+              </a:graphicData>
+            </a:graphic>
+          </wp:inline>
+        </w:drawing>
+      </w:r>
+    </w:p>
+    <w:p>
+      <w:pPr>
+        <w:spacing w:after="120" w:line="240" w:lineRule="auto"/>
+        <w:rPr>
+          <w:rFonts w:ascii="Times New Roman" w:hAnsi="Times New Roman" w:cs="Times New Roman"/>
+          <w:iCs/>
+          <w:sz w:val="26"/>
+          <w:szCs w:val="26"/>
+          <w:lang w:val="pt-BR"/>
+        </w:rPr>
+      </w:pPr>
+      <w:r>
+        <w:rPr>
+          <w:rFonts w:ascii="Times New Roman" w:hAnsi="Times New Roman" w:cs="Times New Roman"/>
+          <w:iCs/>
+          <w:sz w:val="26"/>
+          <w:szCs w:val="26"/>
+          <w:lang w:val="pt-BR"/>
+        </w:rPr>
+        <w:t>Sequence Diagram</w:t>
+      </w:r>
+    </w:p>
+    <w:p>
+      <w:pPr>
+        <w:rPr>
+          <w:b/>
+          <w:bCs/>
+          <w:sz w:val="26"/>
+          <w:szCs w:val="26"/>
+        </w:rPr>
+      </w:pPr>
+      <w:r>
+        <w:rPr>
+          <w:rFonts w:ascii="Times New Roman" w:hAnsi="Times New Roman" w:cs="Times New Roman"/>
+          <w:bCs/>
+          <w:noProof/>
+          <w:sz w:val="26"/>
+          <w:szCs w:val="26"/>
+        </w:rPr>
+        <w:lastRenderedPageBreak/>
+        <w:drawing>
+          <wp:inline distT="0" distB="0" distL="0" distR="0" wp14:anchorId="6FB851AE" wp14:editId="0D226511">
+            <wp:extent cx="6408420" cy="5019876"/>
+            <wp:effectExtent l="0" t="0" r="0" b="9525"/>
+            <wp:docPr id="882078816" name="Picture 1"/>
+            <wp:cNvGraphicFramePr>
+              <a:graphicFrameLocks xmlns:a="http://schemas.openxmlformats.org/drawingml/2006/main" noChangeAspect="1"/>
+            </wp:cNvGraphicFramePr>
+            <a:graphic xmlns:a="http://schemas.openxmlformats.org/drawingml/2006/main">
+              <a:graphicData uri="http://schemas.openxmlformats.org/drawingml/2006/picture">
+                <pic:pic xmlns:pic="http://schemas.openxmlformats.org/drawingml/2006/picture">
+                  <pic:nvPicPr>
+                    <pic:cNvPr id="882078816" name=""/>
+                    <pic:cNvPicPr/>
+                  </pic:nvPicPr>
+                  <pic:blipFill>
+                    <a:blip r:embed="rId24"/>
+                    <a:stretch>
+                      <a:fillRect/>
+                    </a:stretch>
+                  </pic:blipFill>
+                  <pic:spPr>
+                    <a:xfrm>
+                      <a:off x="0" y="0"/>
+                      <a:ext cx="6422624" cy="5031002"/>
+                    </a:xfrm>
+                    <a:prstGeom prst="rect">
+                      <a:avLst/>
+                    </a:prstGeom>
+                  </pic:spPr>
+                </pic:pic>
+              </a:graphicData>
+            </a:graphic>
+          </wp:inline>
+        </w:drawing>
+      </w:r>
+      <w:bookmarkStart w:id="32" w:name="_GoBack"/>
+      <w:bookmarkEnd w:id="32"/>
+    </w:p>
+    <w:p>
+      <w:pPr>
+        <w:spacing w:after="120" w:line="240" w:lineRule="auto"/>
+        <w:rPr>
+          <w:rFonts w:ascii="Times New Roman" w:hAnsi="Times New Roman" w:cs="Times New Roman"/>
+          <w:b/>
+          <w:sz w:val="26"/>
+          <w:szCs w:val="26"/>
+        </w:rPr>
+      </w:pPr>
+    </w:p>
     <w:p/>
     <w:p/>
     <w:p/>
@@ -19094,7 +20727,7 @@
           <w:szCs w:val="26"/>
         </w:rPr>
       </w:pPr>
-      <w:bookmarkStart w:id="32" w:name="_Toc207611062"/>
+      <w:bookmarkStart w:id="33" w:name="_Toc207611062"/>
       <w:r>
         <w:rPr>
           <w:rFonts w:ascii="Times New Roman" w:hAnsi="Times New Roman" w:cs="Times New Roman"/>
@@ -19117,7 +20750,7 @@
           <w:szCs w:val="26"/>
         </w:rPr>
       </w:pPr>
-      <w:bookmarkStart w:id="33" w:name="_Toc83627370"/>
+      <w:bookmarkStart w:id="34" w:name="_Toc83627370"/>
       <w:r>
         <w:rPr>
           <w:rFonts w:ascii="Times New Roman" w:hAnsi="Times New Roman"/>
@@ -19128,7 +20761,7 @@
         <w:lastRenderedPageBreak/>
         <w:t>BIỂU ĐỒ LỚP</w:t>
       </w:r>
-      <w:bookmarkEnd w:id="32"/>
+      <w:bookmarkEnd w:id="33"/>
       <w:r>
         <w:rPr>
           <w:rFonts w:ascii="Times New Roman" w:hAnsi="Times New Roman"/>
@@ -19138,7 +20771,7 @@
         </w:rPr>
         <w:t>:</w:t>
       </w:r>
-      <w:bookmarkEnd w:id="33"/>
+      <w:bookmarkEnd w:id="34"/>
     </w:p>
     <w:p>
       <w:pPr>
@@ -19148,7 +20781,7 @@
           <w:szCs w:val="18"/>
         </w:rPr>
       </w:pPr>
-      <w:bookmarkStart w:id="34" w:name="_Toc83627371"/>
+      <w:bookmarkStart w:id="35" w:name="_Toc83627371"/>
       <w:r>
         <w:rPr>
           <w:sz w:val="22"/>
@@ -19156,7 +20789,7 @@
         </w:rPr>
         <w:t>Biểu đồ lớp (Entity):</w:t>
       </w:r>
-      <w:bookmarkEnd w:id="34"/>
+      <w:bookmarkEnd w:id="35"/>
     </w:p>
     <w:p>
       <w:r>
@@ -19179,7 +20812,7 @@
                     <pic:cNvPicPr/>
                   </pic:nvPicPr>
                   <pic:blipFill>
-                    <a:blip r:embed="rId23"/>
+                    <a:blip r:embed="rId25"/>
                     <a:stretch>
                       <a:fillRect/>
                     </a:stretch>
@@ -19208,23 +20841,32 @@
           <w:szCs w:val="18"/>
         </w:rPr>
       </w:pPr>
-      <w:bookmarkStart w:id="35" w:name="_Toc83627372"/>
+      <w:bookmarkStart w:id="36" w:name="_Toc83627372"/>
       <w:r>
         <w:rPr>
           <w:sz w:val="22"/>
           <w:szCs w:val="18"/>
         </w:rPr>
         <w:lastRenderedPageBreak/>
-        <w:t>Biểu đồ lớp tổng quát:</w:t>
-      </w:r>
-      <w:bookmarkEnd w:id="35"/>
+        <w:t>Biểu đồ lớp tổng quát</w:t>
+      </w:r>
+      <w:proofErr w:type="gramStart"/>
       <w:r>
         <w:rPr>
           <w:sz w:val="22"/>
           <w:szCs w:val="18"/>
         </w:rPr>
+        <w:t>:</w:t>
+      </w:r>
+      <w:bookmarkEnd w:id="36"/>
+      <w:r>
+        <w:rPr>
+          <w:sz w:val="22"/>
+          <w:szCs w:val="18"/>
+        </w:rPr>
         <w:t>S</w:t>
       </w:r>
+      <w:proofErr w:type="gramEnd"/>
     </w:p>
     <w:p>
       <w:r>
@@ -19247,7 +20889,7 @@
                     <pic:cNvPicPr/>
                   </pic:nvPicPr>
                   <pic:blipFill>
-                    <a:blip r:embed="rId24"/>
+                    <a:blip r:embed="rId26"/>
                     <a:stretch>
                       <a:fillRect/>
                     </a:stretch>
@@ -19275,7 +20917,7 @@
           <w:color w:val="EE0000"/>
         </w:rPr>
       </w:pPr>
-      <w:hyperlink r:id="rId25" w:history="1">
+      <w:hyperlink r:id="rId27" w:history="1">
         <w:r>
           <w:rPr>
             <w:rStyle w:val="Hyperlink"/>
@@ -19286,67 +20928,7 @@
             <w:sz w:val="26"/>
             <w:szCs w:val="26"/>
           </w:rPr>
-          <w:t>https://github.com/phatnguyen2702</w:t>
-        </w:r>
-        <w:r>
-          <w:rPr>
-            <w:rStyle w:val="Hyperlink"/>
-            <w:rFonts w:ascii="Times New Roman" w:hAnsi="Times New Roman" w:cs="Times New Roman"/>
-            <w:b/>
-            <w:i/>
-            <w:iCs/>
-            <w:sz w:val="26"/>
-            <w:szCs w:val="26"/>
-          </w:rPr>
-          <w:t>/</w:t>
-        </w:r>
-        <w:r>
-          <w:rPr>
-            <w:rStyle w:val="Hyperlink"/>
-            <w:rFonts w:ascii="Times New Roman" w:hAnsi="Times New Roman" w:cs="Times New Roman"/>
-            <w:b/>
-            <w:i/>
-            <w:iCs/>
-            <w:sz w:val="26"/>
-            <w:szCs w:val="26"/>
-          </w:rPr>
-          <w:t>Q</w:t>
-        </w:r>
-        <w:r>
-          <w:rPr>
-            <w:rStyle w:val="Hyperlink"/>
-            <w:rFonts w:ascii="Times New Roman" w:hAnsi="Times New Roman" w:cs="Times New Roman"/>
-            <w:b/>
-            <w:i/>
-            <w:iCs/>
-            <w:sz w:val="26"/>
-            <w:szCs w:val="26"/>
-          </w:rPr>
-          <w:t>u</w:t>
-        </w:r>
-        <w:r>
-          <w:rPr>
-            <w:rStyle w:val="Hyperlink"/>
-            <w:rFonts w:ascii="Times New Roman" w:hAnsi="Times New Roman" w:cs="Times New Roman"/>
-            <w:b/>
-            <w:i/>
-            <w:iCs/>
-            <w:sz w:val="26"/>
-            <w:szCs w:val="26"/>
-          </w:rPr>
-          <w:t>a</w:t>
-        </w:r>
-        <w:r>
-          <w:rPr>
-            <w:rStyle w:val="Hyperlink"/>
-            <w:rFonts w:ascii="Times New Roman" w:hAnsi="Times New Roman" w:cs="Times New Roman"/>
-            <w:b/>
-            <w:i/>
-            <w:iCs/>
-            <w:sz w:val="26"/>
-            <w:szCs w:val="26"/>
-          </w:rPr>
-          <w:t>nLiCuaHangThuCung</w:t>
+          <w:t>https://github.com/phatnguyen2702/QuanLiCuaHangThuCung</w:t>
         </w:r>
       </w:hyperlink>
     </w:p>
@@ -19367,7 +20949,7 @@
     </w:p>
     <w:p/>
     <w:sectPr>
-      <w:footerReference w:type="default" r:id="rId26"/>
+      <w:footerReference w:type="default" r:id="rId28"/>
       <w:pgSz w:w="12240" w:h="15840" w:code="1"/>
       <w:pgMar w:top="851" w:right="851" w:bottom="851" w:left="1134" w:header="567" w:footer="567" w:gutter="0"/>
       <w:pgNumType w:start="0"/>
@@ -19380,7 +20962,7 @@
 </file>
 
 <file path=word/endnotes.xml><?xml version="1.0" encoding="utf-8"?>
-<w:endnotes xmlns:wpc="http://schemas.microsoft.com/office/word/2010/wordprocessingCanvas" xmlns:cx="http://schemas.microsoft.com/office/drawing/2014/chartex" xmlns:cx1="http://schemas.microsoft.com/office/drawing/2015/9/8/chartex" xmlns:cx2="http://schemas.microsoft.com/office/drawing/2015/10/21/chartex" xmlns:cx3="http://schemas.microsoft.com/office/drawing/2016/5/9/chartex" xmlns:cx4="http://schemas.microsoft.com/office/drawing/2016/5/10/chartex" xmlns:cx5="http://schemas.microsoft.com/office/drawing/2016/5/11/chartex" xmlns:cx6="http://schemas.microsoft.com/office/drawing/2016/5/12/chartex" xmlns:cx7="http://schemas.microsoft.com/office/drawing/2016/5/13/chartex" xmlns:cx8="http://schemas.microsoft.com/office/drawing/2016/5/14/chartex" xmlns:mc="http://schemas.openxmlformats.org/markup-compatibility/2006" xmlns:aink="http://schemas.microsoft.com/office/drawing/2016/ink" xmlns:am3d="http://schemas.microsoft.com/office/drawing/2017/model3d" xmlns:o="urn:schemas-microsoft-com:office:office" xmlns:oel="http://schemas.microsoft.com/office/2019/extlst" xmlns:r="http://schemas.openxmlformats.org/officeDocument/2006/relationships" xmlns:m="http://schemas.openxmlformats.org/officeDocument/2006/math" xmlns:v="urn:schemas-microsoft-com:vml" xmlns:wp14="http://schemas.microsoft.com/office/word/2010/wordprocessingDrawing" xmlns:wp="http://schemas.openxmlformats.org/drawingml/2006/wordprocessingDrawing" xmlns:w10="urn:schemas-microsoft-com:office:word" xmlns:w="http://schemas.openxmlformats.org/wordprocessingml/2006/main" xmlns:w14="http://schemas.microsoft.com/office/word/2010/wordml" xmlns:w15="http://schemas.microsoft.com/office/word/2012/wordml" xmlns:w16cex="http://schemas.microsoft.com/office/word/2018/wordml/cex" xmlns:w16cid="http://schemas.microsoft.com/office/word/2016/wordml/cid" xmlns:w16="http://schemas.microsoft.com/office/word/2018/wordml" xmlns:w16du="http://schemas.microsoft.com/office/word/2023/wordml/word16du" xmlns:w16sdtdh="http://schemas.microsoft.com/office/word/2020/wordml/sdtdatahash" xmlns:w16sdtfl="http://schemas.microsoft.com/office/word/2024/wordml/sdtformatlock" xmlns:w16se="http://schemas.microsoft.com/office/word/2015/wordml/symex" xmlns:wpg="http://schemas.microsoft.com/office/word/2010/wordprocessingGroup" xmlns:wpi="http://schemas.microsoft.com/office/word/2010/wordprocessingInk" xmlns:wne="http://schemas.microsoft.com/office/word/2006/wordml" xmlns:wps="http://schemas.microsoft.com/office/word/2010/wordprocessingShape" mc:Ignorable="w14 w15 w16se w16cid w16 w16cex w16sdtdh w16sdtfl w16du wp14">
+<w:endnotes xmlns:wpc="http://schemas.microsoft.com/office/word/2010/wordprocessingCanvas" xmlns:mc="http://schemas.openxmlformats.org/markup-compatibility/2006" xmlns:o="urn:schemas-microsoft-com:office:office" xmlns:r="http://schemas.openxmlformats.org/officeDocument/2006/relationships" xmlns:m="http://schemas.openxmlformats.org/officeDocument/2006/math" xmlns:v="urn:schemas-microsoft-com:vml" xmlns:wp14="http://schemas.microsoft.com/office/word/2010/wordprocessingDrawing" xmlns:wp="http://schemas.openxmlformats.org/drawingml/2006/wordprocessingDrawing" xmlns:w10="urn:schemas-microsoft-com:office:word" xmlns:w="http://schemas.openxmlformats.org/wordprocessingml/2006/main" xmlns:w14="http://schemas.microsoft.com/office/word/2010/wordml" xmlns:w15="http://schemas.microsoft.com/office/word/2012/wordml" xmlns:wpg="http://schemas.microsoft.com/office/word/2010/wordprocessingGroup" xmlns:wpi="http://schemas.microsoft.com/office/word/2010/wordprocessingInk" xmlns:wne="http://schemas.microsoft.com/office/word/2006/wordml" xmlns:wps="http://schemas.microsoft.com/office/word/2010/wordprocessingShape" mc:Ignorable="w14 w15 wp14">
   <w:endnote w:type="separator" w:id="-1">
     <w:p>
       <w:pPr>
@@ -19405,7 +20987,7 @@
 </file>
 
 <file path=word/footer1.xml><?xml version="1.0" encoding="utf-8"?>
-<w:ftr xmlns:wpc="http://schemas.microsoft.com/office/word/2010/wordprocessingCanvas" xmlns:cx="http://schemas.microsoft.com/office/drawing/2014/chartex" xmlns:cx1="http://schemas.microsoft.com/office/drawing/2015/9/8/chartex" xmlns:cx2="http://schemas.microsoft.com/office/drawing/2015/10/21/chartex" xmlns:cx3="http://schemas.microsoft.com/office/drawing/2016/5/9/chartex" xmlns:cx4="http://schemas.microsoft.com/office/drawing/2016/5/10/chartex" xmlns:cx5="http://schemas.microsoft.com/office/drawing/2016/5/11/chartex" xmlns:cx6="http://schemas.microsoft.com/office/drawing/2016/5/12/chartex" xmlns:cx7="http://schemas.microsoft.com/office/drawing/2016/5/13/chartex" xmlns:cx8="http://schemas.microsoft.com/office/drawing/2016/5/14/chartex" xmlns:mc="http://schemas.openxmlformats.org/markup-compatibility/2006" xmlns:aink="http://schemas.microsoft.com/office/drawing/2016/ink" xmlns:am3d="http://schemas.microsoft.com/office/drawing/2017/model3d" xmlns:o="urn:schemas-microsoft-com:office:office" xmlns:oel="http://schemas.microsoft.com/office/2019/extlst" xmlns:r="http://schemas.openxmlformats.org/officeDocument/2006/relationships" xmlns:m="http://schemas.openxmlformats.org/officeDocument/2006/math" xmlns:v="urn:schemas-microsoft-com:vml" xmlns:wp14="http://schemas.microsoft.com/office/word/2010/wordprocessingDrawing" xmlns:wp="http://schemas.openxmlformats.org/drawingml/2006/wordprocessingDrawing" xmlns:w10="urn:schemas-microsoft-com:office:word" xmlns:w="http://schemas.openxmlformats.org/wordprocessingml/2006/main" xmlns:w14="http://schemas.microsoft.com/office/word/2010/wordml" xmlns:w15="http://schemas.microsoft.com/office/word/2012/wordml" xmlns:w16cex="http://schemas.microsoft.com/office/word/2018/wordml/cex" xmlns:w16cid="http://schemas.microsoft.com/office/word/2016/wordml/cid" xmlns:w16="http://schemas.microsoft.com/office/word/2018/wordml" xmlns:w16du="http://schemas.microsoft.com/office/word/2023/wordml/word16du" xmlns:w16sdtdh="http://schemas.microsoft.com/office/word/2020/wordml/sdtdatahash" xmlns:w16sdtfl="http://schemas.microsoft.com/office/word/2024/wordml/sdtformatlock" xmlns:w16se="http://schemas.microsoft.com/office/word/2015/wordml/symex" xmlns:wpg="http://schemas.microsoft.com/office/word/2010/wordprocessingGroup" xmlns:wpi="http://schemas.microsoft.com/office/word/2010/wordprocessingInk" xmlns:wne="http://schemas.microsoft.com/office/word/2006/wordml" xmlns:wps="http://schemas.microsoft.com/office/word/2010/wordprocessingShape" mc:Ignorable="w14 w15 w16se w16cid w16 w16cex w16sdtdh w16sdtfl w16du wp14">
+<w:ftr xmlns:wpc="http://schemas.microsoft.com/office/word/2010/wordprocessingCanvas" xmlns:mc="http://schemas.openxmlformats.org/markup-compatibility/2006" xmlns:o="urn:schemas-microsoft-com:office:office" xmlns:r="http://schemas.openxmlformats.org/officeDocument/2006/relationships" xmlns:m="http://schemas.openxmlformats.org/officeDocument/2006/math" xmlns:v="urn:schemas-microsoft-com:vml" xmlns:wp14="http://schemas.microsoft.com/office/word/2010/wordprocessingDrawing" xmlns:wp="http://schemas.openxmlformats.org/drawingml/2006/wordprocessingDrawing" xmlns:w10="urn:schemas-microsoft-com:office:word" xmlns:w="http://schemas.openxmlformats.org/wordprocessingml/2006/main" xmlns:w14="http://schemas.microsoft.com/office/word/2010/wordml" xmlns:w15="http://schemas.microsoft.com/office/word/2012/wordml" xmlns:wpg="http://schemas.microsoft.com/office/word/2010/wordprocessingGroup" xmlns:wpi="http://schemas.microsoft.com/office/word/2010/wordprocessingInk" xmlns:wne="http://schemas.microsoft.com/office/word/2006/wordml" xmlns:wps="http://schemas.microsoft.com/office/word/2010/wordprocessingShape" mc:Ignorable="w14 w15 wp14">
   <w:sdt>
     <w:sdtPr>
       <w:rPr>
@@ -19502,7 +21084,7 @@
                 </wp:anchor>
               </w:drawing>
             </mc:Choice>
-            <mc:Fallback>
+            <mc:Fallback xmlns:w16se="http://schemas.microsoft.com/office/word/2015/wordml/symex" xmlns:w16sdtfl="http://schemas.microsoft.com/office/word/2024/wordml/sdtformatlock" xmlns:w16sdtdh="http://schemas.microsoft.com/office/word/2020/wordml/sdtdatahash" xmlns:w16du="http://schemas.microsoft.com/office/word/2023/wordml/word16du" xmlns:w16="http://schemas.microsoft.com/office/word/2018/wordml" xmlns:w16cid="http://schemas.microsoft.com/office/word/2016/wordml/cid" xmlns:w16cex="http://schemas.microsoft.com/office/word/2018/wordml/cex" xmlns:oel="http://schemas.microsoft.com/office/2019/extlst" xmlns:am3d="http://schemas.microsoft.com/office/drawing/2017/model3d" xmlns:aink="http://schemas.microsoft.com/office/drawing/2016/ink" xmlns:cx8="http://schemas.microsoft.com/office/drawing/2016/5/14/chartex" xmlns:cx7="http://schemas.microsoft.com/office/drawing/2016/5/13/chartex" xmlns:cx6="http://schemas.microsoft.com/office/drawing/2016/5/12/chartex" xmlns:cx5="http://schemas.microsoft.com/office/drawing/2016/5/11/chartex" xmlns:cx4="http://schemas.microsoft.com/office/drawing/2016/5/10/chartex" xmlns:cx3="http://schemas.microsoft.com/office/drawing/2016/5/9/chartex" xmlns:cx2="http://schemas.microsoft.com/office/drawing/2015/10/21/chartex" xmlns:cx1="http://schemas.microsoft.com/office/drawing/2015/9/8/chartex" xmlns:cx="http://schemas.microsoft.com/office/drawing/2014/chartex">
               <w:pict>
                 <v:line w14:anchorId="1BBE5FD2" id="Straight Connector 1" o:spid="_x0000_s1026" style="position:absolute;z-index:251659264;visibility:visible;mso-wrap-style:square;mso-width-percent:0;mso-wrap-distance-left:9pt;mso-wrap-distance-top:0;mso-wrap-distance-right:9pt;mso-wrap-distance-bottom:0;mso-position-horizontal:absolute;mso-position-horizontal-relative:text;mso-position-vertical:absolute;mso-position-vertical-relative:text;mso-width-percent:0;mso-width-relative:margin" from="-4.2pt,-2.5pt" to="497.55pt,-2.5pt" o:gfxdata="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" strokecolor="black [3200]" strokeweight=".5pt">
                   <v:stroke joinstyle="miter"/>
@@ -19574,7 +21156,7 @@
             <w:sz w:val="26"/>
             <w:szCs w:val="26"/>
           </w:rPr>
-          <w:t>6</w:t>
+          <w:t>35</w:t>
         </w:r>
         <w:r>
           <w:rPr>
@@ -19598,7 +21180,7 @@
 </file>
 
 <file path=word/footnotes.xml><?xml version="1.0" encoding="utf-8"?>
-<w:footnotes xmlns:wpc="http://schemas.microsoft.com/office/word/2010/wordprocessingCanvas" xmlns:cx="http://schemas.microsoft.com/office/drawing/2014/chartex" xmlns:cx1="http://schemas.microsoft.com/office/drawing/2015/9/8/chartex" xmlns:cx2="http://schemas.microsoft.com/office/drawing/2015/10/21/chartex" xmlns:cx3="http://schemas.microsoft.com/office/drawing/2016/5/9/chartex" xmlns:cx4="http://schemas.microsoft.com/office/drawing/2016/5/10/chartex" xmlns:cx5="http://schemas.microsoft.com/office/drawing/2016/5/11/chartex" xmlns:cx6="http://schemas.microsoft.com/office/drawing/2016/5/12/chartex" xmlns:cx7="http://schemas.microsoft.com/office/drawing/2016/5/13/chartex" xmlns:cx8="http://schemas.microsoft.com/office/drawing/2016/5/14/chartex" xmlns:mc="http://schemas.openxmlformats.org/markup-compatibility/2006" xmlns:aink="http://schemas.microsoft.com/office/drawing/2016/ink" xmlns:am3d="http://schemas.microsoft.com/office/drawing/2017/model3d" xmlns:o="urn:schemas-microsoft-com:office:office" xmlns:oel="http://schemas.microsoft.com/office/2019/extlst" xmlns:r="http://schemas.openxmlformats.org/officeDocument/2006/relationships" xmlns:m="http://schemas.openxmlformats.org/officeDocument/2006/math" xmlns:v="urn:schemas-microsoft-com:vml" xmlns:wp14="http://schemas.microsoft.com/office/word/2010/wordprocessingDrawing" xmlns:wp="http://schemas.openxmlformats.org/drawingml/2006/wordprocessingDrawing" xmlns:w10="urn:schemas-microsoft-com:office:word" xmlns:w="http://schemas.openxmlformats.org/wordprocessingml/2006/main" xmlns:w14="http://schemas.microsoft.com/office/word/2010/wordml" xmlns:w15="http://schemas.microsoft.com/office/word/2012/wordml" xmlns:w16cex="http://schemas.microsoft.com/office/word/2018/wordml/cex" xmlns:w16cid="http://schemas.microsoft.com/office/word/2016/wordml/cid" xmlns:w16="http://schemas.microsoft.com/office/word/2018/wordml" xmlns:w16du="http://schemas.microsoft.com/office/word/2023/wordml/word16du" xmlns:w16sdtdh="http://schemas.microsoft.com/office/word/2020/wordml/sdtdatahash" xmlns:w16sdtfl="http://schemas.microsoft.com/office/word/2024/wordml/sdtformatlock" xmlns:w16se="http://schemas.microsoft.com/office/word/2015/wordml/symex" xmlns:wpg="http://schemas.microsoft.com/office/word/2010/wordprocessingGroup" xmlns:wpi="http://schemas.microsoft.com/office/word/2010/wordprocessingInk" xmlns:wne="http://schemas.microsoft.com/office/word/2006/wordml" xmlns:wps="http://schemas.microsoft.com/office/word/2010/wordprocessingShape" mc:Ignorable="w14 w15 w16se w16cid w16 w16cex w16sdtdh w16sdtfl w16du wp14">
+<w:footnotes xmlns:wpc="http://schemas.microsoft.com/office/word/2010/wordprocessingCanvas" xmlns:mc="http://schemas.openxmlformats.org/markup-compatibility/2006" xmlns:o="urn:schemas-microsoft-com:office:office" xmlns:r="http://schemas.openxmlformats.org/officeDocument/2006/relationships" xmlns:m="http://schemas.openxmlformats.org/officeDocument/2006/math" xmlns:v="urn:schemas-microsoft-com:vml" xmlns:wp14="http://schemas.microsoft.com/office/word/2010/wordprocessingDrawing" xmlns:wp="http://schemas.openxmlformats.org/drawingml/2006/wordprocessingDrawing" xmlns:w10="urn:schemas-microsoft-com:office:word" xmlns:w="http://schemas.openxmlformats.org/wordprocessingml/2006/main" xmlns:w14="http://schemas.microsoft.com/office/word/2010/wordml" xmlns:w15="http://schemas.microsoft.com/office/word/2012/wordml" xmlns:wpg="http://schemas.microsoft.com/office/word/2010/wordprocessingGroup" xmlns:wpi="http://schemas.microsoft.com/office/word/2010/wordprocessingInk" xmlns:wne="http://schemas.microsoft.com/office/word/2006/wordml" xmlns:wps="http://schemas.microsoft.com/office/word/2010/wordprocessingShape" mc:Ignorable="w14 w15 wp14">
   <w:footnote w:type="separator" w:id="-1">
     <w:p>
       <w:pPr>
@@ -19623,8 +21205,8 @@
 </file>
 
 <file path=word/numbering.xml><?xml version="1.0" encoding="utf-8"?>
-<w:numbering xmlns:wpc="http://schemas.microsoft.com/office/word/2010/wordprocessingCanvas" xmlns:cx="http://schemas.microsoft.com/office/drawing/2014/chartex" xmlns:cx1="http://schemas.microsoft.com/office/drawing/2015/9/8/chartex" xmlns:cx2="http://schemas.microsoft.com/office/drawing/2015/10/21/chartex" xmlns:cx3="http://schemas.microsoft.com/office/drawing/2016/5/9/chartex" xmlns:cx4="http://schemas.microsoft.com/office/drawing/2016/5/10/chartex" xmlns:cx5="http://schemas.microsoft.com/office/drawing/2016/5/11/chartex" xmlns:cx6="http://schemas.microsoft.com/office/drawing/2016/5/12/chartex" xmlns:cx7="http://schemas.microsoft.com/office/drawing/2016/5/13/chartex" xmlns:cx8="http://schemas.microsoft.com/office/drawing/2016/5/14/chartex" xmlns:mc="http://schemas.openxmlformats.org/markup-compatibility/2006" xmlns:aink="http://schemas.microsoft.com/office/drawing/2016/ink" xmlns:am3d="http://schemas.microsoft.com/office/drawing/2017/model3d" xmlns:o="urn:schemas-microsoft-com:office:office" xmlns:oel="http://schemas.microsoft.com/office/2019/extlst" xmlns:r="http://schemas.openxmlformats.org/officeDocument/2006/relationships" xmlns:m="http://schemas.openxmlformats.org/officeDocument/2006/math" xmlns:v="urn:schemas-microsoft-com:vml" xmlns:wp14="http://schemas.microsoft.com/office/word/2010/wordprocessingDrawing" xmlns:wp="http://schemas.openxmlformats.org/drawingml/2006/wordprocessingDrawing" xmlns:w10="urn:schemas-microsoft-com:office:word" xmlns:w="http://schemas.openxmlformats.org/wordprocessingml/2006/main" xmlns:w14="http://schemas.microsoft.com/office/word/2010/wordml" xmlns:w15="http://schemas.microsoft.com/office/word/2012/wordml" xmlns:w16cex="http://schemas.microsoft.com/office/word/2018/wordml/cex" xmlns:w16cid="http://schemas.microsoft.com/office/word/2016/wordml/cid" xmlns:w16="http://schemas.microsoft.com/office/word/2018/wordml" xmlns:w16du="http://schemas.microsoft.com/office/word/2023/wordml/word16du" xmlns:w16sdtdh="http://schemas.microsoft.com/office/word/2020/wordml/sdtdatahash" xmlns:w16sdtfl="http://schemas.microsoft.com/office/word/2024/wordml/sdtformatlock" xmlns:w16se="http://schemas.microsoft.com/office/word/2015/wordml/symex" xmlns:wpg="http://schemas.microsoft.com/office/word/2010/wordprocessingGroup" xmlns:wpi="http://schemas.microsoft.com/office/word/2010/wordprocessingInk" xmlns:wne="http://schemas.microsoft.com/office/word/2006/wordml" xmlns:wps="http://schemas.microsoft.com/office/word/2010/wordprocessingShape" mc:Ignorable="w14 w15 w16se w16cid w16 w16cex w16sdtdh w16sdtfl w16du wp14">
-  <w:abstractNum w:abstractNumId="0" w15:restartNumberingAfterBreak="0">
+<w:numbering xmlns:wpc="http://schemas.microsoft.com/office/word/2010/wordprocessingCanvas" xmlns:mc="http://schemas.openxmlformats.org/markup-compatibility/2006" xmlns:o="urn:schemas-microsoft-com:office:office" xmlns:r="http://schemas.openxmlformats.org/officeDocument/2006/relationships" xmlns:m="http://schemas.openxmlformats.org/officeDocument/2006/math" xmlns:v="urn:schemas-microsoft-com:vml" xmlns:wp14="http://schemas.microsoft.com/office/word/2010/wordprocessingDrawing" xmlns:wp="http://schemas.openxmlformats.org/drawingml/2006/wordprocessingDrawing" xmlns:w10="urn:schemas-microsoft-com:office:word" xmlns:w="http://schemas.openxmlformats.org/wordprocessingml/2006/main" xmlns:w14="http://schemas.microsoft.com/office/word/2010/wordml" xmlns:w15="http://schemas.microsoft.com/office/word/2012/wordml" xmlns:wpg="http://schemas.microsoft.com/office/word/2010/wordprocessingGroup" xmlns:wpi="http://schemas.microsoft.com/office/word/2010/wordprocessingInk" xmlns:wne="http://schemas.microsoft.com/office/word/2006/wordml" xmlns:wps="http://schemas.microsoft.com/office/word/2010/wordprocessingShape" mc:Ignorable="w14 w15 wp14">
+  <w:abstractNum w:abstractNumId="0">
     <w:nsid w:val="FFFFFFFB"/>
     <w:multiLevelType w:val="multilevel"/>
     <w:tmpl w:val="FFFFFFFF"/>
@@ -19701,7 +21283,7 @@
       <w:lvlJc w:val="left"/>
     </w:lvl>
   </w:abstractNum>
-  <w:abstractNum w:abstractNumId="1" w15:restartNumberingAfterBreak="0">
+  <w:abstractNum w:abstractNumId="1">
     <w:nsid w:val="076904A3"/>
     <w:multiLevelType w:val="hybridMultilevel"/>
     <w:tmpl w:val="7B94844A"/>
@@ -19790,7 +21372,7 @@
       </w:pPr>
     </w:lvl>
   </w:abstractNum>
-  <w:abstractNum w:abstractNumId="2" w15:restartNumberingAfterBreak="0">
+  <w:abstractNum w:abstractNumId="2">
     <w:nsid w:val="0994293F"/>
     <w:multiLevelType w:val="hybridMultilevel"/>
     <w:tmpl w:val="934A1DDE"/>
@@ -19903,7 +21485,7 @@
       </w:rPr>
     </w:lvl>
   </w:abstractNum>
-  <w:abstractNum w:abstractNumId="3" w15:restartNumberingAfterBreak="0">
+  <w:abstractNum w:abstractNumId="3">
     <w:nsid w:val="0BB42D2B"/>
     <w:multiLevelType w:val="hybridMultilevel"/>
     <w:tmpl w:val="F0164266"/>
@@ -19992,7 +21574,7 @@
       </w:pPr>
     </w:lvl>
   </w:abstractNum>
-  <w:abstractNum w:abstractNumId="4" w15:restartNumberingAfterBreak="0">
+  <w:abstractNum w:abstractNumId="4">
     <w:nsid w:val="0CC05881"/>
     <w:multiLevelType w:val="hybridMultilevel"/>
     <w:tmpl w:val="3538F4C0"/>
@@ -20105,7 +21687,7 @@
       </w:rPr>
     </w:lvl>
   </w:abstractNum>
-  <w:abstractNum w:abstractNumId="5" w15:restartNumberingAfterBreak="0">
+  <w:abstractNum w:abstractNumId="5">
     <w:nsid w:val="0F2D5B6B"/>
     <w:multiLevelType w:val="hybridMultilevel"/>
     <w:tmpl w:val="14B49DF8"/>
@@ -20218,7 +21800,7 @@
       </w:rPr>
     </w:lvl>
   </w:abstractNum>
-  <w:abstractNum w:abstractNumId="6" w15:restartNumberingAfterBreak="0">
+  <w:abstractNum w:abstractNumId="6">
     <w:nsid w:val="0F696D25"/>
     <w:multiLevelType w:val="hybridMultilevel"/>
     <w:tmpl w:val="EF622A52"/>
@@ -20331,7 +21913,7 @@
       </w:rPr>
     </w:lvl>
   </w:abstractNum>
-  <w:abstractNum w:abstractNumId="7" w15:restartNumberingAfterBreak="0">
+  <w:abstractNum w:abstractNumId="7">
     <w:nsid w:val="234A0CFD"/>
     <w:multiLevelType w:val="hybridMultilevel"/>
     <w:tmpl w:val="81B09D9A"/>
@@ -20420,7 +22002,7 @@
       </w:pPr>
     </w:lvl>
   </w:abstractNum>
-  <w:abstractNum w:abstractNumId="8" w15:restartNumberingAfterBreak="0">
+  <w:abstractNum w:abstractNumId="8">
     <w:nsid w:val="4EB81C0C"/>
     <w:multiLevelType w:val="hybridMultilevel"/>
     <w:tmpl w:val="DFCC524A"/>
@@ -20509,7 +22091,7 @@
       </w:pPr>
     </w:lvl>
   </w:abstractNum>
-  <w:abstractNum w:abstractNumId="9" w15:restartNumberingAfterBreak="0">
+  <w:abstractNum w:abstractNumId="9">
     <w:nsid w:val="58476F39"/>
     <w:multiLevelType w:val="hybridMultilevel"/>
     <w:tmpl w:val="5EDCA616"/>
@@ -20598,7 +22180,7 @@
       </w:pPr>
     </w:lvl>
   </w:abstractNum>
-  <w:abstractNum w:abstractNumId="10" w15:restartNumberingAfterBreak="0">
+  <w:abstractNum w:abstractNumId="10">
     <w:nsid w:val="58E76261"/>
     <w:multiLevelType w:val="hybridMultilevel"/>
     <w:tmpl w:val="1A5C9ED0"/>
@@ -20690,7 +22272,7 @@
       </w:pPr>
     </w:lvl>
   </w:abstractNum>
-  <w:abstractNum w:abstractNumId="11" w15:restartNumberingAfterBreak="0">
+  <w:abstractNum w:abstractNumId="11">
     <w:nsid w:val="62F05108"/>
     <w:multiLevelType w:val="hybridMultilevel"/>
     <w:tmpl w:val="F070B7FE"/>
@@ -20779,7 +22361,7 @@
       </w:pPr>
     </w:lvl>
   </w:abstractNum>
-  <w:abstractNum w:abstractNumId="12" w15:restartNumberingAfterBreak="0">
+  <w:abstractNum w:abstractNumId="12">
     <w:nsid w:val="693D13FD"/>
     <w:multiLevelType w:val="hybridMultilevel"/>
     <w:tmpl w:val="0A5E0148"/>
@@ -20868,7 +22450,7 @@
       </w:pPr>
     </w:lvl>
   </w:abstractNum>
-  <w:abstractNum w:abstractNumId="13" w15:restartNumberingAfterBreak="0">
+  <w:abstractNum w:abstractNumId="13">
     <w:nsid w:val="757C5D96"/>
     <w:multiLevelType w:val="multilevel"/>
     <w:tmpl w:val="3DF8B776"/>
@@ -21017,7 +22599,7 @@
       </w:rPr>
     </w:lvl>
   </w:abstractNum>
-  <w:abstractNum w:abstractNumId="14" w15:restartNumberingAfterBreak="0">
+  <w:abstractNum w:abstractNumId="14">
     <w:nsid w:val="7E415C1C"/>
     <w:multiLevelType w:val="hybridMultilevel"/>
     <w:tmpl w:val="B2EA5180"/>
@@ -21130,107 +22712,107 @@
       </w:rPr>
     </w:lvl>
   </w:abstractNum>
-  <w:num w:numId="1" w16cid:durableId="718818829">
+  <w:num w:numId="1">
     <w:abstractNumId w:val="0"/>
   </w:num>
-  <w:num w:numId="2" w16cid:durableId="337848898">
+  <w:num w:numId="2">
     <w:abstractNumId w:val="0"/>
   </w:num>
-  <w:num w:numId="3" w16cid:durableId="1617058367">
+  <w:num w:numId="3">
     <w:abstractNumId w:val="0"/>
   </w:num>
-  <w:num w:numId="4" w16cid:durableId="944272031">
+  <w:num w:numId="4">
     <w:abstractNumId w:val="0"/>
   </w:num>
-  <w:num w:numId="5" w16cid:durableId="138806495">
+  <w:num w:numId="5">
     <w:abstractNumId w:val="0"/>
   </w:num>
-  <w:num w:numId="6" w16cid:durableId="1509173740">
+  <w:num w:numId="6">
     <w:abstractNumId w:val="0"/>
   </w:num>
-  <w:num w:numId="7" w16cid:durableId="1963413784">
+  <w:num w:numId="7">
     <w:abstractNumId w:val="0"/>
   </w:num>
-  <w:num w:numId="8" w16cid:durableId="943533848">
+  <w:num w:numId="8">
     <w:abstractNumId w:val="0"/>
   </w:num>
-  <w:num w:numId="9" w16cid:durableId="1555044415">
+  <w:num w:numId="9">
     <w:abstractNumId w:val="0"/>
   </w:num>
-  <w:num w:numId="10" w16cid:durableId="797527219">
+  <w:num w:numId="10">
     <w:abstractNumId w:val="0"/>
   </w:num>
-  <w:num w:numId="11" w16cid:durableId="1255288056">
+  <w:num w:numId="11">
     <w:abstractNumId w:val="0"/>
   </w:num>
-  <w:num w:numId="12" w16cid:durableId="1928464137">
+  <w:num w:numId="12">
     <w:abstractNumId w:val="0"/>
   </w:num>
-  <w:num w:numId="13" w16cid:durableId="1431507564">
+  <w:num w:numId="13">
     <w:abstractNumId w:val="0"/>
   </w:num>
-  <w:num w:numId="14" w16cid:durableId="1444808500">
+  <w:num w:numId="14">
     <w:abstractNumId w:val="0"/>
   </w:num>
-  <w:num w:numId="15" w16cid:durableId="1294022996">
+  <w:num w:numId="15">
     <w:abstractNumId w:val="0"/>
   </w:num>
-  <w:num w:numId="16" w16cid:durableId="1638759907">
+  <w:num w:numId="16">
     <w:abstractNumId w:val="0"/>
   </w:num>
-  <w:num w:numId="17" w16cid:durableId="2051788">
+  <w:num w:numId="17">
     <w:abstractNumId w:val="0"/>
   </w:num>
-  <w:num w:numId="18" w16cid:durableId="868446669">
+  <w:num w:numId="18">
     <w:abstractNumId w:val="14"/>
   </w:num>
-  <w:num w:numId="19" w16cid:durableId="858466581">
+  <w:num w:numId="19">
     <w:abstractNumId w:val="10"/>
   </w:num>
-  <w:num w:numId="20" w16cid:durableId="1405563687">
+  <w:num w:numId="20">
     <w:abstractNumId w:val="0"/>
   </w:num>
-  <w:num w:numId="21" w16cid:durableId="70200983">
+  <w:num w:numId="21">
     <w:abstractNumId w:val="2"/>
   </w:num>
-  <w:num w:numId="22" w16cid:durableId="1820069747">
+  <w:num w:numId="22">
     <w:abstractNumId w:val="13"/>
   </w:num>
-  <w:num w:numId="23" w16cid:durableId="948046438">
+  <w:num w:numId="23">
     <w:abstractNumId w:val="3"/>
   </w:num>
-  <w:num w:numId="24" w16cid:durableId="1945990195">
+  <w:num w:numId="24">
     <w:abstractNumId w:val="1"/>
   </w:num>
-  <w:num w:numId="25" w16cid:durableId="835807551">
+  <w:num w:numId="25">
     <w:abstractNumId w:val="8"/>
   </w:num>
-  <w:num w:numId="26" w16cid:durableId="1744452222">
+  <w:num w:numId="26">
     <w:abstractNumId w:val="9"/>
   </w:num>
-  <w:num w:numId="27" w16cid:durableId="1468475027">
+  <w:num w:numId="27">
     <w:abstractNumId w:val="12"/>
   </w:num>
-  <w:num w:numId="28" w16cid:durableId="1149900874">
+  <w:num w:numId="28">
     <w:abstractNumId w:val="11"/>
   </w:num>
-  <w:num w:numId="29" w16cid:durableId="1318150532">
+  <w:num w:numId="29">
     <w:abstractNumId w:val="7"/>
   </w:num>
-  <w:num w:numId="30" w16cid:durableId="1346860160">
+  <w:num w:numId="30">
     <w:abstractNumId w:val="5"/>
   </w:num>
-  <w:num w:numId="31" w16cid:durableId="865949537">
+  <w:num w:numId="31">
     <w:abstractNumId w:val="6"/>
   </w:num>
-  <w:num w:numId="32" w16cid:durableId="855073619">
+  <w:num w:numId="32">
     <w:abstractNumId w:val="4"/>
   </w:num>
 </w:numbering>
 </file>
 
 <file path=word/styles.xml><?xml version="1.0" encoding="utf-8"?>
-<w:styles xmlns:mc="http://schemas.openxmlformats.org/markup-compatibility/2006" xmlns:r="http://schemas.openxmlformats.org/officeDocument/2006/relationships" xmlns:w="http://schemas.openxmlformats.org/wordprocessingml/2006/main" xmlns:w14="http://schemas.microsoft.com/office/word/2010/wordml" xmlns:w15="http://schemas.microsoft.com/office/word/2012/wordml" xmlns:w16cex="http://schemas.microsoft.com/office/word/2018/wordml/cex" xmlns:w16cid="http://schemas.microsoft.com/office/word/2016/wordml/cid" xmlns:w16="http://schemas.microsoft.com/office/word/2018/wordml" xmlns:w16du="http://schemas.microsoft.com/office/word/2023/wordml/word16du" xmlns:w16sdtdh="http://schemas.microsoft.com/office/word/2020/wordml/sdtdatahash" xmlns:w16sdtfl="http://schemas.microsoft.com/office/word/2024/wordml/sdtformatlock" xmlns:w16se="http://schemas.microsoft.com/office/word/2015/wordml/symex" mc:Ignorable="w14 w15 w16se w16cid w16 w16cex w16sdtdh w16sdtfl w16du">
+<w:styles xmlns:mc="http://schemas.openxmlformats.org/markup-compatibility/2006" xmlns:r="http://schemas.openxmlformats.org/officeDocument/2006/relationships" xmlns:w="http://schemas.openxmlformats.org/wordprocessingml/2006/main" xmlns:w14="http://schemas.microsoft.com/office/word/2010/wordml" xmlns:w15="http://schemas.microsoft.com/office/word/2012/wordml" mc:Ignorable="w14 w15">
   <w:docDefaults>
     <w:rPrDefault>
       <w:rPr>
@@ -21246,7 +22828,7 @@
       </w:pPr>
     </w:pPrDefault>
   </w:docDefaults>
-  <w:latentStyles w:defLockedState="0" w:defUIPriority="99" w:defSemiHidden="0" w:defUnhideWhenUsed="0" w:defQFormat="0" w:count="376">
+  <w:latentStyles w:defLockedState="0" w:defUIPriority="99" w:defSemiHidden="0" w:defUnhideWhenUsed="0" w:defQFormat="0" w:count="371">
     <w:lsdException w:name="Normal" w:uiPriority="0" w:qFormat="1"/>
     <w:lsdException w:name="heading 1" w:uiPriority="0" w:qFormat="1"/>
     <w:lsdException w:name="heading 2" w:semiHidden="1" w:uiPriority="0" w:unhideWhenUsed="1" w:qFormat="1"/>
@@ -21618,11 +23200,6 @@
     <w:lsdException w:name="List Table 5 Dark Accent 6" w:uiPriority="50"/>
     <w:lsdException w:name="List Table 6 Colorful Accent 6" w:uiPriority="51"/>
     <w:lsdException w:name="List Table 7 Colorful Accent 6" w:uiPriority="52"/>
-    <w:lsdException w:name="Mention" w:semiHidden="1" w:unhideWhenUsed="1"/>
-    <w:lsdException w:name="Smart Hyperlink" w:semiHidden="1" w:unhideWhenUsed="1"/>
-    <w:lsdException w:name="Hashtag" w:semiHidden="1" w:unhideWhenUsed="1"/>
-    <w:lsdException w:name="Unresolved Mention" w:semiHidden="1" w:unhideWhenUsed="1"/>
-    <w:lsdException w:name="Smart Link" w:semiHidden="1" w:unhideWhenUsed="1"/>
   </w:latentStyles>
   <w:style w:type="paragraph" w:default="1" w:styleId="Normal">
     <w:name w:val="Normal"/>
@@ -21832,6 +23409,7 @@
   <w:style w:type="character" w:default="1" w:styleId="DefaultParagraphFont">
     <w:name w:val="Default Paragraph Font"/>
     <w:uiPriority w:val="1"/>
+    <w:semiHidden/>
     <w:unhideWhenUsed/>
   </w:style>
   <w:style w:type="table" w:default="1" w:styleId="TableNormal">
@@ -22123,6 +23701,7 @@
       <w:spacing w:after="0" w:line="240" w:lineRule="auto"/>
     </w:pPr>
     <w:tblPr>
+      <w:tblInd w:w="0" w:type="dxa"/>
       <w:tblBorders>
         <w:top w:val="single" w:sz="4" w:space="0" w:color="auto"/>
         <w:left w:val="single" w:sz="4" w:space="0" w:color="auto"/>
@@ -22131,6 +23710,12 @@
         <w:insideH w:val="single" w:sz="4" w:space="0" w:color="auto"/>
         <w:insideV w:val="single" w:sz="4" w:space="0" w:color="auto"/>
       </w:tblBorders>
+      <w:tblCellMar>
+        <w:top w:w="0" w:type="dxa"/>
+        <w:left w:w="108" w:type="dxa"/>
+        <w:bottom w:w="0" w:type="dxa"/>
+        <w:right w:w="108" w:type="dxa"/>
+      </w:tblCellMar>
     </w:tblPr>
   </w:style>
   <w:style w:type="paragraph" w:styleId="TOCHeading">
@@ -22218,7 +23803,7 @@
       <w:contextualSpacing/>
     </w:pPr>
   </w:style>
-  <w:style w:type="character" w:styleId="UnresolvedMention">
+  <w:style w:type="character" w:customStyle="1" w:styleId="UnresolvedMention">
     <w:name w:val="Unresolved Mention"/>
     <w:basedOn w:val="DefaultParagraphFont"/>
     <w:uiPriority w:val="99"/>
@@ -22246,7 +23831,7 @@
 </file>
 
 <file path=word/glossary/document.xml><?xml version="1.0" encoding="utf-8"?>
-<w:glossaryDocument xmlns:wpc="http://schemas.microsoft.com/office/word/2010/wordprocessingCanvas" xmlns:cx="http://schemas.microsoft.com/office/drawing/2014/chartex" xmlns:cx1="http://schemas.microsoft.com/office/drawing/2015/9/8/chartex" xmlns:cx2="http://schemas.microsoft.com/office/drawing/2015/10/21/chartex" xmlns:cx3="http://schemas.microsoft.com/office/drawing/2016/5/9/chartex" xmlns:cx4="http://schemas.microsoft.com/office/drawing/2016/5/10/chartex" xmlns:cx5="http://schemas.microsoft.com/office/drawing/2016/5/11/chartex" xmlns:cx6="http://schemas.microsoft.com/office/drawing/2016/5/12/chartex" xmlns:cx7="http://schemas.microsoft.com/office/drawing/2016/5/13/chartex" xmlns:cx8="http://schemas.microsoft.com/office/drawing/2016/5/14/chartex" xmlns:mc="http://schemas.openxmlformats.org/markup-compatibility/2006" xmlns:aink="http://schemas.microsoft.com/office/drawing/2016/ink" xmlns:am3d="http://schemas.microsoft.com/office/drawing/2017/model3d" xmlns:o="urn:schemas-microsoft-com:office:office" xmlns:oel="http://schemas.microsoft.com/office/2019/extlst" xmlns:r="http://schemas.openxmlformats.org/officeDocument/2006/relationships" xmlns:m="http://schemas.openxmlformats.org/officeDocument/2006/math" xmlns:v="urn:schemas-microsoft-com:vml" xmlns:wp14="http://schemas.microsoft.com/office/word/2010/wordprocessingDrawing" xmlns:wp="http://schemas.openxmlformats.org/drawingml/2006/wordprocessingDrawing" xmlns:w10="urn:schemas-microsoft-com:office:word" xmlns:w="http://schemas.openxmlformats.org/wordprocessingml/2006/main" xmlns:w14="http://schemas.microsoft.com/office/word/2010/wordml" xmlns:w15="http://schemas.microsoft.com/office/word/2012/wordml" xmlns:w16cex="http://schemas.microsoft.com/office/word/2018/wordml/cex" xmlns:w16cid="http://schemas.microsoft.com/office/word/2016/wordml/cid" xmlns:w16="http://schemas.microsoft.com/office/word/2018/wordml" xmlns:w16du="http://schemas.microsoft.com/office/word/2023/wordml/word16du" xmlns:w16sdtdh="http://schemas.microsoft.com/office/word/2020/wordml/sdtdatahash" xmlns:w16sdtfl="http://schemas.microsoft.com/office/word/2024/wordml/sdtformatlock" xmlns:w16se="http://schemas.microsoft.com/office/word/2015/wordml/symex" xmlns:wpg="http://schemas.microsoft.com/office/word/2010/wordprocessingGroup" xmlns:wpi="http://schemas.microsoft.com/office/word/2010/wordprocessingInk" xmlns:wne="http://schemas.microsoft.com/office/word/2006/wordml" xmlns:wps="http://schemas.microsoft.com/office/word/2010/wordprocessingShape" mc:Ignorable="w14 w15 w16se w16cid w16 w16cex w16sdtdh w16sdtfl w16du wp14">
+<w:glossaryDocument xmlns:wpc="http://schemas.microsoft.com/office/word/2010/wordprocessingCanvas" xmlns:mc="http://schemas.openxmlformats.org/markup-compatibility/2006" xmlns:o="urn:schemas-microsoft-com:office:office" xmlns:r="http://schemas.openxmlformats.org/officeDocument/2006/relationships" xmlns:m="http://schemas.openxmlformats.org/officeDocument/2006/math" xmlns:v="urn:schemas-microsoft-com:vml" xmlns:wp14="http://schemas.microsoft.com/office/word/2010/wordprocessingDrawing" xmlns:wp="http://schemas.openxmlformats.org/drawingml/2006/wordprocessingDrawing" xmlns:w10="urn:schemas-microsoft-com:office:word" xmlns:w="http://schemas.openxmlformats.org/wordprocessingml/2006/main" xmlns:w14="http://schemas.microsoft.com/office/word/2010/wordml" xmlns:w15="http://schemas.microsoft.com/office/word/2012/wordml" xmlns:wpg="http://schemas.microsoft.com/office/word/2010/wordprocessingGroup" xmlns:wpi="http://schemas.microsoft.com/office/word/2010/wordprocessingInk" xmlns:wne="http://schemas.microsoft.com/office/word/2006/wordml" xmlns:wps="http://schemas.microsoft.com/office/word/2010/wordprocessingShape" mc:Ignorable="w14 w15 wp14">
   <w:docParts>
     <w:docPart>
       <w:docPartPr>
@@ -22272,7 +23857,7 @@
             <w:rPr>
               <w:rFonts w:asciiTheme="majorHAnsi" w:eastAsiaTheme="majorEastAsia" w:hAnsiTheme="majorHAnsi" w:cstheme="majorBidi"/>
               <w:caps/>
-              <w:color w:val="156082" w:themeColor="accent1"/>
+              <w:color w:val="5B9BD5" w:themeColor="accent1"/>
               <w:sz w:val="80"/>
               <w:szCs w:val="80"/>
             </w:rPr>
@@ -22303,7 +23888,7 @@
           </w:pPr>
           <w:r>
             <w:rPr>
-              <w:color w:val="156082" w:themeColor="accent1"/>
+              <w:color w:val="5B9BD5" w:themeColor="accent1"/>
               <w:sz w:val="28"/>
               <w:szCs w:val="28"/>
             </w:rPr>
@@ -22317,7 +23902,7 @@
 </file>
 
 <file path=word/glossary/fontTable.xml><?xml version="1.0" encoding="utf-8"?>
-<w:fonts xmlns:mc="http://schemas.openxmlformats.org/markup-compatibility/2006" xmlns:r="http://schemas.openxmlformats.org/officeDocument/2006/relationships" xmlns:w="http://schemas.openxmlformats.org/wordprocessingml/2006/main" xmlns:w14="http://schemas.microsoft.com/office/word/2010/wordml" xmlns:w15="http://schemas.microsoft.com/office/word/2012/wordml" xmlns:w16cex="http://schemas.microsoft.com/office/word/2018/wordml/cex" xmlns:w16cid="http://schemas.microsoft.com/office/word/2016/wordml/cid" xmlns:w16="http://schemas.microsoft.com/office/word/2018/wordml" xmlns:w16du="http://schemas.microsoft.com/office/word/2023/wordml/word16du" xmlns:w16sdtdh="http://schemas.microsoft.com/office/word/2020/wordml/sdtdatahash" xmlns:w16sdtfl="http://schemas.microsoft.com/office/word/2024/wordml/sdtformatlock" xmlns:w16se="http://schemas.microsoft.com/office/word/2015/wordml/symex" mc:Ignorable="w14 w15 w16se w16cid w16 w16cex w16sdtdh w16sdtfl w16du">
+<w:fonts xmlns:mc="http://schemas.openxmlformats.org/markup-compatibility/2006" xmlns:r="http://schemas.openxmlformats.org/officeDocument/2006/relationships" xmlns:w="http://schemas.openxmlformats.org/wordprocessingml/2006/main" xmlns:w14="http://schemas.microsoft.com/office/word/2010/wordml" xmlns:w15="http://schemas.microsoft.com/office/word/2012/wordml" mc:Ignorable="w14 w15">
   <w:font w:name="Times New Roman">
     <w:panose1 w:val="02020603050405020304"/>
     <w:charset w:val="00"/>
@@ -22330,7 +23915,7 @@
     <w:charset w:val="00"/>
     <w:family w:val="swiss"/>
     <w:pitch w:val="variable"/>
-    <w:sig w:usb0="E4002EFF" w:usb1="C200247B" w:usb2="00000009" w:usb3="00000000" w:csb0="000001FF" w:csb1="00000000"/>
+    <w:sig w:usb0="E4002EFF" w:usb1="C000247B" w:usb2="00000009" w:usb3="00000000" w:csb0="000001FF" w:csb1="00000000"/>
   </w:font>
   <w:font w:name="Courier New">
     <w:panose1 w:val="02070309020205020404"/>
@@ -22355,10 +23940,11 @@
   </w:font>
   <w:font w:name="Cordia New">
     <w:panose1 w:val="020B0304020202020204"/>
-    <w:charset w:val="00"/>
-    <w:family w:val="swiss"/>
+    <w:charset w:val="DE"/>
+    <w:family w:val="roman"/>
+    <w:notTrueType/>
     <w:pitch w:val="variable"/>
-    <w:sig w:usb0="81000003" w:usb1="00000000" w:usb2="00000000" w:usb3="00000000" w:csb0="00010001" w:csb1="00000000"/>
+    <w:sig w:usb0="01000001" w:usb1="00000000" w:usb2="00000000" w:usb3="00000000" w:csb0="00010000" w:csb1="00000000"/>
   </w:font>
   <w:font w:name="Arial">
     <w:panose1 w:val="020B0604020202020204"/>
@@ -22373,55 +23959,28 @@
     <w:charset w:val="86"/>
     <w:family w:val="auto"/>
     <w:pitch w:val="variable"/>
-    <w:sig w:usb0="00000203" w:usb1="288F0000" w:usb2="00000016" w:usb3="00000000" w:csb0="00040001" w:csb1="00000000"/>
+    <w:sig w:usb0="00000003" w:usb1="288F0000" w:usb2="00000016" w:usb3="00000000" w:csb0="00040001" w:csb1="00000000"/>
   </w:font>
   <w:font w:name="Calibri Light">
     <w:panose1 w:val="020F0302020204030204"/>
     <w:charset w:val="00"/>
     <w:family w:val="swiss"/>
     <w:pitch w:val="variable"/>
-    <w:sig w:usb0="E4002EFF" w:usb1="C200247B" w:usb2="00000009" w:usb3="00000000" w:csb0="000001FF" w:csb1="00000000"/>
+    <w:sig w:usb0="E4002EFF" w:usb1="C000247B" w:usb2="00000009" w:usb3="00000000" w:csb0="000001FF" w:csb1="00000000"/>
   </w:font>
   <w:font w:name="Angsana New">
     <w:panose1 w:val="02020603050405020304"/>
-    <w:charset w:val="00"/>
+    <w:charset w:val="DE"/>
     <w:family w:val="roman"/>
+    <w:notTrueType/>
     <w:pitch w:val="variable"/>
-    <w:sig w:usb0="81000003" w:usb1="00000000" w:usb2="00000000" w:usb3="00000000" w:csb0="00010001" w:csb1="00000000"/>
-  </w:font>
-  <w:font w:name="Aptos">
-    <w:charset w:val="00"/>
-    <w:family w:val="swiss"/>
-    <w:pitch w:val="variable"/>
-    <w:sig w:usb0="20000287" w:usb1="00000003" w:usb2="00000000" w:usb3="00000000" w:csb0="0000019F" w:csb1="00000000"/>
-  </w:font>
-  <w:font w:name="DengXian">
-    <w:altName w:val="等线"/>
-    <w:panose1 w:val="02010600030101010101"/>
-    <w:charset w:val="86"/>
-    <w:family w:val="auto"/>
-    <w:pitch w:val="variable"/>
-    <w:sig w:usb0="A00002BF" w:usb1="38CF7CFA" w:usb2="00000016" w:usb3="00000000" w:csb0="0004000F" w:csb1="00000000"/>
-  </w:font>
-  <w:font w:name="Aptos Display">
-    <w:charset w:val="00"/>
-    <w:family w:val="swiss"/>
-    <w:pitch w:val="variable"/>
-    <w:sig w:usb0="20000287" w:usb1="00000003" w:usb2="00000000" w:usb3="00000000" w:csb0="0000019F" w:csb1="00000000"/>
-  </w:font>
-  <w:font w:name="DengXian Light">
-    <w:altName w:val="等线 Light"/>
-    <w:panose1 w:val="02010600030101010101"/>
-    <w:charset w:val="86"/>
-    <w:family w:val="auto"/>
-    <w:pitch w:val="variable"/>
-    <w:sig w:usb0="A00002BF" w:usb1="38CF7CFA" w:usb2="00000016" w:usb3="00000000" w:csb0="0004000F" w:csb1="00000000"/>
+    <w:sig w:usb0="01000001" w:usb1="00000000" w:usb2="00000000" w:usb3="00000000" w:csb0="00010000" w:csb1="00000000"/>
   </w:font>
 </w:fonts>
 </file>
 
 <file path=word/glossary/settings.xml><?xml version="1.0" encoding="utf-8"?>
-<w:settings xmlns:mc="http://schemas.openxmlformats.org/markup-compatibility/2006" xmlns:o="urn:schemas-microsoft-com:office:office" xmlns:r="http://schemas.openxmlformats.org/officeDocument/2006/relationships" xmlns:m="http://schemas.openxmlformats.org/officeDocument/2006/math" xmlns:v="urn:schemas-microsoft-com:vml" xmlns:w10="urn:schemas-microsoft-com:office:word" xmlns:w="http://schemas.openxmlformats.org/wordprocessingml/2006/main" xmlns:w14="http://schemas.microsoft.com/office/word/2010/wordml" xmlns:w15="http://schemas.microsoft.com/office/word/2012/wordml" xmlns:w16cex="http://schemas.microsoft.com/office/word/2018/wordml/cex" xmlns:w16cid="http://schemas.microsoft.com/office/word/2016/wordml/cid" xmlns:w16="http://schemas.microsoft.com/office/word/2018/wordml" xmlns:w16du="http://schemas.microsoft.com/office/word/2023/wordml/word16du" xmlns:w16sdtdh="http://schemas.microsoft.com/office/word/2020/wordml/sdtdatahash" xmlns:w16sdtfl="http://schemas.microsoft.com/office/word/2024/wordml/sdtformatlock" xmlns:w16se="http://schemas.microsoft.com/office/word/2015/wordml/symex" xmlns:sl="http://schemas.openxmlformats.org/schemaLibrary/2006/main" mc:Ignorable="w14 w15 w16se w16cid w16 w16cex w16sdtdh w16sdtfl w16du">
+<w:settings xmlns:mc="http://schemas.openxmlformats.org/markup-compatibility/2006" xmlns:o="urn:schemas-microsoft-com:office:office" xmlns:r="http://schemas.openxmlformats.org/officeDocument/2006/relationships" xmlns:m="http://schemas.openxmlformats.org/officeDocument/2006/math" xmlns:v="urn:schemas-microsoft-com:vml" xmlns:w10="urn:schemas-microsoft-com:office:word" xmlns:w="http://schemas.openxmlformats.org/wordprocessingml/2006/main" xmlns:w14="http://schemas.microsoft.com/office/word/2010/wordml" xmlns:w15="http://schemas.microsoft.com/office/word/2012/wordml" xmlns:sl="http://schemas.openxmlformats.org/schemaLibrary/2006/main" mc:Ignorable="w14 w15">
   <w:view w:val="normal"/>
   <w:revisionView w:inkAnnotations="0"/>
   <w:defaultTabStop w:val="720"/>
@@ -22433,10 +23992,10 @@
     <w:compatSetting w:name="enableOpenTypeFeatures" w:uri="http://schemas.microsoft.com/office/word" w:val="1"/>
     <w:compatSetting w:name="doNotFlipMirrorIndents" w:uri="http://schemas.microsoft.com/office/word" w:val="1"/>
     <w:compatSetting w:name="differentiateMultirowTableHeaders" w:uri="http://schemas.microsoft.com/office/word" w:val="1"/>
-    <w:compatSetting w:name="useWord2013TrackBottomHyphenation" w:uri="http://schemas.microsoft.com/office/word" w:val="1"/>
   </w:compat>
   <w:rsids>
     <w:rsidRoot w:val="00F152FF"/>
+    <w:rsid w:val="0002791B"/>
     <w:rsid w:val="00033FF1"/>
     <w:rsid w:val="00040436"/>
     <w:rsid w:val="0012704B"/>
@@ -22482,14 +24041,14 @@
   </m:mathPr>
   <w:themeFontLang w:val="en-US" w:eastAsia="zh-CN" w:bidi="th-TH"/>
   <w:clrSchemeMapping w:bg1="light1" w:t1="dark1" w:bg2="light2" w:t2="dark2" w:accent1="accent1" w:accent2="accent2" w:accent3="accent3" w:accent4="accent4" w:accent5="accent5" w:accent6="accent6" w:hyperlink="hyperlink" w:followedHyperlink="followedHyperlink"/>
-  <w:decimalSymbol w:val=","/>
+  <w:decimalSymbol w:val="."/>
   <w:listSeparator w:val=","/>
   <w15:chartTrackingRefBased/>
 </w:settings>
 </file>
 
 <file path=word/glossary/styles.xml><?xml version="1.0" encoding="utf-8"?>
-<w:styles xmlns:mc="http://schemas.openxmlformats.org/markup-compatibility/2006" xmlns:r="http://schemas.openxmlformats.org/officeDocument/2006/relationships" xmlns:w="http://schemas.openxmlformats.org/wordprocessingml/2006/main" xmlns:w14="http://schemas.microsoft.com/office/word/2010/wordml" xmlns:w15="http://schemas.microsoft.com/office/word/2012/wordml" xmlns:w16cex="http://schemas.microsoft.com/office/word/2018/wordml/cex" xmlns:w16cid="http://schemas.microsoft.com/office/word/2016/wordml/cid" xmlns:w16="http://schemas.microsoft.com/office/word/2018/wordml" xmlns:w16du="http://schemas.microsoft.com/office/word/2023/wordml/word16du" xmlns:w16sdtdh="http://schemas.microsoft.com/office/word/2020/wordml/sdtdatahash" xmlns:w16sdtfl="http://schemas.microsoft.com/office/word/2024/wordml/sdtformatlock" xmlns:w16se="http://schemas.microsoft.com/office/word/2015/wordml/symex" mc:Ignorable="w14 w15 w16se w16cid w16 w16cex w16sdtdh w16sdtfl w16du">
+<w:styles xmlns:mc="http://schemas.openxmlformats.org/markup-compatibility/2006" xmlns:r="http://schemas.openxmlformats.org/officeDocument/2006/relationships" xmlns:w="http://schemas.openxmlformats.org/wordprocessingml/2006/main" xmlns:w14="http://schemas.microsoft.com/office/word/2010/wordml" xmlns:w15="http://schemas.microsoft.com/office/word/2012/wordml" mc:Ignorable="w14 w15">
   <w:docDefaults>
     <w:rPrDefault>
       <w:rPr>
@@ -22505,7 +24064,7 @@
       </w:pPr>
     </w:pPrDefault>
   </w:docDefaults>
-  <w:latentStyles w:defLockedState="0" w:defUIPriority="99" w:defSemiHidden="0" w:defUnhideWhenUsed="0" w:defQFormat="0" w:count="376">
+  <w:latentStyles w:defLockedState="0" w:defUIPriority="99" w:defSemiHidden="0" w:defUnhideWhenUsed="0" w:defQFormat="0" w:count="371">
     <w:lsdException w:name="Normal" w:uiPriority="0" w:qFormat="1"/>
     <w:lsdException w:name="heading 1" w:uiPriority="9" w:qFormat="1"/>
     <w:lsdException w:name="heading 2" w:semiHidden="1" w:uiPriority="9" w:unhideWhenUsed="1" w:qFormat="1"/>
@@ -22877,11 +24436,6 @@
     <w:lsdException w:name="List Table 5 Dark Accent 6" w:uiPriority="50"/>
     <w:lsdException w:name="List Table 6 Colorful Accent 6" w:uiPriority="51"/>
     <w:lsdException w:name="List Table 7 Colorful Accent 6" w:uiPriority="52"/>
-    <w:lsdException w:name="Mention" w:semiHidden="1" w:unhideWhenUsed="1"/>
-    <w:lsdException w:name="Smart Hyperlink" w:semiHidden="1" w:unhideWhenUsed="1"/>
-    <w:lsdException w:name="Hashtag" w:semiHidden="1" w:unhideWhenUsed="1"/>
-    <w:lsdException w:name="Unresolved Mention" w:semiHidden="1" w:unhideWhenUsed="1"/>
-    <w:lsdException w:name="Smart Link" w:semiHidden="1" w:unhideWhenUsed="1"/>
   </w:latentStyles>
   <w:style w:type="paragraph" w:default="1" w:styleId="Normal">
     <w:name w:val="Normal"/>
@@ -22926,7 +24480,7 @@
 </file>
 
 <file path=word/glossary/webSettings.xml><?xml version="1.0" encoding="utf-8"?>
-<w:webSettings xmlns:mc="http://schemas.openxmlformats.org/markup-compatibility/2006" xmlns:r="http://schemas.openxmlformats.org/officeDocument/2006/relationships" xmlns:w="http://schemas.openxmlformats.org/wordprocessingml/2006/main" xmlns:w14="http://schemas.microsoft.com/office/word/2010/wordml" xmlns:w15="http://schemas.microsoft.com/office/word/2012/wordml" xmlns:w16cex="http://schemas.microsoft.com/office/word/2018/wordml/cex" xmlns:w16cid="http://schemas.microsoft.com/office/word/2016/wordml/cid" xmlns:w16="http://schemas.microsoft.com/office/word/2018/wordml" xmlns:w16du="http://schemas.microsoft.com/office/word/2023/wordml/word16du" xmlns:w16sdtdh="http://schemas.microsoft.com/office/word/2020/wordml/sdtdatahash" xmlns:w16sdtfl="http://schemas.microsoft.com/office/word/2024/wordml/sdtformatlock" xmlns:w16se="http://schemas.microsoft.com/office/word/2015/wordml/symex" mc:Ignorable="w14 w15 w16se w16cid w16 w16cex w16sdtdh w16sdtfl w16du">
+<w:webSettings xmlns:mc="http://schemas.openxmlformats.org/markup-compatibility/2006" xmlns:r="http://schemas.openxmlformats.org/officeDocument/2006/relationships" xmlns:w="http://schemas.openxmlformats.org/wordprocessingml/2006/main" xmlns:w14="http://schemas.microsoft.com/office/word/2010/wordml" xmlns:w15="http://schemas.microsoft.com/office/word/2012/wordml" mc:Ignorable="w14 w15">
   <w:optimizeForBrowser/>
   <w:allowPNG/>
 </w:webSettings>
@@ -23217,7 +24771,7 @@
 </file>
 
 <file path=customXml/itemProps2.xml><?xml version="1.0" encoding="utf-8"?>
-<ds:datastoreItem xmlns:ds="http://schemas.openxmlformats.org/officeDocument/2006/customXml" ds:itemID="{53125606-60E0-3542-BC39-50561D6A45F0}">
+<ds:datastoreItem xmlns:ds="http://schemas.openxmlformats.org/officeDocument/2006/customXml" ds:itemID="{53B43E8A-0EA5-4E2B-B170-973CB7FFF822}">
   <ds:schemaRefs>
     <ds:schemaRef ds:uri="http://schemas.openxmlformats.org/officeDocument/2006/bibliography"/>
   </ds:schemaRefs>
